--- a/BesmelhAlshaalan_Resume.docx
+++ b/BesmelhAlshaalan_Resume.docx
@@ -476,7 +476,29 @@
           <w:sz w:val="19"/>
           <w:szCs w:val="19"/>
         </w:rPr>
-        <w:t xml:space="preserve">, and crafting custom shaders, including photorealistic and toon-shading raytracers using </w:t>
+        <w:t xml:space="preserve">, and crafting custom shaders, including photorealistic and toon-shading </w:t>
+      </w:r>
+      <w:proofErr w:type="spellStart"/>
+      <w:r>
+        <w:rPr>
+          <w:rFonts w:ascii="Cambria" w:eastAsia="Times New Roman" w:hAnsi="Cambria" w:cs="Times New Roman"/>
+          <w:iCs/>
+          <w:spacing w:val="-1"/>
+          <w:sz w:val="19"/>
+          <w:szCs w:val="19"/>
+        </w:rPr>
+        <w:t>raytracers</w:t>
+      </w:r>
+      <w:proofErr w:type="spellEnd"/>
+      <w:r>
+        <w:rPr>
+          <w:rFonts w:ascii="Cambria" w:eastAsia="Times New Roman" w:hAnsi="Cambria" w:cs="Times New Roman"/>
+          <w:iCs/>
+          <w:spacing w:val="-1"/>
+          <w:sz w:val="19"/>
+          <w:szCs w:val="19"/>
+        </w:rPr>
+        <w:t xml:space="preserve"> using </w:t>
       </w:r>
       <w:r>
         <w:rPr>
@@ -1242,6 +1264,7 @@
         </w:rPr>
         <w:t xml:space="preserve">                      </w:t>
       </w:r>
+      <w:proofErr w:type="spellStart"/>
       <w:r>
         <w:rPr>
           <w:rFonts w:ascii="Cambria" w:eastAsia="Times New Roman" w:hAnsi="Cambria" w:cs="Times New Roman"/>
@@ -1250,7 +1273,18 @@
           <w:sz w:val="19"/>
           <w:szCs w:val="19"/>
         </w:rPr>
-        <w:t>Thuwal, KSA</w:t>
+        <w:t>Thuwal</w:t>
+      </w:r>
+      <w:proofErr w:type="spellEnd"/>
+      <w:r>
+        <w:rPr>
+          <w:rFonts w:ascii="Cambria" w:eastAsia="Times New Roman" w:hAnsi="Cambria" w:cs="Times New Roman"/>
+          <w:i/>
+          <w:spacing w:val="-2"/>
+          <w:sz w:val="19"/>
+          <w:szCs w:val="19"/>
+        </w:rPr>
+        <w:t>, KSA</w:t>
       </w:r>
     </w:p>
     <w:p>
@@ -1268,6 +1302,7 @@
           <w:szCs w:val="19"/>
         </w:rPr>
       </w:pPr>
+      <w:proofErr w:type="gramStart"/>
       <w:r>
         <w:rPr>
           <w:rFonts w:ascii="Cambria" w:eastAsia="Times New Roman" w:hAnsi="Cambria" w:cs="Times New Roman"/>
@@ -1319,6 +1354,7 @@
         </w:rPr>
         <w:t>in Computer Science</w:t>
       </w:r>
+      <w:proofErr w:type="gramEnd"/>
       <w:r>
         <w:rPr>
           <w:rFonts w:ascii="Cambria" w:eastAsia="Times New Roman" w:hAnsi="Cambria" w:cs="Times New Roman"/>
@@ -1721,6 +1757,7 @@
         </w:rPr>
         <w:t xml:space="preserve">  </w:t>
       </w:r>
+      <w:proofErr w:type="spellStart"/>
       <w:r>
         <w:rPr>
           <w:rFonts w:ascii="Cambria" w:eastAsia="Times New Roman" w:hAnsi="Cambria" w:cs="Times New Roman"/>
@@ -1729,7 +1766,18 @@
           <w:sz w:val="19"/>
           <w:szCs w:val="19"/>
         </w:rPr>
-        <w:t>Rochester, NY</w:t>
+        <w:t>Rochester</w:t>
+      </w:r>
+      <w:proofErr w:type="spellEnd"/>
+      <w:r>
+        <w:rPr>
+          <w:rFonts w:ascii="Cambria" w:eastAsia="Times New Roman" w:hAnsi="Cambria" w:cs="Times New Roman"/>
+          <w:i/>
+          <w:spacing w:val="-2"/>
+          <w:sz w:val="19"/>
+          <w:szCs w:val="19"/>
+        </w:rPr>
+        <w:t>, NY</w:t>
       </w:r>
       <w:r>
         <w:rPr>
@@ -2153,22 +2201,49 @@
         <w:ind w:right="-20"/>
         <w:rPr>
           <w:rFonts w:ascii="Cambria" w:eastAsia="Times New Roman" w:hAnsi="Cambria" w:cs="Times New Roman"/>
-          <w:iCs/>
-          <w:sz w:val="19"/>
-          <w:szCs w:val="19"/>
-        </w:rPr>
-      </w:pPr>
-      <w:r>
-        <w:rPr>
-          <w:rFonts w:ascii="Cambria" w:eastAsia="Times New Roman" w:hAnsi="Cambria" w:cs="Times New Roman"/>
-          <w:b/>
-          <w:bCs/>
-          <w:iCs/>
-          <w:spacing w:val="-1"/>
-          <w:sz w:val="19"/>
-          <w:szCs w:val="19"/>
-        </w:rPr>
-        <w:t>VR Game Development Intern</w:t>
+          <w:b/>
+          <w:bCs/>
+          <w:iCs/>
+          <w:spacing w:val="-1"/>
+          <w:sz w:val="19"/>
+          <w:szCs w:val="19"/>
+        </w:rPr>
+      </w:pPr>
+      <w:r>
+        <w:rPr>
+          <w:rFonts w:ascii="Cambria" w:eastAsia="Times New Roman" w:hAnsi="Cambria" w:cs="Times New Roman"/>
+          <w:b/>
+          <w:bCs/>
+          <w:iCs/>
+          <w:spacing w:val="-1"/>
+          <w:sz w:val="19"/>
+          <w:szCs w:val="19"/>
+        </w:rPr>
+        <w:t xml:space="preserve">Cloud </w:t>
+      </w:r>
+      <w:r>
+        <w:rPr>
+          <w:rFonts w:ascii="Cambria" w:eastAsia="Times New Roman" w:hAnsi="Cambria" w:cs="Times New Roman"/>
+          <w:b/>
+          <w:bCs/>
+          <w:iCs/>
+          <w:spacing w:val="-1"/>
+          <w:sz w:val="19"/>
+          <w:szCs w:val="19"/>
+        </w:rPr>
+        <w:t>Software and Platform Engineer</w:t>
+      </w:r>
+      <w:r>
+        <w:rPr>
+          <w:rFonts w:ascii="Cambria" w:eastAsia="Times New Roman" w:hAnsi="Cambria" w:cs="Times New Roman"/>
+          <w:b/>
+          <w:bCs/>
+          <w:iCs/>
+          <w:spacing w:val="-1"/>
+          <w:sz w:val="19"/>
+          <w:szCs w:val="19"/>
+        </w:rPr>
+        <w:t xml:space="preserve"> Associate</w:t>
       </w:r>
       <w:r>
         <w:rPr>
@@ -2190,50 +2265,82 @@
           <w:sz w:val="19"/>
           <w:szCs w:val="19"/>
         </w:rPr>
-        <w:t>Saudi Aramco</w:t>
-      </w:r>
-      <w:r>
-        <w:rPr>
-          <w:rFonts w:ascii="Cambria" w:eastAsia="Times New Roman" w:hAnsi="Cambria" w:cs="Times New Roman"/>
-          <w:b/>
-          <w:bCs/>
-          <w:spacing w:val="-1"/>
-          <w:sz w:val="19"/>
-          <w:szCs w:val="19"/>
-        </w:rPr>
-        <w:t xml:space="preserve">                                   </w:t>
-      </w:r>
-      <w:r>
-        <w:rPr>
-          <w:rFonts w:ascii="Cambria" w:eastAsia="Times New Roman" w:hAnsi="Cambria" w:cs="Times New Roman"/>
-          <w:b/>
-          <w:bCs/>
-          <w:spacing w:val="-1"/>
-          <w:sz w:val="19"/>
-          <w:szCs w:val="19"/>
-        </w:rPr>
-        <w:t xml:space="preserve">                                                                                               </w:t>
-      </w:r>
-      <w:r>
-        <w:rPr>
-          <w:rFonts w:ascii="Cambria" w:eastAsia="Times New Roman" w:hAnsi="Cambria" w:cs="Times New Roman"/>
-          <w:b/>
-          <w:bCs/>
-          <w:spacing w:val="-1"/>
-          <w:sz w:val="19"/>
-          <w:szCs w:val="19"/>
-        </w:rPr>
-        <w:t xml:space="preserve"> </w:t>
-      </w:r>
-      <w:r>
-        <w:rPr>
-          <w:rFonts w:ascii="Cambria" w:eastAsia="Times New Roman" w:hAnsi="Cambria" w:cs="Times New Roman"/>
-          <w:b/>
-          <w:bCs/>
-          <w:sz w:val="19"/>
-          <w:szCs w:val="19"/>
-        </w:rPr>
-        <w:t>June</w:t>
+        <w:t xml:space="preserve">Accenture, </w:t>
+      </w:r>
+      <w:r>
+        <w:rPr>
+          <w:rFonts w:ascii="Cambria" w:eastAsia="Times New Roman" w:hAnsi="Cambria" w:cs="Times New Roman"/>
+          <w:i/>
+          <w:iCs/>
+          <w:spacing w:val="-1"/>
+          <w:sz w:val="19"/>
+          <w:szCs w:val="19"/>
+        </w:rPr>
+        <w:t>Riyadh</w:t>
+      </w:r>
+      <w:r>
+        <w:rPr>
+          <w:rFonts w:ascii="Cambria" w:eastAsia="Times New Roman" w:hAnsi="Cambria" w:cs="Times New Roman"/>
+          <w:i/>
+          <w:iCs/>
+          <w:spacing w:val="-1"/>
+          <w:sz w:val="19"/>
+          <w:szCs w:val="19"/>
+        </w:rPr>
+        <w:t>, Saudi Arabia</w:t>
+      </w:r>
+      <w:r>
+        <w:rPr>
+          <w:rFonts w:ascii="Cambria" w:eastAsia="Times New Roman" w:hAnsi="Cambria" w:cs="Times New Roman"/>
+          <w:b/>
+          <w:bCs/>
+          <w:spacing w:val="-1"/>
+          <w:sz w:val="19"/>
+          <w:szCs w:val="19"/>
+        </w:rPr>
+        <w:t xml:space="preserve">                                  </w:t>
+      </w:r>
+      <w:r>
+        <w:rPr>
+          <w:rFonts w:ascii="Cambria" w:eastAsia="Times New Roman" w:hAnsi="Cambria" w:cs="Times New Roman"/>
+          <w:b/>
+          <w:bCs/>
+          <w:spacing w:val="-1"/>
+          <w:sz w:val="19"/>
+          <w:szCs w:val="19"/>
+        </w:rPr>
+        <w:t xml:space="preserve">                       </w:t>
+      </w:r>
+      <w:r>
+        <w:rPr>
+          <w:rFonts w:ascii="Cambria" w:eastAsia="Times New Roman" w:hAnsi="Cambria" w:cs="Times New Roman"/>
+          <w:b/>
+          <w:bCs/>
+          <w:spacing w:val="-1"/>
+          <w:sz w:val="19"/>
+          <w:szCs w:val="19"/>
+        </w:rPr>
+        <w:t xml:space="preserve">   J</w:t>
+      </w:r>
+      <w:r>
+        <w:rPr>
+          <w:rFonts w:ascii="Cambria" w:eastAsia="Times New Roman" w:hAnsi="Cambria" w:cs="Times New Roman"/>
+          <w:b/>
+          <w:bCs/>
+          <w:sz w:val="19"/>
+          <w:szCs w:val="19"/>
+        </w:rPr>
+        <w:t>u</w:t>
+      </w:r>
+      <w:r>
+        <w:rPr>
+          <w:rFonts w:ascii="Cambria" w:eastAsia="Times New Roman" w:hAnsi="Cambria" w:cs="Times New Roman"/>
+          <w:b/>
+          <w:bCs/>
+          <w:sz w:val="19"/>
+          <w:szCs w:val="19"/>
+        </w:rPr>
+        <w:t>ly</w:t>
       </w:r>
       <w:r>
         <w:rPr>
@@ -2253,7 +2360,7 @@
           <w:sz w:val="19"/>
           <w:szCs w:val="19"/>
         </w:rPr>
-        <w:t>4</w:t>
+        <w:t>5</w:t>
       </w:r>
       <w:r>
         <w:rPr>
@@ -2273,7 +2380,7 @@
           <w:sz w:val="19"/>
           <w:szCs w:val="19"/>
         </w:rPr>
-        <w:t>Aug</w:t>
+        <w:t>Sep</w:t>
       </w:r>
       <w:r>
         <w:rPr>
@@ -2293,7 +2400,7 @@
           <w:sz w:val="19"/>
           <w:szCs w:val="19"/>
         </w:rPr>
-        <w:t>4</w:t>
+        <w:t>5</w:t>
       </w:r>
     </w:p>
     <w:p>
@@ -2322,25 +2429,210 @@
           <w:sz w:val="19"/>
           <w:szCs w:val="19"/>
         </w:rPr>
-        <w:t xml:space="preserve">Conceptualized and prototyped educational oil exploration game using Figma, completing </w:t>
-      </w:r>
-      <w:r>
-        <w:rPr>
-          <w:rFonts w:ascii="Cambria" w:eastAsia="Times New Roman" w:hAnsi="Cambria" w:cs="Times New Roman"/>
-          <w:iCs/>
-          <w:sz w:val="19"/>
-          <w:szCs w:val="19"/>
-        </w:rPr>
-        <w:t>~</w:t>
-      </w:r>
-      <w:r>
-        <w:rPr>
-          <w:rFonts w:ascii="Cambria" w:eastAsia="Times New Roman" w:hAnsi="Cambria" w:cs="Times New Roman"/>
-          <w:iCs/>
-          <w:sz w:val="19"/>
-          <w:szCs w:val="19"/>
-        </w:rPr>
-        <w:t>30% of game development process.</w:t>
+        <w:t xml:space="preserve">Will </w:t>
+      </w:r>
+      <w:r>
+        <w:rPr>
+          <w:rFonts w:ascii="Cambria" w:eastAsia="Times New Roman" w:hAnsi="Cambria" w:cs="Times New Roman"/>
+          <w:iCs/>
+          <w:sz w:val="19"/>
+          <w:szCs w:val="19"/>
+        </w:rPr>
+        <w:t>engage in real-world cloud-native software projects, Agile development, and cloud platforms (AWS, Azure, GCP)</w:t>
+      </w:r>
+      <w:r>
+        <w:rPr>
+          <w:rFonts w:ascii="Cambria" w:eastAsia="Times New Roman" w:hAnsi="Cambria" w:cs="Times New Roman"/>
+          <w:iCs/>
+          <w:sz w:val="19"/>
+          <w:szCs w:val="19"/>
+        </w:rPr>
+        <w:t>.</w:t>
+      </w:r>
+    </w:p>
+    <w:p>
+      <w:pPr>
+        <w:tabs>
+          <w:tab w:val="left" w:pos="8240"/>
+        </w:tabs>
+        <w:spacing w:before="34" w:after="0" w:line="240" w:lineRule="auto"/>
+        <w:ind w:right="-20"/>
+        <w:rPr>
+          <w:rFonts w:ascii="Cambria" w:eastAsia="Times New Roman" w:hAnsi="Cambria" w:cs="Times New Roman"/>
+          <w:iCs/>
+          <w:sz w:val="19"/>
+          <w:szCs w:val="19"/>
+        </w:rPr>
+      </w:pPr>
+      <w:r>
+        <w:rPr>
+          <w:rFonts w:ascii="Cambria" w:eastAsia="Times New Roman" w:hAnsi="Cambria" w:cs="Times New Roman"/>
+          <w:b/>
+          <w:bCs/>
+          <w:iCs/>
+          <w:spacing w:val="-1"/>
+          <w:sz w:val="19"/>
+          <w:szCs w:val="19"/>
+        </w:rPr>
+        <w:t>VR Game Development Intern</w:t>
+      </w:r>
+      <w:r>
+        <w:rPr>
+          <w:rFonts w:ascii="Cambria" w:eastAsia="Times New Roman" w:hAnsi="Cambria" w:cs="Times New Roman"/>
+          <w:b/>
+          <w:bCs/>
+          <w:spacing w:val="-1"/>
+          <w:sz w:val="19"/>
+          <w:szCs w:val="19"/>
+        </w:rPr>
+        <w:t xml:space="preserve">, </w:t>
+      </w:r>
+      <w:r>
+        <w:rPr>
+          <w:rFonts w:ascii="Cambria" w:eastAsia="Times New Roman" w:hAnsi="Cambria" w:cs="Times New Roman"/>
+          <w:b/>
+          <w:bCs/>
+          <w:spacing w:val="-1"/>
+          <w:sz w:val="19"/>
+          <w:szCs w:val="19"/>
+        </w:rPr>
+        <w:t>Saudi Aramco</w:t>
+      </w:r>
+      <w:r>
+        <w:rPr>
+          <w:rFonts w:ascii="Cambria" w:eastAsia="Times New Roman" w:hAnsi="Cambria" w:cs="Times New Roman"/>
+          <w:b/>
+          <w:bCs/>
+          <w:spacing w:val="-1"/>
+          <w:sz w:val="19"/>
+          <w:szCs w:val="19"/>
+        </w:rPr>
+        <w:t xml:space="preserve">, </w:t>
+      </w:r>
+      <w:r>
+        <w:rPr>
+          <w:rFonts w:ascii="Cambria" w:eastAsia="Times New Roman" w:hAnsi="Cambria" w:cs="Times New Roman"/>
+          <w:i/>
+          <w:iCs/>
+          <w:spacing w:val="-1"/>
+          <w:sz w:val="19"/>
+          <w:szCs w:val="19"/>
+        </w:rPr>
+        <w:t>Dhahran</w:t>
+      </w:r>
+      <w:r>
+        <w:rPr>
+          <w:rFonts w:ascii="Cambria" w:eastAsia="Times New Roman" w:hAnsi="Cambria" w:cs="Times New Roman"/>
+          <w:i/>
+          <w:iCs/>
+          <w:spacing w:val="-1"/>
+          <w:sz w:val="19"/>
+          <w:szCs w:val="19"/>
+        </w:rPr>
+        <w:t>, Saudi Arabia</w:t>
+      </w:r>
+      <w:r>
+        <w:rPr>
+          <w:rFonts w:ascii="Cambria" w:eastAsia="Times New Roman" w:hAnsi="Cambria" w:cs="Times New Roman"/>
+          <w:b/>
+          <w:bCs/>
+          <w:spacing w:val="-1"/>
+          <w:sz w:val="19"/>
+          <w:szCs w:val="19"/>
+        </w:rPr>
+        <w:t xml:space="preserve">                                   </w:t>
+      </w:r>
+      <w:r>
+        <w:rPr>
+          <w:rFonts w:ascii="Cambria" w:eastAsia="Times New Roman" w:hAnsi="Cambria" w:cs="Times New Roman"/>
+          <w:b/>
+          <w:bCs/>
+          <w:spacing w:val="-1"/>
+          <w:sz w:val="19"/>
+          <w:szCs w:val="19"/>
+        </w:rPr>
+        <w:t xml:space="preserve">                                              </w:t>
+      </w:r>
+      <w:r>
+        <w:rPr>
+          <w:rFonts w:ascii="Cambria" w:eastAsia="Times New Roman" w:hAnsi="Cambria" w:cs="Times New Roman"/>
+          <w:b/>
+          <w:bCs/>
+          <w:spacing w:val="-1"/>
+          <w:sz w:val="19"/>
+          <w:szCs w:val="19"/>
+        </w:rPr>
+        <w:t xml:space="preserve">    </w:t>
+      </w:r>
+      <w:r>
+        <w:rPr>
+          <w:rFonts w:ascii="Cambria" w:eastAsia="Times New Roman" w:hAnsi="Cambria" w:cs="Times New Roman"/>
+          <w:b/>
+          <w:bCs/>
+          <w:sz w:val="19"/>
+          <w:szCs w:val="19"/>
+        </w:rPr>
+        <w:t>June</w:t>
+      </w:r>
+      <w:r>
+        <w:rPr>
+          <w:rFonts w:ascii="Cambria" w:eastAsia="Times New Roman" w:hAnsi="Cambria" w:cs="Times New Roman"/>
+          <w:b/>
+          <w:bCs/>
+          <w:sz w:val="19"/>
+          <w:szCs w:val="19"/>
+        </w:rPr>
+        <w:t xml:space="preserve"> 202</w:t>
+      </w:r>
+      <w:r>
+        <w:rPr>
+          <w:rFonts w:ascii="Cambria" w:eastAsia="Times New Roman" w:hAnsi="Cambria" w:cs="Times New Roman"/>
+          <w:b/>
+          <w:bCs/>
+          <w:sz w:val="19"/>
+          <w:szCs w:val="19"/>
+        </w:rPr>
+        <w:t>4</w:t>
+      </w:r>
+      <w:r>
+        <w:rPr>
+          <w:rFonts w:ascii="Cambria" w:eastAsia="Times New Roman" w:hAnsi="Cambria" w:cs="Times New Roman"/>
+          <w:b/>
+          <w:bCs/>
+          <w:sz w:val="19"/>
+          <w:szCs w:val="19"/>
+        </w:rPr>
+        <w:t xml:space="preserve"> – </w:t>
+      </w:r>
+      <w:r>
+        <w:rPr>
+          <w:rFonts w:ascii="Cambria" w:eastAsia="Times New Roman" w:hAnsi="Cambria" w:cs="Times New Roman"/>
+          <w:b/>
+          <w:bCs/>
+          <w:sz w:val="19"/>
+          <w:szCs w:val="19"/>
+        </w:rPr>
+        <w:t>Aug</w:t>
+      </w:r>
+      <w:r>
+        <w:rPr>
+          <w:rFonts w:ascii="Cambria" w:eastAsia="Times New Roman" w:hAnsi="Cambria" w:cs="Times New Roman"/>
+          <w:b/>
+          <w:bCs/>
+          <w:sz w:val="19"/>
+          <w:szCs w:val="19"/>
+        </w:rPr>
+        <w:t xml:space="preserve"> 202</w:t>
+      </w:r>
+      <w:r>
+        <w:rPr>
+          <w:rFonts w:ascii="Cambria" w:eastAsia="Times New Roman" w:hAnsi="Cambria" w:cs="Times New Roman"/>
+          <w:b/>
+          <w:bCs/>
+          <w:sz w:val="19"/>
+          <w:szCs w:val="19"/>
+        </w:rPr>
+        <w:t>4</w:t>
       </w:r>
     </w:p>
     <w:p>
@@ -2353,6 +2645,53 @@
         <w:tabs>
           <w:tab w:val="left" w:pos="8240"/>
         </w:tabs>
+        <w:spacing w:before="34" w:after="0"/>
+        <w:ind w:right="-20"/>
+        <w:rPr>
+          <w:rFonts w:ascii="Cambria" w:eastAsia="Times New Roman" w:hAnsi="Cambria" w:cs="Times New Roman"/>
+          <w:iCs/>
+          <w:sz w:val="19"/>
+          <w:szCs w:val="19"/>
+        </w:rPr>
+      </w:pPr>
+      <w:r>
+        <w:rPr>
+          <w:rFonts w:ascii="Cambria" w:eastAsia="Times New Roman" w:hAnsi="Cambria" w:cs="Times New Roman"/>
+          <w:iCs/>
+          <w:sz w:val="19"/>
+          <w:szCs w:val="19"/>
+        </w:rPr>
+        <w:t xml:space="preserve">Conceptualized and prototyped educational oil exploration game using Figma, completing </w:t>
+      </w:r>
+      <w:r>
+        <w:rPr>
+          <w:rFonts w:ascii="Cambria" w:eastAsia="Times New Roman" w:hAnsi="Cambria" w:cs="Times New Roman"/>
+          <w:iCs/>
+          <w:sz w:val="19"/>
+          <w:szCs w:val="19"/>
+        </w:rPr>
+        <w:t>~</w:t>
+      </w:r>
+      <w:r>
+        <w:rPr>
+          <w:rFonts w:ascii="Cambria" w:eastAsia="Times New Roman" w:hAnsi="Cambria" w:cs="Times New Roman"/>
+          <w:iCs/>
+          <w:sz w:val="19"/>
+          <w:szCs w:val="19"/>
+        </w:rPr>
+        <w:t>30% of game development process.</w:t>
+      </w:r>
+    </w:p>
+    <w:p>
+      <w:pPr>
+        <w:pStyle w:val="ListParagraph"/>
+        <w:numPr>
+          <w:ilvl w:val="0"/>
+          <w:numId w:val="34"/>
+        </w:numPr>
+        <w:tabs>
+          <w:tab w:val="left" w:pos="8240"/>
+        </w:tabs>
         <w:spacing w:before="34" w:after="0" w:line="240" w:lineRule="auto"/>
         <w:ind w:right="-20"/>
         <w:rPr>
@@ -2369,7 +2708,27 @@
           <w:sz w:val="19"/>
           <w:szCs w:val="19"/>
         </w:rPr>
-        <w:t>Developed VR project template with hand tracking to convert existing Oculus projects to Vive Focus</w:t>
+        <w:t xml:space="preserve">Developed VR project template with hand tracking to convert existing Oculus projects to </w:t>
+      </w:r>
+      <w:proofErr w:type="spellStart"/>
+      <w:r>
+        <w:rPr>
+          <w:rFonts w:ascii="Cambria" w:eastAsia="Times New Roman" w:hAnsi="Cambria" w:cs="Times New Roman"/>
+          <w:iCs/>
+          <w:sz w:val="19"/>
+          <w:szCs w:val="19"/>
+        </w:rPr>
+        <w:t>Vive</w:t>
+      </w:r>
+      <w:proofErr w:type="spellEnd"/>
+      <w:r>
+        <w:rPr>
+          <w:rFonts w:ascii="Cambria" w:eastAsia="Times New Roman" w:hAnsi="Cambria" w:cs="Times New Roman"/>
+          <w:iCs/>
+          <w:sz w:val="19"/>
+          <w:szCs w:val="19"/>
+        </w:rPr>
+        <w:t xml:space="preserve"> Focus</w:t>
       </w:r>
       <w:r>
         <w:rPr>
@@ -2514,6 +2873,7 @@
         </w:rPr>
         <w:t xml:space="preserve">, </w:t>
       </w:r>
+      <w:proofErr w:type="spellStart"/>
       <w:r>
         <w:rPr>
           <w:rFonts w:ascii="Cambria" w:eastAsia="Times New Roman" w:hAnsi="Cambria" w:cs="Times New Roman"/>
@@ -2523,7 +2883,19 @@
           <w:sz w:val="19"/>
           <w:szCs w:val="19"/>
         </w:rPr>
-        <w:t>Thuwal, Saudi Arabia</w:t>
+        <w:t>Thuwal</w:t>
+      </w:r>
+      <w:proofErr w:type="spellEnd"/>
+      <w:r>
+        <w:rPr>
+          <w:rFonts w:ascii="Cambria" w:eastAsia="Times New Roman" w:hAnsi="Cambria" w:cs="Times New Roman"/>
+          <w:i/>
+          <w:iCs/>
+          <w:spacing w:val="-1"/>
+          <w:sz w:val="19"/>
+          <w:szCs w:val="19"/>
+        </w:rPr>
+        <w:t>, Saudi Arabia</w:t>
       </w:r>
       <w:r>
         <w:rPr>
@@ -2605,7 +2977,27 @@
           <w:sz w:val="19"/>
           <w:szCs w:val="19"/>
         </w:rPr>
-        <w:t xml:space="preserve">Converting functionality of an existing OpenGL application to WebGPU, </w:t>
+        <w:t xml:space="preserve">Converting functionality of an existing OpenGL application to </w:t>
+      </w:r>
+      <w:proofErr w:type="spellStart"/>
+      <w:r>
+        <w:rPr>
+          <w:rFonts w:ascii="Cambria" w:eastAsia="Times New Roman" w:hAnsi="Cambria" w:cs="Times New Roman"/>
+          <w:iCs/>
+          <w:sz w:val="19"/>
+          <w:szCs w:val="19"/>
+        </w:rPr>
+        <w:t>WebGPU</w:t>
+      </w:r>
+      <w:proofErr w:type="spellEnd"/>
+      <w:r>
+        <w:rPr>
+          <w:rFonts w:ascii="Cambria" w:eastAsia="Times New Roman" w:hAnsi="Cambria" w:cs="Times New Roman"/>
+          <w:iCs/>
+          <w:sz w:val="19"/>
+          <w:szCs w:val="19"/>
+        </w:rPr>
+        <w:t xml:space="preserve">, </w:t>
       </w:r>
       <w:r>
         <w:rPr>
@@ -2944,14 +3336,25 @@
           <w:szCs w:val="19"/>
         </w:rPr>
       </w:pPr>
-      <w:r>
-        <w:rPr>
-          <w:rFonts w:ascii="Cambria" w:eastAsia="Times New Roman" w:hAnsi="Cambria" w:cs="Times New Roman"/>
-          <w:iCs/>
-          <w:sz w:val="19"/>
-          <w:szCs w:val="19"/>
-        </w:rPr>
-        <w:t>Video Game Development class (Spring 2023), suppor</w:t>
+      <w:proofErr w:type="gramStart"/>
+      <w:r>
+        <w:rPr>
+          <w:rFonts w:ascii="Cambria" w:eastAsia="Times New Roman" w:hAnsi="Cambria" w:cs="Times New Roman"/>
+          <w:iCs/>
+          <w:sz w:val="19"/>
+          <w:szCs w:val="19"/>
+        </w:rPr>
+        <w:t>Video Game Development class (Spring 2023),</w:t>
+      </w:r>
+      <w:proofErr w:type="gramEnd"/>
+      <w:r>
+        <w:rPr>
+          <w:rFonts w:ascii="Cambria" w:eastAsia="Times New Roman" w:hAnsi="Cambria" w:cs="Times New Roman"/>
+          <w:iCs/>
+          <w:sz w:val="19"/>
+          <w:szCs w:val="19"/>
+        </w:rPr>
+        <w:t xml:space="preserve"> suppor</w:t>
       </w:r>
       <w:r>
         <w:rPr>
@@ -3231,7 +3634,27 @@
           <w:sz w:val="19"/>
           <w:szCs w:val="19"/>
         </w:rPr>
-        <w:t>Migrated and optimized an Excel sheet to Airtable for better data maintainability and analytics generation.</w:t>
+        <w:t xml:space="preserve">Migrated and optimized an Excel sheet to </w:t>
+      </w:r>
+      <w:proofErr w:type="spellStart"/>
+      <w:r>
+        <w:rPr>
+          <w:rFonts w:ascii="Cambria" w:eastAsia="Times New Roman" w:hAnsi="Cambria" w:cs="Times New Roman"/>
+          <w:iCs/>
+          <w:sz w:val="19"/>
+          <w:szCs w:val="19"/>
+        </w:rPr>
+        <w:t>Airtable</w:t>
+      </w:r>
+      <w:proofErr w:type="spellEnd"/>
+      <w:r>
+        <w:rPr>
+          <w:rFonts w:ascii="Cambria" w:eastAsia="Times New Roman" w:hAnsi="Cambria" w:cs="Times New Roman"/>
+          <w:iCs/>
+          <w:sz w:val="19"/>
+          <w:szCs w:val="19"/>
+        </w:rPr>
+        <w:t xml:space="preserve"> for better data maintainability and analytics generation.</w:t>
       </w:r>
     </w:p>
     <w:p>
@@ -3613,6 +4036,7 @@
           <w:szCs w:val="19"/>
         </w:rPr>
       </w:pPr>
+      <w:proofErr w:type="spellStart"/>
       <w:r>
         <w:rPr>
           <w:rFonts w:ascii="Cambria" w:eastAsia="Times New Roman" w:hAnsi="Cambria" w:cs="Times New Roman"/>
@@ -3624,6 +4048,7 @@
         </w:rPr>
         <w:t>Phobigone</w:t>
       </w:r>
+      <w:proofErr w:type="spellEnd"/>
       <w:r>
         <w:rPr>
           <w:rFonts w:ascii="Cambria" w:eastAsia="Times New Roman" w:hAnsi="Cambria" w:cs="Times New Roman"/>
@@ -3750,36 +4175,11 @@
           <w:sz w:val="19"/>
           <w:szCs w:val="19"/>
         </w:rPr>
-        <w:t xml:space="preserve">Designed a scene in </w:t>
-      </w:r>
-      <w:r>
-        <w:rPr>
-          <w:rFonts w:ascii="Cambria" w:eastAsia="Times New Roman" w:hAnsi="Cambria" w:cs="Times New Roman"/>
-          <w:i/>
-          <w:spacing w:val="1"/>
-          <w:sz w:val="19"/>
-          <w:szCs w:val="19"/>
-        </w:rPr>
-        <w:t>Unity</w:t>
-      </w:r>
-      <w:r>
-        <w:rPr>
-          <w:rFonts w:ascii="Cambria" w:eastAsia="Times New Roman" w:hAnsi="Cambria" w:cs="Times New Roman"/>
-          <w:iCs/>
-          <w:spacing w:val="1"/>
-          <w:sz w:val="19"/>
-          <w:szCs w:val="19"/>
-        </w:rPr>
-        <w:t xml:space="preserve"> depicting a realistic cityscape with 3D building, animated objects, and collectable items.</w:t>
+        <w:t>Designed a realistic cityscape in Unity with 3D assets and interactivity; evaluated usability through testing.</w:t>
       </w:r>
     </w:p>
     <w:p>
       <w:pPr>
-        <w:pStyle w:val="ListParagraph"/>
-        <w:numPr>
-          <w:ilvl w:val="0"/>
-          <w:numId w:val="39"/>
-        </w:numPr>
         <w:tabs>
           <w:tab w:val="left" w:pos="8240"/>
           <w:tab w:val="left" w:pos="9523"/>
@@ -3788,51 +4188,26 @@
         <w:ind w:right="-20"/>
         <w:rPr>
           <w:rFonts w:ascii="Cambria" w:eastAsia="Times New Roman" w:hAnsi="Cambria" w:cs="Times New Roman"/>
-          <w:iCs/>
+          <w:b/>
+          <w:bCs/>
           <w:spacing w:val="1"/>
           <w:sz w:val="19"/>
           <w:szCs w:val="19"/>
         </w:rPr>
       </w:pPr>
-      <w:r>
-        <w:rPr>
-          <w:rFonts w:ascii="Cambria" w:eastAsia="Times New Roman" w:hAnsi="Cambria" w:cs="Times New Roman"/>
-          <w:iCs/>
+      <w:proofErr w:type="spellStart"/>
+      <w:r>
+        <w:rPr>
+          <w:rFonts w:ascii="Cambria" w:eastAsia="Times New Roman" w:hAnsi="Cambria" w:cs="Times New Roman"/>
+          <w:b/>
+          <w:bCs/>
           <w:spacing w:val="1"/>
           <w:sz w:val="19"/>
           <w:szCs w:val="19"/>
         </w:rPr>
-        <w:t>Evaluated the quality, effectiveness, and efficiency of the app through usability testing.</w:t>
-      </w:r>
-    </w:p>
-    <w:p>
-      <w:pPr>
-        <w:tabs>
-          <w:tab w:val="left" w:pos="8240"/>
-          <w:tab w:val="left" w:pos="9523"/>
-        </w:tabs>
-        <w:spacing w:before="34" w:after="0" w:line="240" w:lineRule="auto"/>
-        <w:ind w:right="-20"/>
-        <w:rPr>
-          <w:rFonts w:ascii="Cambria" w:eastAsia="Times New Roman" w:hAnsi="Cambria" w:cs="Times New Roman"/>
-          <w:b/>
-          <w:bCs/>
-          <w:spacing w:val="1"/>
-          <w:sz w:val="19"/>
-          <w:szCs w:val="19"/>
-        </w:rPr>
-      </w:pPr>
-      <w:r>
-        <w:rPr>
-          <w:rFonts w:ascii="Cambria" w:eastAsia="Times New Roman" w:hAnsi="Cambria" w:cs="Times New Roman"/>
-          <w:b/>
-          <w:bCs/>
-          <w:spacing w:val="1"/>
-          <w:sz w:val="19"/>
-          <w:szCs w:val="19"/>
-        </w:rPr>
         <w:t>BalanceBuddy</w:t>
       </w:r>
+      <w:proofErr w:type="spellEnd"/>
       <w:r>
         <w:rPr>
           <w:rFonts w:ascii="Cambria" w:eastAsia="Times New Roman" w:hAnsi="Cambria" w:cs="Times New Roman"/>
@@ -3935,7 +4310,7 @@
           <w:sz w:val="19"/>
           <w:szCs w:val="19"/>
         </w:rPr>
-        <w:t>Conducted user research, designed prototypes in Figma</w:t>
+        <w:t>Conducted user research, prototyped in Figma, and built a React-based web app with a MongoDB backend and Chrome extension</w:t>
       </w:r>
       <w:r>
         <w:rPr>
@@ -3944,46 +4319,7 @@
           <w:sz w:val="19"/>
           <w:szCs w:val="19"/>
         </w:rPr>
-        <w:t xml:space="preserve"> and </w:t>
-      </w:r>
-      <w:r>
-        <w:rPr>
-          <w:rFonts w:ascii="Cambria" w:eastAsia="Times New Roman" w:hAnsi="Cambria" w:cs="Times New Roman"/>
-          <w:spacing w:val="1"/>
-          <w:sz w:val="19"/>
-          <w:szCs w:val="19"/>
-        </w:rPr>
-        <w:t>performed usability testing for the working prototype.</w:t>
-      </w:r>
-    </w:p>
-    <w:p>
-      <w:pPr>
-        <w:pStyle w:val="ListParagraph"/>
-        <w:numPr>
-          <w:ilvl w:val="0"/>
-          <w:numId w:val="40"/>
-        </w:numPr>
-        <w:tabs>
-          <w:tab w:val="left" w:pos="8240"/>
-          <w:tab w:val="left" w:pos="9523"/>
-        </w:tabs>
-        <w:spacing w:before="34" w:after="0" w:line="240" w:lineRule="auto"/>
-        <w:ind w:right="-20"/>
-        <w:rPr>
-          <w:rFonts w:ascii="Cambria" w:eastAsia="Times New Roman" w:hAnsi="Cambria" w:cs="Times New Roman"/>
-          <w:spacing w:val="1"/>
-          <w:sz w:val="19"/>
-          <w:szCs w:val="19"/>
-        </w:rPr>
-      </w:pPr>
-      <w:r>
-        <w:rPr>
-          <w:rFonts w:ascii="Cambria" w:eastAsia="Times New Roman" w:hAnsi="Cambria" w:cs="Times New Roman"/>
-          <w:spacing w:val="1"/>
-          <w:sz w:val="19"/>
-          <w:szCs w:val="19"/>
-        </w:rPr>
-        <w:t>Developed the back-end of the webpage and Chrome extension using React, and set up a MongoDB database.</w:t>
+        <w:t>.</w:t>
       </w:r>
     </w:p>
     <w:p>
@@ -4050,6 +4386,7 @@
           <w:szCs w:val="19"/>
         </w:rPr>
       </w:pPr>
+      <w:proofErr w:type="spellStart"/>
       <w:r>
         <w:rPr>
           <w:rFonts w:ascii="Cambria" w:eastAsia="Times New Roman" w:hAnsi="Cambria" w:cs="Times New Roman"/>
@@ -4059,8 +4396,9 @@
           <w:sz w:val="19"/>
           <w:szCs w:val="19"/>
         </w:rPr>
-        <w:t xml:space="preserve">ShenTech </w:t>
-      </w:r>
+        <w:t>ShenTech</w:t>
+      </w:r>
+      <w:proofErr w:type="spellEnd"/>
       <w:r>
         <w:rPr>
           <w:rFonts w:ascii="Cambria" w:eastAsia="Times New Roman" w:hAnsi="Cambria" w:cs="Times New Roman"/>
@@ -4070,6 +4408,17 @@
           <w:sz w:val="19"/>
           <w:szCs w:val="19"/>
         </w:rPr>
+        <w:t xml:space="preserve"> </w:t>
+      </w:r>
+      <w:r>
+        <w:rPr>
+          <w:rFonts w:ascii="Cambria" w:eastAsia="Times New Roman" w:hAnsi="Cambria" w:cs="Times New Roman"/>
+          <w:b/>
+          <w:bCs/>
+          <w:spacing w:val="1"/>
+          <w:sz w:val="19"/>
+          <w:szCs w:val="19"/>
+        </w:rPr>
         <w:t>Entrepreneurship</w:t>
       </w:r>
       <w:r>
@@ -4092,7 +4441,31 @@
           <w:sz w:val="19"/>
           <w:szCs w:val="19"/>
         </w:rPr>
-        <w:t xml:space="preserve">Bootcamp, InnoX Academy, </w:t>
+        <w:t xml:space="preserve">Bootcamp, </w:t>
+      </w:r>
+      <w:proofErr w:type="spellStart"/>
+      <w:r>
+        <w:rPr>
+          <w:rFonts w:ascii="Cambria" w:eastAsia="Times New Roman" w:hAnsi="Cambria" w:cs="Times New Roman"/>
+          <w:b/>
+          <w:bCs/>
+          <w:spacing w:val="1"/>
+          <w:sz w:val="19"/>
+          <w:szCs w:val="19"/>
+        </w:rPr>
+        <w:t>InnoX</w:t>
+      </w:r>
+      <w:proofErr w:type="spellEnd"/>
+      <w:r>
+        <w:rPr>
+          <w:rFonts w:ascii="Cambria" w:eastAsia="Times New Roman" w:hAnsi="Cambria" w:cs="Times New Roman"/>
+          <w:b/>
+          <w:bCs/>
+          <w:spacing w:val="1"/>
+          <w:sz w:val="19"/>
+          <w:szCs w:val="19"/>
+        </w:rPr>
+        <w:t xml:space="preserve"> Academy, </w:t>
       </w:r>
       <w:r>
         <w:rPr>
@@ -4461,6 +4834,7 @@
         </w:rPr>
         <w:t xml:space="preserve">, </w:t>
       </w:r>
+      <w:proofErr w:type="spellStart"/>
       <w:r>
         <w:rPr>
           <w:rFonts w:ascii="Cambria" w:eastAsia="Times New Roman" w:hAnsi="Cambria" w:cs="Times New Roman"/>
@@ -4472,6 +4846,7 @@
         </w:rPr>
         <w:t>DandyHacks</w:t>
       </w:r>
+      <w:proofErr w:type="spellEnd"/>
       <w:r>
         <w:rPr>
           <w:rFonts w:ascii="Cambria" w:eastAsia="Times New Roman" w:hAnsi="Cambria" w:cs="Times New Roman"/>
@@ -4648,7 +5023,7 @@
           <w:sz w:val="19"/>
           <w:szCs w:val="19"/>
         </w:rPr>
-        <w:t xml:space="preserve">Lead </w:t>
+        <w:t>Led a team of 4</w:t>
       </w:r>
       <w:r>
         <w:rPr>
@@ -4657,7 +5032,7 @@
           <w:sz w:val="19"/>
           <w:szCs w:val="19"/>
         </w:rPr>
-        <w:t>a</w:t>
+        <w:t xml:space="preserve">, and increased </w:t>
       </w:r>
       <w:r>
         <w:rPr>
@@ -4666,118 +5041,7 @@
           <w:sz w:val="19"/>
           <w:szCs w:val="19"/>
         </w:rPr>
-        <w:t xml:space="preserve"> team </w:t>
-      </w:r>
-      <w:r>
-        <w:rPr>
-          <w:rFonts w:ascii="Cambria" w:eastAsia="Times New Roman" w:hAnsi="Cambria" w:cs="Times New Roman"/>
-          <w:spacing w:val="1"/>
-          <w:sz w:val="19"/>
-          <w:szCs w:val="19"/>
-        </w:rPr>
-        <w:t xml:space="preserve">of </w:t>
-      </w:r>
-      <w:r>
-        <w:rPr>
-          <w:rFonts w:ascii="Cambria" w:eastAsia="Times New Roman" w:hAnsi="Cambria" w:cs="Times New Roman"/>
-          <w:spacing w:val="1"/>
-          <w:sz w:val="19"/>
-          <w:szCs w:val="19"/>
-        </w:rPr>
-        <w:t>4</w:t>
-      </w:r>
-      <w:r>
-        <w:rPr>
-          <w:rFonts w:ascii="Cambria" w:eastAsia="Times New Roman" w:hAnsi="Cambria" w:cs="Times New Roman"/>
-          <w:spacing w:val="1"/>
-          <w:sz w:val="19"/>
-          <w:szCs w:val="19"/>
-        </w:rPr>
-        <w:t xml:space="preserve"> </w:t>
-      </w:r>
-      <w:r>
-        <w:rPr>
-          <w:rFonts w:ascii="Cambria" w:eastAsia="Times New Roman" w:hAnsi="Cambria" w:cs="Times New Roman"/>
-          <w:spacing w:val="1"/>
-          <w:sz w:val="19"/>
-          <w:szCs w:val="19"/>
-        </w:rPr>
-        <w:t xml:space="preserve">to </w:t>
-      </w:r>
-      <w:r>
-        <w:rPr>
-          <w:rFonts w:ascii="Cambria" w:eastAsia="Times New Roman" w:hAnsi="Cambria" w:cs="Times New Roman"/>
-          <w:spacing w:val="1"/>
-          <w:sz w:val="19"/>
-          <w:szCs w:val="19"/>
-        </w:rPr>
-        <w:t>design</w:t>
-      </w:r>
-      <w:r>
-        <w:rPr>
-          <w:rFonts w:ascii="Cambria" w:eastAsia="Times New Roman" w:hAnsi="Cambria" w:cs="Times New Roman"/>
-          <w:spacing w:val="1"/>
-          <w:sz w:val="19"/>
-          <w:szCs w:val="19"/>
-        </w:rPr>
-        <w:t xml:space="preserve"> and market publicized content</w:t>
-      </w:r>
-      <w:r>
-        <w:rPr>
-          <w:rFonts w:ascii="Cambria" w:eastAsia="Times New Roman" w:hAnsi="Cambria" w:cs="Times New Roman"/>
-          <w:spacing w:val="1"/>
-          <w:sz w:val="19"/>
-          <w:szCs w:val="19"/>
-        </w:rPr>
-        <w:t>, and utilize Airtable to keep track of tasks and goal.</w:t>
-      </w:r>
-    </w:p>
-    <w:p>
-      <w:pPr>
-        <w:pStyle w:val="ListParagraph"/>
-        <w:numPr>
-          <w:ilvl w:val="0"/>
-          <w:numId w:val="9"/>
-        </w:numPr>
-        <w:tabs>
-          <w:tab w:val="left" w:pos="8240"/>
-          <w:tab w:val="left" w:pos="9523"/>
-        </w:tabs>
-        <w:spacing w:before="34" w:after="0" w:line="240" w:lineRule="auto"/>
-        <w:ind w:right="-20"/>
-        <w:rPr>
-          <w:rFonts w:ascii="Cambria" w:eastAsia="Times New Roman" w:hAnsi="Cambria" w:cs="Times New Roman"/>
-          <w:spacing w:val="1"/>
-          <w:sz w:val="19"/>
-          <w:szCs w:val="19"/>
-        </w:rPr>
-      </w:pPr>
-      <w:r>
-        <w:rPr>
-          <w:rFonts w:ascii="Cambria" w:eastAsia="Times New Roman" w:hAnsi="Cambria" w:cs="Times New Roman"/>
-          <w:spacing w:val="1"/>
-          <w:sz w:val="19"/>
-          <w:szCs w:val="19"/>
-        </w:rPr>
-        <w:t>Increased participation by 60% (150 total) and project submissions by %277 (25 total) from the previous ye</w:t>
-      </w:r>
-      <w:r>
-        <w:rPr>
-          <w:rFonts w:ascii="Cambria" w:eastAsia="Times New Roman" w:hAnsi="Cambria" w:cs="Times New Roman"/>
-          <w:spacing w:val="1"/>
-          <w:sz w:val="19"/>
-          <w:szCs w:val="19"/>
-        </w:rPr>
-        <w:t>a</w:t>
-      </w:r>
-      <w:r>
-        <w:rPr>
-          <w:rFonts w:ascii="Cambria" w:eastAsia="Times New Roman" w:hAnsi="Cambria" w:cs="Times New Roman"/>
-          <w:spacing w:val="1"/>
-          <w:sz w:val="19"/>
-          <w:szCs w:val="19"/>
-        </w:rPr>
-        <w:t>r.</w:t>
+        <w:t>participation by 60% and project submissions by 277% via strategic design &amp; outreach.</w:t>
       </w:r>
     </w:p>
     <w:p>
@@ -4948,13 +5212,23 @@
         </w:rPr>
         <w:t xml:space="preserve">WGSL, </w:t>
       </w:r>
-      <w:r>
-        <w:rPr>
-          <w:rFonts w:ascii="Cambria" w:eastAsia="Times New Roman" w:hAnsi="Cambria" w:cs="Times New Roman"/>
-          <w:sz w:val="19"/>
-          <w:szCs w:val="19"/>
-        </w:rPr>
-        <w:t>WebGPU, OpenGL</w:t>
+      <w:proofErr w:type="spellStart"/>
+      <w:r>
+        <w:rPr>
+          <w:rFonts w:ascii="Cambria" w:eastAsia="Times New Roman" w:hAnsi="Cambria" w:cs="Times New Roman"/>
+          <w:sz w:val="19"/>
+          <w:szCs w:val="19"/>
+        </w:rPr>
+        <w:t>WebGPU</w:t>
+      </w:r>
+      <w:proofErr w:type="spellEnd"/>
+      <w:r>
+        <w:rPr>
+          <w:rFonts w:ascii="Cambria" w:eastAsia="Times New Roman" w:hAnsi="Cambria" w:cs="Times New Roman"/>
+          <w:sz w:val="19"/>
+          <w:szCs w:val="19"/>
+        </w:rPr>
+        <w:t>, OpenGL</w:t>
       </w:r>
       <w:r>
         <w:rPr>
@@ -4972,6 +5246,7 @@
         </w:rPr>
         <w:t xml:space="preserve"> Bash, GIT, </w:t>
       </w:r>
+      <w:proofErr w:type="spellStart"/>
       <w:r>
         <w:rPr>
           <w:rFonts w:ascii="Cambria" w:eastAsia="Times New Roman" w:hAnsi="Cambria" w:cs="Times New Roman"/>
@@ -4986,7 +5261,16 @@
           <w:sz w:val="19"/>
           <w:szCs w:val="19"/>
         </w:rPr>
-        <w:t xml:space="preserve">umpy, </w:t>
+        <w:t>umpy</w:t>
+      </w:r>
+      <w:proofErr w:type="spellEnd"/>
+      <w:r>
+        <w:rPr>
+          <w:rFonts w:ascii="Cambria" w:eastAsia="Times New Roman" w:hAnsi="Cambria" w:cs="Times New Roman"/>
+          <w:sz w:val="19"/>
+          <w:szCs w:val="19"/>
+        </w:rPr>
+        <w:t xml:space="preserve">, </w:t>
       </w:r>
       <w:r>
         <w:rPr>
@@ -5018,8 +5302,27 @@
           <w:sz w:val="19"/>
           <w:szCs w:val="19"/>
         </w:rPr>
-        <w:t xml:space="preserve">y, sklearn, </w:t>
-      </w:r>
+        <w:t xml:space="preserve">y, </w:t>
+      </w:r>
+      <w:proofErr w:type="spellStart"/>
+      <w:r>
+        <w:rPr>
+          <w:rFonts w:ascii="Cambria" w:eastAsia="Times New Roman" w:hAnsi="Cambria" w:cs="Times New Roman"/>
+          <w:sz w:val="19"/>
+          <w:szCs w:val="19"/>
+        </w:rPr>
+        <w:t>sklearn</w:t>
+      </w:r>
+      <w:proofErr w:type="spellEnd"/>
+      <w:r>
+        <w:rPr>
+          <w:rFonts w:ascii="Cambria" w:eastAsia="Times New Roman" w:hAnsi="Cambria" w:cs="Times New Roman"/>
+          <w:sz w:val="19"/>
+          <w:szCs w:val="19"/>
+        </w:rPr>
+        <w:t xml:space="preserve">, </w:t>
+      </w:r>
+      <w:proofErr w:type="spellStart"/>
       <w:r>
         <w:rPr>
           <w:rFonts w:ascii="Cambria" w:eastAsia="Times New Roman" w:hAnsi="Cambria" w:cs="Times New Roman"/>
@@ -5052,6 +5355,7 @@
         </w:rPr>
         <w:t>orch</w:t>
       </w:r>
+      <w:proofErr w:type="spellEnd"/>
     </w:p>
     <w:p>
       <w:pPr>
@@ -5330,6 +5634,7 @@
         <w:szCs w:val="30"/>
       </w:rPr>
     </w:pPr>
+    <w:proofErr w:type="spellStart"/>
     <w:r>
       <w:rPr>
         <w:rFonts w:ascii="Cambria" w:hAnsi="Cambria"/>
@@ -5339,8 +5644,33 @@
         <w:sz w:val="30"/>
         <w:szCs w:val="30"/>
       </w:rPr>
-      <w:t>Besmelh Alshaalan</w:t>
+      <w:t>Besmelh</w:t>
     </w:r>
+    <w:proofErr w:type="spellEnd"/>
+    <w:r>
+      <w:rPr>
+        <w:rFonts w:ascii="Cambria" w:hAnsi="Cambria"/>
+        <w:b/>
+        <w:bCs/>
+        <w:color w:val="000000" w:themeColor="text1"/>
+        <w:sz w:val="30"/>
+        <w:szCs w:val="30"/>
+      </w:rPr>
+      <w:t xml:space="preserve"> </w:t>
+    </w:r>
+    <w:proofErr w:type="spellStart"/>
+    <w:r>
+      <w:rPr>
+        <w:rFonts w:ascii="Cambria" w:hAnsi="Cambria"/>
+        <w:b/>
+        <w:bCs/>
+        <w:color w:val="000000" w:themeColor="text1"/>
+        <w:sz w:val="30"/>
+        <w:szCs w:val="30"/>
+      </w:rPr>
+      <w:t>Alshaalan</w:t>
+    </w:r>
+    <w:proofErr w:type="spellEnd"/>
   </w:p>
   <w:p>
     <w:pPr>
@@ -5416,8 +5746,20 @@
         <w:szCs w:val="18"/>
         <w:u w:val="single"/>
       </w:rPr>
-      <w:t>github.com/besmelh</w:t>
+      <w:t>github.com/</w:t>
     </w:r>
+    <w:proofErr w:type="spellStart"/>
+    <w:r>
+      <w:rPr>
+        <w:rFonts w:ascii="Cambria" w:hAnsi="Cambria"/>
+        <w:color w:val="000000" w:themeColor="text1"/>
+        <w:sz w:val="18"/>
+        <w:szCs w:val="18"/>
+        <w:u w:val="single"/>
+      </w:rPr>
+      <w:t>besmelh</w:t>
+    </w:r>
+    <w:proofErr w:type="spellEnd"/>
     <w:r>
       <w:rPr>
         <w:rFonts w:ascii="Cambria" w:hAnsi="Cambria"/>
@@ -11217,7 +11559,6 @@
   <w:style w:type="character" w:default="1" w:styleId="DefaultParagraphFont">
     <w:name w:val="Default Paragraph Font"/>
     <w:uiPriority w:val="1"/>
-    <w:semiHidden/>
     <w:unhideWhenUsed/>
   </w:style>
   <w:style w:type="table" w:default="1" w:styleId="TableNormal">

--- a/BesmelhAlshaalan_Resume.docx
+++ b/BesmelhAlshaalan_Resume.docx
@@ -2416,38 +2416,20 @@
         <w:spacing w:before="34" w:after="0"/>
         <w:ind w:right="-20"/>
         <w:rPr>
-          <w:rFonts w:ascii="Cambria" w:eastAsia="Times New Roman" w:hAnsi="Cambria" w:cs="Times New Roman"/>
-          <w:iCs/>
-          <w:sz w:val="19"/>
-          <w:szCs w:val="19"/>
-        </w:rPr>
-      </w:pPr>
-      <w:r>
-        <w:rPr>
-          <w:rFonts w:ascii="Cambria" w:eastAsia="Times New Roman" w:hAnsi="Cambria" w:cs="Times New Roman"/>
-          <w:iCs/>
-          <w:sz w:val="19"/>
-          <w:szCs w:val="19"/>
-        </w:rPr>
-        <w:t xml:space="preserve">Will </w:t>
-      </w:r>
-      <w:r>
-        <w:rPr>
-          <w:rFonts w:ascii="Cambria" w:eastAsia="Times New Roman" w:hAnsi="Cambria" w:cs="Times New Roman"/>
-          <w:iCs/>
-          <w:sz w:val="19"/>
-          <w:szCs w:val="19"/>
-        </w:rPr>
-        <w:t>engage in real-world cloud-native software projects, Agile development, and cloud platforms (AWS, Azure, GCP)</w:t>
-      </w:r>
-      <w:r>
-        <w:rPr>
-          <w:rFonts w:ascii="Cambria" w:eastAsia="Times New Roman" w:hAnsi="Cambria" w:cs="Times New Roman"/>
-          <w:iCs/>
-          <w:sz w:val="19"/>
-          <w:szCs w:val="19"/>
-        </w:rPr>
-        <w:t>.</w:t>
+          <w:rFonts w:ascii="Cambria" w:eastAsia="Times New Roman" w:hAnsi="Cambria"/>
+          <w:iCs/>
+          <w:sz w:val="19"/>
+          <w:szCs w:val="19"/>
+        </w:rPr>
+      </w:pPr>
+      <w:r>
+        <w:rPr>
+          <w:rFonts w:ascii="Cambria" w:eastAsia="Times New Roman" w:hAnsi="Cambria"/>
+          <w:iCs/>
+          <w:sz w:val="19"/>
+          <w:szCs w:val="19"/>
+        </w:rPr>
+        <w:t>Selected for Accenture's Graduate Development Program to work on real-world cloud-native software projects using Agile methodologies, with hands-on exposure to AWS, Azure, and GCP.</w:t>
       </w:r>
     </w:p>
     <w:p>

--- a/BesmelhAlshaalan_Resume.docx
+++ b/BesmelhAlshaalan_Resume.docx
@@ -2254,18 +2254,7 @@
           <w:sz w:val="19"/>
           <w:szCs w:val="19"/>
         </w:rPr>
-        <w:t xml:space="preserve">, </w:t>
-      </w:r>
-      <w:r>
-        <w:rPr>
-          <w:rFonts w:ascii="Cambria" w:eastAsia="Times New Roman" w:hAnsi="Cambria" w:cs="Times New Roman"/>
-          <w:b/>
-          <w:bCs/>
-          <w:spacing w:val="-1"/>
-          <w:sz w:val="19"/>
-          <w:szCs w:val="19"/>
-        </w:rPr>
-        <w:t xml:space="preserve">Accenture, </w:t>
+        <w:t xml:space="preserve">, Accenture, </w:t>
       </w:r>
       <w:r>
         <w:rPr>
@@ -2309,38 +2298,17 @@
           <w:sz w:val="19"/>
           <w:szCs w:val="19"/>
         </w:rPr>
-        <w:t xml:space="preserve">                       </w:t>
-      </w:r>
-      <w:r>
-        <w:rPr>
-          <w:rFonts w:ascii="Cambria" w:eastAsia="Times New Roman" w:hAnsi="Cambria" w:cs="Times New Roman"/>
-          <w:b/>
-          <w:bCs/>
-          <w:spacing w:val="-1"/>
-          <w:sz w:val="19"/>
-          <w:szCs w:val="19"/>
-        </w:rPr>
-        <w:t xml:space="preserve">   J</w:t>
-      </w:r>
-      <w:r>
-        <w:rPr>
-          <w:rFonts w:ascii="Cambria" w:eastAsia="Times New Roman" w:hAnsi="Cambria" w:cs="Times New Roman"/>
-          <w:b/>
-          <w:bCs/>
-          <w:sz w:val="19"/>
-          <w:szCs w:val="19"/>
-        </w:rPr>
-        <w:t>u</w:t>
-      </w:r>
-      <w:r>
-        <w:rPr>
-          <w:rFonts w:ascii="Cambria" w:eastAsia="Times New Roman" w:hAnsi="Cambria" w:cs="Times New Roman"/>
-          <w:b/>
-          <w:bCs/>
-          <w:sz w:val="19"/>
-          <w:szCs w:val="19"/>
-        </w:rPr>
-        <w:t>ly</w:t>
+        <w:t xml:space="preserve">                          J</w:t>
+      </w:r>
+      <w:r>
+        <w:rPr>
+          <w:rFonts w:ascii="Cambria" w:eastAsia="Times New Roman" w:hAnsi="Cambria" w:cs="Times New Roman"/>
+          <w:b/>
+          <w:bCs/>
+          <w:sz w:val="19"/>
+          <w:szCs w:val="19"/>
+        </w:rPr>
+        <w:t>uly</w:t>
       </w:r>
       <w:r>
         <w:rPr>
@@ -3956,6 +3924,147 @@
     </w:p>
     <w:p>
       <w:pPr>
+        <w:tabs>
+          <w:tab w:val="left" w:pos="8240"/>
+        </w:tabs>
+        <w:spacing w:before="34" w:after="0" w:line="240" w:lineRule="auto"/>
+        <w:ind w:right="-20"/>
+        <w:rPr>
+          <w:rFonts w:ascii="Cambria" w:eastAsia="Times New Roman" w:hAnsi="Cambria" w:cs="Times New Roman"/>
+          <w:i/>
+          <w:iCs/>
+          <w:spacing w:val="-1"/>
+          <w:sz w:val="19"/>
+          <w:szCs w:val="19"/>
+        </w:rPr>
+      </w:pPr>
+      <w:r>
+        <w:rPr>
+          <w:rFonts w:ascii="Cambria" w:eastAsia="Times New Roman" w:hAnsi="Cambria" w:cs="Times New Roman"/>
+          <w:b/>
+          <w:bCs/>
+          <w:iCs/>
+          <w:spacing w:val="-1"/>
+          <w:sz w:val="19"/>
+          <w:szCs w:val="19"/>
+        </w:rPr>
+        <w:t xml:space="preserve">IBM Accelerate Software Apprenticeship, IBM, </w:t>
+      </w:r>
+      <w:r>
+        <w:rPr>
+          <w:rFonts w:ascii="Cambria" w:eastAsia="Times New Roman" w:hAnsi="Cambria" w:cs="Times New Roman"/>
+          <w:i/>
+          <w:iCs/>
+          <w:spacing w:val="-1"/>
+          <w:sz w:val="19"/>
+          <w:szCs w:val="19"/>
+        </w:rPr>
+        <w:t>Virtual</w:t>
+      </w:r>
+      <w:r>
+        <w:rPr>
+          <w:rFonts w:ascii="Cambria" w:eastAsia="Times New Roman" w:hAnsi="Cambria" w:cs="Times New Roman"/>
+          <w:i/>
+          <w:iCs/>
+          <w:spacing w:val="-1"/>
+          <w:sz w:val="19"/>
+          <w:szCs w:val="19"/>
+        </w:rPr>
+        <w:t>, USA</w:t>
+      </w:r>
+      <w:r>
+        <w:rPr>
+          <w:rFonts w:ascii="Cambria" w:eastAsia="Times New Roman" w:hAnsi="Cambria" w:cs="Times New Roman"/>
+          <w:spacing w:val="-1"/>
+          <w:sz w:val="19"/>
+          <w:szCs w:val="19"/>
+        </w:rPr>
+        <w:t xml:space="preserve">   </w:t>
+      </w:r>
+      <w:r>
+        <w:rPr>
+          <w:rFonts w:ascii="Cambria" w:eastAsia="Times New Roman" w:hAnsi="Cambria" w:cs="Times New Roman"/>
+          <w:b/>
+          <w:bCs/>
+          <w:spacing w:val="-1"/>
+          <w:sz w:val="19"/>
+          <w:szCs w:val="19"/>
+        </w:rPr>
+        <w:t xml:space="preserve">                                                                                                    </w:t>
+      </w:r>
+      <w:r>
+        <w:rPr>
+          <w:rFonts w:ascii="Cambria" w:eastAsia="Times New Roman" w:hAnsi="Cambria" w:cs="Times New Roman"/>
+          <w:b/>
+          <w:bCs/>
+          <w:spacing w:val="-1"/>
+          <w:sz w:val="19"/>
+          <w:szCs w:val="19"/>
+        </w:rPr>
+        <w:t xml:space="preserve">  </w:t>
+      </w:r>
+      <w:r>
+        <w:rPr>
+          <w:rFonts w:ascii="Cambria" w:eastAsia="Times New Roman" w:hAnsi="Cambria" w:cs="Times New Roman"/>
+          <w:b/>
+          <w:bCs/>
+          <w:sz w:val="19"/>
+          <w:szCs w:val="19"/>
+        </w:rPr>
+        <w:t xml:space="preserve">May 2021 – </w:t>
+      </w:r>
+      <w:r>
+        <w:rPr>
+          <w:rFonts w:ascii="Cambria" w:eastAsia="Times New Roman" w:hAnsi="Cambria" w:cs="Times New Roman"/>
+          <w:b/>
+          <w:bCs/>
+          <w:sz w:val="19"/>
+          <w:szCs w:val="19"/>
+        </w:rPr>
+        <w:t>July</w:t>
+      </w:r>
+      <w:r>
+        <w:rPr>
+          <w:rFonts w:ascii="Cambria" w:eastAsia="Times New Roman" w:hAnsi="Cambria" w:cs="Times New Roman"/>
+          <w:b/>
+          <w:bCs/>
+          <w:sz w:val="19"/>
+          <w:szCs w:val="19"/>
+        </w:rPr>
+        <w:t xml:space="preserve"> 2021</w:t>
+      </w:r>
+    </w:p>
+    <w:p>
+      <w:pPr>
+        <w:pStyle w:val="ListParagraph"/>
+        <w:numPr>
+          <w:ilvl w:val="0"/>
+          <w:numId w:val="38"/>
+        </w:numPr>
+        <w:tabs>
+          <w:tab w:val="left" w:pos="8240"/>
+        </w:tabs>
+        <w:spacing w:before="34" w:after="0"/>
+        <w:ind w:right="-20"/>
+        <w:rPr>
+          <w:rFonts w:ascii="Cambria" w:eastAsia="Times New Roman" w:hAnsi="Cambria" w:cs="Times New Roman"/>
+          <w:iCs/>
+          <w:sz w:val="19"/>
+          <w:szCs w:val="19"/>
+        </w:rPr>
+      </w:pPr>
+      <w:r>
+        <w:rPr>
+          <w:rFonts w:ascii="Cambria" w:eastAsia="Times New Roman" w:hAnsi="Cambria" w:cs="Times New Roman"/>
+          <w:iCs/>
+          <w:sz w:val="19"/>
+          <w:szCs w:val="19"/>
+        </w:rPr>
+        <w:t>Completed intensive software apprenticeship, building full-stack apps while strengthening Agile collaboration and debugging skills.</w:t>
+      </w:r>
+    </w:p>
+    <w:p>
+      <w:pPr>
         <w:pBdr>
           <w:bottom w:val="single" w:sz="12" w:space="1" w:color="auto"/>
         </w:pBdr>
@@ -4101,35 +4210,6 @@
     </w:p>
     <w:p>
       <w:pPr>
-        <w:tabs>
-          <w:tab w:val="left" w:pos="8240"/>
-          <w:tab w:val="left" w:pos="9523"/>
-        </w:tabs>
-        <w:spacing w:before="34" w:after="0" w:line="240" w:lineRule="auto"/>
-        <w:ind w:right="-20"/>
-        <w:rPr>
-          <w:rFonts w:ascii="Cambria" w:eastAsia="Times New Roman" w:hAnsi="Cambria" w:cs="Times New Roman"/>
-          <w:i/>
-          <w:iCs/>
-          <w:spacing w:val="1"/>
-          <w:sz w:val="18"/>
-          <w:szCs w:val="18"/>
-        </w:rPr>
-      </w:pPr>
-      <w:r>
-        <w:rPr>
-          <w:rFonts w:ascii="Cambria" w:eastAsia="Times New Roman" w:hAnsi="Cambria" w:cs="Times New Roman"/>
-          <w:i/>
-          <w:iCs/>
-          <w:spacing w:val="1"/>
-          <w:sz w:val="18"/>
-          <w:szCs w:val="18"/>
-        </w:rPr>
-        <w:t>VR game application to help users overcome their phobias (fear of the dark, heights, small spaces).</w:t>
-      </w:r>
-    </w:p>
-    <w:p>
-      <w:pPr>
         <w:pStyle w:val="ListParagraph"/>
         <w:numPr>
           <w:ilvl w:val="0"/>
@@ -4157,7 +4237,99 @@
           <w:sz w:val="19"/>
           <w:szCs w:val="19"/>
         </w:rPr>
-        <w:t>Designed a realistic cityscape in Unity with 3D assets and interactivity; evaluated usability through testing.</w:t>
+        <w:t xml:space="preserve">Designed and developed </w:t>
+      </w:r>
+      <w:r>
+        <w:rPr>
+          <w:rFonts w:ascii="Cambria" w:eastAsia="Times New Roman" w:hAnsi="Cambria" w:cs="Times New Roman"/>
+          <w:iCs/>
+          <w:spacing w:val="1"/>
+          <w:sz w:val="19"/>
+          <w:szCs w:val="19"/>
+        </w:rPr>
+        <w:t xml:space="preserve">a VR game in Unity to help users overcome </w:t>
+      </w:r>
+      <w:r>
+        <w:rPr>
+          <w:rFonts w:ascii="Cambria" w:eastAsia="Times New Roman" w:hAnsi="Cambria" w:cs="Times New Roman"/>
+          <w:iCs/>
+          <w:spacing w:val="1"/>
+          <w:sz w:val="19"/>
+          <w:szCs w:val="19"/>
+        </w:rPr>
+        <w:t>p</w:t>
+      </w:r>
+      <w:r>
+        <w:rPr>
+          <w:rFonts w:ascii="Cambria" w:eastAsia="Times New Roman" w:hAnsi="Cambria" w:cs="Times New Roman"/>
+          <w:iCs/>
+          <w:spacing w:val="1"/>
+          <w:sz w:val="19"/>
+          <w:szCs w:val="19"/>
+        </w:rPr>
+        <w:t xml:space="preserve">hobias using 3D </w:t>
+      </w:r>
+      <w:proofErr w:type="gramStart"/>
+      <w:r>
+        <w:rPr>
+          <w:rFonts w:ascii="Cambria" w:eastAsia="Times New Roman" w:hAnsi="Cambria" w:cs="Times New Roman"/>
+          <w:iCs/>
+          <w:spacing w:val="1"/>
+          <w:sz w:val="19"/>
+          <w:szCs w:val="19"/>
+        </w:rPr>
+        <w:t>cityscapes</w:t>
+      </w:r>
+      <w:r>
+        <w:rPr>
+          <w:rFonts w:ascii="Cambria" w:eastAsia="Times New Roman" w:hAnsi="Cambria" w:cs="Times New Roman"/>
+          <w:iCs/>
+          <w:spacing w:val="1"/>
+          <w:sz w:val="19"/>
+          <w:szCs w:val="19"/>
+        </w:rPr>
+        <w:t>,</w:t>
+      </w:r>
+      <w:r>
+        <w:rPr>
+          <w:rFonts w:ascii="Cambria" w:eastAsia="Times New Roman" w:hAnsi="Cambria" w:cs="Times New Roman"/>
+          <w:iCs/>
+          <w:spacing w:val="1"/>
+          <w:sz w:val="19"/>
+          <w:szCs w:val="19"/>
+        </w:rPr>
+        <w:t xml:space="preserve"> and</w:t>
+      </w:r>
+      <w:proofErr w:type="gramEnd"/>
+      <w:r>
+        <w:rPr>
+          <w:rFonts w:ascii="Cambria" w:eastAsia="Times New Roman" w:hAnsi="Cambria" w:cs="Times New Roman"/>
+          <w:iCs/>
+          <w:spacing w:val="1"/>
+          <w:sz w:val="19"/>
+          <w:szCs w:val="19"/>
+        </w:rPr>
+        <w:t xml:space="preserve"> </w:t>
+      </w:r>
+      <w:r>
+        <w:rPr>
+          <w:rFonts w:ascii="Cambria" w:eastAsia="Times New Roman" w:hAnsi="Cambria" w:cs="Times New Roman"/>
+          <w:iCs/>
+          <w:spacing w:val="1"/>
+          <w:sz w:val="19"/>
+          <w:szCs w:val="19"/>
+        </w:rPr>
+        <w:t xml:space="preserve">conducted </w:t>
+      </w:r>
+      <w:r>
+        <w:rPr>
+          <w:rFonts w:ascii="Cambria" w:eastAsia="Times New Roman" w:hAnsi="Cambria" w:cs="Times New Roman"/>
+          <w:iCs/>
+          <w:spacing w:val="1"/>
+          <w:sz w:val="19"/>
+          <w:szCs w:val="19"/>
+        </w:rPr>
+        <w:t>usability testing.</w:t>
       </w:r>
     </w:p>
     <w:p>
@@ -4234,35 +4406,6 @@
           <w:szCs w:val="19"/>
         </w:rPr>
         <w:t>Jan 2022 - May 2022</w:t>
-      </w:r>
-    </w:p>
-    <w:p>
-      <w:pPr>
-        <w:tabs>
-          <w:tab w:val="left" w:pos="8240"/>
-          <w:tab w:val="left" w:pos="9523"/>
-        </w:tabs>
-        <w:spacing w:before="34" w:after="0" w:line="240" w:lineRule="auto"/>
-        <w:ind w:right="-20"/>
-        <w:rPr>
-          <w:rFonts w:ascii="Cambria" w:eastAsia="Times New Roman" w:hAnsi="Cambria" w:cs="Times New Roman"/>
-          <w:i/>
-          <w:iCs/>
-          <w:spacing w:val="1"/>
-          <w:sz w:val="18"/>
-          <w:szCs w:val="18"/>
-        </w:rPr>
-      </w:pPr>
-      <w:r>
-        <w:rPr>
-          <w:rFonts w:ascii="Cambria" w:eastAsia="Times New Roman" w:hAnsi="Cambria" w:cs="Times New Roman"/>
-          <w:i/>
-          <w:iCs/>
-          <w:spacing w:val="1"/>
-          <w:sz w:val="18"/>
-          <w:szCs w:val="18"/>
-        </w:rPr>
-        <w:t>Website (prototype) to balance between students’ schoolwork &amp; internship search process through daily tasks &amp; progress dashboard.</w:t>
       </w:r>
     </w:p>
     <w:p>
@@ -4292,16 +4435,7 @@
           <w:sz w:val="19"/>
           <w:szCs w:val="19"/>
         </w:rPr>
-        <w:t>Conducted user research, prototyped in Figma, and built a React-based web app with a MongoDB backend and Chrome extension</w:t>
-      </w:r>
-      <w:r>
-        <w:rPr>
-          <w:rFonts w:ascii="Cambria" w:eastAsia="Times New Roman" w:hAnsi="Cambria" w:cs="Times New Roman"/>
-          <w:spacing w:val="1"/>
-          <w:sz w:val="19"/>
-          <w:szCs w:val="19"/>
-        </w:rPr>
-        <w:t>.</w:t>
+        <w:t>Conducted user research, Figma design, and built a React + MongoDB web app with Chrome extension for student task tracking.</w:t>
       </w:r>
     </w:p>
     <w:p>
@@ -4339,6 +4473,7 @@
           <w:szCs w:val="18"/>
         </w:rPr>
       </w:pPr>
+      <w:proofErr w:type="spellStart"/>
       <w:r>
         <w:rPr>
           <w:rFonts w:ascii="Cambria" w:eastAsia="Times New Roman" w:hAnsi="Cambria" w:cs="Times New Roman"/>
@@ -4349,7 +4484,20 @@
           <w:sz w:val="18"/>
           <w:szCs w:val="18"/>
         </w:rPr>
-        <w:t>EXTRACURRICULAR ACTIVITIES</w:t>
+        <w:t>EXTRACU</w:t>
+      </w:r>
+      <w:proofErr w:type="spellEnd"/>
+      <w:r>
+        <w:rPr>
+          <w:rFonts w:ascii="Cambria" w:eastAsia="Times New Roman" w:hAnsi="Cambria" w:cs="Times New Roman"/>
+          <w:b/>
+          <w:bCs/>
+          <w:spacing w:val="1"/>
+          <w:position w:val="-1"/>
+          <w:sz w:val="18"/>
+          <w:szCs w:val="18"/>
+        </w:rPr>
+        <w:t>RRICULAR ACTIVITIES</w:t>
       </w:r>
     </w:p>
     <w:p>
@@ -5488,6 +5636,7 @@
           <w:sz w:val="19"/>
           <w:szCs w:val="19"/>
         </w:rPr>
+        <w:lastRenderedPageBreak/>
         <w:t>Native</w:t>
       </w:r>
       <w:r>

--- a/BesmelhAlshaalan_Resume.docx
+++ b/BesmelhAlshaalan_Resume.docx
@@ -278,81 +278,1177 @@
         <w:pStyle w:val="ListParagraph"/>
         <w:numPr>
           <w:ilvl w:val="0"/>
-          <w:numId w:val="14"/>
+          <w:numId w:val="32"/>
         </w:numPr>
         <w:tabs>
           <w:tab w:val="left" w:pos="8240"/>
         </w:tabs>
-        <w:spacing w:before="34" w:line="240" w:lineRule="auto"/>
-        <w:rPr>
-          <w:rFonts w:ascii="Cambria" w:eastAsia="Times New Roman" w:hAnsi="Cambria" w:cs="Times New Roman"/>
-          <w:iCs/>
+        <w:spacing w:before="34" w:after="0" w:line="240" w:lineRule="auto"/>
+        <w:ind w:right="-20"/>
+        <w:rPr>
+          <w:rFonts w:ascii="Cambria" w:eastAsia="Times New Roman" w:hAnsi="Cambria" w:cs="Times New Roman"/>
+          <w:iCs/>
+          <w:sz w:val="19"/>
+          <w:szCs w:val="19"/>
+        </w:rPr>
+      </w:pPr>
+      <w:r>
+        <w:rPr>
+          <w:rFonts w:ascii="Cambria" w:eastAsia="Times New Roman" w:hAnsi="Cambria" w:cs="Times New Roman"/>
+          <w:iCs/>
+          <w:sz w:val="19"/>
+          <w:szCs w:val="19"/>
+        </w:rPr>
+        <w:t>Skilled in graphics, VR, and game development using Unity, Unreal Engine, and WebGPU, with additional experience in React.</w:t>
+      </w:r>
+    </w:p>
+    <w:p>
+      <w:pPr>
+        <w:pStyle w:val="ListParagraph"/>
+        <w:numPr>
+          <w:ilvl w:val="0"/>
+          <w:numId w:val="32"/>
+        </w:numPr>
+        <w:tabs>
+          <w:tab w:val="left" w:pos="8240"/>
+        </w:tabs>
+        <w:spacing w:before="34" w:after="0" w:line="240" w:lineRule="auto"/>
+        <w:ind w:right="-20"/>
+        <w:rPr>
+          <w:rFonts w:ascii="Cambria" w:eastAsia="Times New Roman" w:hAnsi="Cambria" w:cs="Times New Roman"/>
+          <w:iCs/>
+          <w:sz w:val="19"/>
+          <w:szCs w:val="19"/>
+        </w:rPr>
+      </w:pPr>
+      <w:r>
+        <w:rPr>
+          <w:rFonts w:ascii="Cambria" w:eastAsia="Times New Roman" w:hAnsi="Cambria" w:cs="Times New Roman"/>
+          <w:iCs/>
+          <w:sz w:val="19"/>
+          <w:szCs w:val="19"/>
+        </w:rPr>
+        <w:t>Experienced with full-stack development, AI/ML, and cloud-native systems through coursework and internships.</w:t>
+      </w:r>
+    </w:p>
+    <w:p>
+      <w:pPr>
+        <w:pStyle w:val="ListParagraph"/>
+        <w:numPr>
+          <w:ilvl w:val="0"/>
+          <w:numId w:val="32"/>
+        </w:numPr>
+        <w:tabs>
+          <w:tab w:val="left" w:pos="8240"/>
+        </w:tabs>
+        <w:ind w:right="-20"/>
+        <w:rPr>
+          <w:rFonts w:ascii="Cambria" w:eastAsia="Times New Roman" w:hAnsi="Cambria" w:cs="Times New Roman"/>
+          <w:iCs/>
+          <w:sz w:val="19"/>
+          <w:szCs w:val="19"/>
+        </w:rPr>
+      </w:pPr>
+      <w:r>
+        <w:rPr>
+          <w:rFonts w:ascii="Cambria" w:eastAsia="Times New Roman" w:hAnsi="Cambria" w:cs="Times New Roman"/>
+          <w:iCs/>
+          <w:sz w:val="19"/>
+          <w:szCs w:val="19"/>
+        </w:rPr>
+        <w:t xml:space="preserve">Strong background in user-centered design, usability testing, and product prototyping (web, mobile, XR, physical products). </w:t>
+      </w:r>
+    </w:p>
+    <w:p>
+      <w:pPr>
+        <w:pStyle w:val="ListParagraph"/>
+        <w:numPr>
+          <w:ilvl w:val="0"/>
+          <w:numId w:val="32"/>
+        </w:numPr>
+        <w:tabs>
+          <w:tab w:val="left" w:pos="8240"/>
+        </w:tabs>
+        <w:spacing w:after="0"/>
+        <w:ind w:right="-20"/>
+        <w:rPr>
+          <w:rFonts w:ascii="Cambria" w:eastAsia="Times New Roman" w:hAnsi="Cambria" w:cs="Times New Roman"/>
+          <w:iCs/>
+          <w:sz w:val="19"/>
+          <w:szCs w:val="19"/>
+        </w:rPr>
+      </w:pPr>
+      <w:r>
+        <w:rPr>
+          <w:rFonts w:ascii="Cambria" w:eastAsia="Times New Roman" w:hAnsi="Cambria" w:cs="Times New Roman"/>
+          <w:iCs/>
+          <w:sz w:val="19"/>
+          <w:szCs w:val="19"/>
+        </w:rPr>
+        <w:t xml:space="preserve">Proven leadership across global teams and internships; adaptable to fast-paced, interdisciplinary environments. </w:t>
+      </w:r>
+    </w:p>
+    <w:p>
+      <w:pPr>
+        <w:tabs>
+          <w:tab w:val="left" w:pos="8240"/>
+        </w:tabs>
+        <w:spacing w:after="0"/>
+        <w:ind w:right="-20"/>
+        <w:rPr>
+          <w:rFonts w:ascii="Cambria" w:eastAsia="Times New Roman" w:hAnsi="Cambria" w:cs="Times New Roman"/>
+          <w:iCs/>
+          <w:sz w:val="10"/>
+          <w:szCs w:val="10"/>
+        </w:rPr>
+      </w:pPr>
+    </w:p>
+    <w:p>
+      <w:pPr>
+        <w:pBdr>
+          <w:bottom w:val="single" w:sz="12" w:space="1" w:color="auto"/>
+        </w:pBdr>
+        <w:spacing w:after="0" w:line="237" w:lineRule="exact"/>
+        <w:ind w:right="-20"/>
+        <w:rPr>
+          <w:rFonts w:ascii="Cambria" w:eastAsia="Times New Roman" w:hAnsi="Cambria" w:cs="Times New Roman"/>
+          <w:b/>
+          <w:bCs/>
+          <w:spacing w:val="1"/>
+          <w:position w:val="-1"/>
+          <w:sz w:val="18"/>
+          <w:szCs w:val="18"/>
+        </w:rPr>
+      </w:pPr>
+      <w:r>
+        <w:rPr>
+          <w:rFonts w:ascii="Cambria" w:eastAsia="Times New Roman" w:hAnsi="Cambria" w:cs="Times New Roman"/>
+          <w:b/>
+          <w:bCs/>
+          <w:spacing w:val="1"/>
+          <w:position w:val="-1"/>
+          <w:sz w:val="18"/>
+          <w:szCs w:val="18"/>
+        </w:rPr>
+        <w:t>EDUCATION</w:t>
+      </w:r>
+    </w:p>
+    <w:p>
+      <w:pPr>
+        <w:spacing w:after="0" w:line="238" w:lineRule="exact"/>
+        <w:ind w:right="-20"/>
+        <w:rPr>
+          <w:rFonts w:ascii="Cambria" w:eastAsia="Times New Roman" w:hAnsi="Cambria" w:cs="Times New Roman"/>
+          <w:sz w:val="19"/>
+          <w:szCs w:val="19"/>
+        </w:rPr>
+      </w:pPr>
+      <w:r>
+        <w:rPr>
+          <w:rFonts w:ascii="Cambria" w:eastAsia="Times New Roman" w:hAnsi="Cambria" w:cs="Times New Roman"/>
+          <w:i/>
+          <w:spacing w:val="1"/>
+          <w:sz w:val="19"/>
+          <w:szCs w:val="19"/>
+        </w:rPr>
+        <w:t>KAUST (King Abdullah University for Science and Technology)</w:t>
+      </w:r>
+      <w:r>
+        <w:rPr>
+          <w:rFonts w:ascii="Cambria" w:eastAsia="Times New Roman" w:hAnsi="Cambria" w:cs="Times New Roman"/>
+          <w:i/>
+          <w:spacing w:val="-2"/>
+          <w:sz w:val="19"/>
+          <w:szCs w:val="19"/>
+        </w:rPr>
+        <w:tab/>
+      </w:r>
+      <w:r>
+        <w:rPr>
+          <w:rFonts w:ascii="Cambria" w:eastAsia="Times New Roman" w:hAnsi="Cambria" w:cs="Times New Roman"/>
+          <w:i/>
+          <w:spacing w:val="-2"/>
+          <w:sz w:val="19"/>
+          <w:szCs w:val="19"/>
+        </w:rPr>
+        <w:tab/>
+      </w:r>
+      <w:r>
+        <w:rPr>
+          <w:rFonts w:ascii="Cambria" w:eastAsia="Times New Roman" w:hAnsi="Cambria" w:cs="Times New Roman"/>
+          <w:i/>
+          <w:spacing w:val="-2"/>
+          <w:sz w:val="19"/>
+          <w:szCs w:val="19"/>
+        </w:rPr>
+        <w:tab/>
+      </w:r>
+      <w:r>
+        <w:rPr>
+          <w:rFonts w:ascii="Cambria" w:eastAsia="Times New Roman" w:hAnsi="Cambria" w:cs="Times New Roman"/>
+          <w:i/>
+          <w:spacing w:val="-2"/>
+          <w:sz w:val="19"/>
+          <w:szCs w:val="19"/>
+        </w:rPr>
+        <w:tab/>
+        <w:t xml:space="preserve">                                 </w:t>
+      </w:r>
+      <w:r>
+        <w:rPr>
+          <w:rFonts w:ascii="Cambria" w:eastAsia="Times New Roman" w:hAnsi="Cambria" w:cs="Times New Roman"/>
+          <w:i/>
+          <w:spacing w:val="-2"/>
+          <w:sz w:val="19"/>
+          <w:szCs w:val="19"/>
+        </w:rPr>
+        <w:t xml:space="preserve">   </w:t>
+      </w:r>
+      <w:r>
+        <w:rPr>
+          <w:rFonts w:ascii="Cambria" w:eastAsia="Times New Roman" w:hAnsi="Cambria" w:cs="Times New Roman"/>
+          <w:i/>
+          <w:spacing w:val="-2"/>
+          <w:sz w:val="19"/>
+          <w:szCs w:val="19"/>
+        </w:rPr>
+        <w:t xml:space="preserve">               </w:t>
+      </w:r>
+      <w:r>
+        <w:rPr>
+          <w:rFonts w:ascii="Cambria" w:eastAsia="Times New Roman" w:hAnsi="Cambria" w:cs="Times New Roman"/>
+          <w:i/>
+          <w:spacing w:val="-2"/>
+          <w:sz w:val="19"/>
+          <w:szCs w:val="19"/>
+        </w:rPr>
+        <w:t xml:space="preserve">                      </w:t>
+      </w:r>
+      <w:r>
+        <w:rPr>
+          <w:rFonts w:ascii="Cambria" w:eastAsia="Times New Roman" w:hAnsi="Cambria" w:cs="Times New Roman"/>
+          <w:i/>
+          <w:spacing w:val="-2"/>
+          <w:sz w:val="19"/>
+          <w:szCs w:val="19"/>
+        </w:rPr>
+        <w:t>Thuwal, KSA</w:t>
+      </w:r>
+    </w:p>
+    <w:p>
+      <w:pPr>
+        <w:tabs>
+          <w:tab w:val="left" w:pos="8300"/>
+        </w:tabs>
+        <w:spacing w:after="0" w:line="240" w:lineRule="auto"/>
+        <w:ind w:right="-20"/>
+        <w:rPr>
+          <w:rFonts w:ascii="Cambria" w:eastAsia="Times New Roman" w:hAnsi="Cambria" w:cs="Times New Roman"/>
+          <w:b/>
+          <w:bCs/>
+          <w:sz w:val="19"/>
+          <w:szCs w:val="19"/>
+        </w:rPr>
+      </w:pPr>
+      <w:r>
+        <w:rPr>
+          <w:rFonts w:ascii="Cambria" w:eastAsia="Times New Roman" w:hAnsi="Cambria" w:cs="Times New Roman"/>
+          <w:b/>
+          <w:bCs/>
+          <w:sz w:val="19"/>
+          <w:szCs w:val="19"/>
+        </w:rPr>
+        <w:t>Master</w:t>
+      </w:r>
+      <w:r>
+        <w:rPr>
+          <w:rFonts w:ascii="Cambria" w:eastAsia="Times New Roman" w:hAnsi="Cambria" w:cs="Times New Roman"/>
+          <w:b/>
+          <w:bCs/>
+          <w:sz w:val="19"/>
+          <w:szCs w:val="19"/>
+        </w:rPr>
+        <w:t>’</w:t>
+      </w:r>
+      <w:r>
+        <w:rPr>
+          <w:rFonts w:ascii="Cambria" w:eastAsia="Times New Roman" w:hAnsi="Cambria" w:cs="Times New Roman"/>
+          <w:b/>
+          <w:bCs/>
+          <w:sz w:val="19"/>
+          <w:szCs w:val="19"/>
+        </w:rPr>
+        <w:t>s</w:t>
+      </w:r>
+      <w:r>
+        <w:rPr>
+          <w:rFonts w:ascii="Cambria" w:eastAsia="Times New Roman" w:hAnsi="Cambria" w:cs="Times New Roman"/>
+          <w:b/>
+          <w:bCs/>
+          <w:spacing w:val="1"/>
+          <w:sz w:val="19"/>
+          <w:szCs w:val="19"/>
+        </w:rPr>
+        <w:t xml:space="preserve"> </w:t>
+      </w:r>
+      <w:r>
+        <w:rPr>
+          <w:rFonts w:ascii="Cambria" w:eastAsia="Times New Roman" w:hAnsi="Cambria" w:cs="Times New Roman"/>
+          <w:b/>
+          <w:bCs/>
+          <w:sz w:val="19"/>
+          <w:szCs w:val="19"/>
+        </w:rPr>
+        <w:t>in Computer Science</w:t>
+      </w:r>
+      <w:r>
+        <w:rPr>
+          <w:rFonts w:ascii="Cambria" w:eastAsia="Times New Roman" w:hAnsi="Cambria" w:cs="Times New Roman"/>
+          <w:b/>
+          <w:bCs/>
+          <w:sz w:val="19"/>
+          <w:szCs w:val="19"/>
+        </w:rPr>
+        <w:t xml:space="preserve">; </w:t>
+      </w:r>
+      <w:r>
+        <w:rPr>
+          <w:rFonts w:ascii="Cambria" w:eastAsia="Times New Roman" w:hAnsi="Cambria" w:cs="Times New Roman"/>
+          <w:i/>
+          <w:iCs/>
+          <w:sz w:val="19"/>
+          <w:szCs w:val="19"/>
+        </w:rPr>
+        <w:t>GPA: 3.5</w:t>
+      </w:r>
+      <w:r>
+        <w:rPr>
+          <w:rFonts w:ascii="Cambria" w:eastAsia="Times New Roman" w:hAnsi="Cambria" w:cs="Times New Roman"/>
+          <w:i/>
+          <w:iCs/>
+          <w:sz w:val="19"/>
+          <w:szCs w:val="19"/>
+        </w:rPr>
+        <w:t>3/4.0</w:t>
+      </w:r>
+      <w:r>
+        <w:rPr>
+          <w:rFonts w:ascii="Cambria" w:eastAsia="Times New Roman" w:hAnsi="Cambria" w:cs="Times New Roman"/>
+          <w:b/>
+          <w:bCs/>
+          <w:sz w:val="19"/>
+          <w:szCs w:val="19"/>
+        </w:rPr>
+        <w:tab/>
+        <w:t xml:space="preserve">  </w:t>
+      </w:r>
+      <w:r>
+        <w:rPr>
+          <w:rFonts w:ascii="Cambria" w:eastAsia="Times New Roman" w:hAnsi="Cambria" w:cs="Times New Roman"/>
+          <w:b/>
+          <w:bCs/>
+          <w:sz w:val="19"/>
+          <w:szCs w:val="19"/>
+        </w:rPr>
+        <w:t xml:space="preserve">  </w:t>
+      </w:r>
+      <w:r>
+        <w:rPr>
+          <w:rFonts w:ascii="Cambria" w:eastAsia="Times New Roman" w:hAnsi="Cambria" w:cs="Times New Roman"/>
+          <w:b/>
+          <w:bCs/>
+          <w:sz w:val="19"/>
+          <w:szCs w:val="19"/>
+        </w:rPr>
+        <w:t xml:space="preserve">              </w:t>
+      </w:r>
+      <w:r>
+        <w:rPr>
+          <w:rFonts w:ascii="Cambria" w:eastAsia="Times New Roman" w:hAnsi="Cambria" w:cs="Times New Roman"/>
+          <w:b/>
+          <w:bCs/>
+          <w:sz w:val="19"/>
+          <w:szCs w:val="19"/>
+        </w:rPr>
+        <w:t xml:space="preserve">    </w:t>
+      </w:r>
+      <w:r>
+        <w:rPr>
+          <w:rFonts w:ascii="Cambria" w:eastAsia="Times New Roman" w:hAnsi="Cambria" w:cs="Times New Roman"/>
+          <w:b/>
+          <w:bCs/>
+          <w:spacing w:val="1"/>
+          <w:sz w:val="19"/>
+          <w:szCs w:val="19"/>
+        </w:rPr>
+        <w:t xml:space="preserve"> </w:t>
+      </w:r>
+      <w:r>
+        <w:rPr>
+          <w:rFonts w:ascii="Cambria" w:eastAsia="Times New Roman" w:hAnsi="Cambria" w:cs="Times New Roman"/>
+          <w:b/>
+          <w:bCs/>
+          <w:spacing w:val="1"/>
+          <w:sz w:val="19"/>
+          <w:szCs w:val="19"/>
+        </w:rPr>
+        <w:t xml:space="preserve">  Aug 2023 - </w:t>
+      </w:r>
+      <w:r>
+        <w:rPr>
+          <w:rFonts w:ascii="Cambria" w:eastAsia="Times New Roman" w:hAnsi="Cambria" w:cs="Times New Roman"/>
+          <w:b/>
+          <w:bCs/>
+          <w:sz w:val="19"/>
+          <w:szCs w:val="19"/>
+        </w:rPr>
+        <w:t>Jan</w:t>
+      </w:r>
+      <w:r>
+        <w:rPr>
+          <w:rFonts w:ascii="Cambria" w:eastAsia="Times New Roman" w:hAnsi="Cambria" w:cs="Times New Roman"/>
+          <w:b/>
+          <w:bCs/>
+          <w:spacing w:val="-2"/>
+          <w:sz w:val="19"/>
+          <w:szCs w:val="19"/>
+        </w:rPr>
+        <w:t xml:space="preserve"> </w:t>
+      </w:r>
+      <w:r>
+        <w:rPr>
+          <w:rFonts w:ascii="Cambria" w:eastAsia="Times New Roman" w:hAnsi="Cambria" w:cs="Times New Roman"/>
+          <w:b/>
+          <w:bCs/>
+          <w:sz w:val="19"/>
+          <w:szCs w:val="19"/>
+        </w:rPr>
+        <w:t>202</w:t>
+      </w:r>
+      <w:r>
+        <w:rPr>
+          <w:rFonts w:ascii="Cambria" w:eastAsia="Times New Roman" w:hAnsi="Cambria" w:cs="Times New Roman"/>
+          <w:b/>
+          <w:bCs/>
+          <w:sz w:val="19"/>
+          <w:szCs w:val="19"/>
+        </w:rPr>
+        <w:t>5</w:t>
+      </w:r>
+    </w:p>
+    <w:p>
+      <w:pPr>
+        <w:spacing w:before="20" w:after="0" w:line="238" w:lineRule="exact"/>
+        <w:ind w:right="-14"/>
+        <w:rPr>
+          <w:rFonts w:ascii="Cambria" w:eastAsia="Times New Roman" w:hAnsi="Cambria" w:cs="Times New Roman"/>
+          <w:sz w:val="19"/>
+          <w:szCs w:val="19"/>
+        </w:rPr>
+      </w:pPr>
+      <w:r>
+        <w:rPr>
+          <w:rFonts w:ascii="Cambria" w:eastAsia="Times New Roman" w:hAnsi="Cambria" w:cs="Times New Roman"/>
+          <w:i/>
+          <w:spacing w:val="1"/>
+          <w:sz w:val="19"/>
+          <w:szCs w:val="19"/>
+        </w:rPr>
+        <w:t>U</w:t>
+      </w:r>
+      <w:r>
+        <w:rPr>
+          <w:rFonts w:ascii="Cambria" w:eastAsia="Times New Roman" w:hAnsi="Cambria" w:cs="Times New Roman"/>
+          <w:i/>
+          <w:sz w:val="19"/>
+          <w:szCs w:val="19"/>
+        </w:rPr>
+        <w:t>n</w:t>
+      </w:r>
+      <w:r>
+        <w:rPr>
+          <w:rFonts w:ascii="Cambria" w:eastAsia="Times New Roman" w:hAnsi="Cambria" w:cs="Times New Roman"/>
+          <w:i/>
           <w:spacing w:val="-1"/>
           <w:sz w:val="19"/>
           <w:szCs w:val="19"/>
         </w:rPr>
-      </w:pPr>
-      <w:r>
-        <w:rPr>
-          <w:rFonts w:ascii="Cambria" w:eastAsia="Times New Roman" w:hAnsi="Cambria" w:cs="Times New Roman"/>
-          <w:b/>
-          <w:bCs/>
-          <w:iCs/>
+        <w:t>i</w:t>
+      </w:r>
+      <w:r>
+        <w:rPr>
+          <w:rFonts w:ascii="Cambria" w:eastAsia="Times New Roman" w:hAnsi="Cambria" w:cs="Times New Roman"/>
+          <w:i/>
+          <w:sz w:val="19"/>
+          <w:szCs w:val="19"/>
+        </w:rPr>
+        <w:t>ve</w:t>
+      </w:r>
+      <w:r>
+        <w:rPr>
+          <w:rFonts w:ascii="Cambria" w:eastAsia="Times New Roman" w:hAnsi="Cambria" w:cs="Times New Roman"/>
+          <w:i/>
           <w:spacing w:val="-1"/>
           <w:sz w:val="19"/>
           <w:szCs w:val="19"/>
         </w:rPr>
-        <w:t xml:space="preserve">Computer </w:t>
-      </w:r>
-      <w:r>
-        <w:rPr>
-          <w:rFonts w:ascii="Cambria" w:eastAsia="Times New Roman" w:hAnsi="Cambria" w:cs="Times New Roman"/>
-          <w:b/>
-          <w:bCs/>
-          <w:iCs/>
+        <w:t>r</w:t>
+      </w:r>
+      <w:r>
+        <w:rPr>
+          <w:rFonts w:ascii="Cambria" w:eastAsia="Times New Roman" w:hAnsi="Cambria" w:cs="Times New Roman"/>
+          <w:i/>
+          <w:sz w:val="19"/>
+          <w:szCs w:val="19"/>
+        </w:rPr>
+        <w:t>s</w:t>
+      </w:r>
+      <w:r>
+        <w:rPr>
+          <w:rFonts w:ascii="Cambria" w:eastAsia="Times New Roman" w:hAnsi="Cambria" w:cs="Times New Roman"/>
+          <w:i/>
+          <w:spacing w:val="-2"/>
+          <w:sz w:val="19"/>
+          <w:szCs w:val="19"/>
+        </w:rPr>
+        <w:t>i</w:t>
+      </w:r>
+      <w:r>
+        <w:rPr>
+          <w:rFonts w:ascii="Cambria" w:eastAsia="Times New Roman" w:hAnsi="Cambria" w:cs="Times New Roman"/>
+          <w:i/>
           <w:spacing w:val="-1"/>
           <w:sz w:val="19"/>
           <w:szCs w:val="19"/>
         </w:rPr>
-        <w:t>Graphics</w:t>
-      </w:r>
-      <w:r>
-        <w:rPr>
-          <w:rFonts w:ascii="Cambria" w:eastAsia="Times New Roman" w:hAnsi="Cambria" w:cs="Times New Roman"/>
-          <w:b/>
-          <w:bCs/>
-          <w:iCs/>
+        <w:t>t</w:t>
+      </w:r>
+      <w:r>
+        <w:rPr>
+          <w:rFonts w:ascii="Cambria" w:eastAsia="Times New Roman" w:hAnsi="Cambria" w:cs="Times New Roman"/>
+          <w:i/>
+          <w:sz w:val="19"/>
+          <w:szCs w:val="19"/>
+        </w:rPr>
+        <w:t>y of</w:t>
+      </w:r>
+      <w:r>
+        <w:rPr>
+          <w:rFonts w:ascii="Cambria" w:eastAsia="Times New Roman" w:hAnsi="Cambria" w:cs="Times New Roman"/>
+          <w:i/>
           <w:spacing w:val="-1"/>
           <w:sz w:val="19"/>
           <w:szCs w:val="19"/>
         </w:rPr>
-        <w:t xml:space="preserve"> &amp; </w:t>
-      </w:r>
-      <w:r>
-        <w:rPr>
-          <w:rFonts w:ascii="Cambria" w:eastAsia="Times New Roman" w:hAnsi="Cambria" w:cs="Times New Roman"/>
-          <w:b/>
-          <w:bCs/>
-          <w:iCs/>
+        <w:t xml:space="preserve"> </w:t>
+      </w:r>
+      <w:r>
+        <w:rPr>
+          <w:rFonts w:ascii="Cambria" w:eastAsia="Times New Roman" w:hAnsi="Cambria" w:cs="Times New Roman"/>
+          <w:i/>
+          <w:spacing w:val="-2"/>
+          <w:sz w:val="19"/>
+          <w:szCs w:val="19"/>
+        </w:rPr>
+        <w:t>Rochester</w:t>
+      </w:r>
+      <w:r>
+        <w:rPr>
+          <w:rFonts w:ascii="Cambria" w:eastAsia="Times New Roman" w:hAnsi="Cambria" w:cs="Times New Roman"/>
+          <w:i/>
+          <w:spacing w:val="-2"/>
+          <w:sz w:val="19"/>
+          <w:szCs w:val="19"/>
+        </w:rPr>
+        <w:tab/>
+      </w:r>
+      <w:r>
+        <w:rPr>
+          <w:rFonts w:ascii="Cambria" w:eastAsia="Times New Roman" w:hAnsi="Cambria" w:cs="Times New Roman"/>
+          <w:i/>
+          <w:spacing w:val="-2"/>
+          <w:sz w:val="19"/>
+          <w:szCs w:val="19"/>
+        </w:rPr>
+        <w:tab/>
+      </w:r>
+      <w:r>
+        <w:rPr>
+          <w:rFonts w:ascii="Cambria" w:eastAsia="Times New Roman" w:hAnsi="Cambria" w:cs="Times New Roman"/>
+          <w:i/>
+          <w:spacing w:val="-2"/>
+          <w:sz w:val="19"/>
+          <w:szCs w:val="19"/>
+        </w:rPr>
+        <w:tab/>
+      </w:r>
+      <w:r>
+        <w:rPr>
+          <w:rFonts w:ascii="Cambria" w:eastAsia="Times New Roman" w:hAnsi="Cambria" w:cs="Times New Roman"/>
+          <w:i/>
+          <w:spacing w:val="-2"/>
+          <w:sz w:val="19"/>
+          <w:szCs w:val="19"/>
+        </w:rPr>
+        <w:tab/>
+      </w:r>
+      <w:r>
+        <w:rPr>
+          <w:rFonts w:ascii="Cambria" w:eastAsia="Times New Roman" w:hAnsi="Cambria" w:cs="Times New Roman"/>
+          <w:i/>
+          <w:spacing w:val="-2"/>
+          <w:sz w:val="19"/>
+          <w:szCs w:val="19"/>
+        </w:rPr>
+        <w:tab/>
+      </w:r>
+      <w:r>
+        <w:rPr>
+          <w:rFonts w:ascii="Cambria" w:eastAsia="Times New Roman" w:hAnsi="Cambria" w:cs="Times New Roman"/>
+          <w:i/>
+          <w:spacing w:val="-2"/>
+          <w:sz w:val="19"/>
+          <w:szCs w:val="19"/>
+        </w:rPr>
+        <w:tab/>
+      </w:r>
+      <w:r>
+        <w:rPr>
+          <w:rFonts w:ascii="Cambria" w:eastAsia="Times New Roman" w:hAnsi="Cambria" w:cs="Times New Roman"/>
+          <w:i/>
+          <w:spacing w:val="-2"/>
+          <w:sz w:val="19"/>
+          <w:szCs w:val="19"/>
+        </w:rPr>
+        <w:tab/>
+      </w:r>
+      <w:r>
+        <w:rPr>
+          <w:rFonts w:ascii="Cambria" w:eastAsia="Times New Roman" w:hAnsi="Cambria" w:cs="Times New Roman"/>
+          <w:i/>
+          <w:spacing w:val="-2"/>
+          <w:sz w:val="19"/>
+          <w:szCs w:val="19"/>
+        </w:rPr>
+        <w:tab/>
+      </w:r>
+      <w:r>
+        <w:rPr>
+          <w:rFonts w:ascii="Cambria" w:eastAsia="Times New Roman" w:hAnsi="Cambria" w:cs="Times New Roman"/>
+          <w:i/>
+          <w:spacing w:val="-2"/>
+          <w:sz w:val="19"/>
+          <w:szCs w:val="19"/>
+        </w:rPr>
+        <w:tab/>
+        <w:t xml:space="preserve">    </w:t>
+      </w:r>
+      <w:r>
+        <w:rPr>
+          <w:rFonts w:ascii="Cambria" w:eastAsia="Times New Roman" w:hAnsi="Cambria" w:cs="Times New Roman"/>
+          <w:i/>
+          <w:spacing w:val="-2"/>
+          <w:sz w:val="19"/>
+          <w:szCs w:val="19"/>
+        </w:rPr>
+        <w:t xml:space="preserve">                        </w:t>
+      </w:r>
+      <w:r>
+        <w:rPr>
+          <w:rFonts w:ascii="Cambria" w:eastAsia="Times New Roman" w:hAnsi="Cambria" w:cs="Times New Roman"/>
+          <w:i/>
+          <w:spacing w:val="-2"/>
+          <w:sz w:val="19"/>
+          <w:szCs w:val="19"/>
+        </w:rPr>
+        <w:t xml:space="preserve"> </w:t>
+      </w:r>
+      <w:r>
+        <w:rPr>
+          <w:rFonts w:ascii="Cambria" w:eastAsia="Times New Roman" w:hAnsi="Cambria" w:cs="Times New Roman"/>
+          <w:i/>
+          <w:spacing w:val="-2"/>
+          <w:sz w:val="19"/>
+          <w:szCs w:val="19"/>
+        </w:rPr>
+        <w:t xml:space="preserve">  </w:t>
+      </w:r>
+      <w:r>
+        <w:rPr>
+          <w:rFonts w:ascii="Cambria" w:eastAsia="Times New Roman" w:hAnsi="Cambria" w:cs="Times New Roman"/>
+          <w:i/>
+          <w:spacing w:val="-2"/>
+          <w:sz w:val="19"/>
+          <w:szCs w:val="19"/>
+        </w:rPr>
+        <w:t xml:space="preserve">   </w:t>
+      </w:r>
+      <w:r>
+        <w:rPr>
+          <w:rFonts w:ascii="Cambria" w:eastAsia="Times New Roman" w:hAnsi="Cambria" w:cs="Times New Roman"/>
+          <w:i/>
+          <w:spacing w:val="-2"/>
+          <w:sz w:val="19"/>
+          <w:szCs w:val="19"/>
+        </w:rPr>
+        <w:t xml:space="preserve">       </w:t>
+      </w:r>
+      <w:r>
+        <w:rPr>
+          <w:rFonts w:ascii="Cambria" w:eastAsia="Times New Roman" w:hAnsi="Cambria" w:cs="Times New Roman"/>
+          <w:i/>
+          <w:spacing w:val="-2"/>
+          <w:sz w:val="19"/>
+          <w:szCs w:val="19"/>
+        </w:rPr>
+        <w:t xml:space="preserve">  </w:t>
+      </w:r>
+      <w:r>
+        <w:rPr>
+          <w:rFonts w:ascii="Cambria" w:eastAsia="Times New Roman" w:hAnsi="Cambria" w:cs="Times New Roman"/>
+          <w:i/>
+          <w:spacing w:val="-2"/>
+          <w:sz w:val="19"/>
+          <w:szCs w:val="19"/>
+        </w:rPr>
+        <w:t>Rochester, NY</w:t>
+      </w:r>
+      <w:r>
+        <w:rPr>
+          <w:rFonts w:ascii="Cambria" w:eastAsia="Times New Roman" w:hAnsi="Cambria" w:cs="Times New Roman"/>
+          <w:i/>
+          <w:spacing w:val="-2"/>
+          <w:sz w:val="19"/>
+          <w:szCs w:val="19"/>
+        </w:rPr>
+        <w:t>, USA</w:t>
+      </w:r>
+    </w:p>
+    <w:p>
+      <w:pPr>
+        <w:tabs>
+          <w:tab w:val="left" w:pos="8300"/>
+        </w:tabs>
+        <w:spacing w:after="0" w:line="240" w:lineRule="auto"/>
+        <w:ind w:right="-20"/>
+        <w:rPr>
+          <w:rFonts w:ascii="Cambria" w:eastAsia="Times New Roman" w:hAnsi="Cambria" w:cs="Times New Roman"/>
+          <w:b/>
+          <w:bCs/>
+          <w:sz w:val="19"/>
+          <w:szCs w:val="19"/>
+        </w:rPr>
+      </w:pPr>
+      <w:r>
+        <w:rPr>
+          <w:rFonts w:ascii="Cambria" w:eastAsia="Times New Roman" w:hAnsi="Cambria" w:cs="Times New Roman"/>
+          <w:b/>
+          <w:bCs/>
+          <w:sz w:val="19"/>
+          <w:szCs w:val="19"/>
+        </w:rPr>
+        <w:t>Bac</w:t>
+      </w:r>
+      <w:r>
+        <w:rPr>
+          <w:rFonts w:ascii="Cambria" w:eastAsia="Times New Roman" w:hAnsi="Cambria" w:cs="Times New Roman"/>
+          <w:b/>
+          <w:bCs/>
+          <w:spacing w:val="-2"/>
+          <w:sz w:val="19"/>
+          <w:szCs w:val="19"/>
+        </w:rPr>
+        <w:t>h</w:t>
+      </w:r>
+      <w:r>
+        <w:rPr>
+          <w:rFonts w:ascii="Cambria" w:eastAsia="Times New Roman" w:hAnsi="Cambria" w:cs="Times New Roman"/>
+          <w:b/>
+          <w:bCs/>
+          <w:sz w:val="19"/>
+          <w:szCs w:val="19"/>
+        </w:rPr>
+        <w:t>e</w:t>
+      </w:r>
+      <w:r>
+        <w:rPr>
+          <w:rFonts w:ascii="Cambria" w:eastAsia="Times New Roman" w:hAnsi="Cambria" w:cs="Times New Roman"/>
+          <w:b/>
+          <w:bCs/>
           <w:spacing w:val="-1"/>
           <w:sz w:val="19"/>
           <w:szCs w:val="19"/>
         </w:rPr>
-        <w:t>Video Game</w:t>
-      </w:r>
-      <w:r>
-        <w:rPr>
-          <w:rFonts w:ascii="Cambria" w:eastAsia="Times New Roman" w:hAnsi="Cambria" w:cs="Times New Roman"/>
-          <w:b/>
-          <w:bCs/>
-          <w:iCs/>
+        <w:t>l</w:t>
+      </w:r>
+      <w:r>
+        <w:rPr>
+          <w:rFonts w:ascii="Cambria" w:eastAsia="Times New Roman" w:hAnsi="Cambria" w:cs="Times New Roman"/>
+          <w:b/>
+          <w:bCs/>
+          <w:sz w:val="19"/>
+          <w:szCs w:val="19"/>
+        </w:rPr>
+        <w:t>or</w:t>
+      </w:r>
+      <w:r>
+        <w:rPr>
+          <w:rFonts w:ascii="Cambria" w:eastAsia="Times New Roman" w:hAnsi="Cambria" w:cs="Times New Roman"/>
+          <w:b/>
+          <w:bCs/>
+          <w:spacing w:val="1"/>
+          <w:sz w:val="19"/>
+          <w:szCs w:val="19"/>
+        </w:rPr>
+        <w:t xml:space="preserve"> </w:t>
+      </w:r>
+      <w:r>
+        <w:rPr>
+          <w:rFonts w:ascii="Cambria" w:eastAsia="Times New Roman" w:hAnsi="Cambria" w:cs="Times New Roman"/>
+          <w:b/>
+          <w:bCs/>
+          <w:spacing w:val="-2"/>
+          <w:sz w:val="19"/>
+          <w:szCs w:val="19"/>
+        </w:rPr>
+        <w:t>o</w:t>
+      </w:r>
+      <w:r>
+        <w:rPr>
+          <w:rFonts w:ascii="Cambria" w:eastAsia="Times New Roman" w:hAnsi="Cambria" w:cs="Times New Roman"/>
+          <w:b/>
+          <w:bCs/>
+          <w:sz w:val="19"/>
+          <w:szCs w:val="19"/>
+        </w:rPr>
+        <w:t>f</w:t>
+      </w:r>
+      <w:r>
+        <w:rPr>
+          <w:rFonts w:ascii="Cambria" w:eastAsia="Times New Roman" w:hAnsi="Cambria" w:cs="Times New Roman"/>
+          <w:b/>
+          <w:bCs/>
+          <w:spacing w:val="2"/>
+          <w:sz w:val="19"/>
+          <w:szCs w:val="19"/>
+        </w:rPr>
+        <w:t xml:space="preserve"> </w:t>
+      </w:r>
+      <w:r>
+        <w:rPr>
+          <w:rFonts w:ascii="Cambria" w:eastAsia="Times New Roman" w:hAnsi="Cambria" w:cs="Times New Roman"/>
+          <w:b/>
+          <w:bCs/>
+          <w:sz w:val="19"/>
+          <w:szCs w:val="19"/>
+        </w:rPr>
+        <w:t>Sc</w:t>
+      </w:r>
+      <w:r>
+        <w:rPr>
+          <w:rFonts w:ascii="Cambria" w:eastAsia="Times New Roman" w:hAnsi="Cambria" w:cs="Times New Roman"/>
+          <w:b/>
+          <w:bCs/>
           <w:spacing w:val="-1"/>
           <w:sz w:val="19"/>
           <w:szCs w:val="19"/>
         </w:rPr>
-        <w:t>s</w:t>
-      </w:r>
-      <w:r>
+        <w:t>i</w:t>
+      </w:r>
+      <w:r>
+        <w:rPr>
+          <w:rFonts w:ascii="Cambria" w:eastAsia="Times New Roman" w:hAnsi="Cambria" w:cs="Times New Roman"/>
+          <w:b/>
+          <w:bCs/>
+          <w:spacing w:val="-3"/>
+          <w:sz w:val="19"/>
+          <w:szCs w:val="19"/>
+        </w:rPr>
+        <w:t>e</w:t>
+      </w:r>
+      <w:r>
+        <w:rPr>
+          <w:rFonts w:ascii="Cambria" w:eastAsia="Times New Roman" w:hAnsi="Cambria" w:cs="Times New Roman"/>
+          <w:b/>
+          <w:bCs/>
+          <w:sz w:val="19"/>
+          <w:szCs w:val="19"/>
+        </w:rPr>
+        <w:t xml:space="preserve">nce </w:t>
+      </w:r>
+      <w:r>
+        <w:rPr>
+          <w:rFonts w:ascii="Cambria" w:eastAsia="Times New Roman" w:hAnsi="Cambria" w:cs="Times New Roman"/>
+          <w:b/>
+          <w:bCs/>
+          <w:sz w:val="19"/>
+          <w:szCs w:val="19"/>
+        </w:rPr>
+        <w:t>in</w:t>
+      </w:r>
+      <w:r>
+        <w:rPr>
+          <w:rFonts w:ascii="Cambria" w:eastAsia="Times New Roman" w:hAnsi="Cambria" w:cs="Times New Roman"/>
+          <w:b/>
+          <w:bCs/>
+          <w:sz w:val="19"/>
+          <w:szCs w:val="19"/>
+        </w:rPr>
+        <w:t xml:space="preserve"> </w:t>
+      </w:r>
+      <w:r>
+        <w:rPr>
+          <w:rFonts w:ascii="Cambria" w:eastAsia="Times New Roman" w:hAnsi="Cambria" w:cs="Times New Roman"/>
+          <w:b/>
+          <w:bCs/>
+          <w:sz w:val="19"/>
+          <w:szCs w:val="19"/>
+        </w:rPr>
+        <w:t>Computer Science</w:t>
+      </w:r>
+      <w:r>
+        <w:rPr>
+          <w:rFonts w:ascii="Cambria" w:eastAsia="Times New Roman" w:hAnsi="Cambria" w:cs="Times New Roman"/>
+          <w:b/>
+          <w:bCs/>
+          <w:sz w:val="19"/>
+          <w:szCs w:val="19"/>
+        </w:rPr>
+        <w:t xml:space="preserve"> | </w:t>
+      </w:r>
+      <w:r>
+        <w:rPr>
+          <w:rFonts w:ascii="Cambria" w:eastAsia="Times New Roman" w:hAnsi="Cambria" w:cs="Times New Roman"/>
+          <w:b/>
+          <w:bCs/>
+          <w:sz w:val="19"/>
+          <w:szCs w:val="19"/>
+        </w:rPr>
+        <w:t>Minor</w:t>
+      </w:r>
+      <w:r>
+        <w:rPr>
+          <w:rFonts w:ascii="Cambria" w:eastAsia="Times New Roman" w:hAnsi="Cambria" w:cs="Times New Roman"/>
+          <w:b/>
+          <w:bCs/>
+          <w:sz w:val="19"/>
+          <w:szCs w:val="19"/>
+        </w:rPr>
+        <w:t xml:space="preserve"> in </w:t>
+      </w:r>
+      <w:r>
+        <w:rPr>
+          <w:rFonts w:ascii="Cambria" w:eastAsia="Times New Roman" w:hAnsi="Cambria" w:cs="Times New Roman"/>
+          <w:b/>
+          <w:bCs/>
+          <w:sz w:val="19"/>
+          <w:szCs w:val="19"/>
+        </w:rPr>
+        <w:t>Digital Media Studies</w:t>
+      </w:r>
+      <w:r>
+        <w:rPr>
+          <w:rFonts w:ascii="Cambria" w:eastAsia="Times New Roman" w:hAnsi="Cambria" w:cs="Times New Roman"/>
+          <w:b/>
+          <w:bCs/>
+          <w:sz w:val="19"/>
+          <w:szCs w:val="19"/>
+        </w:rPr>
+        <w:t xml:space="preserve">; </w:t>
+      </w:r>
+      <w:r>
+        <w:rPr>
+          <w:rFonts w:ascii="Cambria" w:eastAsia="Times New Roman" w:hAnsi="Cambria" w:cs="Times New Roman"/>
+          <w:i/>
+          <w:iCs/>
+          <w:sz w:val="19"/>
+          <w:szCs w:val="19"/>
+        </w:rPr>
+        <w:t>GPA: 3.5</w:t>
+      </w:r>
+      <w:r>
+        <w:rPr>
+          <w:rFonts w:ascii="Cambria" w:eastAsia="Times New Roman" w:hAnsi="Cambria" w:cs="Times New Roman"/>
+          <w:i/>
+          <w:iCs/>
+          <w:sz w:val="19"/>
+          <w:szCs w:val="19"/>
+        </w:rPr>
+        <w:t>3</w:t>
+      </w:r>
+      <w:r>
+        <w:rPr>
+          <w:rFonts w:ascii="Cambria" w:eastAsia="Times New Roman" w:hAnsi="Cambria" w:cs="Times New Roman"/>
+          <w:i/>
+          <w:iCs/>
+          <w:sz w:val="19"/>
+          <w:szCs w:val="19"/>
+        </w:rPr>
+        <w:t>/4.0</w:t>
+      </w:r>
+      <w:r>
+        <w:rPr>
+          <w:rFonts w:ascii="Cambria" w:eastAsia="Times New Roman" w:hAnsi="Cambria" w:cs="Times New Roman"/>
+          <w:b/>
+          <w:bCs/>
+          <w:sz w:val="19"/>
+          <w:szCs w:val="19"/>
+        </w:rPr>
+        <w:tab/>
+      </w:r>
+      <w:r>
+        <w:rPr>
+          <w:rFonts w:ascii="Cambria" w:eastAsia="Times New Roman" w:hAnsi="Cambria" w:cs="Times New Roman"/>
+          <w:b/>
+          <w:bCs/>
+          <w:sz w:val="19"/>
+          <w:szCs w:val="19"/>
+        </w:rPr>
+        <w:t xml:space="preserve">  </w:t>
+      </w:r>
+      <w:r>
+        <w:rPr>
+          <w:rFonts w:ascii="Cambria" w:eastAsia="Times New Roman" w:hAnsi="Cambria" w:cs="Times New Roman"/>
+          <w:b/>
+          <w:bCs/>
+          <w:spacing w:val="1"/>
+          <w:sz w:val="19"/>
+          <w:szCs w:val="19"/>
+        </w:rPr>
+        <w:t xml:space="preserve">                   </w:t>
+      </w:r>
+      <w:r>
+        <w:rPr>
+          <w:rFonts w:ascii="Cambria" w:eastAsia="Times New Roman" w:hAnsi="Cambria" w:cs="Times New Roman"/>
+          <w:b/>
+          <w:bCs/>
+          <w:spacing w:val="1"/>
+          <w:sz w:val="19"/>
+          <w:szCs w:val="19"/>
+        </w:rPr>
+        <w:t xml:space="preserve"> Aug 2019 - </w:t>
+      </w:r>
+      <w:r>
+        <w:rPr>
+          <w:rFonts w:ascii="Cambria" w:eastAsia="Times New Roman" w:hAnsi="Cambria" w:cs="Times New Roman"/>
+          <w:b/>
+          <w:bCs/>
+          <w:sz w:val="19"/>
+          <w:szCs w:val="19"/>
+        </w:rPr>
+        <w:t>May</w:t>
+      </w:r>
+      <w:r>
+        <w:rPr>
+          <w:rFonts w:ascii="Cambria" w:eastAsia="Times New Roman" w:hAnsi="Cambria" w:cs="Times New Roman"/>
+          <w:b/>
+          <w:bCs/>
+          <w:spacing w:val="-2"/>
+          <w:sz w:val="19"/>
+          <w:szCs w:val="19"/>
+        </w:rPr>
+        <w:t xml:space="preserve"> </w:t>
+      </w:r>
+      <w:r>
+        <w:rPr>
+          <w:rFonts w:ascii="Cambria" w:eastAsia="Times New Roman" w:hAnsi="Cambria" w:cs="Times New Roman"/>
+          <w:b/>
+          <w:bCs/>
+          <w:sz w:val="19"/>
+          <w:szCs w:val="19"/>
+        </w:rPr>
+        <w:t>2</w:t>
+      </w:r>
+      <w:r>
+        <w:rPr>
+          <w:rFonts w:ascii="Cambria" w:eastAsia="Times New Roman" w:hAnsi="Cambria" w:cs="Times New Roman"/>
+          <w:b/>
+          <w:bCs/>
+          <w:sz w:val="19"/>
+          <w:szCs w:val="19"/>
+        </w:rPr>
+        <w:t>023</w:t>
+      </w:r>
+    </w:p>
+    <w:p>
+      <w:pPr>
+        <w:tabs>
+          <w:tab w:val="left" w:pos="8300"/>
+        </w:tabs>
+        <w:spacing w:after="0" w:line="240" w:lineRule="auto"/>
+        <w:ind w:right="-20"/>
+        <w:rPr>
+          <w:rFonts w:ascii="Cambria" w:eastAsia="Times New Roman" w:hAnsi="Cambria" w:cs="Times New Roman"/>
+          <w:i/>
+          <w:iCs/>
+          <w:sz w:val="10"/>
+          <w:szCs w:val="10"/>
+        </w:rPr>
+      </w:pPr>
+    </w:p>
+    <w:p>
+      <w:pPr>
+        <w:pBdr>
+          <w:bottom w:val="single" w:sz="12" w:space="1" w:color="auto"/>
+        </w:pBdr>
+        <w:spacing w:after="0" w:line="240" w:lineRule="auto"/>
+        <w:ind w:right="-20"/>
+        <w:rPr>
+          <w:rFonts w:ascii="Cambria" w:hAnsi="Cambria"/>
+          <w:b/>
+          <w:bCs/>
+          <w:noProof/>
+          <w:sz w:val="4"/>
+          <w:szCs w:val="4"/>
+        </w:rPr>
+      </w:pPr>
+    </w:p>
+    <w:p>
+      <w:pPr>
+        <w:pBdr>
+          <w:bottom w:val="single" w:sz="12" w:space="1" w:color="auto"/>
+        </w:pBdr>
+        <w:spacing w:after="0" w:line="240" w:lineRule="auto"/>
+        <w:ind w:right="-20"/>
+        <w:rPr>
+          <w:rFonts w:ascii="Cambria" w:hAnsi="Cambria"/>
+          <w:b/>
+          <w:bCs/>
+          <w:noProof/>
+          <w:sz w:val="18"/>
+          <w:szCs w:val="18"/>
+        </w:rPr>
+      </w:pPr>
+      <w:r>
+        <w:rPr>
+          <w:rFonts w:ascii="Cambria" w:hAnsi="Cambria"/>
+          <w:b/>
+          <w:bCs/>
+          <w:noProof/>
+          <w:sz w:val="18"/>
+          <w:szCs w:val="18"/>
+        </w:rPr>
+        <w:t>PROFESSIONAL EXPERIENC</w:t>
+      </w:r>
+      <w:r>
+        <w:rPr>
+          <w:rFonts w:ascii="Cambria" w:hAnsi="Cambria"/>
+          <w:b/>
+          <w:bCs/>
+          <w:noProof/>
+          <w:sz w:val="18"/>
+          <w:szCs w:val="18"/>
+        </w:rPr>
+        <w:t>E</w:t>
+      </w:r>
+    </w:p>
+    <w:p>
+      <w:pPr>
+        <w:tabs>
+          <w:tab w:val="left" w:pos="8240"/>
+        </w:tabs>
+        <w:spacing w:before="34" w:after="0" w:line="240" w:lineRule="auto"/>
+        <w:ind w:right="-20"/>
         <w:rPr>
           <w:rFonts w:ascii="Cambria" w:eastAsia="Times New Roman" w:hAnsi="Cambria" w:cs="Times New Roman"/>
           <w:b/>
@@ -362,164 +1458,1353 @@
           <w:sz w:val="19"/>
           <w:szCs w:val="19"/>
         </w:rPr>
-        <w:t xml:space="preserve">: </w:t>
-      </w:r>
-      <w:r>
-        <w:rPr>
-          <w:rFonts w:ascii="Cambria" w:eastAsia="Times New Roman" w:hAnsi="Cambria" w:cs="Times New Roman"/>
+      </w:pPr>
+      <w:r>
+        <w:rPr>
+          <w:rFonts w:ascii="Cambria" w:eastAsia="Times New Roman" w:hAnsi="Cambria" w:cs="Times New Roman"/>
+          <w:b/>
+          <w:bCs/>
           <w:iCs/>
           <w:spacing w:val="-1"/>
           <w:sz w:val="19"/>
           <w:szCs w:val="19"/>
         </w:rPr>
-        <w:t>Experienc</w:t>
-      </w:r>
-      <w:r>
-        <w:rPr>
-          <w:rFonts w:ascii="Cambria" w:eastAsia="Times New Roman" w:hAnsi="Cambria" w:cs="Times New Roman"/>
+        <w:t xml:space="preserve">Cloud </w:t>
+      </w:r>
+      <w:r>
+        <w:rPr>
+          <w:rFonts w:ascii="Cambria" w:eastAsia="Times New Roman" w:hAnsi="Cambria" w:cs="Times New Roman"/>
+          <w:b/>
+          <w:bCs/>
           <w:iCs/>
           <w:spacing w:val="-1"/>
           <w:sz w:val="19"/>
           <w:szCs w:val="19"/>
         </w:rPr>
-        <w:t>e in</w:t>
-      </w:r>
-      <w:r>
-        <w:rPr>
-          <w:rFonts w:ascii="Cambria" w:eastAsia="Times New Roman" w:hAnsi="Cambria" w:cs="Times New Roman"/>
+        <w:t>Software and Platform Engineer</w:t>
+      </w:r>
+      <w:r>
+        <w:rPr>
+          <w:rFonts w:ascii="Cambria" w:eastAsia="Times New Roman" w:hAnsi="Cambria" w:cs="Times New Roman"/>
+          <w:b/>
+          <w:bCs/>
           <w:iCs/>
           <w:spacing w:val="-1"/>
           <w:sz w:val="19"/>
           <w:szCs w:val="19"/>
         </w:rPr>
+        <w:t xml:space="preserve"> Associate</w:t>
+      </w:r>
+      <w:r>
+        <w:rPr>
+          <w:rFonts w:ascii="Cambria" w:eastAsia="Times New Roman" w:hAnsi="Cambria" w:cs="Times New Roman"/>
+          <w:b/>
+          <w:bCs/>
+          <w:iCs/>
+          <w:spacing w:val="-1"/>
+          <w:sz w:val="19"/>
+          <w:szCs w:val="19"/>
+        </w:rPr>
+        <w:t xml:space="preserve"> Intern</w:t>
+      </w:r>
+      <w:r>
+        <w:rPr>
+          <w:rFonts w:ascii="Cambria" w:eastAsia="Times New Roman" w:hAnsi="Cambria" w:cs="Times New Roman"/>
+          <w:b/>
+          <w:bCs/>
+          <w:spacing w:val="-1"/>
+          <w:sz w:val="19"/>
+          <w:szCs w:val="19"/>
+        </w:rPr>
+        <w:t xml:space="preserve">, Accenture, </w:t>
+      </w:r>
+      <w:r>
+        <w:rPr>
+          <w:rFonts w:ascii="Cambria" w:eastAsia="Times New Roman" w:hAnsi="Cambria" w:cs="Times New Roman"/>
+          <w:i/>
+          <w:iCs/>
+          <w:spacing w:val="-1"/>
+          <w:sz w:val="19"/>
+          <w:szCs w:val="19"/>
+        </w:rPr>
+        <w:t>Riyadh</w:t>
+      </w:r>
+      <w:r>
+        <w:rPr>
+          <w:rFonts w:ascii="Cambria" w:eastAsia="Times New Roman" w:hAnsi="Cambria" w:cs="Times New Roman"/>
+          <w:i/>
+          <w:iCs/>
+          <w:spacing w:val="-1"/>
+          <w:sz w:val="19"/>
+          <w:szCs w:val="19"/>
+        </w:rPr>
+        <w:t>, Saudi Arabia</w:t>
+      </w:r>
+      <w:r>
+        <w:rPr>
+          <w:rFonts w:ascii="Cambria" w:eastAsia="Times New Roman" w:hAnsi="Cambria" w:cs="Times New Roman"/>
+          <w:b/>
+          <w:bCs/>
+          <w:spacing w:val="-1"/>
+          <w:sz w:val="19"/>
+          <w:szCs w:val="19"/>
+        </w:rPr>
+        <w:t xml:space="preserve">                                  </w:t>
+      </w:r>
+      <w:r>
+        <w:rPr>
+          <w:rFonts w:ascii="Cambria" w:eastAsia="Times New Roman" w:hAnsi="Cambria" w:cs="Times New Roman"/>
+          <w:b/>
+          <w:bCs/>
+          <w:spacing w:val="-1"/>
+          <w:sz w:val="19"/>
+          <w:szCs w:val="19"/>
+        </w:rPr>
+        <w:t xml:space="preserve">          </w:t>
+      </w:r>
+      <w:r>
+        <w:rPr>
+          <w:rFonts w:ascii="Cambria" w:eastAsia="Times New Roman" w:hAnsi="Cambria" w:cs="Times New Roman"/>
+          <w:b/>
+          <w:bCs/>
+          <w:spacing w:val="-1"/>
+          <w:sz w:val="19"/>
+          <w:szCs w:val="19"/>
+        </w:rPr>
         <w:t xml:space="preserve"> </w:t>
       </w:r>
       <w:r>
         <w:rPr>
           <w:rFonts w:ascii="Cambria" w:eastAsia="Times New Roman" w:hAnsi="Cambria" w:cs="Times New Roman"/>
-          <w:iCs/>
+          <w:b/>
+          <w:bCs/>
           <w:spacing w:val="-1"/>
           <w:sz w:val="19"/>
           <w:szCs w:val="19"/>
-          <w:u w:val="single"/>
-        </w:rPr>
-        <w:t>3D modeling</w:t>
-      </w:r>
-      <w:r>
-        <w:rPr>
-          <w:rFonts w:ascii="Cambria" w:eastAsia="Times New Roman" w:hAnsi="Cambria" w:cs="Times New Roman"/>
+        </w:rPr>
+        <w:t>J</w:t>
+      </w:r>
+      <w:r>
+        <w:rPr>
+          <w:rFonts w:ascii="Cambria" w:eastAsia="Times New Roman" w:hAnsi="Cambria" w:cs="Times New Roman"/>
+          <w:b/>
+          <w:bCs/>
+          <w:sz w:val="19"/>
+          <w:szCs w:val="19"/>
+        </w:rPr>
+        <w:t>uly</w:t>
+      </w:r>
+      <w:r>
+        <w:rPr>
+          <w:rFonts w:ascii="Cambria" w:eastAsia="Times New Roman" w:hAnsi="Cambria" w:cs="Times New Roman"/>
+          <w:b/>
+          <w:bCs/>
+          <w:sz w:val="19"/>
+          <w:szCs w:val="19"/>
+        </w:rPr>
+        <w:t xml:space="preserve"> 202</w:t>
+      </w:r>
+      <w:r>
+        <w:rPr>
+          <w:rFonts w:ascii="Cambria" w:eastAsia="Times New Roman" w:hAnsi="Cambria" w:cs="Times New Roman"/>
+          <w:b/>
+          <w:bCs/>
+          <w:sz w:val="19"/>
+          <w:szCs w:val="19"/>
+        </w:rPr>
+        <w:t>5</w:t>
+      </w:r>
+      <w:r>
+        <w:rPr>
+          <w:rFonts w:ascii="Cambria" w:eastAsia="Times New Roman" w:hAnsi="Cambria" w:cs="Times New Roman"/>
+          <w:b/>
+          <w:bCs/>
+          <w:sz w:val="19"/>
+          <w:szCs w:val="19"/>
+        </w:rPr>
+        <w:t xml:space="preserve"> – </w:t>
+      </w:r>
+      <w:r>
+        <w:rPr>
+          <w:rFonts w:ascii="Cambria" w:eastAsia="Times New Roman" w:hAnsi="Cambria" w:cs="Times New Roman"/>
+          <w:b/>
+          <w:bCs/>
+          <w:sz w:val="19"/>
+          <w:szCs w:val="19"/>
+        </w:rPr>
+        <w:t>Sep</w:t>
+      </w:r>
+      <w:r>
+        <w:rPr>
+          <w:rFonts w:ascii="Cambria" w:eastAsia="Times New Roman" w:hAnsi="Cambria" w:cs="Times New Roman"/>
+          <w:b/>
+          <w:bCs/>
+          <w:sz w:val="19"/>
+          <w:szCs w:val="19"/>
+        </w:rPr>
+        <w:t xml:space="preserve"> 202</w:t>
+      </w:r>
+      <w:r>
+        <w:rPr>
+          <w:rFonts w:ascii="Cambria" w:eastAsia="Times New Roman" w:hAnsi="Cambria" w:cs="Times New Roman"/>
+          <w:b/>
+          <w:bCs/>
+          <w:sz w:val="19"/>
+          <w:szCs w:val="19"/>
+        </w:rPr>
+        <w:t>5</w:t>
+      </w:r>
+    </w:p>
+    <w:p>
+      <w:pPr>
+        <w:pStyle w:val="ListParagraph"/>
+        <w:numPr>
+          <w:ilvl w:val="0"/>
+          <w:numId w:val="34"/>
+        </w:numPr>
+        <w:tabs>
+          <w:tab w:val="left" w:pos="8240"/>
+        </w:tabs>
+        <w:spacing w:before="34" w:after="0"/>
+        <w:ind w:right="-20"/>
+        <w:rPr>
+          <w:rFonts w:ascii="Cambria" w:eastAsia="Times New Roman" w:hAnsi="Cambria"/>
+          <w:iCs/>
+          <w:sz w:val="19"/>
+          <w:szCs w:val="19"/>
+        </w:rPr>
+      </w:pPr>
+      <w:r>
+        <w:rPr>
+          <w:rFonts w:ascii="Cambria" w:eastAsia="Times New Roman" w:hAnsi="Cambria"/>
+          <w:iCs/>
+          <w:sz w:val="19"/>
+          <w:szCs w:val="19"/>
+        </w:rPr>
+        <w:t>Selected for Accenture's Graduate Development Program to work on real-world cloud-native software projects using Agile methodologies, with hands-on exposure to AWS, Azure, and GCP.</w:t>
+      </w:r>
+    </w:p>
+    <w:p>
+      <w:pPr>
+        <w:tabs>
+          <w:tab w:val="left" w:pos="8240"/>
+        </w:tabs>
+        <w:spacing w:before="34" w:after="0" w:line="240" w:lineRule="auto"/>
+        <w:ind w:right="-20"/>
+        <w:rPr>
+          <w:rFonts w:ascii="Cambria" w:eastAsia="Times New Roman" w:hAnsi="Cambria" w:cs="Times New Roman"/>
+          <w:iCs/>
+          <w:sz w:val="19"/>
+          <w:szCs w:val="19"/>
+        </w:rPr>
+      </w:pPr>
+      <w:r>
+        <w:rPr>
+          <w:rFonts w:ascii="Cambria" w:eastAsia="Times New Roman" w:hAnsi="Cambria" w:cs="Times New Roman"/>
+          <w:b/>
+          <w:bCs/>
           <w:iCs/>
           <w:spacing w:val="-1"/>
           <w:sz w:val="19"/>
           <w:szCs w:val="19"/>
         </w:rPr>
-        <w:t xml:space="preserve"> and </w:t>
-      </w:r>
-      <w:r>
-        <w:rPr>
-          <w:rFonts w:ascii="Cambria" w:eastAsia="Times New Roman" w:hAnsi="Cambria" w:cs="Times New Roman"/>
-          <w:iCs/>
+        <w:t>VR Game Development Intern</w:t>
+      </w:r>
+      <w:r>
+        <w:rPr>
+          <w:rFonts w:ascii="Cambria" w:eastAsia="Times New Roman" w:hAnsi="Cambria" w:cs="Times New Roman"/>
+          <w:b/>
+          <w:bCs/>
           <w:spacing w:val="-1"/>
           <w:sz w:val="19"/>
           <w:szCs w:val="19"/>
-          <w:u w:val="single"/>
-        </w:rPr>
-        <w:t>video game development</w:t>
-      </w:r>
-      <w:r>
-        <w:rPr>
-          <w:rFonts w:ascii="Cambria" w:eastAsia="Times New Roman" w:hAnsi="Cambria" w:cs="Times New Roman"/>
-          <w:iCs/>
+        </w:rPr>
+        <w:t xml:space="preserve">, </w:t>
+      </w:r>
+      <w:r>
+        <w:rPr>
+          <w:rFonts w:ascii="Cambria" w:eastAsia="Times New Roman" w:hAnsi="Cambria" w:cs="Times New Roman"/>
+          <w:b/>
+          <w:bCs/>
           <w:spacing w:val="-1"/>
           <w:sz w:val="19"/>
           <w:szCs w:val="19"/>
         </w:rPr>
-        <w:t xml:space="preserve"> with </w:t>
-      </w:r>
-      <w:r>
-        <w:rPr>
-          <w:rFonts w:ascii="Cambria" w:eastAsia="Times New Roman" w:hAnsi="Cambria" w:cs="Times New Roman"/>
-          <w:iCs/>
+        <w:t>Saudi Aramco</w:t>
+      </w:r>
+      <w:r>
+        <w:rPr>
+          <w:rFonts w:ascii="Cambria" w:eastAsia="Times New Roman" w:hAnsi="Cambria" w:cs="Times New Roman"/>
+          <w:b/>
+          <w:bCs/>
           <w:spacing w:val="-1"/>
           <w:sz w:val="19"/>
           <w:szCs w:val="19"/>
-          <w:u w:val="single"/>
-        </w:rPr>
-        <w:t>Unreal Engine</w:t>
-      </w:r>
-      <w:r>
-        <w:rPr>
-          <w:rFonts w:ascii="Cambria" w:eastAsia="Times New Roman" w:hAnsi="Cambria" w:cs="Times New Roman"/>
+        </w:rPr>
+        <w:t xml:space="preserve">, </w:t>
+      </w:r>
+      <w:r>
+        <w:rPr>
+          <w:rFonts w:ascii="Cambria" w:eastAsia="Times New Roman" w:hAnsi="Cambria" w:cs="Times New Roman"/>
+          <w:i/>
           <w:iCs/>
           <w:spacing w:val="-1"/>
           <w:sz w:val="19"/>
           <w:szCs w:val="19"/>
         </w:rPr>
-        <w:t xml:space="preserve"> and </w:t>
-      </w:r>
-      <w:r>
-        <w:rPr>
-          <w:rFonts w:ascii="Cambria" w:eastAsia="Times New Roman" w:hAnsi="Cambria" w:cs="Times New Roman"/>
+        <w:t>Dhahran</w:t>
+      </w:r>
+      <w:r>
+        <w:rPr>
+          <w:rFonts w:ascii="Cambria" w:eastAsia="Times New Roman" w:hAnsi="Cambria" w:cs="Times New Roman"/>
+          <w:i/>
           <w:iCs/>
           <w:spacing w:val="-1"/>
           <w:sz w:val="19"/>
           <w:szCs w:val="19"/>
-          <w:u w:val="single"/>
-        </w:rPr>
-        <w:t>Unity</w:t>
-      </w:r>
-      <w:r>
-        <w:rPr>
-          <w:rFonts w:ascii="Cambria" w:eastAsia="Times New Roman" w:hAnsi="Cambria" w:cs="Times New Roman"/>
-          <w:iCs/>
+        </w:rPr>
+        <w:t>, Saudi Arabia</w:t>
+      </w:r>
+      <w:r>
+        <w:rPr>
+          <w:rFonts w:ascii="Cambria" w:eastAsia="Times New Roman" w:hAnsi="Cambria" w:cs="Times New Roman"/>
+          <w:b/>
+          <w:bCs/>
           <w:spacing w:val="-1"/>
           <w:sz w:val="19"/>
           <w:szCs w:val="19"/>
         </w:rPr>
-        <w:t xml:space="preserve">, and crafting custom shaders, including photorealistic and toon-shading </w:t>
-      </w:r>
-      <w:proofErr w:type="spellStart"/>
-      <w:r>
-        <w:rPr>
-          <w:rFonts w:ascii="Cambria" w:eastAsia="Times New Roman" w:hAnsi="Cambria" w:cs="Times New Roman"/>
-          <w:iCs/>
+        <w:t xml:space="preserve">                                   </w:t>
+      </w:r>
+      <w:r>
+        <w:rPr>
+          <w:rFonts w:ascii="Cambria" w:eastAsia="Times New Roman" w:hAnsi="Cambria" w:cs="Times New Roman"/>
+          <w:b/>
+          <w:bCs/>
           <w:spacing w:val="-1"/>
           <w:sz w:val="19"/>
           <w:szCs w:val="19"/>
         </w:rPr>
-        <w:t>raytracers</w:t>
-      </w:r>
-      <w:proofErr w:type="spellEnd"/>
-      <w:r>
-        <w:rPr>
-          <w:rFonts w:ascii="Cambria" w:eastAsia="Times New Roman" w:hAnsi="Cambria" w:cs="Times New Roman"/>
-          <w:iCs/>
+        <w:t xml:space="preserve">                                              </w:t>
+      </w:r>
+      <w:r>
+        <w:rPr>
+          <w:rFonts w:ascii="Cambria" w:eastAsia="Times New Roman" w:hAnsi="Cambria" w:cs="Times New Roman"/>
+          <w:b/>
+          <w:bCs/>
           <w:spacing w:val="-1"/>
           <w:sz w:val="19"/>
           <w:szCs w:val="19"/>
         </w:rPr>
-        <w:t xml:space="preserve"> using </w:t>
-      </w:r>
-      <w:r>
-        <w:rPr>
-          <w:rFonts w:ascii="Cambria" w:eastAsia="Times New Roman" w:hAnsi="Cambria" w:cs="Times New Roman"/>
+        <w:t xml:space="preserve">    </w:t>
+      </w:r>
+      <w:r>
+        <w:rPr>
+          <w:rFonts w:ascii="Cambria" w:eastAsia="Times New Roman" w:hAnsi="Cambria" w:cs="Times New Roman"/>
+          <w:b/>
+          <w:bCs/>
+          <w:sz w:val="19"/>
+          <w:szCs w:val="19"/>
+        </w:rPr>
+        <w:t>June</w:t>
+      </w:r>
+      <w:r>
+        <w:rPr>
+          <w:rFonts w:ascii="Cambria" w:eastAsia="Times New Roman" w:hAnsi="Cambria" w:cs="Times New Roman"/>
+          <w:b/>
+          <w:bCs/>
+          <w:sz w:val="19"/>
+          <w:szCs w:val="19"/>
+        </w:rPr>
+        <w:t xml:space="preserve"> 202</w:t>
+      </w:r>
+      <w:r>
+        <w:rPr>
+          <w:rFonts w:ascii="Cambria" w:eastAsia="Times New Roman" w:hAnsi="Cambria" w:cs="Times New Roman"/>
+          <w:b/>
+          <w:bCs/>
+          <w:sz w:val="19"/>
+          <w:szCs w:val="19"/>
+        </w:rPr>
+        <w:t>4</w:t>
+      </w:r>
+      <w:r>
+        <w:rPr>
+          <w:rFonts w:ascii="Cambria" w:eastAsia="Times New Roman" w:hAnsi="Cambria" w:cs="Times New Roman"/>
+          <w:b/>
+          <w:bCs/>
+          <w:sz w:val="19"/>
+          <w:szCs w:val="19"/>
+        </w:rPr>
+        <w:t xml:space="preserve"> – </w:t>
+      </w:r>
+      <w:r>
+        <w:rPr>
+          <w:rFonts w:ascii="Cambria" w:eastAsia="Times New Roman" w:hAnsi="Cambria" w:cs="Times New Roman"/>
+          <w:b/>
+          <w:bCs/>
+          <w:sz w:val="19"/>
+          <w:szCs w:val="19"/>
+        </w:rPr>
+        <w:t>Aug</w:t>
+      </w:r>
+      <w:r>
+        <w:rPr>
+          <w:rFonts w:ascii="Cambria" w:eastAsia="Times New Roman" w:hAnsi="Cambria" w:cs="Times New Roman"/>
+          <w:b/>
+          <w:bCs/>
+          <w:sz w:val="19"/>
+          <w:szCs w:val="19"/>
+        </w:rPr>
+        <w:t xml:space="preserve"> 202</w:t>
+      </w:r>
+      <w:r>
+        <w:rPr>
+          <w:rFonts w:ascii="Cambria" w:eastAsia="Times New Roman" w:hAnsi="Cambria" w:cs="Times New Roman"/>
+          <w:b/>
+          <w:bCs/>
+          <w:sz w:val="19"/>
+          <w:szCs w:val="19"/>
+        </w:rPr>
+        <w:t>4</w:t>
+      </w:r>
+    </w:p>
+    <w:p>
+      <w:pPr>
+        <w:pStyle w:val="ListParagraph"/>
+        <w:numPr>
+          <w:ilvl w:val="0"/>
+          <w:numId w:val="34"/>
+        </w:numPr>
+        <w:tabs>
+          <w:tab w:val="left" w:pos="8240"/>
+        </w:tabs>
+        <w:spacing w:before="34" w:after="0"/>
+        <w:ind w:right="-20"/>
+        <w:rPr>
+          <w:rFonts w:ascii="Cambria" w:eastAsia="Times New Roman" w:hAnsi="Cambria" w:cs="Times New Roman"/>
+          <w:iCs/>
+          <w:sz w:val="19"/>
+          <w:szCs w:val="19"/>
+        </w:rPr>
+      </w:pPr>
+      <w:r>
+        <w:rPr>
+          <w:rFonts w:ascii="Cambria" w:eastAsia="Times New Roman" w:hAnsi="Cambria" w:cs="Times New Roman"/>
+          <w:iCs/>
+          <w:sz w:val="19"/>
+          <w:szCs w:val="19"/>
+        </w:rPr>
+        <w:t xml:space="preserve">Conceptualized and prototyped educational oil exploration game using Figma, completing </w:t>
+      </w:r>
+      <w:r>
+        <w:rPr>
+          <w:rFonts w:ascii="Cambria" w:eastAsia="Times New Roman" w:hAnsi="Cambria" w:cs="Times New Roman"/>
+          <w:iCs/>
+          <w:sz w:val="19"/>
+          <w:szCs w:val="19"/>
+        </w:rPr>
+        <w:t>~</w:t>
+      </w:r>
+      <w:r>
+        <w:rPr>
+          <w:rFonts w:ascii="Cambria" w:eastAsia="Times New Roman" w:hAnsi="Cambria" w:cs="Times New Roman"/>
+          <w:iCs/>
+          <w:sz w:val="19"/>
+          <w:szCs w:val="19"/>
+        </w:rPr>
+        <w:t>30% of game development process.</w:t>
+      </w:r>
+    </w:p>
+    <w:p>
+      <w:pPr>
+        <w:pStyle w:val="ListParagraph"/>
+        <w:numPr>
+          <w:ilvl w:val="0"/>
+          <w:numId w:val="34"/>
+        </w:numPr>
+        <w:tabs>
+          <w:tab w:val="left" w:pos="8240"/>
+        </w:tabs>
+        <w:spacing w:before="34" w:after="0" w:line="240" w:lineRule="auto"/>
+        <w:ind w:right="-20"/>
+        <w:rPr>
+          <w:rFonts w:ascii="Cambria" w:eastAsia="Times New Roman" w:hAnsi="Cambria" w:cs="Times New Roman"/>
+          <w:iCs/>
+          <w:sz w:val="19"/>
+          <w:szCs w:val="19"/>
+        </w:rPr>
+      </w:pPr>
+      <w:r>
+        <w:rPr>
+          <w:rFonts w:ascii="Cambria" w:eastAsia="Times New Roman" w:hAnsi="Cambria" w:cs="Times New Roman"/>
+          <w:iCs/>
+          <w:sz w:val="19"/>
+          <w:szCs w:val="19"/>
+        </w:rPr>
+        <w:t>Developed VR project template with hand tracking to convert existing Oculus projects to Vive Focus</w:t>
+      </w:r>
+      <w:r>
+        <w:rPr>
+          <w:rFonts w:ascii="Cambria" w:eastAsia="Times New Roman" w:hAnsi="Cambria" w:cs="Times New Roman"/>
+          <w:iCs/>
+          <w:sz w:val="19"/>
+          <w:szCs w:val="19"/>
+        </w:rPr>
+        <w:t xml:space="preserve"> </w:t>
+      </w:r>
+      <w:r>
+        <w:rPr>
+          <w:rFonts w:ascii="Cambria" w:eastAsia="Times New Roman" w:hAnsi="Cambria" w:cs="Times New Roman"/>
+          <w:iCs/>
+          <w:sz w:val="19"/>
+          <w:szCs w:val="19"/>
+        </w:rPr>
+        <w:t>3 projects</w:t>
+      </w:r>
+      <w:r>
+        <w:rPr>
+          <w:rFonts w:ascii="Cambria" w:eastAsia="Times New Roman" w:hAnsi="Cambria" w:cs="Times New Roman"/>
+          <w:iCs/>
+          <w:sz w:val="19"/>
+          <w:szCs w:val="19"/>
+        </w:rPr>
+        <w:t>, in Unreal Engine</w:t>
+      </w:r>
+      <w:r>
+        <w:rPr>
+          <w:rFonts w:ascii="Cambria" w:eastAsia="Times New Roman" w:hAnsi="Cambria" w:cs="Times New Roman"/>
+          <w:iCs/>
+          <w:sz w:val="19"/>
+          <w:szCs w:val="19"/>
+        </w:rPr>
+        <w:t>.</w:t>
+      </w:r>
+    </w:p>
+    <w:p>
+      <w:pPr>
+        <w:tabs>
+          <w:tab w:val="left" w:pos="8240"/>
+        </w:tabs>
+        <w:spacing w:before="34" w:after="0" w:line="240" w:lineRule="auto"/>
+        <w:ind w:right="-20"/>
+        <w:rPr>
+          <w:rFonts w:ascii="Cambria" w:eastAsia="Times New Roman" w:hAnsi="Cambria" w:cs="Times New Roman"/>
+          <w:i/>
           <w:iCs/>
           <w:spacing w:val="-1"/>
           <w:sz w:val="19"/>
           <w:szCs w:val="19"/>
-          <w:u w:val="single"/>
-        </w:rPr>
-        <w:t>WGSL</w:t>
-      </w:r>
-      <w:r>
-        <w:rPr>
-          <w:rFonts w:ascii="Cambria" w:eastAsia="Times New Roman" w:hAnsi="Cambria" w:cs="Times New Roman"/>
+        </w:rPr>
+      </w:pPr>
+      <w:r>
+        <w:rPr>
+          <w:rFonts w:ascii="Cambria" w:eastAsia="Times New Roman" w:hAnsi="Cambria" w:cs="Times New Roman"/>
+          <w:b/>
+          <w:bCs/>
           <w:iCs/>
           <w:spacing w:val="-1"/>
           <w:sz w:val="19"/>
           <w:szCs w:val="19"/>
         </w:rPr>
-        <w:t>.</w:t>
+        <w:t>Research</w:t>
+      </w:r>
+      <w:r>
+        <w:rPr>
+          <w:rFonts w:ascii="Cambria" w:eastAsia="Times New Roman" w:hAnsi="Cambria" w:cs="Times New Roman"/>
+          <w:b/>
+          <w:bCs/>
+          <w:iCs/>
+          <w:spacing w:val="-1"/>
+          <w:sz w:val="19"/>
+          <w:szCs w:val="19"/>
+        </w:rPr>
+        <w:t xml:space="preserve"> Intern</w:t>
+      </w:r>
+      <w:r>
+        <w:rPr>
+          <w:rFonts w:ascii="Cambria" w:eastAsia="Times New Roman" w:hAnsi="Cambria" w:cs="Times New Roman"/>
+          <w:b/>
+          <w:bCs/>
+          <w:spacing w:val="-1"/>
+          <w:sz w:val="19"/>
+          <w:szCs w:val="19"/>
+        </w:rPr>
+        <w:t xml:space="preserve">, </w:t>
+      </w:r>
+      <w:r>
+        <w:rPr>
+          <w:rFonts w:ascii="Cambria" w:eastAsia="Times New Roman" w:hAnsi="Cambria" w:cs="Times New Roman"/>
+          <w:b/>
+          <w:bCs/>
+          <w:spacing w:val="-1"/>
+          <w:sz w:val="19"/>
+          <w:szCs w:val="19"/>
+        </w:rPr>
+        <w:t>Nano</w:t>
+      </w:r>
+      <w:r>
+        <w:rPr>
+          <w:rFonts w:ascii="Cambria" w:eastAsia="Times New Roman" w:hAnsi="Cambria" w:cs="Times New Roman"/>
+          <w:b/>
+          <w:bCs/>
+          <w:spacing w:val="-1"/>
+          <w:sz w:val="19"/>
+          <w:szCs w:val="19"/>
+        </w:rPr>
+        <w:t>-</w:t>
+      </w:r>
+      <w:r>
+        <w:rPr>
+          <w:rFonts w:ascii="Cambria" w:eastAsia="Times New Roman" w:hAnsi="Cambria" w:cs="Times New Roman"/>
+          <w:b/>
+          <w:bCs/>
+          <w:spacing w:val="-1"/>
+          <w:sz w:val="19"/>
+          <w:szCs w:val="19"/>
+        </w:rPr>
+        <w:t>visualization</w:t>
+      </w:r>
+      <w:r>
+        <w:rPr>
+          <w:rFonts w:ascii="Cambria" w:eastAsia="Times New Roman" w:hAnsi="Cambria" w:cs="Times New Roman"/>
+          <w:b/>
+          <w:bCs/>
+          <w:spacing w:val="-1"/>
+          <w:sz w:val="19"/>
+          <w:szCs w:val="19"/>
+        </w:rPr>
+        <w:t xml:space="preserve"> Research Group, KAUST</w:t>
+      </w:r>
+      <w:r>
+        <w:rPr>
+          <w:rFonts w:ascii="Cambria" w:eastAsia="Times New Roman" w:hAnsi="Cambria" w:cs="Times New Roman"/>
+          <w:b/>
+          <w:bCs/>
+          <w:spacing w:val="-1"/>
+          <w:sz w:val="19"/>
+          <w:szCs w:val="19"/>
+        </w:rPr>
+        <w:t xml:space="preserve">, </w:t>
+      </w:r>
+      <w:r>
+        <w:rPr>
+          <w:rFonts w:ascii="Cambria" w:eastAsia="Times New Roman" w:hAnsi="Cambria" w:cs="Times New Roman"/>
+          <w:i/>
+          <w:iCs/>
+          <w:spacing w:val="-1"/>
+          <w:sz w:val="19"/>
+          <w:szCs w:val="19"/>
+        </w:rPr>
+        <w:t>Thuwal, Saudi Arabia</w:t>
+      </w:r>
+      <w:r>
+        <w:rPr>
+          <w:rFonts w:ascii="Cambria" w:eastAsia="Times New Roman" w:hAnsi="Cambria" w:cs="Times New Roman"/>
+          <w:i/>
+          <w:iCs/>
+          <w:spacing w:val="-1"/>
+          <w:sz w:val="19"/>
+          <w:szCs w:val="19"/>
+        </w:rPr>
+        <w:t xml:space="preserve">                                                       </w:t>
+      </w:r>
+      <w:r>
+        <w:rPr>
+          <w:rFonts w:ascii="Cambria" w:eastAsia="Times New Roman" w:hAnsi="Cambria" w:cs="Times New Roman"/>
+          <w:i/>
+          <w:iCs/>
+          <w:spacing w:val="-1"/>
+          <w:sz w:val="19"/>
+          <w:szCs w:val="19"/>
+        </w:rPr>
+        <w:t xml:space="preserve"> </w:t>
+      </w:r>
+      <w:r>
+        <w:rPr>
+          <w:rFonts w:ascii="Cambria" w:eastAsia="Times New Roman" w:hAnsi="Cambria" w:cs="Times New Roman"/>
+          <w:i/>
+          <w:iCs/>
+          <w:spacing w:val="-1"/>
+          <w:sz w:val="19"/>
+          <w:szCs w:val="19"/>
+        </w:rPr>
+        <w:t xml:space="preserve"> </w:t>
+      </w:r>
+      <w:r>
+        <w:rPr>
+          <w:rFonts w:ascii="Cambria" w:eastAsia="Times New Roman" w:hAnsi="Cambria" w:cs="Times New Roman"/>
+          <w:b/>
+          <w:bCs/>
+          <w:sz w:val="19"/>
+          <w:szCs w:val="19"/>
+        </w:rPr>
+        <w:t xml:space="preserve">Jan 2024 – </w:t>
+      </w:r>
+      <w:r>
+        <w:rPr>
+          <w:rFonts w:ascii="Cambria" w:eastAsia="Times New Roman" w:hAnsi="Cambria" w:cs="Times New Roman"/>
+          <w:b/>
+          <w:bCs/>
+          <w:sz w:val="19"/>
+          <w:szCs w:val="19"/>
+        </w:rPr>
+        <w:t>May 2024</w:t>
+      </w:r>
+    </w:p>
+    <w:p>
+      <w:pPr>
+        <w:pStyle w:val="ListParagraph"/>
+        <w:numPr>
+          <w:ilvl w:val="0"/>
+          <w:numId w:val="35"/>
+        </w:numPr>
+        <w:tabs>
+          <w:tab w:val="left" w:pos="8240"/>
+        </w:tabs>
+        <w:spacing w:before="34" w:after="0" w:line="240" w:lineRule="auto"/>
+        <w:ind w:right="-20"/>
+        <w:rPr>
+          <w:rFonts w:ascii="Cambria" w:eastAsia="Times New Roman" w:hAnsi="Cambria" w:cs="Times New Roman"/>
+          <w:iCs/>
+          <w:sz w:val="19"/>
+          <w:szCs w:val="19"/>
+        </w:rPr>
+      </w:pPr>
+      <w:r>
+        <w:rPr>
+          <w:rFonts w:ascii="Cambria" w:eastAsia="Times New Roman" w:hAnsi="Cambria" w:cs="Times New Roman"/>
+          <w:iCs/>
+          <w:sz w:val="19"/>
+          <w:szCs w:val="19"/>
+        </w:rPr>
+        <w:t xml:space="preserve">Converting functionality of an existing OpenGL application to WebGPU, </w:t>
+      </w:r>
+      <w:r>
+        <w:rPr>
+          <w:rFonts w:ascii="Cambria" w:eastAsia="Times New Roman" w:hAnsi="Cambria" w:cs="Times New Roman"/>
+          <w:iCs/>
+          <w:sz w:val="19"/>
+          <w:szCs w:val="19"/>
+        </w:rPr>
+        <w:t>for automated camera animations in a molecular biology visualization system, enhancing documentary-style video creation.</w:t>
+      </w:r>
+    </w:p>
+    <w:p>
+      <w:pPr>
+        <w:pStyle w:val="ListParagraph"/>
+        <w:numPr>
+          <w:ilvl w:val="0"/>
+          <w:numId w:val="35"/>
+        </w:numPr>
+        <w:tabs>
+          <w:tab w:val="left" w:pos="8240"/>
+        </w:tabs>
+        <w:spacing w:before="34" w:after="0"/>
+        <w:ind w:right="-20"/>
+        <w:rPr>
+          <w:rFonts w:ascii="Cambria" w:eastAsia="Times New Roman" w:hAnsi="Cambria" w:cs="Times New Roman"/>
+          <w:iCs/>
+          <w:sz w:val="19"/>
+          <w:szCs w:val="19"/>
+        </w:rPr>
+      </w:pPr>
+      <w:r>
+        <w:rPr>
+          <w:rFonts w:ascii="Cambria" w:eastAsia="Times New Roman" w:hAnsi="Cambria" w:cs="Times New Roman"/>
+          <w:iCs/>
+          <w:sz w:val="19"/>
+          <w:szCs w:val="19"/>
+        </w:rPr>
+        <w:t>Navigated and contributed to complex GitHub project with submodules,</w:t>
+      </w:r>
+      <w:r>
+        <w:rPr>
+          <w:rFonts w:ascii="Cambria" w:eastAsia="Times New Roman" w:hAnsi="Cambria" w:cs="Times New Roman"/>
+          <w:iCs/>
+          <w:sz w:val="19"/>
+          <w:szCs w:val="19"/>
+        </w:rPr>
+        <w:t xml:space="preserve"> </w:t>
+      </w:r>
+      <w:r>
+        <w:rPr>
+          <w:rFonts w:ascii="Cambria" w:eastAsia="Times New Roman" w:hAnsi="Cambria" w:cs="Times New Roman"/>
+          <w:iCs/>
+          <w:sz w:val="19"/>
+          <w:szCs w:val="19"/>
+        </w:rPr>
+        <w:t xml:space="preserve">modifying 88 files with 26,557 insertions </w:t>
+      </w:r>
+      <w:r>
+        <w:rPr>
+          <w:rFonts w:ascii="Cambria" w:eastAsia="Times New Roman" w:hAnsi="Cambria" w:cs="Times New Roman"/>
+          <w:iCs/>
+          <w:sz w:val="19"/>
+          <w:szCs w:val="19"/>
+        </w:rPr>
+        <w:t>&amp;</w:t>
+      </w:r>
+      <w:r>
+        <w:rPr>
+          <w:rFonts w:ascii="Cambria" w:eastAsia="Times New Roman" w:hAnsi="Cambria" w:cs="Times New Roman"/>
+          <w:iCs/>
+          <w:sz w:val="19"/>
+          <w:szCs w:val="19"/>
+        </w:rPr>
+        <w:t xml:space="preserve"> 10,701 deletion</w:t>
+      </w:r>
+      <w:r>
+        <w:rPr>
+          <w:rFonts w:ascii="Cambria" w:eastAsia="Times New Roman" w:hAnsi="Cambria" w:cs="Times New Roman"/>
+          <w:iCs/>
+          <w:sz w:val="19"/>
+          <w:szCs w:val="19"/>
+        </w:rPr>
+        <w:t>s.</w:t>
+      </w:r>
+    </w:p>
+    <w:p>
+      <w:pPr>
+        <w:pStyle w:val="ListParagraph"/>
+        <w:numPr>
+          <w:ilvl w:val="0"/>
+          <w:numId w:val="12"/>
+        </w:numPr>
+        <w:tabs>
+          <w:tab w:val="left" w:pos="8240"/>
+        </w:tabs>
+        <w:spacing w:before="34"/>
+        <w:ind w:right="-20"/>
+        <w:rPr>
+          <w:rFonts w:ascii="Cambria" w:eastAsia="Times New Roman" w:hAnsi="Cambria" w:cs="Times New Roman"/>
+          <w:iCs/>
+          <w:vanish/>
+          <w:sz w:val="19"/>
+          <w:szCs w:val="19"/>
+        </w:rPr>
+      </w:pPr>
+      <w:r>
+        <w:rPr>
+          <w:rFonts w:ascii="Cambria" w:eastAsia="Times New Roman" w:hAnsi="Cambria" w:cs="Times New Roman"/>
+          <w:iCs/>
+          <w:vanish/>
+          <w:sz w:val="19"/>
+          <w:szCs w:val="19"/>
+        </w:rPr>
+        <w:t>Top of Form</w:t>
+      </w:r>
+    </w:p>
+    <w:p>
+      <w:pPr>
+        <w:tabs>
+          <w:tab w:val="left" w:pos="8240"/>
+        </w:tabs>
+        <w:spacing w:before="34"/>
+        <w:ind w:right="-20"/>
+        <w:rPr>
+          <w:rFonts w:ascii="Cambria" w:eastAsia="Times New Roman" w:hAnsi="Cambria" w:cs="Times New Roman"/>
+          <w:iCs/>
+          <w:vanish/>
+          <w:sz w:val="19"/>
+          <w:szCs w:val="19"/>
+        </w:rPr>
+      </w:pPr>
+      <w:r>
+        <w:rPr>
+          <w:rFonts w:ascii="Cambria" w:eastAsia="Times New Roman" w:hAnsi="Cambria" w:cs="Times New Roman"/>
+          <w:iCs/>
+          <w:vanish/>
+          <w:sz w:val="19"/>
+          <w:szCs w:val="19"/>
+        </w:rPr>
+        <w:t>Bottom of Form</w:t>
+      </w:r>
+    </w:p>
+    <w:p>
+      <w:pPr>
+        <w:tabs>
+          <w:tab w:val="left" w:pos="8240"/>
+        </w:tabs>
+        <w:spacing w:before="34" w:after="0" w:line="240" w:lineRule="auto"/>
+        <w:ind w:right="-20"/>
+        <w:rPr>
+          <w:rFonts w:ascii="Cambria" w:eastAsia="Times New Roman" w:hAnsi="Cambria" w:cs="Times New Roman"/>
+          <w:iCs/>
+          <w:sz w:val="19"/>
+          <w:szCs w:val="19"/>
+        </w:rPr>
+      </w:pPr>
+      <w:r>
+        <w:rPr>
+          <w:rFonts w:ascii="Cambria" w:eastAsia="Times New Roman" w:hAnsi="Cambria" w:cs="Times New Roman"/>
+          <w:b/>
+          <w:bCs/>
+          <w:iCs/>
+          <w:spacing w:val="-1"/>
+          <w:sz w:val="19"/>
+          <w:szCs w:val="19"/>
+        </w:rPr>
+        <w:t>Teaching Assistant</w:t>
+      </w:r>
+      <w:r>
+        <w:rPr>
+          <w:rFonts w:ascii="Cambria" w:eastAsia="Times New Roman" w:hAnsi="Cambria" w:cs="Times New Roman"/>
+          <w:b/>
+          <w:bCs/>
+          <w:spacing w:val="-1"/>
+          <w:sz w:val="19"/>
+          <w:szCs w:val="19"/>
+        </w:rPr>
+        <w:t>,</w:t>
+      </w:r>
+      <w:r>
+        <w:rPr>
+          <w:rFonts w:ascii="Cambria" w:eastAsia="Times New Roman" w:hAnsi="Cambria" w:cs="Times New Roman"/>
+          <w:b/>
+          <w:bCs/>
+          <w:spacing w:val="-1"/>
+          <w:sz w:val="19"/>
+          <w:szCs w:val="19"/>
+        </w:rPr>
+        <w:t xml:space="preserve"> University of Rochester</w:t>
+      </w:r>
+      <w:r>
+        <w:rPr>
+          <w:rFonts w:ascii="Cambria" w:eastAsia="Times New Roman" w:hAnsi="Cambria" w:cs="Times New Roman"/>
+          <w:b/>
+          <w:bCs/>
+          <w:spacing w:val="-1"/>
+          <w:sz w:val="19"/>
+          <w:szCs w:val="19"/>
+        </w:rPr>
+        <w:t xml:space="preserve">                             </w:t>
+      </w:r>
+      <w:r>
+        <w:rPr>
+          <w:rFonts w:ascii="Cambria" w:eastAsia="Times New Roman" w:hAnsi="Cambria" w:cs="Times New Roman"/>
+          <w:b/>
+          <w:bCs/>
+          <w:spacing w:val="-1"/>
+          <w:sz w:val="19"/>
+          <w:szCs w:val="19"/>
+        </w:rPr>
+        <w:t xml:space="preserve">                  </w:t>
+      </w:r>
+      <w:r>
+        <w:rPr>
+          <w:rFonts w:ascii="Cambria" w:eastAsia="Times New Roman" w:hAnsi="Cambria" w:cs="Times New Roman"/>
+          <w:b/>
+          <w:bCs/>
+          <w:spacing w:val="-1"/>
+          <w:sz w:val="19"/>
+          <w:szCs w:val="19"/>
+        </w:rPr>
+        <w:t xml:space="preserve"> </w:t>
+      </w:r>
+      <w:r>
+        <w:rPr>
+          <w:rFonts w:ascii="Cambria" w:eastAsia="Times New Roman" w:hAnsi="Cambria" w:cs="Times New Roman"/>
+          <w:b/>
+          <w:bCs/>
+          <w:spacing w:val="-1"/>
+          <w:sz w:val="19"/>
+          <w:szCs w:val="19"/>
+        </w:rPr>
+        <w:t xml:space="preserve">                                               </w:t>
+      </w:r>
+      <w:r>
+        <w:rPr>
+          <w:rFonts w:ascii="Cambria" w:eastAsia="Times New Roman" w:hAnsi="Cambria" w:cs="Times New Roman"/>
+          <w:b/>
+          <w:bCs/>
+          <w:spacing w:val="-1"/>
+          <w:sz w:val="19"/>
+          <w:szCs w:val="19"/>
+        </w:rPr>
+        <w:t xml:space="preserve">           </w:t>
+      </w:r>
+      <w:r>
+        <w:rPr>
+          <w:rFonts w:ascii="Cambria" w:eastAsia="Times New Roman" w:hAnsi="Cambria" w:cs="Times New Roman"/>
+          <w:b/>
+          <w:bCs/>
+          <w:spacing w:val="-1"/>
+          <w:sz w:val="19"/>
+          <w:szCs w:val="19"/>
+        </w:rPr>
+        <w:t xml:space="preserve">              </w:t>
+      </w:r>
+      <w:r>
+        <w:rPr>
+          <w:rFonts w:ascii="Cambria" w:eastAsia="Times New Roman" w:hAnsi="Cambria" w:cs="Times New Roman"/>
+          <w:b/>
+          <w:bCs/>
+          <w:spacing w:val="-1"/>
+          <w:sz w:val="19"/>
+          <w:szCs w:val="19"/>
+        </w:rPr>
+        <w:t xml:space="preserve"> </w:t>
+      </w:r>
+      <w:r>
+        <w:rPr>
+          <w:rFonts w:ascii="Cambria" w:eastAsia="Times New Roman" w:hAnsi="Cambria" w:cs="Times New Roman"/>
+          <w:b/>
+          <w:bCs/>
+          <w:spacing w:val="-1"/>
+          <w:sz w:val="19"/>
+          <w:szCs w:val="19"/>
+        </w:rPr>
+        <w:t xml:space="preserve">              </w:t>
+      </w:r>
+      <w:r>
+        <w:rPr>
+          <w:rFonts w:ascii="Cambria" w:eastAsia="Times New Roman" w:hAnsi="Cambria" w:cs="Times New Roman"/>
+          <w:b/>
+          <w:bCs/>
+          <w:sz w:val="19"/>
+          <w:szCs w:val="19"/>
+        </w:rPr>
+        <w:t>Aug 202</w:t>
+      </w:r>
+      <w:r>
+        <w:rPr>
+          <w:rFonts w:ascii="Cambria" w:eastAsia="Times New Roman" w:hAnsi="Cambria" w:cs="Times New Roman"/>
+          <w:b/>
+          <w:bCs/>
+          <w:sz w:val="19"/>
+          <w:szCs w:val="19"/>
+        </w:rPr>
+        <w:t>1</w:t>
+      </w:r>
+      <w:r>
+        <w:rPr>
+          <w:rFonts w:ascii="Cambria" w:eastAsia="Times New Roman" w:hAnsi="Cambria" w:cs="Times New Roman"/>
+          <w:b/>
+          <w:bCs/>
+          <w:sz w:val="19"/>
+          <w:szCs w:val="19"/>
+        </w:rPr>
+        <w:t xml:space="preserve"> –</w:t>
+      </w:r>
+      <w:r>
+        <w:rPr>
+          <w:rFonts w:ascii="Cambria" w:eastAsia="Times New Roman" w:hAnsi="Cambria" w:cs="Times New Roman"/>
+          <w:b/>
+          <w:bCs/>
+          <w:sz w:val="19"/>
+          <w:szCs w:val="19"/>
+        </w:rPr>
+        <w:t xml:space="preserve"> May 2023</w:t>
+      </w:r>
+    </w:p>
+    <w:p>
+      <w:pPr>
+        <w:pStyle w:val="ListParagraph"/>
+        <w:numPr>
+          <w:ilvl w:val="0"/>
+          <w:numId w:val="36"/>
+        </w:numPr>
+        <w:tabs>
+          <w:tab w:val="left" w:pos="8240"/>
+        </w:tabs>
+        <w:spacing w:before="34" w:after="0" w:line="240" w:lineRule="auto"/>
+        <w:ind w:right="-20"/>
+        <w:rPr>
+          <w:rFonts w:ascii="Cambria" w:eastAsia="Times New Roman" w:hAnsi="Cambria" w:cs="Times New Roman"/>
+          <w:iCs/>
+          <w:sz w:val="19"/>
+          <w:szCs w:val="19"/>
+        </w:rPr>
+      </w:pPr>
+      <w:r>
+        <w:rPr>
+          <w:rFonts w:ascii="Cambria" w:eastAsia="Times New Roman" w:hAnsi="Cambria" w:cs="Times New Roman"/>
+          <w:iCs/>
+          <w:sz w:val="19"/>
+          <w:szCs w:val="19"/>
+        </w:rPr>
+        <w:t>Video Game Development class (Spring 2023), suppor</w:t>
+      </w:r>
+      <w:r>
+        <w:rPr>
+          <w:rFonts w:ascii="Cambria" w:eastAsia="Times New Roman" w:hAnsi="Cambria" w:cs="Times New Roman"/>
+          <w:iCs/>
+          <w:sz w:val="19"/>
+          <w:szCs w:val="19"/>
+        </w:rPr>
+        <w:t>ted</w:t>
+      </w:r>
+      <w:r>
+        <w:rPr>
+          <w:rFonts w:ascii="Cambria" w:eastAsia="Times New Roman" w:hAnsi="Cambria" w:cs="Times New Roman"/>
+          <w:iCs/>
+          <w:sz w:val="19"/>
+          <w:szCs w:val="19"/>
+        </w:rPr>
+        <w:t xml:space="preserve"> students as they develop games in Unreal Engine.</w:t>
+      </w:r>
+    </w:p>
+    <w:p>
+      <w:pPr>
+        <w:pStyle w:val="ListParagraph"/>
+        <w:numPr>
+          <w:ilvl w:val="0"/>
+          <w:numId w:val="36"/>
+        </w:numPr>
+        <w:tabs>
+          <w:tab w:val="left" w:pos="8240"/>
+        </w:tabs>
+        <w:spacing w:before="34" w:after="0" w:line="240" w:lineRule="auto"/>
+        <w:ind w:right="-20"/>
+        <w:rPr>
+          <w:rFonts w:ascii="Cambria" w:eastAsia="Times New Roman" w:hAnsi="Cambria" w:cs="Times New Roman"/>
+          <w:iCs/>
+          <w:sz w:val="19"/>
+          <w:szCs w:val="19"/>
+        </w:rPr>
+      </w:pPr>
+      <w:r>
+        <w:rPr>
+          <w:rFonts w:ascii="Cambria" w:eastAsia="Times New Roman" w:hAnsi="Cambria" w:cs="Times New Roman"/>
+          <w:iCs/>
+          <w:sz w:val="19"/>
+          <w:szCs w:val="19"/>
+        </w:rPr>
+        <w:t>iOS Mobile App Development class (Fall 2021), helped students as they developed iOS</w:t>
+      </w:r>
+      <w:r>
+        <w:rPr>
+          <w:rFonts w:ascii="Cambria" w:eastAsia="Times New Roman" w:hAnsi="Cambria" w:cs="Times New Roman"/>
+          <w:i/>
+          <w:sz w:val="19"/>
+          <w:szCs w:val="19"/>
+        </w:rPr>
+        <w:t xml:space="preserve"> </w:t>
+      </w:r>
+      <w:r>
+        <w:rPr>
+          <w:rFonts w:ascii="Cambria" w:eastAsia="Times New Roman" w:hAnsi="Cambria" w:cs="Times New Roman"/>
+          <w:iCs/>
+          <w:sz w:val="19"/>
+          <w:szCs w:val="19"/>
+        </w:rPr>
+        <w:t>apps in Swift.</w:t>
+      </w:r>
+    </w:p>
+    <w:p>
+      <w:pPr>
+        <w:tabs>
+          <w:tab w:val="left" w:pos="8240"/>
+        </w:tabs>
+        <w:spacing w:before="34" w:after="0" w:line="240" w:lineRule="auto"/>
+        <w:ind w:right="-20"/>
+        <w:rPr>
+          <w:rFonts w:ascii="Cambria" w:eastAsia="Times New Roman" w:hAnsi="Cambria" w:cs="Times New Roman"/>
+          <w:i/>
+          <w:iCs/>
+          <w:sz w:val="19"/>
+          <w:szCs w:val="19"/>
+        </w:rPr>
+      </w:pPr>
+      <w:r>
+        <w:rPr>
+          <w:rFonts w:ascii="Cambria" w:eastAsia="Times New Roman" w:hAnsi="Cambria" w:cs="Times New Roman"/>
+          <w:b/>
+          <w:bCs/>
+          <w:iCs/>
+          <w:spacing w:val="-1"/>
+          <w:sz w:val="19"/>
+          <w:szCs w:val="19"/>
+        </w:rPr>
+        <w:t>Media Tech Intern</w:t>
+      </w:r>
+      <w:r>
+        <w:rPr>
+          <w:rFonts w:ascii="Cambria" w:eastAsia="Times New Roman" w:hAnsi="Cambria" w:cs="Times New Roman"/>
+          <w:b/>
+          <w:bCs/>
+          <w:spacing w:val="-1"/>
+          <w:sz w:val="19"/>
+          <w:szCs w:val="19"/>
+        </w:rPr>
+        <w:t xml:space="preserve">, NBCUniversal, </w:t>
+      </w:r>
+      <w:r>
+        <w:rPr>
+          <w:rFonts w:ascii="Cambria" w:eastAsia="Times New Roman" w:hAnsi="Cambria" w:cs="Times New Roman"/>
+          <w:i/>
+          <w:iCs/>
+          <w:sz w:val="19"/>
+          <w:szCs w:val="19"/>
+        </w:rPr>
+        <w:t>Los Angeles, CA</w:t>
+      </w:r>
+      <w:r>
+        <w:rPr>
+          <w:rFonts w:ascii="Cambria" w:eastAsia="Times New Roman" w:hAnsi="Cambria" w:cs="Times New Roman"/>
+          <w:b/>
+          <w:bCs/>
+          <w:spacing w:val="-1"/>
+          <w:sz w:val="19"/>
+          <w:szCs w:val="19"/>
+        </w:rPr>
+        <w:t xml:space="preserve">                                                               </w:t>
+      </w:r>
+      <w:r>
+        <w:rPr>
+          <w:rFonts w:ascii="Cambria" w:eastAsia="Times New Roman" w:hAnsi="Cambria" w:cs="Times New Roman"/>
+          <w:b/>
+          <w:bCs/>
+          <w:spacing w:val="-1"/>
+          <w:sz w:val="19"/>
+          <w:szCs w:val="19"/>
+        </w:rPr>
+        <w:t xml:space="preserve">                     </w:t>
+      </w:r>
+      <w:r>
+        <w:rPr>
+          <w:rFonts w:ascii="Cambria" w:eastAsia="Times New Roman" w:hAnsi="Cambria" w:cs="Times New Roman"/>
+          <w:b/>
+          <w:bCs/>
+          <w:spacing w:val="-1"/>
+          <w:sz w:val="19"/>
+          <w:szCs w:val="19"/>
+        </w:rPr>
+        <w:t xml:space="preserve">           </w:t>
+      </w:r>
+      <w:r>
+        <w:rPr>
+          <w:rFonts w:ascii="Cambria" w:eastAsia="Times New Roman" w:hAnsi="Cambria" w:cs="Times New Roman"/>
+          <w:b/>
+          <w:bCs/>
+          <w:spacing w:val="-1"/>
+          <w:sz w:val="19"/>
+          <w:szCs w:val="19"/>
+        </w:rPr>
+        <w:t xml:space="preserve">             </w:t>
+      </w:r>
+      <w:r>
+        <w:rPr>
+          <w:rFonts w:ascii="Cambria" w:eastAsia="Times New Roman" w:hAnsi="Cambria" w:cs="Times New Roman"/>
+          <w:b/>
+          <w:bCs/>
+          <w:spacing w:val="-1"/>
+          <w:sz w:val="19"/>
+          <w:szCs w:val="19"/>
+        </w:rPr>
+        <w:t xml:space="preserve">             </w:t>
+      </w:r>
+      <w:r>
+        <w:rPr>
+          <w:rFonts w:ascii="Cambria" w:eastAsia="Times New Roman" w:hAnsi="Cambria" w:cs="Times New Roman"/>
+          <w:b/>
+          <w:bCs/>
+          <w:spacing w:val="-1"/>
+          <w:sz w:val="19"/>
+          <w:szCs w:val="19"/>
+        </w:rPr>
+        <w:t xml:space="preserve"> </w:t>
+      </w:r>
+      <w:r>
+        <w:rPr>
+          <w:rFonts w:ascii="Cambria" w:eastAsia="Times New Roman" w:hAnsi="Cambria" w:cs="Times New Roman"/>
+          <w:b/>
+          <w:bCs/>
+          <w:spacing w:val="-1"/>
+          <w:sz w:val="19"/>
+          <w:szCs w:val="19"/>
+        </w:rPr>
+        <w:t xml:space="preserve"> </w:t>
+      </w:r>
+      <w:r>
+        <w:rPr>
+          <w:rFonts w:ascii="Cambria" w:eastAsia="Times New Roman" w:hAnsi="Cambria" w:cs="Times New Roman"/>
+          <w:b/>
+          <w:bCs/>
+          <w:sz w:val="19"/>
+          <w:szCs w:val="19"/>
+        </w:rPr>
+        <w:t>June 2022 – Aug 2022</w:t>
+      </w:r>
+    </w:p>
+    <w:p>
+      <w:pPr>
+        <w:pStyle w:val="ListParagraph"/>
+        <w:numPr>
+          <w:ilvl w:val="0"/>
+          <w:numId w:val="37"/>
+        </w:numPr>
+        <w:tabs>
+          <w:tab w:val="left" w:pos="8240"/>
+        </w:tabs>
+        <w:spacing w:before="34"/>
+        <w:ind w:right="-20"/>
+        <w:rPr>
+          <w:rFonts w:ascii="Cambria" w:eastAsia="Times New Roman" w:hAnsi="Cambria" w:cs="Times New Roman"/>
+          <w:iCs/>
+          <w:vanish/>
+          <w:sz w:val="19"/>
+          <w:szCs w:val="19"/>
+        </w:rPr>
+      </w:pPr>
+      <w:r>
+        <w:rPr>
+          <w:rFonts w:ascii="Cambria" w:eastAsia="Times New Roman" w:hAnsi="Cambria" w:cs="Times New Roman"/>
+          <w:iCs/>
+          <w:sz w:val="19"/>
+          <w:szCs w:val="19"/>
+        </w:rPr>
+        <w:t>Created applications to automate intern alumni browsing and business verification, enhancing efficiency.</w:t>
+      </w:r>
+      <w:r>
+        <w:rPr>
+          <w:rFonts w:ascii="Cambria" w:eastAsia="Times New Roman" w:hAnsi="Cambria" w:cs="Times New Roman"/>
+          <w:iCs/>
+          <w:vanish/>
+          <w:sz w:val="19"/>
+          <w:szCs w:val="19"/>
+        </w:rPr>
+        <w:t>Top of Form</w:t>
+      </w:r>
+    </w:p>
+    <w:p>
+      <w:pPr>
+        <w:pStyle w:val="ListParagraph"/>
+        <w:numPr>
+          <w:ilvl w:val="0"/>
+          <w:numId w:val="37"/>
+        </w:numPr>
+        <w:rPr>
+          <w:rFonts w:ascii="Cambria" w:eastAsia="Times New Roman" w:hAnsi="Cambria" w:cs="Times New Roman"/>
+          <w:iCs/>
+          <w:sz w:val="19"/>
+          <w:szCs w:val="19"/>
+        </w:rPr>
+      </w:pPr>
+    </w:p>
+    <w:p>
+      <w:pPr>
+        <w:pStyle w:val="ListParagraph"/>
+        <w:numPr>
+          <w:ilvl w:val="0"/>
+          <w:numId w:val="37"/>
+        </w:numPr>
+        <w:rPr>
+          <w:rFonts w:ascii="Cambria" w:eastAsia="Times New Roman" w:hAnsi="Cambria" w:cs="Times New Roman"/>
+          <w:iCs/>
+          <w:sz w:val="19"/>
+          <w:szCs w:val="19"/>
+        </w:rPr>
+      </w:pPr>
+      <w:r>
+        <w:rPr>
+          <w:rFonts w:ascii="Cambria" w:eastAsia="Times New Roman" w:hAnsi="Cambria" w:cs="Times New Roman"/>
+          <w:iCs/>
+          <w:sz w:val="19"/>
+          <w:szCs w:val="19"/>
+        </w:rPr>
+        <w:t>Migrated and optimized an Excel sheet to Airtable for better data maintainability and analytics generation.</w:t>
       </w:r>
     </w:p>
     <w:p>
@@ -532,9 +2817,37 @@
         <w:tabs>
           <w:tab w:val="left" w:pos="8240"/>
         </w:tabs>
-        <w:spacing w:before="34" w:line="240" w:lineRule="auto"/>
-        <w:rPr>
-          <w:rFonts w:ascii="Cambria" w:eastAsia="Times New Roman" w:hAnsi="Cambria" w:cs="Times New Roman"/>
+        <w:spacing w:before="34"/>
+        <w:ind w:right="-20"/>
+        <w:rPr>
+          <w:rFonts w:ascii="Cambria" w:eastAsia="Times New Roman" w:hAnsi="Cambria" w:cs="Times New Roman"/>
+          <w:iCs/>
+          <w:vanish/>
+          <w:sz w:val="19"/>
+          <w:szCs w:val="19"/>
+        </w:rPr>
+      </w:pPr>
+      <w:r>
+        <w:rPr>
+          <w:rFonts w:ascii="Cambria" w:eastAsia="Times New Roman" w:hAnsi="Cambria" w:cs="Times New Roman"/>
+          <w:iCs/>
+          <w:vanish/>
+          <w:sz w:val="19"/>
+          <w:szCs w:val="19"/>
+        </w:rPr>
+        <w:t>Bottom of Form</w:t>
+      </w:r>
+    </w:p>
+    <w:p>
+      <w:pPr>
+        <w:tabs>
+          <w:tab w:val="left" w:pos="8240"/>
+        </w:tabs>
+        <w:spacing w:before="34" w:after="0" w:line="240" w:lineRule="auto"/>
+        <w:ind w:right="-20"/>
+        <w:rPr>
+          <w:rFonts w:ascii="Cambria" w:eastAsia="Times New Roman" w:hAnsi="Cambria" w:cs="Times New Roman"/>
+          <w:i/>
           <w:iCs/>
           <w:spacing w:val="-1"/>
           <w:sz w:val="19"/>
@@ -551,90 +2864,114 @@
           <w:sz w:val="19"/>
           <w:szCs w:val="19"/>
         </w:rPr>
-        <w:t>AI &amp; Machine Learning</w:t>
-      </w:r>
-      <w:r>
-        <w:rPr>
-          <w:rFonts w:ascii="Cambria" w:eastAsia="Times New Roman" w:hAnsi="Cambria" w:cs="Times New Roman"/>
-          <w:iCs/>
+        <w:t>Tech and Product Intern</w:t>
+      </w:r>
+      <w:r>
+        <w:rPr>
+          <w:rFonts w:ascii="Cambria" w:eastAsia="Times New Roman" w:hAnsi="Cambria" w:cs="Times New Roman"/>
+          <w:b/>
+          <w:bCs/>
           <w:spacing w:val="-1"/>
           <w:sz w:val="19"/>
           <w:szCs w:val="19"/>
         </w:rPr>
-        <w:t xml:space="preserve">: Completed advanced coursework in </w:t>
-      </w:r>
-      <w:r>
-        <w:rPr>
-          <w:rFonts w:ascii="Cambria" w:eastAsia="Times New Roman" w:hAnsi="Cambria" w:cs="Times New Roman"/>
-          <w:iCs/>
+        <w:t>, Millie Group</w:t>
+      </w:r>
+      <w:r>
+        <w:rPr>
+          <w:rFonts w:ascii="Cambria" w:eastAsia="Times New Roman" w:hAnsi="Cambria" w:cs="Times New Roman"/>
+          <w:b/>
+          <w:bCs/>
           <w:spacing w:val="-1"/>
           <w:sz w:val="19"/>
           <w:szCs w:val="19"/>
-          <w:u w:val="single"/>
-        </w:rPr>
-        <w:t>Artificial Intelligence</w:t>
-      </w:r>
-      <w:r>
-        <w:rPr>
-          <w:rFonts w:ascii="Cambria" w:eastAsia="Times New Roman" w:hAnsi="Cambria" w:cs="Times New Roman"/>
-          <w:iCs/>
+        </w:rPr>
+        <w:t xml:space="preserve">, </w:t>
+      </w:r>
+      <w:r>
+        <w:rPr>
+          <w:rFonts w:ascii="Cambria" w:eastAsia="Times New Roman" w:hAnsi="Cambria" w:cs="Times New Roman"/>
+          <w:i/>
+          <w:iCs/>
+          <w:sz w:val="19"/>
+          <w:szCs w:val="19"/>
+        </w:rPr>
+        <w:t>New York, NY</w:t>
+      </w:r>
+      <w:r>
+        <w:rPr>
+          <w:rFonts w:ascii="Cambria" w:eastAsia="Times New Roman" w:hAnsi="Cambria" w:cs="Times New Roman"/>
+          <w:b/>
+          <w:bCs/>
           <w:spacing w:val="-1"/>
           <w:sz w:val="19"/>
           <w:szCs w:val="19"/>
         </w:rPr>
-        <w:t xml:space="preserve">, </w:t>
-      </w:r>
-      <w:r>
-        <w:rPr>
-          <w:rFonts w:ascii="Cambria" w:eastAsia="Times New Roman" w:hAnsi="Cambria" w:cs="Times New Roman"/>
-          <w:iCs/>
+        <w:t xml:space="preserve">                                                           </w:t>
+      </w:r>
+      <w:r>
+        <w:rPr>
+          <w:rFonts w:ascii="Cambria" w:eastAsia="Times New Roman" w:hAnsi="Cambria" w:cs="Times New Roman"/>
+          <w:b/>
+          <w:bCs/>
           <w:spacing w:val="-1"/>
           <w:sz w:val="19"/>
           <w:szCs w:val="19"/>
-          <w:u w:val="single"/>
-        </w:rPr>
-        <w:t>Machine Learning</w:t>
-      </w:r>
-      <w:r>
-        <w:rPr>
-          <w:rFonts w:ascii="Cambria" w:eastAsia="Times New Roman" w:hAnsi="Cambria" w:cs="Times New Roman"/>
-          <w:iCs/>
+        </w:rPr>
+        <w:t xml:space="preserve">                   </w:t>
+      </w:r>
+      <w:r>
+        <w:rPr>
+          <w:rFonts w:ascii="Cambria" w:eastAsia="Times New Roman" w:hAnsi="Cambria" w:cs="Times New Roman"/>
+          <w:b/>
+          <w:bCs/>
           <w:spacing w:val="-1"/>
           <w:sz w:val="19"/>
           <w:szCs w:val="19"/>
         </w:rPr>
-        <w:t xml:space="preserve">, </w:t>
-      </w:r>
-      <w:r>
-        <w:rPr>
-          <w:rFonts w:ascii="Cambria" w:eastAsia="Times New Roman" w:hAnsi="Cambria" w:cs="Times New Roman"/>
-          <w:iCs/>
+        <w:t xml:space="preserve">            </w:t>
+      </w:r>
+      <w:r>
+        <w:rPr>
+          <w:rFonts w:ascii="Cambria" w:eastAsia="Times New Roman" w:hAnsi="Cambria" w:cs="Times New Roman"/>
+          <w:b/>
+          <w:bCs/>
           <w:spacing w:val="-1"/>
           <w:sz w:val="19"/>
           <w:szCs w:val="19"/>
         </w:rPr>
-        <w:t xml:space="preserve">and </w:t>
-      </w:r>
-      <w:r>
-        <w:rPr>
-          <w:rFonts w:ascii="Cambria" w:eastAsia="Times New Roman" w:hAnsi="Cambria" w:cs="Times New Roman"/>
-          <w:iCs/>
+        <w:t xml:space="preserve">              </w:t>
+      </w:r>
+      <w:r>
+        <w:rPr>
+          <w:rFonts w:ascii="Cambria" w:eastAsia="Times New Roman" w:hAnsi="Cambria" w:cs="Times New Roman"/>
+          <w:b/>
+          <w:bCs/>
           <w:spacing w:val="-1"/>
           <w:sz w:val="19"/>
           <w:szCs w:val="19"/>
-          <w:u w:val="single"/>
-        </w:rPr>
-        <w:t>Machine Vision</w:t>
-      </w:r>
-      <w:r>
-        <w:rPr>
-          <w:rFonts w:ascii="Cambria" w:eastAsia="Times New Roman" w:hAnsi="Cambria" w:cs="Times New Roman"/>
-          <w:iCs/>
-          <w:spacing w:val="-1"/>
-          <w:sz w:val="19"/>
-          <w:szCs w:val="19"/>
-        </w:rPr>
-        <w:t>.</w:t>
+        </w:rPr>
+        <w:t xml:space="preserve">             </w:t>
+      </w:r>
+      <w:r>
+        <w:rPr>
+          <w:rFonts w:ascii="Cambria" w:eastAsia="Times New Roman" w:hAnsi="Cambria" w:cs="Times New Roman"/>
+          <w:b/>
+          <w:bCs/>
+          <w:sz w:val="19"/>
+          <w:szCs w:val="19"/>
+        </w:rPr>
+        <w:t xml:space="preserve">May </w:t>
+      </w:r>
+      <w:r>
+        <w:rPr>
+          <w:rFonts w:ascii="Cambria" w:eastAsia="Times New Roman" w:hAnsi="Cambria" w:cs="Times New Roman"/>
+          <w:b/>
+          <w:bCs/>
+          <w:sz w:val="19"/>
+          <w:szCs w:val="19"/>
+        </w:rPr>
+        <w:t>2021 – Aug 2021</w:t>
       </w:r>
     </w:p>
     <w:p>
@@ -642,186 +2979,64 @@
         <w:pStyle w:val="ListParagraph"/>
         <w:numPr>
           <w:ilvl w:val="0"/>
-          <w:numId w:val="14"/>
+          <w:numId w:val="38"/>
         </w:numPr>
         <w:tabs>
           <w:tab w:val="left" w:pos="8240"/>
         </w:tabs>
-        <w:spacing w:before="34" w:line="240" w:lineRule="auto"/>
+        <w:spacing w:before="34" w:after="0" w:line="240" w:lineRule="auto"/>
         <w:ind w:right="-20"/>
         <w:rPr>
           <w:rFonts w:ascii="Cambria" w:eastAsia="Times New Roman" w:hAnsi="Cambria" w:cs="Times New Roman"/>
           <w:iCs/>
-          <w:spacing w:val="-1"/>
-          <w:sz w:val="19"/>
-          <w:szCs w:val="19"/>
-        </w:rPr>
-      </w:pPr>
-      <w:r>
-        <w:rPr>
-          <w:rFonts w:ascii="Cambria" w:eastAsia="Times New Roman" w:hAnsi="Cambria" w:cs="Times New Roman"/>
-          <w:b/>
-          <w:bCs/>
-          <w:iCs/>
-          <w:spacing w:val="-1"/>
-          <w:sz w:val="19"/>
-          <w:szCs w:val="19"/>
-        </w:rPr>
-        <w:t>User Research &amp; Product Design</w:t>
-      </w:r>
-      <w:r>
-        <w:rPr>
-          <w:rFonts w:ascii="Cambria" w:eastAsia="Times New Roman" w:hAnsi="Cambria" w:cs="Times New Roman"/>
-          <w:iCs/>
-          <w:spacing w:val="-1"/>
-          <w:sz w:val="19"/>
-          <w:szCs w:val="19"/>
-        </w:rPr>
-        <w:t xml:space="preserve">: </w:t>
-      </w:r>
-      <w:r>
-        <w:rPr>
-          <w:rFonts w:ascii="Cambria" w:eastAsia="Times New Roman" w:hAnsi="Cambria" w:cs="Times New Roman"/>
-          <w:iCs/>
-          <w:spacing w:val="-1"/>
-          <w:sz w:val="19"/>
-          <w:szCs w:val="19"/>
-        </w:rPr>
-        <w:t xml:space="preserve">Proficient </w:t>
-      </w:r>
-      <w:r>
-        <w:rPr>
-          <w:rFonts w:ascii="Cambria" w:eastAsia="Times New Roman" w:hAnsi="Cambria" w:cs="Times New Roman"/>
-          <w:iCs/>
-          <w:spacing w:val="-1"/>
-          <w:sz w:val="19"/>
-          <w:szCs w:val="19"/>
-        </w:rPr>
-        <w:t xml:space="preserve">in </w:t>
-      </w:r>
-      <w:r>
-        <w:rPr>
-          <w:rFonts w:ascii="Cambria" w:eastAsia="Times New Roman" w:hAnsi="Cambria" w:cs="Times New Roman"/>
-          <w:iCs/>
-          <w:spacing w:val="-1"/>
-          <w:sz w:val="19"/>
-          <w:szCs w:val="19"/>
-          <w:u w:val="single"/>
-        </w:rPr>
-        <w:t>UI/UX</w:t>
-      </w:r>
-      <w:r>
-        <w:rPr>
-          <w:rFonts w:ascii="Cambria" w:eastAsia="Times New Roman" w:hAnsi="Cambria" w:cs="Times New Roman"/>
-          <w:iCs/>
-          <w:spacing w:val="-1"/>
-          <w:sz w:val="19"/>
-          <w:szCs w:val="19"/>
-        </w:rPr>
-        <w:t xml:space="preserve"> design and </w:t>
-      </w:r>
-      <w:r>
-        <w:rPr>
-          <w:rFonts w:ascii="Cambria" w:eastAsia="Times New Roman" w:hAnsi="Cambria" w:cs="Times New Roman"/>
-          <w:iCs/>
-          <w:spacing w:val="-1"/>
-          <w:sz w:val="19"/>
-          <w:szCs w:val="19"/>
-          <w:u w:val="single"/>
-        </w:rPr>
-        <w:t>prototyping</w:t>
-      </w:r>
-      <w:r>
-        <w:rPr>
-          <w:rFonts w:ascii="Cambria" w:eastAsia="Times New Roman" w:hAnsi="Cambria" w:cs="Times New Roman"/>
-          <w:iCs/>
-          <w:spacing w:val="-1"/>
-          <w:sz w:val="19"/>
-          <w:szCs w:val="19"/>
-        </w:rPr>
-        <w:t xml:space="preserve"> for web, mobile, and XR software, </w:t>
-      </w:r>
-      <w:r>
-        <w:rPr>
-          <w:rFonts w:ascii="Cambria" w:eastAsia="Times New Roman" w:hAnsi="Cambria" w:cs="Times New Roman"/>
-          <w:iCs/>
-          <w:spacing w:val="-1"/>
-          <w:sz w:val="19"/>
-          <w:szCs w:val="19"/>
-        </w:rPr>
-        <w:t>in addition to</w:t>
-      </w:r>
-      <w:r>
-        <w:rPr>
-          <w:rFonts w:ascii="Cambria" w:eastAsia="Times New Roman" w:hAnsi="Cambria" w:cs="Times New Roman"/>
-          <w:iCs/>
-          <w:spacing w:val="-1"/>
-          <w:sz w:val="19"/>
-          <w:szCs w:val="19"/>
-        </w:rPr>
-        <w:t xml:space="preserve"> hardware pro</w:t>
-      </w:r>
-      <w:r>
-        <w:rPr>
-          <w:rFonts w:ascii="Cambria" w:eastAsia="Times New Roman" w:hAnsi="Cambria" w:cs="Times New Roman"/>
-          <w:iCs/>
-          <w:spacing w:val="-1"/>
-          <w:sz w:val="19"/>
-          <w:szCs w:val="19"/>
-        </w:rPr>
-        <w:t>duc</w:t>
-      </w:r>
-      <w:r>
-        <w:rPr>
-          <w:rFonts w:ascii="Cambria" w:eastAsia="Times New Roman" w:hAnsi="Cambria" w:cs="Times New Roman"/>
-          <w:iCs/>
-          <w:spacing w:val="-1"/>
-          <w:sz w:val="19"/>
-          <w:szCs w:val="19"/>
-        </w:rPr>
-        <w:t xml:space="preserve">ts, emphasizing </w:t>
-      </w:r>
-      <w:r>
-        <w:rPr>
-          <w:rFonts w:ascii="Cambria" w:eastAsia="Times New Roman" w:hAnsi="Cambria" w:cs="Times New Roman"/>
-          <w:iCs/>
-          <w:spacing w:val="-1"/>
-          <w:sz w:val="19"/>
-          <w:szCs w:val="19"/>
-          <w:u w:val="single"/>
-        </w:rPr>
-        <w:t>user research</w:t>
-      </w:r>
-      <w:r>
-        <w:rPr>
-          <w:rFonts w:ascii="Cambria" w:eastAsia="Times New Roman" w:hAnsi="Cambria" w:cs="Times New Roman"/>
-          <w:iCs/>
-          <w:spacing w:val="-1"/>
-          <w:sz w:val="19"/>
-          <w:szCs w:val="19"/>
-        </w:rPr>
-        <w:t xml:space="preserve"> and </w:t>
-      </w:r>
-      <w:r>
-        <w:rPr>
-          <w:rFonts w:ascii="Cambria" w:eastAsia="Times New Roman" w:hAnsi="Cambria" w:cs="Times New Roman"/>
-          <w:iCs/>
-          <w:spacing w:val="-1"/>
-          <w:sz w:val="19"/>
-          <w:szCs w:val="19"/>
-          <w:u w:val="single"/>
-        </w:rPr>
-        <w:t>usability testing</w:t>
-      </w:r>
-      <w:r>
-        <w:rPr>
-          <w:rFonts w:ascii="Cambria" w:eastAsia="Times New Roman" w:hAnsi="Cambria" w:cs="Times New Roman"/>
-          <w:iCs/>
-          <w:spacing w:val="-1"/>
-          <w:sz w:val="19"/>
-          <w:szCs w:val="19"/>
-        </w:rPr>
-        <w:t xml:space="preserve"> for optimal product design.</w:t>
+          <w:sz w:val="19"/>
+          <w:szCs w:val="19"/>
+        </w:rPr>
+      </w:pPr>
+      <w:r>
+        <w:rPr>
+          <w:rFonts w:ascii="Cambria" w:eastAsia="Times New Roman" w:hAnsi="Cambria" w:cs="Times New Roman"/>
+          <w:iCs/>
+          <w:sz w:val="19"/>
+          <w:szCs w:val="19"/>
+        </w:rPr>
+        <w:t xml:space="preserve">Finalized the features of Millie’s internal website </w:t>
+      </w:r>
+      <w:r>
+        <w:rPr>
+          <w:rFonts w:ascii="Cambria" w:eastAsia="Times New Roman" w:hAnsi="Cambria" w:cs="Times New Roman"/>
+          <w:iCs/>
+          <w:sz w:val="19"/>
+          <w:szCs w:val="19"/>
+        </w:rPr>
+        <w:t>through</w:t>
+      </w:r>
+      <w:r>
+        <w:rPr>
+          <w:rFonts w:ascii="Cambria" w:eastAsia="Times New Roman" w:hAnsi="Cambria" w:cs="Times New Roman"/>
+          <w:iCs/>
+          <w:sz w:val="19"/>
+          <w:szCs w:val="19"/>
+        </w:rPr>
+        <w:t xml:space="preserve"> user </w:t>
+      </w:r>
+      <w:r>
+        <w:rPr>
+          <w:rFonts w:ascii="Cambria" w:eastAsia="Times New Roman" w:hAnsi="Cambria" w:cs="Times New Roman"/>
+          <w:iCs/>
+          <w:sz w:val="19"/>
+          <w:szCs w:val="19"/>
+        </w:rPr>
+        <w:t>research and</w:t>
+      </w:r>
+      <w:r>
+        <w:rPr>
+          <w:rFonts w:ascii="Cambria" w:eastAsia="Times New Roman" w:hAnsi="Cambria" w:cs="Times New Roman"/>
+          <w:iCs/>
+          <w:sz w:val="19"/>
+          <w:szCs w:val="19"/>
+        </w:rPr>
+        <w:t xml:space="preserve"> designed the UI/UX via Figma.</w:t>
       </w:r>
     </w:p>
     <w:p>
@@ -829,11 +3044,94 @@
         <w:pStyle w:val="ListParagraph"/>
         <w:numPr>
           <w:ilvl w:val="0"/>
-          <w:numId w:val="14"/>
+          <w:numId w:val="38"/>
         </w:numPr>
-        <w:spacing w:line="240" w:lineRule="auto"/>
-        <w:rPr>
-          <w:rFonts w:ascii="Cambria" w:eastAsia="Times New Roman" w:hAnsi="Cambria" w:cs="Times New Roman"/>
+        <w:tabs>
+          <w:tab w:val="left" w:pos="8240"/>
+        </w:tabs>
+        <w:spacing w:before="34" w:after="0" w:line="240" w:lineRule="auto"/>
+        <w:ind w:right="-20"/>
+        <w:rPr>
+          <w:rFonts w:ascii="Cambria" w:eastAsia="Times New Roman" w:hAnsi="Cambria" w:cs="Times New Roman"/>
+          <w:iCs/>
+          <w:sz w:val="19"/>
+          <w:szCs w:val="19"/>
+        </w:rPr>
+      </w:pPr>
+      <w:r>
+        <w:rPr>
+          <w:rFonts w:ascii="Cambria" w:eastAsia="Times New Roman" w:hAnsi="Cambria" w:cs="Times New Roman"/>
+          <w:iCs/>
+          <w:sz w:val="19"/>
+          <w:szCs w:val="19"/>
+        </w:rPr>
+        <w:t>Developed a</w:t>
+      </w:r>
+      <w:r>
+        <w:rPr>
+          <w:rFonts w:ascii="Cambria" w:eastAsia="Times New Roman" w:hAnsi="Cambria" w:cs="Times New Roman"/>
+          <w:iCs/>
+          <w:sz w:val="19"/>
+          <w:szCs w:val="19"/>
+        </w:rPr>
+        <w:t xml:space="preserve"> </w:t>
+      </w:r>
+      <w:r>
+        <w:rPr>
+          <w:rFonts w:ascii="Cambria" w:eastAsia="Times New Roman" w:hAnsi="Cambria" w:cs="Times New Roman"/>
+          <w:iCs/>
+          <w:sz w:val="19"/>
+          <w:szCs w:val="19"/>
+        </w:rPr>
+        <w:t>PERN Stack (PostgreSQL, Express, React, NodeJS)</w:t>
+      </w:r>
+      <w:r>
+        <w:rPr>
+          <w:rFonts w:ascii="Cambria" w:eastAsia="Times New Roman" w:hAnsi="Cambria" w:cs="Times New Roman"/>
+          <w:iCs/>
+          <w:sz w:val="19"/>
+          <w:szCs w:val="19"/>
+        </w:rPr>
+        <w:t xml:space="preserve"> app</w:t>
+      </w:r>
+      <w:r>
+        <w:rPr>
+          <w:rFonts w:ascii="Cambria" w:eastAsia="Times New Roman" w:hAnsi="Cambria" w:cs="Times New Roman"/>
+          <w:iCs/>
+          <w:sz w:val="19"/>
+          <w:szCs w:val="19"/>
+        </w:rPr>
+        <w:t>, and managed th</w:t>
+      </w:r>
+      <w:r>
+        <w:rPr>
+          <w:rFonts w:ascii="Cambria" w:eastAsia="Times New Roman" w:hAnsi="Cambria" w:cs="Times New Roman"/>
+          <w:iCs/>
+          <w:sz w:val="19"/>
+          <w:szCs w:val="19"/>
+        </w:rPr>
+        <w:t xml:space="preserve">e </w:t>
+      </w:r>
+      <w:r>
+        <w:rPr>
+          <w:rFonts w:ascii="Cambria" w:eastAsia="Times New Roman" w:hAnsi="Cambria" w:cs="Times New Roman"/>
+          <w:iCs/>
+          <w:sz w:val="19"/>
+          <w:szCs w:val="19"/>
+        </w:rPr>
+        <w:t>database through PostgreSQL &amp; AWS.</w:t>
+      </w:r>
+    </w:p>
+    <w:p>
+      <w:pPr>
+        <w:tabs>
+          <w:tab w:val="left" w:pos="8240"/>
+        </w:tabs>
+        <w:spacing w:before="34" w:after="0" w:line="240" w:lineRule="auto"/>
+        <w:ind w:right="-20"/>
+        <w:rPr>
+          <w:rFonts w:ascii="Cambria" w:eastAsia="Times New Roman" w:hAnsi="Cambria" w:cs="Times New Roman"/>
+          <w:i/>
           <w:iCs/>
           <w:spacing w:val="-1"/>
           <w:sz w:val="19"/>
@@ -850,132 +3148,90 @@
           <w:sz w:val="19"/>
           <w:szCs w:val="19"/>
         </w:rPr>
-        <w:t>Web &amp; App Development</w:t>
-      </w:r>
-      <w:r>
-        <w:rPr>
-          <w:rFonts w:ascii="Cambria" w:eastAsia="Times New Roman" w:hAnsi="Cambria" w:cs="Times New Roman"/>
+        <w:t xml:space="preserve">IBM Accelerate Software Apprenticeship, IBM, </w:t>
+      </w:r>
+      <w:r>
+        <w:rPr>
+          <w:rFonts w:ascii="Cambria" w:eastAsia="Times New Roman" w:hAnsi="Cambria" w:cs="Times New Roman"/>
+          <w:i/>
           <w:iCs/>
           <w:spacing w:val="-1"/>
           <w:sz w:val="19"/>
           <w:szCs w:val="19"/>
         </w:rPr>
-        <w:t xml:space="preserve">: Skilled in </w:t>
-      </w:r>
-      <w:r>
-        <w:rPr>
-          <w:rFonts w:ascii="Cambria" w:eastAsia="Times New Roman" w:hAnsi="Cambria" w:cs="Times New Roman"/>
+        <w:t>Virtual</w:t>
+      </w:r>
+      <w:r>
+        <w:rPr>
+          <w:rFonts w:ascii="Cambria" w:eastAsia="Times New Roman" w:hAnsi="Cambria" w:cs="Times New Roman"/>
+          <w:i/>
           <w:iCs/>
           <w:spacing w:val="-1"/>
           <w:sz w:val="19"/>
           <w:szCs w:val="19"/>
-          <w:u w:val="single"/>
-        </w:rPr>
-        <w:t>full-stack web</w:t>
-      </w:r>
-      <w:r>
-        <w:rPr>
-          <w:rFonts w:ascii="Cambria" w:eastAsia="Times New Roman" w:hAnsi="Cambria" w:cs="Times New Roman"/>
-          <w:iCs/>
+        </w:rPr>
+        <w:t>, USA</w:t>
+      </w:r>
+      <w:r>
+        <w:rPr>
+          <w:rFonts w:ascii="Cambria" w:eastAsia="Times New Roman" w:hAnsi="Cambria" w:cs="Times New Roman"/>
           <w:spacing w:val="-1"/>
           <w:sz w:val="19"/>
           <w:szCs w:val="19"/>
         </w:rPr>
-        <w:t xml:space="preserve"> &amp; </w:t>
-      </w:r>
-      <w:r>
-        <w:rPr>
-          <w:rFonts w:ascii="Cambria" w:eastAsia="Times New Roman" w:hAnsi="Cambria" w:cs="Times New Roman"/>
-          <w:iCs/>
+        <w:t xml:space="preserve">   </w:t>
+      </w:r>
+      <w:r>
+        <w:rPr>
+          <w:rFonts w:ascii="Cambria" w:eastAsia="Times New Roman" w:hAnsi="Cambria" w:cs="Times New Roman"/>
+          <w:b/>
+          <w:bCs/>
           <w:spacing w:val="-1"/>
           <w:sz w:val="19"/>
           <w:szCs w:val="19"/>
-          <w:u w:val="single"/>
-        </w:rPr>
-        <w:t>iOS app development</w:t>
-      </w:r>
-      <w:r>
-        <w:rPr>
-          <w:rFonts w:ascii="Cambria" w:eastAsia="Times New Roman" w:hAnsi="Cambria" w:cs="Times New Roman"/>
-          <w:iCs/>
+        </w:rPr>
+        <w:t xml:space="preserve">                                                                                                    </w:t>
+      </w:r>
+      <w:r>
+        <w:rPr>
+          <w:rFonts w:ascii="Cambria" w:eastAsia="Times New Roman" w:hAnsi="Cambria" w:cs="Times New Roman"/>
+          <w:b/>
+          <w:bCs/>
           <w:spacing w:val="-1"/>
           <w:sz w:val="19"/>
           <w:szCs w:val="19"/>
         </w:rPr>
-        <w:t xml:space="preserve">, </w:t>
-      </w:r>
-      <w:r>
-        <w:rPr>
-          <w:rFonts w:ascii="Cambria" w:eastAsia="Times New Roman" w:hAnsi="Cambria" w:cs="Times New Roman"/>
-          <w:iCs/>
-          <w:spacing w:val="-1"/>
-          <w:sz w:val="19"/>
-          <w:szCs w:val="19"/>
-        </w:rPr>
-        <w:t xml:space="preserve">integrating </w:t>
-      </w:r>
-      <w:r>
-        <w:rPr>
-          <w:rFonts w:ascii="Cambria" w:eastAsia="Times New Roman" w:hAnsi="Cambria" w:cs="Times New Roman"/>
-          <w:iCs/>
-          <w:spacing w:val="-1"/>
-          <w:sz w:val="19"/>
-          <w:szCs w:val="19"/>
-          <w:u w:val="single"/>
-        </w:rPr>
-        <w:t>user</w:t>
-      </w:r>
-      <w:r>
-        <w:rPr>
-          <w:rFonts w:ascii="Cambria" w:eastAsia="Times New Roman" w:hAnsi="Cambria" w:cs="Times New Roman"/>
-          <w:iCs/>
-          <w:spacing w:val="-1"/>
-          <w:sz w:val="19"/>
-          <w:szCs w:val="19"/>
-          <w:u w:val="single"/>
-        </w:rPr>
-        <w:t xml:space="preserve"> </w:t>
-      </w:r>
-      <w:r>
-        <w:rPr>
-          <w:rFonts w:ascii="Cambria" w:eastAsia="Times New Roman" w:hAnsi="Cambria" w:cs="Times New Roman"/>
-          <w:iCs/>
-          <w:spacing w:val="-1"/>
-          <w:sz w:val="19"/>
-          <w:szCs w:val="19"/>
-          <w:u w:val="single"/>
-        </w:rPr>
-        <w:t>research</w:t>
-      </w:r>
-      <w:r>
-        <w:rPr>
-          <w:rFonts w:ascii="Cambria" w:eastAsia="Times New Roman" w:hAnsi="Cambria" w:cs="Times New Roman"/>
-          <w:iCs/>
-          <w:spacing w:val="-1"/>
-          <w:sz w:val="19"/>
-          <w:szCs w:val="19"/>
-        </w:rPr>
-        <w:t xml:space="preserve"> </w:t>
-      </w:r>
-      <w:r>
-        <w:rPr>
-          <w:rFonts w:ascii="Cambria" w:eastAsia="Times New Roman" w:hAnsi="Cambria" w:cs="Times New Roman"/>
-          <w:iCs/>
-          <w:spacing w:val="-1"/>
-          <w:sz w:val="19"/>
-          <w:szCs w:val="19"/>
-        </w:rPr>
-        <w:t>f</w:t>
-      </w:r>
-      <w:r>
-        <w:rPr>
-          <w:rFonts w:ascii="Cambria" w:eastAsia="Times New Roman" w:hAnsi="Cambria" w:cs="Times New Roman"/>
-          <w:iCs/>
-          <w:spacing w:val="-1"/>
-          <w:sz w:val="19"/>
-          <w:szCs w:val="19"/>
-        </w:rPr>
-        <w:t>or user-centric solutions.</w:t>
+        <w:t xml:space="preserve">  </w:t>
+      </w:r>
+      <w:r>
+        <w:rPr>
+          <w:rFonts w:ascii="Cambria" w:eastAsia="Times New Roman" w:hAnsi="Cambria" w:cs="Times New Roman"/>
+          <w:b/>
+          <w:bCs/>
+          <w:sz w:val="19"/>
+          <w:szCs w:val="19"/>
+        </w:rPr>
+        <w:t xml:space="preserve">May 2021 – </w:t>
+      </w:r>
+      <w:r>
+        <w:rPr>
+          <w:rFonts w:ascii="Cambria" w:eastAsia="Times New Roman" w:hAnsi="Cambria" w:cs="Times New Roman"/>
+          <w:b/>
+          <w:bCs/>
+          <w:sz w:val="19"/>
+          <w:szCs w:val="19"/>
+        </w:rPr>
+        <w:t>July</w:t>
+      </w:r>
+      <w:r>
+        <w:rPr>
+          <w:rFonts w:ascii="Cambria" w:eastAsia="Times New Roman" w:hAnsi="Cambria" w:cs="Times New Roman"/>
+          <w:b/>
+          <w:bCs/>
+          <w:sz w:val="19"/>
+          <w:szCs w:val="19"/>
+        </w:rPr>
+        <w:t xml:space="preserve"> 2021</w:t>
       </w:r>
     </w:p>
     <w:p>
@@ -983,12 +3239,12 @@
         <w:pStyle w:val="ListParagraph"/>
         <w:numPr>
           <w:ilvl w:val="0"/>
-          <w:numId w:val="32"/>
+          <w:numId w:val="38"/>
         </w:numPr>
         <w:tabs>
           <w:tab w:val="left" w:pos="8240"/>
         </w:tabs>
-        <w:spacing w:before="34" w:after="0" w:line="240" w:lineRule="auto"/>
+        <w:spacing w:before="34" w:after="0"/>
         <w:ind w:right="-20"/>
         <w:rPr>
           <w:rFonts w:ascii="Cambria" w:eastAsia="Times New Roman" w:hAnsi="Cambria" w:cs="Times New Roman"/>
@@ -1000,1141 +3256,27 @@
       <w:r>
         <w:rPr>
           <w:rFonts w:ascii="Cambria" w:eastAsia="Times New Roman" w:hAnsi="Cambria" w:cs="Times New Roman"/>
-          <w:b/>
-          <w:bCs/>
-          <w:iCs/>
-          <w:spacing w:val="-1"/>
-          <w:sz w:val="19"/>
-          <w:szCs w:val="19"/>
-        </w:rPr>
-        <w:t>Adaptive Leader</w:t>
-      </w:r>
-      <w:r>
-        <w:rPr>
-          <w:rFonts w:ascii="Cambria" w:eastAsia="Times New Roman" w:hAnsi="Cambria" w:cs="Times New Roman"/>
-          <w:iCs/>
-          <w:spacing w:val="-1"/>
-          <w:sz w:val="19"/>
-          <w:szCs w:val="19"/>
-        </w:rPr>
-        <w:t xml:space="preserve">: </w:t>
-      </w:r>
-      <w:r>
-        <w:rPr>
-          <w:rFonts w:ascii="Cambria" w:eastAsia="Times New Roman" w:hAnsi="Cambria" w:cs="Times New Roman"/>
-          <w:iCs/>
-          <w:spacing w:val="-1"/>
-          <w:sz w:val="19"/>
-          <w:szCs w:val="19"/>
-        </w:rPr>
-        <w:t>Demonstrated</w:t>
-      </w:r>
-      <w:r>
-        <w:rPr>
-          <w:rFonts w:ascii="Cambria" w:eastAsia="Times New Roman" w:hAnsi="Cambria" w:cs="Times New Roman"/>
-          <w:iCs/>
-          <w:spacing w:val="-1"/>
-          <w:sz w:val="19"/>
-          <w:szCs w:val="19"/>
-        </w:rPr>
-        <w:t xml:space="preserve"> leadership in diverse environments, guiding teams to innovate and adapt to technological shifts.</w:t>
-      </w:r>
-      <w:r>
-        <w:rPr>
-          <w:rFonts w:ascii="Cambria" w:eastAsia="Times New Roman" w:hAnsi="Cambria" w:cs="Times New Roman"/>
-          <w:b/>
-          <w:bCs/>
-          <w:iCs/>
-          <w:spacing w:val="-1"/>
-          <w:sz w:val="19"/>
-          <w:szCs w:val="19"/>
-        </w:rPr>
-        <w:t xml:space="preserve"> </w:t>
+          <w:iCs/>
+          <w:sz w:val="19"/>
+          <w:szCs w:val="19"/>
+        </w:rPr>
+        <w:t>Completed intensive software apprenticeship, building full-stack apps while strengthening Agile collaboration and debugging skills.</w:t>
       </w:r>
     </w:p>
     <w:p>
       <w:pPr>
-        <w:pStyle w:val="ListParagraph"/>
-        <w:numPr>
-          <w:ilvl w:val="0"/>
-          <w:numId w:val="32"/>
-        </w:numPr>
         <w:tabs>
           <w:tab w:val="left" w:pos="8240"/>
         </w:tabs>
-        <w:spacing w:before="34" w:after="0" w:line="240" w:lineRule="auto"/>
+        <w:spacing w:before="34" w:after="0"/>
         <w:ind w:right="-20"/>
         <w:rPr>
           <w:rFonts w:ascii="Cambria" w:eastAsia="Times New Roman" w:hAnsi="Cambria" w:cs="Times New Roman"/>
           <w:iCs/>
-          <w:sz w:val="19"/>
-          <w:szCs w:val="19"/>
-        </w:rPr>
-      </w:pPr>
-      <w:r>
-        <w:rPr>
-          <w:rFonts w:ascii="Cambria" w:eastAsia="Times New Roman" w:hAnsi="Cambria" w:cs="Times New Roman"/>
-          <w:b/>
-          <w:bCs/>
-          <w:iCs/>
-          <w:spacing w:val="-1"/>
-          <w:sz w:val="19"/>
-          <w:szCs w:val="19"/>
-        </w:rPr>
-        <w:t>Global Perspective</w:t>
-      </w:r>
-      <w:r>
-        <w:rPr>
-          <w:rFonts w:ascii="Cambria" w:eastAsia="Times New Roman" w:hAnsi="Cambria" w:cs="Times New Roman"/>
-          <w:iCs/>
-          <w:spacing w:val="-1"/>
-          <w:sz w:val="19"/>
-          <w:szCs w:val="19"/>
-        </w:rPr>
-        <w:t xml:space="preserve">: </w:t>
-      </w:r>
-      <w:r>
-        <w:rPr>
-          <w:rFonts w:ascii="Cambria" w:eastAsia="Times New Roman" w:hAnsi="Cambria" w:cs="Times New Roman"/>
-          <w:iCs/>
-          <w:spacing w:val="-1"/>
-          <w:sz w:val="19"/>
-          <w:szCs w:val="19"/>
-        </w:rPr>
-        <w:t>Offer</w:t>
-      </w:r>
-      <w:r>
-        <w:rPr>
-          <w:rFonts w:ascii="Cambria" w:eastAsia="Times New Roman" w:hAnsi="Cambria" w:cs="Times New Roman"/>
-          <w:iCs/>
-          <w:spacing w:val="-1"/>
-          <w:sz w:val="19"/>
-          <w:szCs w:val="19"/>
-        </w:rPr>
-        <w:t xml:space="preserve"> a diverse international outlook to projects, merging cultural insights with inclusive</w:t>
-      </w:r>
-      <w:r>
-        <w:rPr>
-          <w:rFonts w:ascii="Cambria" w:eastAsia="Times New Roman" w:hAnsi="Cambria" w:cs="Times New Roman"/>
-          <w:iCs/>
-          <w:spacing w:val="-1"/>
-          <w:sz w:val="19"/>
-          <w:szCs w:val="19"/>
-        </w:rPr>
-        <w:t xml:space="preserve"> </w:t>
-      </w:r>
-      <w:r>
-        <w:rPr>
-          <w:rFonts w:ascii="Cambria" w:eastAsia="Times New Roman" w:hAnsi="Cambria" w:cs="Times New Roman"/>
-          <w:iCs/>
-          <w:spacing w:val="-1"/>
-          <w:sz w:val="19"/>
-          <w:szCs w:val="19"/>
-        </w:rPr>
-        <w:t>design.</w:t>
-      </w:r>
-    </w:p>
-    <w:p>
-      <w:pPr>
-        <w:pStyle w:val="NoSpacing"/>
-        <w:rPr>
-          <w:sz w:val="4"/>
-          <w:szCs w:val="4"/>
-        </w:rPr>
-      </w:pPr>
-    </w:p>
-    <w:p>
-      <w:pPr>
-        <w:pBdr>
-          <w:bottom w:val="single" w:sz="12" w:space="1" w:color="auto"/>
-        </w:pBdr>
-        <w:spacing w:after="0" w:line="237" w:lineRule="exact"/>
-        <w:ind w:right="-20"/>
-        <w:rPr>
-          <w:rFonts w:ascii="Cambria" w:eastAsia="Times New Roman" w:hAnsi="Cambria" w:cs="Times New Roman"/>
-          <w:b/>
-          <w:bCs/>
-          <w:spacing w:val="1"/>
-          <w:position w:val="-1"/>
-          <w:sz w:val="18"/>
-          <w:szCs w:val="18"/>
-        </w:rPr>
-      </w:pPr>
-      <w:r>
-        <w:rPr>
-          <w:rFonts w:ascii="Cambria" w:eastAsia="Times New Roman" w:hAnsi="Cambria" w:cs="Times New Roman"/>
-          <w:b/>
-          <w:bCs/>
-          <w:spacing w:val="1"/>
-          <w:position w:val="-1"/>
-          <w:sz w:val="18"/>
-          <w:szCs w:val="18"/>
-        </w:rPr>
-        <w:t>EDUCATION</w:t>
-      </w:r>
-    </w:p>
-    <w:p>
-      <w:pPr>
-        <w:spacing w:after="0" w:line="238" w:lineRule="exact"/>
-        <w:ind w:right="-20"/>
-        <w:rPr>
-          <w:rFonts w:ascii="Cambria" w:eastAsia="Times New Roman" w:hAnsi="Cambria" w:cs="Times New Roman"/>
-          <w:sz w:val="19"/>
-          <w:szCs w:val="19"/>
-        </w:rPr>
-      </w:pPr>
-      <w:r>
-        <w:rPr>
-          <w:rFonts w:ascii="Cambria" w:eastAsia="Times New Roman" w:hAnsi="Cambria" w:cs="Times New Roman"/>
-          <w:i/>
-          <w:spacing w:val="1"/>
-          <w:sz w:val="19"/>
-          <w:szCs w:val="19"/>
-        </w:rPr>
-        <w:t>KAUST (King Abdullah University for Science and Technology)</w:t>
-      </w:r>
-      <w:r>
-        <w:rPr>
-          <w:rFonts w:ascii="Cambria" w:eastAsia="Times New Roman" w:hAnsi="Cambria" w:cs="Times New Roman"/>
-          <w:i/>
-          <w:spacing w:val="-2"/>
-          <w:sz w:val="19"/>
-          <w:szCs w:val="19"/>
-        </w:rPr>
-        <w:tab/>
-      </w:r>
-      <w:r>
-        <w:rPr>
-          <w:rFonts w:ascii="Cambria" w:eastAsia="Times New Roman" w:hAnsi="Cambria" w:cs="Times New Roman"/>
-          <w:i/>
-          <w:spacing w:val="-2"/>
-          <w:sz w:val="19"/>
-          <w:szCs w:val="19"/>
-        </w:rPr>
-        <w:tab/>
-      </w:r>
-      <w:r>
-        <w:rPr>
-          <w:rFonts w:ascii="Cambria" w:eastAsia="Times New Roman" w:hAnsi="Cambria" w:cs="Times New Roman"/>
-          <w:i/>
-          <w:spacing w:val="-2"/>
-          <w:sz w:val="19"/>
-          <w:szCs w:val="19"/>
-        </w:rPr>
-        <w:tab/>
-      </w:r>
-      <w:r>
-        <w:rPr>
-          <w:rFonts w:ascii="Cambria" w:eastAsia="Times New Roman" w:hAnsi="Cambria" w:cs="Times New Roman"/>
-          <w:i/>
-          <w:spacing w:val="-2"/>
-          <w:sz w:val="19"/>
-          <w:szCs w:val="19"/>
-        </w:rPr>
-        <w:tab/>
-        <w:t xml:space="preserve">                                 </w:t>
-      </w:r>
-      <w:r>
-        <w:rPr>
-          <w:rFonts w:ascii="Cambria" w:eastAsia="Times New Roman" w:hAnsi="Cambria" w:cs="Times New Roman"/>
-          <w:i/>
-          <w:spacing w:val="-2"/>
-          <w:sz w:val="19"/>
-          <w:szCs w:val="19"/>
-        </w:rPr>
-        <w:t xml:space="preserve">   </w:t>
-      </w:r>
-      <w:r>
-        <w:rPr>
-          <w:rFonts w:ascii="Cambria" w:eastAsia="Times New Roman" w:hAnsi="Cambria" w:cs="Times New Roman"/>
-          <w:i/>
-          <w:spacing w:val="-2"/>
-          <w:sz w:val="19"/>
-          <w:szCs w:val="19"/>
-        </w:rPr>
-        <w:t xml:space="preserve">               </w:t>
-      </w:r>
-      <w:r>
-        <w:rPr>
-          <w:rFonts w:ascii="Cambria" w:eastAsia="Times New Roman" w:hAnsi="Cambria" w:cs="Times New Roman"/>
-          <w:i/>
-          <w:spacing w:val="-2"/>
-          <w:sz w:val="19"/>
-          <w:szCs w:val="19"/>
-        </w:rPr>
-        <w:t xml:space="preserve">                      </w:t>
-      </w:r>
-      <w:proofErr w:type="spellStart"/>
-      <w:r>
-        <w:rPr>
-          <w:rFonts w:ascii="Cambria" w:eastAsia="Times New Roman" w:hAnsi="Cambria" w:cs="Times New Roman"/>
-          <w:i/>
-          <w:spacing w:val="-2"/>
-          <w:sz w:val="19"/>
-          <w:szCs w:val="19"/>
-        </w:rPr>
-        <w:t>Thuwal</w:t>
-      </w:r>
-      <w:proofErr w:type="spellEnd"/>
-      <w:r>
-        <w:rPr>
-          <w:rFonts w:ascii="Cambria" w:eastAsia="Times New Roman" w:hAnsi="Cambria" w:cs="Times New Roman"/>
-          <w:i/>
-          <w:spacing w:val="-2"/>
-          <w:sz w:val="19"/>
-          <w:szCs w:val="19"/>
-        </w:rPr>
-        <w:t>, KSA</w:t>
-      </w:r>
-    </w:p>
-    <w:p>
-      <w:pPr>
-        <w:tabs>
-          <w:tab w:val="left" w:pos="8300"/>
-        </w:tabs>
-        <w:spacing w:after="0" w:line="240" w:lineRule="auto"/>
-        <w:ind w:right="-20"/>
-        <w:rPr>
-          <w:rFonts w:ascii="Cambria" w:eastAsia="Times New Roman" w:hAnsi="Cambria" w:cs="Times New Roman"/>
-          <w:b/>
-          <w:bCs/>
-          <w:sz w:val="19"/>
-          <w:szCs w:val="19"/>
-        </w:rPr>
-      </w:pPr>
-      <w:proofErr w:type="gramStart"/>
-      <w:r>
-        <w:rPr>
-          <w:rFonts w:ascii="Cambria" w:eastAsia="Times New Roman" w:hAnsi="Cambria" w:cs="Times New Roman"/>
-          <w:b/>
-          <w:bCs/>
-          <w:sz w:val="19"/>
-          <w:szCs w:val="19"/>
-        </w:rPr>
-        <w:t>Master</w:t>
-      </w:r>
-      <w:r>
-        <w:rPr>
-          <w:rFonts w:ascii="Cambria" w:eastAsia="Times New Roman" w:hAnsi="Cambria" w:cs="Times New Roman"/>
-          <w:b/>
-          <w:bCs/>
-          <w:sz w:val="19"/>
-          <w:szCs w:val="19"/>
-        </w:rPr>
-        <w:t>’</w:t>
-      </w:r>
-      <w:r>
-        <w:rPr>
-          <w:rFonts w:ascii="Cambria" w:eastAsia="Times New Roman" w:hAnsi="Cambria" w:cs="Times New Roman"/>
-          <w:b/>
-          <w:bCs/>
-          <w:sz w:val="19"/>
-          <w:szCs w:val="19"/>
-        </w:rPr>
-        <w:t>s</w:t>
-      </w:r>
-      <w:r>
-        <w:rPr>
-          <w:rFonts w:ascii="Cambria" w:eastAsia="Times New Roman" w:hAnsi="Cambria" w:cs="Times New Roman"/>
-          <w:b/>
-          <w:bCs/>
-          <w:spacing w:val="1"/>
-          <w:sz w:val="19"/>
-          <w:szCs w:val="19"/>
-        </w:rPr>
-        <w:t xml:space="preserve"> </w:t>
-      </w:r>
-      <w:r>
-        <w:rPr>
-          <w:rFonts w:ascii="Cambria" w:eastAsia="Times New Roman" w:hAnsi="Cambria" w:cs="Times New Roman"/>
-          <w:b/>
-          <w:bCs/>
-          <w:sz w:val="19"/>
-          <w:szCs w:val="19"/>
-        </w:rPr>
-        <w:t>in Computer Science</w:t>
-      </w:r>
-      <w:proofErr w:type="gramEnd"/>
-      <w:r>
-        <w:rPr>
-          <w:rFonts w:ascii="Cambria" w:eastAsia="Times New Roman" w:hAnsi="Cambria" w:cs="Times New Roman"/>
-          <w:b/>
-          <w:bCs/>
-          <w:sz w:val="19"/>
-          <w:szCs w:val="19"/>
-        </w:rPr>
-        <w:t xml:space="preserve">; </w:t>
-      </w:r>
-      <w:r>
-        <w:rPr>
-          <w:rFonts w:ascii="Cambria" w:eastAsia="Times New Roman" w:hAnsi="Cambria" w:cs="Times New Roman"/>
-          <w:i/>
-          <w:iCs/>
-          <w:sz w:val="19"/>
-          <w:szCs w:val="19"/>
-        </w:rPr>
-        <w:t>GPA: 3.5</w:t>
-      </w:r>
-      <w:r>
-        <w:rPr>
-          <w:rFonts w:ascii="Cambria" w:eastAsia="Times New Roman" w:hAnsi="Cambria" w:cs="Times New Roman"/>
-          <w:i/>
-          <w:iCs/>
-          <w:sz w:val="19"/>
-          <w:szCs w:val="19"/>
-        </w:rPr>
-        <w:t>3/4.0</w:t>
-      </w:r>
-      <w:r>
-        <w:rPr>
-          <w:rFonts w:ascii="Cambria" w:eastAsia="Times New Roman" w:hAnsi="Cambria" w:cs="Times New Roman"/>
-          <w:b/>
-          <w:bCs/>
-          <w:sz w:val="19"/>
-          <w:szCs w:val="19"/>
-        </w:rPr>
-        <w:tab/>
-        <w:t xml:space="preserve">  </w:t>
-      </w:r>
-      <w:r>
-        <w:rPr>
-          <w:rFonts w:ascii="Cambria" w:eastAsia="Times New Roman" w:hAnsi="Cambria" w:cs="Times New Roman"/>
-          <w:b/>
-          <w:bCs/>
-          <w:sz w:val="19"/>
-          <w:szCs w:val="19"/>
-        </w:rPr>
-        <w:t xml:space="preserve">  </w:t>
-      </w:r>
-      <w:r>
-        <w:rPr>
-          <w:rFonts w:ascii="Cambria" w:eastAsia="Times New Roman" w:hAnsi="Cambria" w:cs="Times New Roman"/>
-          <w:b/>
-          <w:bCs/>
-          <w:sz w:val="19"/>
-          <w:szCs w:val="19"/>
-        </w:rPr>
-        <w:t xml:space="preserve">              </w:t>
-      </w:r>
-      <w:r>
-        <w:rPr>
-          <w:rFonts w:ascii="Cambria" w:eastAsia="Times New Roman" w:hAnsi="Cambria" w:cs="Times New Roman"/>
-          <w:b/>
-          <w:bCs/>
-          <w:sz w:val="19"/>
-          <w:szCs w:val="19"/>
-        </w:rPr>
-        <w:t xml:space="preserve">    </w:t>
-      </w:r>
-      <w:r>
-        <w:rPr>
-          <w:rFonts w:ascii="Cambria" w:eastAsia="Times New Roman" w:hAnsi="Cambria" w:cs="Times New Roman"/>
-          <w:b/>
-          <w:bCs/>
-          <w:spacing w:val="1"/>
-          <w:sz w:val="19"/>
-          <w:szCs w:val="19"/>
-        </w:rPr>
-        <w:t xml:space="preserve"> </w:t>
-      </w:r>
-      <w:r>
-        <w:rPr>
-          <w:rFonts w:ascii="Cambria" w:eastAsia="Times New Roman" w:hAnsi="Cambria" w:cs="Times New Roman"/>
-          <w:b/>
-          <w:bCs/>
-          <w:spacing w:val="1"/>
-          <w:sz w:val="19"/>
-          <w:szCs w:val="19"/>
-        </w:rPr>
-        <w:t xml:space="preserve">  Aug 2023 - </w:t>
-      </w:r>
-      <w:r>
-        <w:rPr>
-          <w:rFonts w:ascii="Cambria" w:eastAsia="Times New Roman" w:hAnsi="Cambria" w:cs="Times New Roman"/>
-          <w:b/>
-          <w:bCs/>
-          <w:sz w:val="19"/>
-          <w:szCs w:val="19"/>
-        </w:rPr>
-        <w:t>Jan</w:t>
-      </w:r>
-      <w:r>
-        <w:rPr>
-          <w:rFonts w:ascii="Cambria" w:eastAsia="Times New Roman" w:hAnsi="Cambria" w:cs="Times New Roman"/>
-          <w:b/>
-          <w:bCs/>
-          <w:spacing w:val="-2"/>
-          <w:sz w:val="19"/>
-          <w:szCs w:val="19"/>
-        </w:rPr>
-        <w:t xml:space="preserve"> </w:t>
-      </w:r>
-      <w:r>
-        <w:rPr>
-          <w:rFonts w:ascii="Cambria" w:eastAsia="Times New Roman" w:hAnsi="Cambria" w:cs="Times New Roman"/>
-          <w:b/>
-          <w:bCs/>
-          <w:sz w:val="19"/>
-          <w:szCs w:val="19"/>
-        </w:rPr>
-        <w:t>202</w:t>
-      </w:r>
-      <w:r>
-        <w:rPr>
-          <w:rFonts w:ascii="Cambria" w:eastAsia="Times New Roman" w:hAnsi="Cambria" w:cs="Times New Roman"/>
-          <w:b/>
-          <w:bCs/>
-          <w:sz w:val="19"/>
-          <w:szCs w:val="19"/>
-        </w:rPr>
-        <w:t>5</w:t>
-      </w:r>
-    </w:p>
-    <w:p>
-      <w:pPr>
-        <w:spacing w:before="20" w:after="0" w:line="238" w:lineRule="exact"/>
-        <w:ind w:right="-14"/>
-        <w:rPr>
-          <w:rFonts w:ascii="Cambria" w:eastAsia="Times New Roman" w:hAnsi="Cambria" w:cs="Times New Roman"/>
-          <w:sz w:val="19"/>
-          <w:szCs w:val="19"/>
-        </w:rPr>
-      </w:pPr>
-      <w:r>
-        <w:rPr>
-          <w:rFonts w:ascii="Cambria" w:eastAsia="Times New Roman" w:hAnsi="Cambria" w:cs="Times New Roman"/>
-          <w:i/>
-          <w:spacing w:val="1"/>
-          <w:sz w:val="19"/>
-          <w:szCs w:val="19"/>
-        </w:rPr>
-        <w:t>U</w:t>
-      </w:r>
-      <w:r>
-        <w:rPr>
-          <w:rFonts w:ascii="Cambria" w:eastAsia="Times New Roman" w:hAnsi="Cambria" w:cs="Times New Roman"/>
-          <w:i/>
-          <w:sz w:val="19"/>
-          <w:szCs w:val="19"/>
-        </w:rPr>
-        <w:t>n</w:t>
-      </w:r>
-      <w:r>
-        <w:rPr>
-          <w:rFonts w:ascii="Cambria" w:eastAsia="Times New Roman" w:hAnsi="Cambria" w:cs="Times New Roman"/>
-          <w:i/>
-          <w:spacing w:val="-1"/>
-          <w:sz w:val="19"/>
-          <w:szCs w:val="19"/>
-        </w:rPr>
-        <w:t>i</w:t>
-      </w:r>
-      <w:r>
-        <w:rPr>
-          <w:rFonts w:ascii="Cambria" w:eastAsia="Times New Roman" w:hAnsi="Cambria" w:cs="Times New Roman"/>
-          <w:i/>
-          <w:sz w:val="19"/>
-          <w:szCs w:val="19"/>
-        </w:rPr>
-        <w:t>ve</w:t>
-      </w:r>
-      <w:r>
-        <w:rPr>
-          <w:rFonts w:ascii="Cambria" w:eastAsia="Times New Roman" w:hAnsi="Cambria" w:cs="Times New Roman"/>
-          <w:i/>
-          <w:spacing w:val="-1"/>
-          <w:sz w:val="19"/>
-          <w:szCs w:val="19"/>
-        </w:rPr>
-        <w:t>r</w:t>
-      </w:r>
-      <w:r>
-        <w:rPr>
-          <w:rFonts w:ascii="Cambria" w:eastAsia="Times New Roman" w:hAnsi="Cambria" w:cs="Times New Roman"/>
-          <w:i/>
-          <w:sz w:val="19"/>
-          <w:szCs w:val="19"/>
-        </w:rPr>
-        <w:t>s</w:t>
-      </w:r>
-      <w:r>
-        <w:rPr>
-          <w:rFonts w:ascii="Cambria" w:eastAsia="Times New Roman" w:hAnsi="Cambria" w:cs="Times New Roman"/>
-          <w:i/>
-          <w:spacing w:val="-2"/>
-          <w:sz w:val="19"/>
-          <w:szCs w:val="19"/>
-        </w:rPr>
-        <w:t>i</w:t>
-      </w:r>
-      <w:r>
-        <w:rPr>
-          <w:rFonts w:ascii="Cambria" w:eastAsia="Times New Roman" w:hAnsi="Cambria" w:cs="Times New Roman"/>
-          <w:i/>
-          <w:spacing w:val="-1"/>
-          <w:sz w:val="19"/>
-          <w:szCs w:val="19"/>
-        </w:rPr>
-        <w:t>t</w:t>
-      </w:r>
-      <w:r>
-        <w:rPr>
-          <w:rFonts w:ascii="Cambria" w:eastAsia="Times New Roman" w:hAnsi="Cambria" w:cs="Times New Roman"/>
-          <w:i/>
-          <w:sz w:val="19"/>
-          <w:szCs w:val="19"/>
-        </w:rPr>
-        <w:t>y of</w:t>
-      </w:r>
-      <w:r>
-        <w:rPr>
-          <w:rFonts w:ascii="Cambria" w:eastAsia="Times New Roman" w:hAnsi="Cambria" w:cs="Times New Roman"/>
-          <w:i/>
-          <w:spacing w:val="-1"/>
-          <w:sz w:val="19"/>
-          <w:szCs w:val="19"/>
-        </w:rPr>
-        <w:t xml:space="preserve"> </w:t>
-      </w:r>
-      <w:r>
-        <w:rPr>
-          <w:rFonts w:ascii="Cambria" w:eastAsia="Times New Roman" w:hAnsi="Cambria" w:cs="Times New Roman"/>
-          <w:i/>
-          <w:spacing w:val="-2"/>
-          <w:sz w:val="19"/>
-          <w:szCs w:val="19"/>
-        </w:rPr>
-        <w:t>Rochester</w:t>
-      </w:r>
-      <w:r>
-        <w:rPr>
-          <w:rFonts w:ascii="Cambria" w:eastAsia="Times New Roman" w:hAnsi="Cambria" w:cs="Times New Roman"/>
-          <w:i/>
-          <w:spacing w:val="-2"/>
-          <w:sz w:val="19"/>
-          <w:szCs w:val="19"/>
-        </w:rPr>
-        <w:tab/>
-      </w:r>
-      <w:r>
-        <w:rPr>
-          <w:rFonts w:ascii="Cambria" w:eastAsia="Times New Roman" w:hAnsi="Cambria" w:cs="Times New Roman"/>
-          <w:i/>
-          <w:spacing w:val="-2"/>
-          <w:sz w:val="19"/>
-          <w:szCs w:val="19"/>
-        </w:rPr>
-        <w:tab/>
-      </w:r>
-      <w:r>
-        <w:rPr>
-          <w:rFonts w:ascii="Cambria" w:eastAsia="Times New Roman" w:hAnsi="Cambria" w:cs="Times New Roman"/>
-          <w:i/>
-          <w:spacing w:val="-2"/>
-          <w:sz w:val="19"/>
-          <w:szCs w:val="19"/>
-        </w:rPr>
-        <w:tab/>
-      </w:r>
-      <w:r>
-        <w:rPr>
-          <w:rFonts w:ascii="Cambria" w:eastAsia="Times New Roman" w:hAnsi="Cambria" w:cs="Times New Roman"/>
-          <w:i/>
-          <w:spacing w:val="-2"/>
-          <w:sz w:val="19"/>
-          <w:szCs w:val="19"/>
-        </w:rPr>
-        <w:tab/>
-      </w:r>
-      <w:r>
-        <w:rPr>
-          <w:rFonts w:ascii="Cambria" w:eastAsia="Times New Roman" w:hAnsi="Cambria" w:cs="Times New Roman"/>
-          <w:i/>
-          <w:spacing w:val="-2"/>
-          <w:sz w:val="19"/>
-          <w:szCs w:val="19"/>
-        </w:rPr>
-        <w:tab/>
-      </w:r>
-      <w:r>
-        <w:rPr>
-          <w:rFonts w:ascii="Cambria" w:eastAsia="Times New Roman" w:hAnsi="Cambria" w:cs="Times New Roman"/>
-          <w:i/>
-          <w:spacing w:val="-2"/>
-          <w:sz w:val="19"/>
-          <w:szCs w:val="19"/>
-        </w:rPr>
-        <w:tab/>
-      </w:r>
-      <w:r>
-        <w:rPr>
-          <w:rFonts w:ascii="Cambria" w:eastAsia="Times New Roman" w:hAnsi="Cambria" w:cs="Times New Roman"/>
-          <w:i/>
-          <w:spacing w:val="-2"/>
-          <w:sz w:val="19"/>
-          <w:szCs w:val="19"/>
-        </w:rPr>
-        <w:tab/>
-      </w:r>
-      <w:r>
-        <w:rPr>
-          <w:rFonts w:ascii="Cambria" w:eastAsia="Times New Roman" w:hAnsi="Cambria" w:cs="Times New Roman"/>
-          <w:i/>
-          <w:spacing w:val="-2"/>
-          <w:sz w:val="19"/>
-          <w:szCs w:val="19"/>
-        </w:rPr>
-        <w:tab/>
-      </w:r>
-      <w:r>
-        <w:rPr>
-          <w:rFonts w:ascii="Cambria" w:eastAsia="Times New Roman" w:hAnsi="Cambria" w:cs="Times New Roman"/>
-          <w:i/>
-          <w:spacing w:val="-2"/>
-          <w:sz w:val="19"/>
-          <w:szCs w:val="19"/>
-        </w:rPr>
-        <w:tab/>
-        <w:t xml:space="preserve">    </w:t>
-      </w:r>
-      <w:r>
-        <w:rPr>
-          <w:rFonts w:ascii="Cambria" w:eastAsia="Times New Roman" w:hAnsi="Cambria" w:cs="Times New Roman"/>
-          <w:i/>
-          <w:spacing w:val="-2"/>
-          <w:sz w:val="19"/>
-          <w:szCs w:val="19"/>
-        </w:rPr>
-        <w:t xml:space="preserve">                        </w:t>
-      </w:r>
-      <w:r>
-        <w:rPr>
-          <w:rFonts w:ascii="Cambria" w:eastAsia="Times New Roman" w:hAnsi="Cambria" w:cs="Times New Roman"/>
-          <w:i/>
-          <w:spacing w:val="-2"/>
-          <w:sz w:val="19"/>
-          <w:szCs w:val="19"/>
-        </w:rPr>
-        <w:t xml:space="preserve"> </w:t>
-      </w:r>
-      <w:r>
-        <w:rPr>
-          <w:rFonts w:ascii="Cambria" w:eastAsia="Times New Roman" w:hAnsi="Cambria" w:cs="Times New Roman"/>
-          <w:i/>
-          <w:spacing w:val="-2"/>
-          <w:sz w:val="19"/>
-          <w:szCs w:val="19"/>
-        </w:rPr>
-        <w:t xml:space="preserve">  </w:t>
-      </w:r>
-      <w:r>
-        <w:rPr>
-          <w:rFonts w:ascii="Cambria" w:eastAsia="Times New Roman" w:hAnsi="Cambria" w:cs="Times New Roman"/>
-          <w:i/>
-          <w:spacing w:val="-2"/>
-          <w:sz w:val="19"/>
-          <w:szCs w:val="19"/>
-        </w:rPr>
-        <w:t xml:space="preserve">   </w:t>
-      </w:r>
-      <w:r>
-        <w:rPr>
-          <w:rFonts w:ascii="Cambria" w:eastAsia="Times New Roman" w:hAnsi="Cambria" w:cs="Times New Roman"/>
-          <w:i/>
-          <w:spacing w:val="-2"/>
-          <w:sz w:val="19"/>
-          <w:szCs w:val="19"/>
-        </w:rPr>
-        <w:t xml:space="preserve">       </w:t>
-      </w:r>
-      <w:r>
-        <w:rPr>
-          <w:rFonts w:ascii="Cambria" w:eastAsia="Times New Roman" w:hAnsi="Cambria" w:cs="Times New Roman"/>
-          <w:i/>
-          <w:spacing w:val="-2"/>
-          <w:sz w:val="19"/>
-          <w:szCs w:val="19"/>
-        </w:rPr>
-        <w:t xml:space="preserve">  </w:t>
-      </w:r>
-      <w:proofErr w:type="spellStart"/>
-      <w:r>
-        <w:rPr>
-          <w:rFonts w:ascii="Cambria" w:eastAsia="Times New Roman" w:hAnsi="Cambria" w:cs="Times New Roman"/>
-          <w:i/>
-          <w:spacing w:val="-2"/>
-          <w:sz w:val="19"/>
-          <w:szCs w:val="19"/>
-        </w:rPr>
-        <w:t>Rochester</w:t>
-      </w:r>
-      <w:proofErr w:type="spellEnd"/>
-      <w:r>
-        <w:rPr>
-          <w:rFonts w:ascii="Cambria" w:eastAsia="Times New Roman" w:hAnsi="Cambria" w:cs="Times New Roman"/>
-          <w:i/>
-          <w:spacing w:val="-2"/>
-          <w:sz w:val="19"/>
-          <w:szCs w:val="19"/>
-        </w:rPr>
-        <w:t>, NY</w:t>
-      </w:r>
-      <w:r>
-        <w:rPr>
-          <w:rFonts w:ascii="Cambria" w:eastAsia="Times New Roman" w:hAnsi="Cambria" w:cs="Times New Roman"/>
-          <w:i/>
-          <w:spacing w:val="-2"/>
-          <w:sz w:val="19"/>
-          <w:szCs w:val="19"/>
-        </w:rPr>
-        <w:t>, USA</w:t>
-      </w:r>
-    </w:p>
-    <w:p>
-      <w:pPr>
-        <w:tabs>
-          <w:tab w:val="left" w:pos="8300"/>
-        </w:tabs>
-        <w:spacing w:after="0" w:line="240" w:lineRule="auto"/>
-        <w:ind w:right="-20"/>
-        <w:rPr>
-          <w:rFonts w:ascii="Cambria" w:eastAsia="Times New Roman" w:hAnsi="Cambria" w:cs="Times New Roman"/>
-          <w:b/>
-          <w:bCs/>
-          <w:sz w:val="19"/>
-          <w:szCs w:val="19"/>
-        </w:rPr>
-      </w:pPr>
-      <w:r>
-        <w:rPr>
-          <w:rFonts w:ascii="Cambria" w:eastAsia="Times New Roman" w:hAnsi="Cambria" w:cs="Times New Roman"/>
-          <w:b/>
-          <w:bCs/>
-          <w:sz w:val="19"/>
-          <w:szCs w:val="19"/>
-        </w:rPr>
-        <w:t>Bac</w:t>
-      </w:r>
-      <w:r>
-        <w:rPr>
-          <w:rFonts w:ascii="Cambria" w:eastAsia="Times New Roman" w:hAnsi="Cambria" w:cs="Times New Roman"/>
-          <w:b/>
-          <w:bCs/>
-          <w:spacing w:val="-2"/>
-          <w:sz w:val="19"/>
-          <w:szCs w:val="19"/>
-        </w:rPr>
-        <w:t>h</w:t>
-      </w:r>
-      <w:r>
-        <w:rPr>
-          <w:rFonts w:ascii="Cambria" w:eastAsia="Times New Roman" w:hAnsi="Cambria" w:cs="Times New Roman"/>
-          <w:b/>
-          <w:bCs/>
-          <w:sz w:val="19"/>
-          <w:szCs w:val="19"/>
-        </w:rPr>
-        <w:t>e</w:t>
-      </w:r>
-      <w:r>
-        <w:rPr>
-          <w:rFonts w:ascii="Cambria" w:eastAsia="Times New Roman" w:hAnsi="Cambria" w:cs="Times New Roman"/>
-          <w:b/>
-          <w:bCs/>
-          <w:spacing w:val="-1"/>
-          <w:sz w:val="19"/>
-          <w:szCs w:val="19"/>
-        </w:rPr>
-        <w:t>l</w:t>
-      </w:r>
-      <w:r>
-        <w:rPr>
-          <w:rFonts w:ascii="Cambria" w:eastAsia="Times New Roman" w:hAnsi="Cambria" w:cs="Times New Roman"/>
-          <w:b/>
-          <w:bCs/>
-          <w:sz w:val="19"/>
-          <w:szCs w:val="19"/>
-        </w:rPr>
-        <w:t>or</w:t>
-      </w:r>
-      <w:r>
-        <w:rPr>
-          <w:rFonts w:ascii="Cambria" w:eastAsia="Times New Roman" w:hAnsi="Cambria" w:cs="Times New Roman"/>
-          <w:b/>
-          <w:bCs/>
-          <w:spacing w:val="1"/>
-          <w:sz w:val="19"/>
-          <w:szCs w:val="19"/>
-        </w:rPr>
-        <w:t xml:space="preserve"> </w:t>
-      </w:r>
-      <w:r>
-        <w:rPr>
-          <w:rFonts w:ascii="Cambria" w:eastAsia="Times New Roman" w:hAnsi="Cambria" w:cs="Times New Roman"/>
-          <w:b/>
-          <w:bCs/>
-          <w:spacing w:val="-2"/>
-          <w:sz w:val="19"/>
-          <w:szCs w:val="19"/>
-        </w:rPr>
-        <w:t>o</w:t>
-      </w:r>
-      <w:r>
-        <w:rPr>
-          <w:rFonts w:ascii="Cambria" w:eastAsia="Times New Roman" w:hAnsi="Cambria" w:cs="Times New Roman"/>
-          <w:b/>
-          <w:bCs/>
-          <w:sz w:val="19"/>
-          <w:szCs w:val="19"/>
-        </w:rPr>
-        <w:t>f</w:t>
-      </w:r>
-      <w:r>
-        <w:rPr>
-          <w:rFonts w:ascii="Cambria" w:eastAsia="Times New Roman" w:hAnsi="Cambria" w:cs="Times New Roman"/>
-          <w:b/>
-          <w:bCs/>
-          <w:spacing w:val="2"/>
-          <w:sz w:val="19"/>
-          <w:szCs w:val="19"/>
-        </w:rPr>
-        <w:t xml:space="preserve"> </w:t>
-      </w:r>
-      <w:r>
-        <w:rPr>
-          <w:rFonts w:ascii="Cambria" w:eastAsia="Times New Roman" w:hAnsi="Cambria" w:cs="Times New Roman"/>
-          <w:b/>
-          <w:bCs/>
-          <w:sz w:val="19"/>
-          <w:szCs w:val="19"/>
-        </w:rPr>
-        <w:t>Sc</w:t>
-      </w:r>
-      <w:r>
-        <w:rPr>
-          <w:rFonts w:ascii="Cambria" w:eastAsia="Times New Roman" w:hAnsi="Cambria" w:cs="Times New Roman"/>
-          <w:b/>
-          <w:bCs/>
-          <w:spacing w:val="-1"/>
-          <w:sz w:val="19"/>
-          <w:szCs w:val="19"/>
-        </w:rPr>
-        <w:t>i</w:t>
-      </w:r>
-      <w:r>
-        <w:rPr>
-          <w:rFonts w:ascii="Cambria" w:eastAsia="Times New Roman" w:hAnsi="Cambria" w:cs="Times New Roman"/>
-          <w:b/>
-          <w:bCs/>
-          <w:spacing w:val="-3"/>
-          <w:sz w:val="19"/>
-          <w:szCs w:val="19"/>
-        </w:rPr>
-        <w:t>e</w:t>
-      </w:r>
-      <w:r>
-        <w:rPr>
-          <w:rFonts w:ascii="Cambria" w:eastAsia="Times New Roman" w:hAnsi="Cambria" w:cs="Times New Roman"/>
-          <w:b/>
-          <w:bCs/>
-          <w:sz w:val="19"/>
-          <w:szCs w:val="19"/>
-        </w:rPr>
-        <w:t xml:space="preserve">nce </w:t>
-      </w:r>
-      <w:r>
-        <w:rPr>
-          <w:rFonts w:ascii="Cambria" w:eastAsia="Times New Roman" w:hAnsi="Cambria" w:cs="Times New Roman"/>
-          <w:b/>
-          <w:bCs/>
-          <w:sz w:val="19"/>
-          <w:szCs w:val="19"/>
-        </w:rPr>
-        <w:t>in</w:t>
-      </w:r>
-      <w:r>
-        <w:rPr>
-          <w:rFonts w:ascii="Cambria" w:eastAsia="Times New Roman" w:hAnsi="Cambria" w:cs="Times New Roman"/>
-          <w:b/>
-          <w:bCs/>
-          <w:sz w:val="19"/>
-          <w:szCs w:val="19"/>
-        </w:rPr>
-        <w:t xml:space="preserve"> </w:t>
-      </w:r>
-      <w:r>
-        <w:rPr>
-          <w:rFonts w:ascii="Cambria" w:eastAsia="Times New Roman" w:hAnsi="Cambria" w:cs="Times New Roman"/>
-          <w:b/>
-          <w:bCs/>
-          <w:sz w:val="19"/>
-          <w:szCs w:val="19"/>
-        </w:rPr>
-        <w:t>Computer Science</w:t>
-      </w:r>
-      <w:r>
-        <w:rPr>
-          <w:rFonts w:ascii="Cambria" w:eastAsia="Times New Roman" w:hAnsi="Cambria" w:cs="Times New Roman"/>
-          <w:b/>
-          <w:bCs/>
-          <w:sz w:val="19"/>
-          <w:szCs w:val="19"/>
-        </w:rPr>
-        <w:t xml:space="preserve"> | </w:t>
-      </w:r>
-      <w:r>
-        <w:rPr>
-          <w:rFonts w:ascii="Cambria" w:eastAsia="Times New Roman" w:hAnsi="Cambria" w:cs="Times New Roman"/>
-          <w:b/>
-          <w:bCs/>
-          <w:sz w:val="19"/>
-          <w:szCs w:val="19"/>
-        </w:rPr>
-        <w:t>Minor</w:t>
-      </w:r>
-      <w:r>
-        <w:rPr>
-          <w:rFonts w:ascii="Cambria" w:eastAsia="Times New Roman" w:hAnsi="Cambria" w:cs="Times New Roman"/>
-          <w:b/>
-          <w:bCs/>
-          <w:sz w:val="19"/>
-          <w:szCs w:val="19"/>
-        </w:rPr>
-        <w:t xml:space="preserve"> in </w:t>
-      </w:r>
-      <w:r>
-        <w:rPr>
-          <w:rFonts w:ascii="Cambria" w:eastAsia="Times New Roman" w:hAnsi="Cambria" w:cs="Times New Roman"/>
-          <w:b/>
-          <w:bCs/>
-          <w:sz w:val="19"/>
-          <w:szCs w:val="19"/>
-        </w:rPr>
-        <w:t>Digital Media Studies</w:t>
-      </w:r>
-      <w:r>
-        <w:rPr>
-          <w:rFonts w:ascii="Cambria" w:eastAsia="Times New Roman" w:hAnsi="Cambria" w:cs="Times New Roman"/>
-          <w:b/>
-          <w:bCs/>
-          <w:sz w:val="19"/>
-          <w:szCs w:val="19"/>
-        </w:rPr>
-        <w:t xml:space="preserve">; </w:t>
-      </w:r>
-      <w:r>
-        <w:rPr>
-          <w:rFonts w:ascii="Cambria" w:eastAsia="Times New Roman" w:hAnsi="Cambria" w:cs="Times New Roman"/>
-          <w:i/>
-          <w:iCs/>
-          <w:sz w:val="19"/>
-          <w:szCs w:val="19"/>
-        </w:rPr>
-        <w:t>GPA: 3.5</w:t>
-      </w:r>
-      <w:r>
-        <w:rPr>
-          <w:rFonts w:ascii="Cambria" w:eastAsia="Times New Roman" w:hAnsi="Cambria" w:cs="Times New Roman"/>
-          <w:i/>
-          <w:iCs/>
-          <w:sz w:val="19"/>
-          <w:szCs w:val="19"/>
-        </w:rPr>
-        <w:t>3</w:t>
-      </w:r>
-      <w:r>
-        <w:rPr>
-          <w:rFonts w:ascii="Cambria" w:eastAsia="Times New Roman" w:hAnsi="Cambria" w:cs="Times New Roman"/>
-          <w:i/>
-          <w:iCs/>
-          <w:sz w:val="19"/>
-          <w:szCs w:val="19"/>
-        </w:rPr>
-        <w:t>/4.0</w:t>
-      </w:r>
-      <w:r>
-        <w:rPr>
-          <w:rFonts w:ascii="Cambria" w:eastAsia="Times New Roman" w:hAnsi="Cambria" w:cs="Times New Roman"/>
-          <w:b/>
-          <w:bCs/>
-          <w:sz w:val="19"/>
-          <w:szCs w:val="19"/>
-        </w:rPr>
-        <w:tab/>
-      </w:r>
-      <w:r>
-        <w:rPr>
-          <w:rFonts w:ascii="Cambria" w:eastAsia="Times New Roman" w:hAnsi="Cambria" w:cs="Times New Roman"/>
-          <w:b/>
-          <w:bCs/>
-          <w:sz w:val="19"/>
-          <w:szCs w:val="19"/>
-        </w:rPr>
-        <w:t xml:space="preserve">  </w:t>
-      </w:r>
-      <w:r>
-        <w:rPr>
-          <w:rFonts w:ascii="Cambria" w:eastAsia="Times New Roman" w:hAnsi="Cambria" w:cs="Times New Roman"/>
-          <w:b/>
-          <w:bCs/>
-          <w:spacing w:val="1"/>
-          <w:sz w:val="19"/>
-          <w:szCs w:val="19"/>
-        </w:rPr>
-        <w:t xml:space="preserve">                   </w:t>
-      </w:r>
-      <w:r>
-        <w:rPr>
-          <w:rFonts w:ascii="Cambria" w:eastAsia="Times New Roman" w:hAnsi="Cambria" w:cs="Times New Roman"/>
-          <w:b/>
-          <w:bCs/>
-          <w:spacing w:val="1"/>
-          <w:sz w:val="19"/>
-          <w:szCs w:val="19"/>
-        </w:rPr>
-        <w:t xml:space="preserve"> Aug 2019 - </w:t>
-      </w:r>
-      <w:r>
-        <w:rPr>
-          <w:rFonts w:ascii="Cambria" w:eastAsia="Times New Roman" w:hAnsi="Cambria" w:cs="Times New Roman"/>
-          <w:b/>
-          <w:bCs/>
-          <w:sz w:val="19"/>
-          <w:szCs w:val="19"/>
-        </w:rPr>
-        <w:t>May</w:t>
-      </w:r>
-      <w:r>
-        <w:rPr>
-          <w:rFonts w:ascii="Cambria" w:eastAsia="Times New Roman" w:hAnsi="Cambria" w:cs="Times New Roman"/>
-          <w:b/>
-          <w:bCs/>
-          <w:spacing w:val="-2"/>
-          <w:sz w:val="19"/>
-          <w:szCs w:val="19"/>
-        </w:rPr>
-        <w:t xml:space="preserve"> </w:t>
-      </w:r>
-      <w:r>
-        <w:rPr>
-          <w:rFonts w:ascii="Cambria" w:eastAsia="Times New Roman" w:hAnsi="Cambria" w:cs="Times New Roman"/>
-          <w:b/>
-          <w:bCs/>
-          <w:sz w:val="19"/>
-          <w:szCs w:val="19"/>
-        </w:rPr>
-        <w:t>2</w:t>
-      </w:r>
-      <w:r>
-        <w:rPr>
-          <w:rFonts w:ascii="Cambria" w:eastAsia="Times New Roman" w:hAnsi="Cambria" w:cs="Times New Roman"/>
-          <w:b/>
-          <w:bCs/>
-          <w:sz w:val="19"/>
-          <w:szCs w:val="19"/>
-        </w:rPr>
-        <w:t>023</w:t>
-      </w:r>
+          <w:sz w:val="10"/>
+          <w:szCs w:val="10"/>
+        </w:rPr>
+      </w:pPr>
     </w:p>
     <w:p>
       <w:pPr>
@@ -2161,41 +3303,33 @@
         <w:spacing w:after="0" w:line="240" w:lineRule="auto"/>
         <w:ind w:right="-20"/>
         <w:rPr>
-          <w:rFonts w:ascii="Cambria" w:hAnsi="Cambria"/>
-          <w:b/>
-          <w:bCs/>
-          <w:noProof/>
+          <w:rFonts w:ascii="Cambria" w:eastAsia="Times New Roman" w:hAnsi="Cambria" w:cs="Times New Roman"/>
+          <w:b/>
+          <w:bCs/>
+          <w:spacing w:val="1"/>
+          <w:position w:val="-1"/>
           <w:sz w:val="18"/>
           <w:szCs w:val="18"/>
         </w:rPr>
       </w:pPr>
       <w:r>
         <w:rPr>
-          <w:rFonts w:ascii="Cambria" w:hAnsi="Cambria"/>
-          <w:b/>
-          <w:bCs/>
-          <w:noProof/>
+          <w:rFonts w:ascii="Cambria" w:eastAsia="Times New Roman" w:hAnsi="Cambria" w:cs="Times New Roman"/>
+          <w:b/>
+          <w:bCs/>
+          <w:spacing w:val="1"/>
+          <w:position w:val="-1"/>
           <w:sz w:val="18"/>
           <w:szCs w:val="18"/>
         </w:rPr>
-        <w:t>PROFESSIONAL EXPERIENC</w:t>
-      </w:r>
-      <w:r>
-        <w:rPr>
-          <w:rFonts w:ascii="Cambria" w:hAnsi="Cambria"/>
-          <w:b/>
-          <w:bCs/>
-          <w:noProof/>
-          <w:sz w:val="18"/>
-          <w:szCs w:val="18"/>
-        </w:rPr>
-        <w:t>E</w:t>
+        <w:t>PROJECTS</w:t>
       </w:r>
     </w:p>
     <w:p>
       <w:pPr>
         <w:tabs>
           <w:tab w:val="left" w:pos="8240"/>
+          <w:tab w:val="left" w:pos="9523"/>
         </w:tabs>
         <w:spacing w:before="34" w:after="0" w:line="240" w:lineRule="auto"/>
         <w:ind w:right="-20"/>
@@ -2203,172 +3337,88 @@
           <w:rFonts w:ascii="Cambria" w:eastAsia="Times New Roman" w:hAnsi="Cambria" w:cs="Times New Roman"/>
           <w:b/>
           <w:bCs/>
-          <w:iCs/>
-          <w:spacing w:val="-1"/>
-          <w:sz w:val="19"/>
-          <w:szCs w:val="19"/>
-        </w:rPr>
-      </w:pPr>
-      <w:r>
-        <w:rPr>
-          <w:rFonts w:ascii="Cambria" w:eastAsia="Times New Roman" w:hAnsi="Cambria" w:cs="Times New Roman"/>
-          <w:b/>
-          <w:bCs/>
-          <w:iCs/>
-          <w:spacing w:val="-1"/>
-          <w:sz w:val="19"/>
-          <w:szCs w:val="19"/>
-        </w:rPr>
-        <w:t xml:space="preserve">Cloud </w:t>
-      </w:r>
-      <w:r>
-        <w:rPr>
-          <w:rFonts w:ascii="Cambria" w:eastAsia="Times New Roman" w:hAnsi="Cambria" w:cs="Times New Roman"/>
-          <w:b/>
-          <w:bCs/>
-          <w:iCs/>
-          <w:spacing w:val="-1"/>
-          <w:sz w:val="19"/>
-          <w:szCs w:val="19"/>
-        </w:rPr>
-        <w:t>Software and Platform Engineer</w:t>
-      </w:r>
-      <w:r>
-        <w:rPr>
-          <w:rFonts w:ascii="Cambria" w:eastAsia="Times New Roman" w:hAnsi="Cambria" w:cs="Times New Roman"/>
-          <w:b/>
-          <w:bCs/>
-          <w:iCs/>
-          <w:spacing w:val="-1"/>
-          <w:sz w:val="19"/>
-          <w:szCs w:val="19"/>
-        </w:rPr>
-        <w:t xml:space="preserve"> Associate</w:t>
-      </w:r>
-      <w:r>
-        <w:rPr>
-          <w:rFonts w:ascii="Cambria" w:eastAsia="Times New Roman" w:hAnsi="Cambria" w:cs="Times New Roman"/>
-          <w:b/>
-          <w:bCs/>
-          <w:spacing w:val="-1"/>
-          <w:sz w:val="19"/>
-          <w:szCs w:val="19"/>
-        </w:rPr>
-        <w:t xml:space="preserve">, Accenture, </w:t>
-      </w:r>
-      <w:r>
-        <w:rPr>
-          <w:rFonts w:ascii="Cambria" w:eastAsia="Times New Roman" w:hAnsi="Cambria" w:cs="Times New Roman"/>
-          <w:i/>
-          <w:iCs/>
-          <w:spacing w:val="-1"/>
-          <w:sz w:val="19"/>
-          <w:szCs w:val="19"/>
-        </w:rPr>
-        <w:t>Riyadh</w:t>
-      </w:r>
-      <w:r>
-        <w:rPr>
-          <w:rFonts w:ascii="Cambria" w:eastAsia="Times New Roman" w:hAnsi="Cambria" w:cs="Times New Roman"/>
-          <w:i/>
-          <w:iCs/>
-          <w:spacing w:val="-1"/>
-          <w:sz w:val="19"/>
-          <w:szCs w:val="19"/>
-        </w:rPr>
-        <w:t>, Saudi Arabia</w:t>
-      </w:r>
-      <w:r>
-        <w:rPr>
-          <w:rFonts w:ascii="Cambria" w:eastAsia="Times New Roman" w:hAnsi="Cambria" w:cs="Times New Roman"/>
-          <w:b/>
-          <w:bCs/>
-          <w:spacing w:val="-1"/>
-          <w:sz w:val="19"/>
-          <w:szCs w:val="19"/>
-        </w:rPr>
-        <w:t xml:space="preserve">                                  </w:t>
-      </w:r>
-      <w:r>
-        <w:rPr>
-          <w:rFonts w:ascii="Cambria" w:eastAsia="Times New Roman" w:hAnsi="Cambria" w:cs="Times New Roman"/>
-          <w:b/>
-          <w:bCs/>
-          <w:spacing w:val="-1"/>
-          <w:sz w:val="19"/>
-          <w:szCs w:val="19"/>
-        </w:rPr>
-        <w:t xml:space="preserve">                          J</w:t>
-      </w:r>
-      <w:r>
-        <w:rPr>
-          <w:rFonts w:ascii="Cambria" w:eastAsia="Times New Roman" w:hAnsi="Cambria" w:cs="Times New Roman"/>
-          <w:b/>
-          <w:bCs/>
-          <w:sz w:val="19"/>
-          <w:szCs w:val="19"/>
-        </w:rPr>
-        <w:t>uly</w:t>
-      </w:r>
-      <w:r>
-        <w:rPr>
-          <w:rFonts w:ascii="Cambria" w:eastAsia="Times New Roman" w:hAnsi="Cambria" w:cs="Times New Roman"/>
-          <w:b/>
-          <w:bCs/>
-          <w:sz w:val="19"/>
-          <w:szCs w:val="19"/>
-        </w:rPr>
-        <w:t xml:space="preserve"> 202</w:t>
-      </w:r>
-      <w:r>
-        <w:rPr>
-          <w:rFonts w:ascii="Cambria" w:eastAsia="Times New Roman" w:hAnsi="Cambria" w:cs="Times New Roman"/>
-          <w:b/>
-          <w:bCs/>
-          <w:sz w:val="19"/>
-          <w:szCs w:val="19"/>
-        </w:rPr>
-        <w:t>5</w:t>
-      </w:r>
-      <w:r>
-        <w:rPr>
-          <w:rFonts w:ascii="Cambria" w:eastAsia="Times New Roman" w:hAnsi="Cambria" w:cs="Times New Roman"/>
-          <w:b/>
-          <w:bCs/>
-          <w:sz w:val="19"/>
-          <w:szCs w:val="19"/>
-        </w:rPr>
-        <w:t xml:space="preserve"> – </w:t>
-      </w:r>
-      <w:r>
-        <w:rPr>
-          <w:rFonts w:ascii="Cambria" w:eastAsia="Times New Roman" w:hAnsi="Cambria" w:cs="Times New Roman"/>
-          <w:b/>
-          <w:bCs/>
-          <w:sz w:val="19"/>
-          <w:szCs w:val="19"/>
-        </w:rPr>
-        <w:t>Sep</w:t>
-      </w:r>
-      <w:r>
-        <w:rPr>
-          <w:rFonts w:ascii="Cambria" w:eastAsia="Times New Roman" w:hAnsi="Cambria" w:cs="Times New Roman"/>
-          <w:b/>
-          <w:bCs/>
-          <w:sz w:val="19"/>
-          <w:szCs w:val="19"/>
-        </w:rPr>
-        <w:t xml:space="preserve"> 202</w:t>
-      </w:r>
-      <w:r>
-        <w:rPr>
-          <w:rFonts w:ascii="Cambria" w:eastAsia="Times New Roman" w:hAnsi="Cambria" w:cs="Times New Roman"/>
-          <w:b/>
-          <w:bCs/>
-          <w:sz w:val="19"/>
-          <w:szCs w:val="19"/>
-        </w:rPr>
-        <w:t>5</w:t>
+          <w:spacing w:val="1"/>
+          <w:sz w:val="19"/>
+          <w:szCs w:val="19"/>
+        </w:rPr>
+      </w:pPr>
+      <w:r>
+        <w:rPr>
+          <w:rFonts w:ascii="Cambria" w:eastAsia="Times New Roman" w:hAnsi="Cambria" w:cs="Times New Roman"/>
+          <w:b/>
+          <w:bCs/>
+          <w:spacing w:val="1"/>
+          <w:sz w:val="19"/>
+          <w:szCs w:val="19"/>
+        </w:rPr>
+        <w:t>Phobigone</w:t>
+      </w:r>
+      <w:r>
+        <w:rPr>
+          <w:rFonts w:ascii="Cambria" w:eastAsia="Times New Roman" w:hAnsi="Cambria" w:cs="Times New Roman"/>
+          <w:b/>
+          <w:bCs/>
+          <w:spacing w:val="1"/>
+          <w:sz w:val="19"/>
+          <w:szCs w:val="19"/>
+        </w:rPr>
+        <w:t xml:space="preserve"> </w:t>
+      </w:r>
+      <w:r>
+        <w:rPr>
+          <w:rFonts w:ascii="Cambria" w:eastAsia="Times New Roman" w:hAnsi="Cambria" w:cs="Times New Roman"/>
+          <w:b/>
+          <w:bCs/>
+          <w:spacing w:val="1"/>
+          <w:sz w:val="19"/>
+          <w:szCs w:val="19"/>
+        </w:rPr>
+        <w:tab/>
+        <w:t xml:space="preserve">                     </w:t>
+      </w:r>
+      <w:r>
+        <w:rPr>
+          <w:rFonts w:ascii="Cambria" w:eastAsia="Times New Roman" w:hAnsi="Cambria" w:cs="Times New Roman"/>
+          <w:b/>
+          <w:bCs/>
+          <w:spacing w:val="1"/>
+          <w:sz w:val="19"/>
+          <w:szCs w:val="19"/>
+        </w:rPr>
+        <w:t xml:space="preserve">   Aug</w:t>
+      </w:r>
+      <w:r>
+        <w:rPr>
+          <w:rFonts w:ascii="Cambria" w:eastAsia="Times New Roman" w:hAnsi="Cambria" w:cs="Times New Roman"/>
+          <w:b/>
+          <w:bCs/>
+          <w:spacing w:val="1"/>
+          <w:sz w:val="19"/>
+          <w:szCs w:val="19"/>
+        </w:rPr>
+        <w:t xml:space="preserve"> 2022 - </w:t>
+      </w:r>
+      <w:r>
+        <w:rPr>
+          <w:rFonts w:ascii="Cambria" w:eastAsia="Times New Roman" w:hAnsi="Cambria" w:cs="Times New Roman"/>
+          <w:b/>
+          <w:bCs/>
+          <w:spacing w:val="1"/>
+          <w:sz w:val="19"/>
+          <w:szCs w:val="19"/>
+        </w:rPr>
+        <w:t>Dec</w:t>
+      </w:r>
+      <w:r>
+        <w:rPr>
+          <w:rFonts w:ascii="Cambria" w:eastAsia="Times New Roman" w:hAnsi="Cambria" w:cs="Times New Roman"/>
+          <w:b/>
+          <w:bCs/>
+          <w:spacing w:val="1"/>
+          <w:sz w:val="19"/>
+          <w:szCs w:val="19"/>
+        </w:rPr>
+        <w:t xml:space="preserve"> 2022</w:t>
       </w:r>
     </w:p>
     <w:p>
@@ -2376,139 +3426,160 @@
         <w:pStyle w:val="ListParagraph"/>
         <w:numPr>
           <w:ilvl w:val="0"/>
-          <w:numId w:val="34"/>
+          <w:numId w:val="39"/>
         </w:numPr>
         <w:tabs>
           <w:tab w:val="left" w:pos="8240"/>
-        </w:tabs>
-        <w:spacing w:before="34" w:after="0"/>
+          <w:tab w:val="left" w:pos="9523"/>
+        </w:tabs>
+        <w:spacing w:after="0" w:line="240" w:lineRule="auto"/>
         <w:ind w:right="-20"/>
         <w:rPr>
-          <w:rFonts w:ascii="Cambria" w:eastAsia="Times New Roman" w:hAnsi="Cambria"/>
-          <w:iCs/>
-          <w:sz w:val="19"/>
-          <w:szCs w:val="19"/>
-        </w:rPr>
-      </w:pPr>
-      <w:r>
-        <w:rPr>
-          <w:rFonts w:ascii="Cambria" w:eastAsia="Times New Roman" w:hAnsi="Cambria"/>
-          <w:iCs/>
-          <w:sz w:val="19"/>
-          <w:szCs w:val="19"/>
-        </w:rPr>
-        <w:t>Selected for Accenture's Graduate Development Program to work on real-world cloud-native software projects using Agile methodologies, with hands-on exposure to AWS, Azure, and GCP.</w:t>
+          <w:rFonts w:ascii="Cambria" w:eastAsia="Times New Roman" w:hAnsi="Cambria" w:cs="Times New Roman"/>
+          <w:iCs/>
+          <w:spacing w:val="1"/>
+          <w:sz w:val="19"/>
+          <w:szCs w:val="19"/>
+        </w:rPr>
+      </w:pPr>
+      <w:r>
+        <w:rPr>
+          <w:rFonts w:ascii="Cambria" w:eastAsia="Times New Roman" w:hAnsi="Cambria" w:cs="Times New Roman"/>
+          <w:iCs/>
+          <w:spacing w:val="1"/>
+          <w:sz w:val="19"/>
+          <w:szCs w:val="19"/>
+        </w:rPr>
+        <w:t xml:space="preserve">Designed and developed </w:t>
+      </w:r>
+      <w:r>
+        <w:rPr>
+          <w:rFonts w:ascii="Cambria" w:eastAsia="Times New Roman" w:hAnsi="Cambria" w:cs="Times New Roman"/>
+          <w:iCs/>
+          <w:spacing w:val="1"/>
+          <w:sz w:val="19"/>
+          <w:szCs w:val="19"/>
+        </w:rPr>
+        <w:t xml:space="preserve">a VR game in Unity to help users overcome </w:t>
+      </w:r>
+      <w:r>
+        <w:rPr>
+          <w:rFonts w:ascii="Cambria" w:eastAsia="Times New Roman" w:hAnsi="Cambria" w:cs="Times New Roman"/>
+          <w:iCs/>
+          <w:spacing w:val="1"/>
+          <w:sz w:val="19"/>
+          <w:szCs w:val="19"/>
+        </w:rPr>
+        <w:t>p</w:t>
+      </w:r>
+      <w:r>
+        <w:rPr>
+          <w:rFonts w:ascii="Cambria" w:eastAsia="Times New Roman" w:hAnsi="Cambria" w:cs="Times New Roman"/>
+          <w:iCs/>
+          <w:spacing w:val="1"/>
+          <w:sz w:val="19"/>
+          <w:szCs w:val="19"/>
+        </w:rPr>
+        <w:t>hobias using 3D cityscapes</w:t>
+      </w:r>
+      <w:r>
+        <w:rPr>
+          <w:rFonts w:ascii="Cambria" w:eastAsia="Times New Roman" w:hAnsi="Cambria" w:cs="Times New Roman"/>
+          <w:iCs/>
+          <w:spacing w:val="1"/>
+          <w:sz w:val="19"/>
+          <w:szCs w:val="19"/>
+        </w:rPr>
+        <w:t>,</w:t>
+      </w:r>
+      <w:r>
+        <w:rPr>
+          <w:rFonts w:ascii="Cambria" w:eastAsia="Times New Roman" w:hAnsi="Cambria" w:cs="Times New Roman"/>
+          <w:iCs/>
+          <w:spacing w:val="1"/>
+          <w:sz w:val="19"/>
+          <w:szCs w:val="19"/>
+        </w:rPr>
+        <w:t xml:space="preserve"> and </w:t>
+      </w:r>
+      <w:r>
+        <w:rPr>
+          <w:rFonts w:ascii="Cambria" w:eastAsia="Times New Roman" w:hAnsi="Cambria" w:cs="Times New Roman"/>
+          <w:iCs/>
+          <w:spacing w:val="1"/>
+          <w:sz w:val="19"/>
+          <w:szCs w:val="19"/>
+        </w:rPr>
+        <w:t xml:space="preserve">conducted </w:t>
+      </w:r>
+      <w:r>
+        <w:rPr>
+          <w:rFonts w:ascii="Cambria" w:eastAsia="Times New Roman" w:hAnsi="Cambria" w:cs="Times New Roman"/>
+          <w:iCs/>
+          <w:spacing w:val="1"/>
+          <w:sz w:val="19"/>
+          <w:szCs w:val="19"/>
+        </w:rPr>
+        <w:t>usability testing.</w:t>
       </w:r>
     </w:p>
     <w:p>
       <w:pPr>
         <w:tabs>
           <w:tab w:val="left" w:pos="8240"/>
+          <w:tab w:val="left" w:pos="9523"/>
         </w:tabs>
         <w:spacing w:before="34" w:after="0" w:line="240" w:lineRule="auto"/>
         <w:ind w:right="-20"/>
         <w:rPr>
           <w:rFonts w:ascii="Cambria" w:eastAsia="Times New Roman" w:hAnsi="Cambria" w:cs="Times New Roman"/>
-          <w:iCs/>
-          <w:sz w:val="19"/>
-          <w:szCs w:val="19"/>
-        </w:rPr>
-      </w:pPr>
-      <w:r>
-        <w:rPr>
-          <w:rFonts w:ascii="Cambria" w:eastAsia="Times New Roman" w:hAnsi="Cambria" w:cs="Times New Roman"/>
-          <w:b/>
-          <w:bCs/>
-          <w:iCs/>
-          <w:spacing w:val="-1"/>
-          <w:sz w:val="19"/>
-          <w:szCs w:val="19"/>
-        </w:rPr>
-        <w:t>VR Game Development Intern</w:t>
-      </w:r>
-      <w:r>
-        <w:rPr>
-          <w:rFonts w:ascii="Cambria" w:eastAsia="Times New Roman" w:hAnsi="Cambria" w:cs="Times New Roman"/>
-          <w:b/>
-          <w:bCs/>
-          <w:spacing w:val="-1"/>
-          <w:sz w:val="19"/>
-          <w:szCs w:val="19"/>
-        </w:rPr>
-        <w:t xml:space="preserve">, </w:t>
-      </w:r>
-      <w:r>
-        <w:rPr>
-          <w:rFonts w:ascii="Cambria" w:eastAsia="Times New Roman" w:hAnsi="Cambria" w:cs="Times New Roman"/>
-          <w:b/>
-          <w:bCs/>
-          <w:spacing w:val="-1"/>
-          <w:sz w:val="19"/>
-          <w:szCs w:val="19"/>
-        </w:rPr>
-        <w:t>Saudi Aramco</w:t>
-      </w:r>
-      <w:r>
-        <w:rPr>
-          <w:rFonts w:ascii="Cambria" w:eastAsia="Times New Roman" w:hAnsi="Cambria" w:cs="Times New Roman"/>
-          <w:b/>
-          <w:bCs/>
-          <w:spacing w:val="-1"/>
-          <w:sz w:val="19"/>
-          <w:szCs w:val="19"/>
-        </w:rPr>
-        <w:t xml:space="preserve">, </w:t>
-      </w:r>
-      <w:r>
-        <w:rPr>
-          <w:rFonts w:ascii="Cambria" w:eastAsia="Times New Roman" w:hAnsi="Cambria" w:cs="Times New Roman"/>
-          <w:i/>
-          <w:iCs/>
-          <w:spacing w:val="-1"/>
-          <w:sz w:val="19"/>
-          <w:szCs w:val="19"/>
-        </w:rPr>
-        <w:t>Dhahran</w:t>
-      </w:r>
-      <w:r>
-        <w:rPr>
-          <w:rFonts w:ascii="Cambria" w:eastAsia="Times New Roman" w:hAnsi="Cambria" w:cs="Times New Roman"/>
-          <w:i/>
-          <w:iCs/>
-          <w:spacing w:val="-1"/>
-          <w:sz w:val="19"/>
-          <w:szCs w:val="19"/>
-        </w:rPr>
-        <w:t>, Saudi Arabia</w:t>
-      </w:r>
-      <w:r>
-        <w:rPr>
-          <w:rFonts w:ascii="Cambria" w:eastAsia="Times New Roman" w:hAnsi="Cambria" w:cs="Times New Roman"/>
-          <w:b/>
-          <w:bCs/>
-          <w:spacing w:val="-1"/>
-          <w:sz w:val="19"/>
-          <w:szCs w:val="19"/>
-        </w:rPr>
-        <w:t xml:space="preserve">                                   </w:t>
-      </w:r>
-      <w:r>
-        <w:rPr>
-          <w:rFonts w:ascii="Cambria" w:eastAsia="Times New Roman" w:hAnsi="Cambria" w:cs="Times New Roman"/>
-          <w:b/>
-          <w:bCs/>
-          <w:spacing w:val="-1"/>
-          <w:sz w:val="19"/>
-          <w:szCs w:val="19"/>
-        </w:rPr>
-        <w:t xml:space="preserve">                                              </w:t>
-      </w:r>
-      <w:r>
-        <w:rPr>
-          <w:rFonts w:ascii="Cambria" w:eastAsia="Times New Roman" w:hAnsi="Cambria" w:cs="Times New Roman"/>
-          <w:b/>
-          <w:bCs/>
-          <w:spacing w:val="-1"/>
+          <w:b/>
+          <w:bCs/>
+          <w:spacing w:val="1"/>
+          <w:sz w:val="19"/>
+          <w:szCs w:val="19"/>
+        </w:rPr>
+      </w:pPr>
+      <w:r>
+        <w:rPr>
+          <w:rFonts w:ascii="Cambria" w:eastAsia="Times New Roman" w:hAnsi="Cambria" w:cs="Times New Roman"/>
+          <w:b/>
+          <w:bCs/>
+          <w:spacing w:val="1"/>
+          <w:sz w:val="19"/>
+          <w:szCs w:val="19"/>
+        </w:rPr>
+        <w:t>BalanceBuddy</w:t>
+      </w:r>
+      <w:r>
+        <w:rPr>
+          <w:rFonts w:ascii="Cambria" w:eastAsia="Times New Roman" w:hAnsi="Cambria" w:cs="Times New Roman"/>
+          <w:b/>
+          <w:bCs/>
+          <w:spacing w:val="1"/>
+          <w:sz w:val="19"/>
+          <w:szCs w:val="19"/>
+        </w:rPr>
+        <w:t xml:space="preserve"> </w:t>
+      </w:r>
+      <w:r>
+        <w:rPr>
+          <w:rFonts w:ascii="Cambria" w:eastAsia="Times New Roman" w:hAnsi="Cambria" w:cs="Times New Roman"/>
+          <w:b/>
+          <w:bCs/>
+          <w:spacing w:val="1"/>
+          <w:sz w:val="19"/>
+          <w:szCs w:val="19"/>
+        </w:rPr>
+        <w:tab/>
+        <w:t xml:space="preserve">                     </w:t>
+      </w:r>
+      <w:r>
+        <w:rPr>
+          <w:rFonts w:ascii="Cambria" w:eastAsia="Times New Roman" w:hAnsi="Cambria" w:cs="Times New Roman"/>
+          <w:b/>
+          <w:bCs/>
+          <w:spacing w:val="1"/>
           <w:sz w:val="19"/>
           <w:szCs w:val="19"/>
         </w:rPr>
@@ -2519,70 +3590,11 @@
           <w:rFonts w:ascii="Cambria" w:eastAsia="Times New Roman" w:hAnsi="Cambria" w:cs="Times New Roman"/>
           <w:b/>
           <w:bCs/>
-          <w:sz w:val="19"/>
-          <w:szCs w:val="19"/>
-        </w:rPr>
-        <w:t>June</w:t>
-      </w:r>
-      <w:r>
-        <w:rPr>
-          <w:rFonts w:ascii="Cambria" w:eastAsia="Times New Roman" w:hAnsi="Cambria" w:cs="Times New Roman"/>
-          <w:b/>
-          <w:bCs/>
-          <w:sz w:val="19"/>
-          <w:szCs w:val="19"/>
-        </w:rPr>
-        <w:t xml:space="preserve"> 202</w:t>
-      </w:r>
-      <w:r>
-        <w:rPr>
-          <w:rFonts w:ascii="Cambria" w:eastAsia="Times New Roman" w:hAnsi="Cambria" w:cs="Times New Roman"/>
-          <w:b/>
-          <w:bCs/>
-          <w:sz w:val="19"/>
-          <w:szCs w:val="19"/>
-        </w:rPr>
-        <w:t>4</w:t>
-      </w:r>
-      <w:r>
-        <w:rPr>
-          <w:rFonts w:ascii="Cambria" w:eastAsia="Times New Roman" w:hAnsi="Cambria" w:cs="Times New Roman"/>
-          <w:b/>
-          <w:bCs/>
-          <w:sz w:val="19"/>
-          <w:szCs w:val="19"/>
-        </w:rPr>
-        <w:t xml:space="preserve"> – </w:t>
-      </w:r>
-      <w:r>
-        <w:rPr>
-          <w:rFonts w:ascii="Cambria" w:eastAsia="Times New Roman" w:hAnsi="Cambria" w:cs="Times New Roman"/>
-          <w:b/>
-          <w:bCs/>
-          <w:sz w:val="19"/>
-          <w:szCs w:val="19"/>
-        </w:rPr>
-        <w:t>Aug</w:t>
-      </w:r>
-      <w:r>
-        <w:rPr>
-          <w:rFonts w:ascii="Cambria" w:eastAsia="Times New Roman" w:hAnsi="Cambria" w:cs="Times New Roman"/>
-          <w:b/>
-          <w:bCs/>
-          <w:sz w:val="19"/>
-          <w:szCs w:val="19"/>
-        </w:rPr>
-        <w:t xml:space="preserve"> 202</w:t>
-      </w:r>
-      <w:r>
-        <w:rPr>
-          <w:rFonts w:ascii="Cambria" w:eastAsia="Times New Roman" w:hAnsi="Cambria" w:cs="Times New Roman"/>
-          <w:b/>
-          <w:bCs/>
-          <w:sz w:val="19"/>
-          <w:szCs w:val="19"/>
-        </w:rPr>
-        <w:t>4</w:t>
+          <w:spacing w:val="1"/>
+          <w:sz w:val="19"/>
+          <w:szCs w:val="19"/>
+        </w:rPr>
+        <w:t>Jan 2022 - May 2022</w:t>
       </w:r>
     </w:p>
     <w:p>
@@ -2590,1478 +3602,46 @@
         <w:pStyle w:val="ListParagraph"/>
         <w:numPr>
           <w:ilvl w:val="0"/>
-          <w:numId w:val="34"/>
+          <w:numId w:val="40"/>
         </w:numPr>
         <w:tabs>
           <w:tab w:val="left" w:pos="8240"/>
-        </w:tabs>
-        <w:spacing w:before="34" w:after="0"/>
+          <w:tab w:val="left" w:pos="9523"/>
+        </w:tabs>
+        <w:spacing w:after="0" w:line="240" w:lineRule="auto"/>
         <w:ind w:right="-20"/>
         <w:rPr>
           <w:rFonts w:ascii="Cambria" w:eastAsia="Times New Roman" w:hAnsi="Cambria" w:cs="Times New Roman"/>
-          <w:iCs/>
-          <w:sz w:val="19"/>
-          <w:szCs w:val="19"/>
-        </w:rPr>
-      </w:pPr>
-      <w:r>
-        <w:rPr>
-          <w:rFonts w:ascii="Cambria" w:eastAsia="Times New Roman" w:hAnsi="Cambria" w:cs="Times New Roman"/>
-          <w:iCs/>
-          <w:sz w:val="19"/>
-          <w:szCs w:val="19"/>
-        </w:rPr>
-        <w:t xml:space="preserve">Conceptualized and prototyped educational oil exploration game using Figma, completing </w:t>
-      </w:r>
-      <w:r>
-        <w:rPr>
-          <w:rFonts w:ascii="Cambria" w:eastAsia="Times New Roman" w:hAnsi="Cambria" w:cs="Times New Roman"/>
-          <w:iCs/>
-          <w:sz w:val="19"/>
-          <w:szCs w:val="19"/>
-        </w:rPr>
-        <w:t>~</w:t>
-      </w:r>
-      <w:r>
-        <w:rPr>
-          <w:rFonts w:ascii="Cambria" w:eastAsia="Times New Roman" w:hAnsi="Cambria" w:cs="Times New Roman"/>
-          <w:iCs/>
-          <w:sz w:val="19"/>
-          <w:szCs w:val="19"/>
-        </w:rPr>
-        <w:t>30% of game development process.</w:t>
+          <w:spacing w:val="1"/>
+          <w:sz w:val="19"/>
+          <w:szCs w:val="19"/>
+        </w:rPr>
+      </w:pPr>
+      <w:r>
+        <w:rPr>
+          <w:rFonts w:ascii="Cambria" w:eastAsia="Times New Roman" w:hAnsi="Cambria" w:cs="Times New Roman"/>
+          <w:spacing w:val="1"/>
+          <w:sz w:val="19"/>
+          <w:szCs w:val="19"/>
+        </w:rPr>
+        <w:t>Conducted user research, Figma design, and built a React + MongoDB web app with Chrome extension for student task tracking.</w:t>
       </w:r>
     </w:p>
     <w:p>
       <w:pPr>
-        <w:pStyle w:val="ListParagraph"/>
-        <w:numPr>
-          <w:ilvl w:val="0"/>
-          <w:numId w:val="34"/>
-        </w:numPr>
         <w:tabs>
           <w:tab w:val="left" w:pos="8240"/>
-        </w:tabs>
-        <w:spacing w:before="34" w:after="0" w:line="240" w:lineRule="auto"/>
+          <w:tab w:val="left" w:pos="9523"/>
+        </w:tabs>
+        <w:spacing w:after="0" w:line="240" w:lineRule="auto"/>
         <w:ind w:right="-20"/>
         <w:rPr>
           <w:rFonts w:ascii="Cambria" w:eastAsia="Times New Roman" w:hAnsi="Cambria" w:cs="Times New Roman"/>
-          <w:iCs/>
-          <w:sz w:val="19"/>
-          <w:szCs w:val="19"/>
-        </w:rPr>
-      </w:pPr>
-      <w:r>
-        <w:rPr>
-          <w:rFonts w:ascii="Cambria" w:eastAsia="Times New Roman" w:hAnsi="Cambria" w:cs="Times New Roman"/>
-          <w:iCs/>
-          <w:sz w:val="19"/>
-          <w:szCs w:val="19"/>
-        </w:rPr>
-        <w:t xml:space="preserve">Developed VR project template with hand tracking to convert existing Oculus projects to </w:t>
-      </w:r>
-      <w:proofErr w:type="spellStart"/>
-      <w:r>
-        <w:rPr>
-          <w:rFonts w:ascii="Cambria" w:eastAsia="Times New Roman" w:hAnsi="Cambria" w:cs="Times New Roman"/>
-          <w:iCs/>
-          <w:sz w:val="19"/>
-          <w:szCs w:val="19"/>
-        </w:rPr>
-        <w:t>Vive</w:t>
-      </w:r>
-      <w:proofErr w:type="spellEnd"/>
-      <w:r>
-        <w:rPr>
-          <w:rFonts w:ascii="Cambria" w:eastAsia="Times New Roman" w:hAnsi="Cambria" w:cs="Times New Roman"/>
-          <w:iCs/>
-          <w:sz w:val="19"/>
-          <w:szCs w:val="19"/>
-        </w:rPr>
-        <w:t xml:space="preserve"> Focus</w:t>
-      </w:r>
-      <w:r>
-        <w:rPr>
-          <w:rFonts w:ascii="Cambria" w:eastAsia="Times New Roman" w:hAnsi="Cambria" w:cs="Times New Roman"/>
-          <w:iCs/>
-          <w:sz w:val="19"/>
-          <w:szCs w:val="19"/>
-        </w:rPr>
-        <w:t xml:space="preserve"> </w:t>
-      </w:r>
-      <w:r>
-        <w:rPr>
-          <w:rFonts w:ascii="Cambria" w:eastAsia="Times New Roman" w:hAnsi="Cambria" w:cs="Times New Roman"/>
-          <w:iCs/>
-          <w:sz w:val="19"/>
-          <w:szCs w:val="19"/>
-        </w:rPr>
-        <w:t>3 projects</w:t>
-      </w:r>
-      <w:r>
-        <w:rPr>
-          <w:rFonts w:ascii="Cambria" w:eastAsia="Times New Roman" w:hAnsi="Cambria" w:cs="Times New Roman"/>
-          <w:iCs/>
-          <w:sz w:val="19"/>
-          <w:szCs w:val="19"/>
-        </w:rPr>
-        <w:t>, in Unreal Engine</w:t>
-      </w:r>
-      <w:r>
-        <w:rPr>
-          <w:rFonts w:ascii="Cambria" w:eastAsia="Times New Roman" w:hAnsi="Cambria" w:cs="Times New Roman"/>
-          <w:iCs/>
-          <w:sz w:val="19"/>
-          <w:szCs w:val="19"/>
-        </w:rPr>
-        <w:t>.</w:t>
-      </w:r>
-    </w:p>
-    <w:p>
-      <w:pPr>
-        <w:tabs>
-          <w:tab w:val="left" w:pos="8240"/>
-        </w:tabs>
-        <w:spacing w:before="34" w:after="0" w:line="240" w:lineRule="auto"/>
-        <w:ind w:right="-20"/>
-        <w:rPr>
-          <w:rFonts w:ascii="Cambria" w:eastAsia="Times New Roman" w:hAnsi="Cambria" w:cs="Times New Roman"/>
-          <w:i/>
-          <w:iCs/>
-          <w:spacing w:val="-1"/>
-          <w:sz w:val="19"/>
-          <w:szCs w:val="19"/>
-        </w:rPr>
-      </w:pPr>
-      <w:r>
-        <w:rPr>
-          <w:rFonts w:ascii="Cambria" w:eastAsia="Times New Roman" w:hAnsi="Cambria" w:cs="Times New Roman"/>
-          <w:b/>
-          <w:bCs/>
-          <w:iCs/>
-          <w:spacing w:val="-1"/>
-          <w:sz w:val="19"/>
-          <w:szCs w:val="19"/>
-        </w:rPr>
-        <w:t>Research</w:t>
-      </w:r>
-      <w:r>
-        <w:rPr>
-          <w:rFonts w:ascii="Cambria" w:eastAsia="Times New Roman" w:hAnsi="Cambria" w:cs="Times New Roman"/>
-          <w:b/>
-          <w:bCs/>
-          <w:iCs/>
-          <w:spacing w:val="-1"/>
-          <w:sz w:val="19"/>
-          <w:szCs w:val="19"/>
-        </w:rPr>
-        <w:t xml:space="preserve"> Intern</w:t>
-      </w:r>
-      <w:r>
-        <w:rPr>
-          <w:rFonts w:ascii="Cambria" w:eastAsia="Times New Roman" w:hAnsi="Cambria" w:cs="Times New Roman"/>
-          <w:b/>
-          <w:bCs/>
-          <w:spacing w:val="-1"/>
-          <w:sz w:val="19"/>
-          <w:szCs w:val="19"/>
-        </w:rPr>
-        <w:t xml:space="preserve">, </w:t>
-      </w:r>
-      <w:r>
-        <w:rPr>
-          <w:rFonts w:ascii="Cambria" w:eastAsia="Times New Roman" w:hAnsi="Cambria" w:cs="Times New Roman"/>
-          <w:b/>
-          <w:bCs/>
-          <w:spacing w:val="-1"/>
-          <w:sz w:val="19"/>
-          <w:szCs w:val="19"/>
-        </w:rPr>
-        <w:t>Nano</w:t>
-      </w:r>
-      <w:r>
-        <w:rPr>
-          <w:rFonts w:ascii="Cambria" w:eastAsia="Times New Roman" w:hAnsi="Cambria" w:cs="Times New Roman"/>
-          <w:b/>
-          <w:bCs/>
-          <w:spacing w:val="-1"/>
-          <w:sz w:val="19"/>
-          <w:szCs w:val="19"/>
-        </w:rPr>
-        <w:t>-</w:t>
-      </w:r>
-      <w:r>
-        <w:rPr>
-          <w:rFonts w:ascii="Cambria" w:eastAsia="Times New Roman" w:hAnsi="Cambria" w:cs="Times New Roman"/>
-          <w:b/>
-          <w:bCs/>
-          <w:spacing w:val="-1"/>
-          <w:sz w:val="19"/>
-          <w:szCs w:val="19"/>
-        </w:rPr>
-        <w:t>visualization</w:t>
-      </w:r>
-      <w:r>
-        <w:rPr>
-          <w:rFonts w:ascii="Cambria" w:eastAsia="Times New Roman" w:hAnsi="Cambria" w:cs="Times New Roman"/>
-          <w:b/>
-          <w:bCs/>
-          <w:spacing w:val="-1"/>
-          <w:sz w:val="19"/>
-          <w:szCs w:val="19"/>
-        </w:rPr>
-        <w:t xml:space="preserve"> Research Group, KAUST</w:t>
-      </w:r>
-      <w:r>
-        <w:rPr>
-          <w:rFonts w:ascii="Cambria" w:eastAsia="Times New Roman" w:hAnsi="Cambria" w:cs="Times New Roman"/>
-          <w:b/>
-          <w:bCs/>
-          <w:spacing w:val="-1"/>
-          <w:sz w:val="19"/>
-          <w:szCs w:val="19"/>
-        </w:rPr>
-        <w:t xml:space="preserve">, </w:t>
-      </w:r>
-      <w:proofErr w:type="spellStart"/>
-      <w:r>
-        <w:rPr>
-          <w:rFonts w:ascii="Cambria" w:eastAsia="Times New Roman" w:hAnsi="Cambria" w:cs="Times New Roman"/>
-          <w:i/>
-          <w:iCs/>
-          <w:spacing w:val="-1"/>
-          <w:sz w:val="19"/>
-          <w:szCs w:val="19"/>
-        </w:rPr>
-        <w:t>Thuwal</w:t>
-      </w:r>
-      <w:proofErr w:type="spellEnd"/>
-      <w:r>
-        <w:rPr>
-          <w:rFonts w:ascii="Cambria" w:eastAsia="Times New Roman" w:hAnsi="Cambria" w:cs="Times New Roman"/>
-          <w:i/>
-          <w:iCs/>
-          <w:spacing w:val="-1"/>
-          <w:sz w:val="19"/>
-          <w:szCs w:val="19"/>
-        </w:rPr>
-        <w:t>, Saudi Arabia</w:t>
-      </w:r>
-      <w:r>
-        <w:rPr>
-          <w:rFonts w:ascii="Cambria" w:eastAsia="Times New Roman" w:hAnsi="Cambria" w:cs="Times New Roman"/>
-          <w:i/>
-          <w:iCs/>
-          <w:spacing w:val="-1"/>
-          <w:sz w:val="19"/>
-          <w:szCs w:val="19"/>
-        </w:rPr>
-        <w:t xml:space="preserve">                                                       </w:t>
-      </w:r>
-      <w:r>
-        <w:rPr>
-          <w:rFonts w:ascii="Cambria" w:eastAsia="Times New Roman" w:hAnsi="Cambria" w:cs="Times New Roman"/>
-          <w:i/>
-          <w:iCs/>
-          <w:spacing w:val="-1"/>
-          <w:sz w:val="19"/>
-          <w:szCs w:val="19"/>
-        </w:rPr>
-        <w:t xml:space="preserve"> </w:t>
-      </w:r>
-      <w:r>
-        <w:rPr>
-          <w:rFonts w:ascii="Cambria" w:eastAsia="Times New Roman" w:hAnsi="Cambria" w:cs="Times New Roman"/>
-          <w:i/>
-          <w:iCs/>
-          <w:spacing w:val="-1"/>
-          <w:sz w:val="19"/>
-          <w:szCs w:val="19"/>
-        </w:rPr>
-        <w:t xml:space="preserve"> </w:t>
-      </w:r>
-      <w:r>
-        <w:rPr>
-          <w:rFonts w:ascii="Cambria" w:eastAsia="Times New Roman" w:hAnsi="Cambria" w:cs="Times New Roman"/>
-          <w:b/>
-          <w:bCs/>
-          <w:sz w:val="19"/>
-          <w:szCs w:val="19"/>
-        </w:rPr>
-        <w:t xml:space="preserve">Jan 2024 – </w:t>
-      </w:r>
-      <w:r>
-        <w:rPr>
-          <w:rFonts w:ascii="Cambria" w:eastAsia="Times New Roman" w:hAnsi="Cambria" w:cs="Times New Roman"/>
-          <w:b/>
-          <w:bCs/>
-          <w:sz w:val="19"/>
-          <w:szCs w:val="19"/>
-        </w:rPr>
-        <w:t>May 2024</w:t>
-      </w:r>
-    </w:p>
-    <w:p>
-      <w:pPr>
-        <w:pStyle w:val="ListParagraph"/>
-        <w:numPr>
-          <w:ilvl w:val="0"/>
-          <w:numId w:val="35"/>
-        </w:numPr>
-        <w:tabs>
-          <w:tab w:val="left" w:pos="8240"/>
-        </w:tabs>
-        <w:spacing w:before="34" w:after="0" w:line="240" w:lineRule="auto"/>
-        <w:ind w:right="-20"/>
-        <w:rPr>
-          <w:rFonts w:ascii="Cambria" w:eastAsia="Times New Roman" w:hAnsi="Cambria" w:cs="Times New Roman"/>
-          <w:iCs/>
-          <w:sz w:val="19"/>
-          <w:szCs w:val="19"/>
-        </w:rPr>
-      </w:pPr>
-      <w:r>
-        <w:rPr>
-          <w:rFonts w:ascii="Cambria" w:eastAsia="Times New Roman" w:hAnsi="Cambria" w:cs="Times New Roman"/>
-          <w:iCs/>
-          <w:sz w:val="19"/>
-          <w:szCs w:val="19"/>
-        </w:rPr>
-        <w:t xml:space="preserve">Converting functionality of an existing OpenGL application to </w:t>
-      </w:r>
-      <w:proofErr w:type="spellStart"/>
-      <w:r>
-        <w:rPr>
-          <w:rFonts w:ascii="Cambria" w:eastAsia="Times New Roman" w:hAnsi="Cambria" w:cs="Times New Roman"/>
-          <w:iCs/>
-          <w:sz w:val="19"/>
-          <w:szCs w:val="19"/>
-        </w:rPr>
-        <w:t>WebGPU</w:t>
-      </w:r>
-      <w:proofErr w:type="spellEnd"/>
-      <w:r>
-        <w:rPr>
-          <w:rFonts w:ascii="Cambria" w:eastAsia="Times New Roman" w:hAnsi="Cambria" w:cs="Times New Roman"/>
-          <w:iCs/>
-          <w:sz w:val="19"/>
-          <w:szCs w:val="19"/>
-        </w:rPr>
-        <w:t xml:space="preserve">, </w:t>
-      </w:r>
-      <w:r>
-        <w:rPr>
-          <w:rFonts w:ascii="Cambria" w:eastAsia="Times New Roman" w:hAnsi="Cambria" w:cs="Times New Roman"/>
-          <w:iCs/>
-          <w:sz w:val="19"/>
-          <w:szCs w:val="19"/>
-        </w:rPr>
-        <w:t>for automated camera animations in a molecular biology visualization system, enhancing documentary-style video creation.</w:t>
-      </w:r>
-    </w:p>
-    <w:p>
-      <w:pPr>
-        <w:pStyle w:val="ListParagraph"/>
-        <w:numPr>
-          <w:ilvl w:val="0"/>
-          <w:numId w:val="35"/>
-        </w:numPr>
-        <w:tabs>
-          <w:tab w:val="left" w:pos="8240"/>
-        </w:tabs>
-        <w:spacing w:before="34" w:after="0"/>
-        <w:ind w:right="-20"/>
-        <w:rPr>
-          <w:rFonts w:ascii="Cambria" w:eastAsia="Times New Roman" w:hAnsi="Cambria" w:cs="Times New Roman"/>
-          <w:iCs/>
-          <w:sz w:val="19"/>
-          <w:szCs w:val="19"/>
-        </w:rPr>
-      </w:pPr>
-      <w:r>
-        <w:rPr>
-          <w:rFonts w:ascii="Cambria" w:eastAsia="Times New Roman" w:hAnsi="Cambria" w:cs="Times New Roman"/>
-          <w:iCs/>
-          <w:sz w:val="19"/>
-          <w:szCs w:val="19"/>
-        </w:rPr>
-        <w:t>Navigated and contributed to complex GitHub project with submodules,</w:t>
-      </w:r>
-      <w:r>
-        <w:rPr>
-          <w:rFonts w:ascii="Cambria" w:eastAsia="Times New Roman" w:hAnsi="Cambria" w:cs="Times New Roman"/>
-          <w:iCs/>
-          <w:sz w:val="19"/>
-          <w:szCs w:val="19"/>
-        </w:rPr>
-        <w:t xml:space="preserve"> </w:t>
-      </w:r>
-      <w:r>
-        <w:rPr>
-          <w:rFonts w:ascii="Cambria" w:eastAsia="Times New Roman" w:hAnsi="Cambria" w:cs="Times New Roman"/>
-          <w:iCs/>
-          <w:sz w:val="19"/>
-          <w:szCs w:val="19"/>
-        </w:rPr>
-        <w:t xml:space="preserve">modifying 88 files with 26,557 insertions </w:t>
-      </w:r>
-      <w:r>
-        <w:rPr>
-          <w:rFonts w:ascii="Cambria" w:eastAsia="Times New Roman" w:hAnsi="Cambria" w:cs="Times New Roman"/>
-          <w:iCs/>
-          <w:sz w:val="19"/>
-          <w:szCs w:val="19"/>
-        </w:rPr>
-        <w:t>&amp;</w:t>
-      </w:r>
-      <w:r>
-        <w:rPr>
-          <w:rFonts w:ascii="Cambria" w:eastAsia="Times New Roman" w:hAnsi="Cambria" w:cs="Times New Roman"/>
-          <w:iCs/>
-          <w:sz w:val="19"/>
-          <w:szCs w:val="19"/>
-        </w:rPr>
-        <w:t xml:space="preserve"> 10,701 deletion</w:t>
-      </w:r>
-      <w:r>
-        <w:rPr>
-          <w:rFonts w:ascii="Cambria" w:eastAsia="Times New Roman" w:hAnsi="Cambria" w:cs="Times New Roman"/>
-          <w:iCs/>
-          <w:sz w:val="19"/>
-          <w:szCs w:val="19"/>
-        </w:rPr>
-        <w:t>s.</w:t>
-      </w:r>
-    </w:p>
-    <w:p>
-      <w:pPr>
-        <w:pStyle w:val="ListParagraph"/>
-        <w:numPr>
-          <w:ilvl w:val="0"/>
-          <w:numId w:val="12"/>
-        </w:numPr>
-        <w:tabs>
-          <w:tab w:val="left" w:pos="8240"/>
-        </w:tabs>
-        <w:spacing w:before="34"/>
-        <w:ind w:right="-20"/>
-        <w:rPr>
-          <w:rFonts w:ascii="Cambria" w:eastAsia="Times New Roman" w:hAnsi="Cambria" w:cs="Times New Roman"/>
-          <w:iCs/>
-          <w:vanish/>
-          <w:sz w:val="19"/>
-          <w:szCs w:val="19"/>
-        </w:rPr>
-      </w:pPr>
-      <w:r>
-        <w:rPr>
-          <w:rFonts w:ascii="Cambria" w:eastAsia="Times New Roman" w:hAnsi="Cambria" w:cs="Times New Roman"/>
-          <w:iCs/>
-          <w:vanish/>
-          <w:sz w:val="19"/>
-          <w:szCs w:val="19"/>
-        </w:rPr>
-        <w:t>Top of Form</w:t>
-      </w:r>
-    </w:p>
-    <w:p>
-      <w:pPr>
-        <w:tabs>
-          <w:tab w:val="left" w:pos="8240"/>
-        </w:tabs>
-        <w:spacing w:before="34"/>
-        <w:ind w:right="-20"/>
-        <w:rPr>
-          <w:rFonts w:ascii="Cambria" w:eastAsia="Times New Roman" w:hAnsi="Cambria" w:cs="Times New Roman"/>
-          <w:iCs/>
-          <w:vanish/>
-          <w:sz w:val="19"/>
-          <w:szCs w:val="19"/>
-        </w:rPr>
-      </w:pPr>
-      <w:r>
-        <w:rPr>
-          <w:rFonts w:ascii="Cambria" w:eastAsia="Times New Roman" w:hAnsi="Cambria" w:cs="Times New Roman"/>
-          <w:iCs/>
-          <w:vanish/>
-          <w:sz w:val="19"/>
-          <w:szCs w:val="19"/>
-        </w:rPr>
-        <w:t>Bottom of Form</w:t>
-      </w:r>
-    </w:p>
-    <w:p>
-      <w:pPr>
-        <w:tabs>
-          <w:tab w:val="left" w:pos="8240"/>
-        </w:tabs>
-        <w:spacing w:before="34" w:after="0" w:line="240" w:lineRule="auto"/>
-        <w:ind w:right="-20"/>
-        <w:rPr>
-          <w:rFonts w:ascii="Cambria" w:eastAsia="Times New Roman" w:hAnsi="Cambria" w:cs="Times New Roman"/>
-          <w:iCs/>
-          <w:sz w:val="19"/>
-          <w:szCs w:val="19"/>
-        </w:rPr>
-      </w:pPr>
-      <w:r>
-        <w:rPr>
-          <w:rFonts w:ascii="Cambria" w:eastAsia="Times New Roman" w:hAnsi="Cambria" w:cs="Times New Roman"/>
-          <w:b/>
-          <w:bCs/>
-          <w:iCs/>
-          <w:spacing w:val="-1"/>
-          <w:sz w:val="19"/>
-          <w:szCs w:val="19"/>
-        </w:rPr>
-        <w:t>Teaching Assistant</w:t>
-      </w:r>
-      <w:r>
-        <w:rPr>
-          <w:rFonts w:ascii="Cambria" w:eastAsia="Times New Roman" w:hAnsi="Cambria" w:cs="Times New Roman"/>
-          <w:b/>
-          <w:bCs/>
-          <w:spacing w:val="-1"/>
-          <w:sz w:val="19"/>
-          <w:szCs w:val="19"/>
-        </w:rPr>
-        <w:t>,</w:t>
-      </w:r>
-      <w:r>
-        <w:rPr>
-          <w:rFonts w:ascii="Cambria" w:eastAsia="Times New Roman" w:hAnsi="Cambria" w:cs="Times New Roman"/>
-          <w:b/>
-          <w:bCs/>
-          <w:spacing w:val="-1"/>
-          <w:sz w:val="19"/>
-          <w:szCs w:val="19"/>
-        </w:rPr>
-        <w:t xml:space="preserve"> University of Rochester</w:t>
-      </w:r>
-      <w:r>
-        <w:rPr>
-          <w:rFonts w:ascii="Cambria" w:eastAsia="Times New Roman" w:hAnsi="Cambria" w:cs="Times New Roman"/>
-          <w:b/>
-          <w:bCs/>
-          <w:spacing w:val="-1"/>
-          <w:sz w:val="19"/>
-          <w:szCs w:val="19"/>
-        </w:rPr>
-        <w:t xml:space="preserve">                             </w:t>
-      </w:r>
-      <w:r>
-        <w:rPr>
-          <w:rFonts w:ascii="Cambria" w:eastAsia="Times New Roman" w:hAnsi="Cambria" w:cs="Times New Roman"/>
-          <w:b/>
-          <w:bCs/>
-          <w:spacing w:val="-1"/>
-          <w:sz w:val="19"/>
-          <w:szCs w:val="19"/>
-        </w:rPr>
-        <w:t xml:space="preserve">                  </w:t>
-      </w:r>
-      <w:r>
-        <w:rPr>
-          <w:rFonts w:ascii="Cambria" w:eastAsia="Times New Roman" w:hAnsi="Cambria" w:cs="Times New Roman"/>
-          <w:b/>
-          <w:bCs/>
-          <w:spacing w:val="-1"/>
-          <w:sz w:val="19"/>
-          <w:szCs w:val="19"/>
-        </w:rPr>
-        <w:t xml:space="preserve"> </w:t>
-      </w:r>
-      <w:r>
-        <w:rPr>
-          <w:rFonts w:ascii="Cambria" w:eastAsia="Times New Roman" w:hAnsi="Cambria" w:cs="Times New Roman"/>
-          <w:b/>
-          <w:bCs/>
-          <w:spacing w:val="-1"/>
-          <w:sz w:val="19"/>
-          <w:szCs w:val="19"/>
-        </w:rPr>
-        <w:t xml:space="preserve">                                               </w:t>
-      </w:r>
-      <w:r>
-        <w:rPr>
-          <w:rFonts w:ascii="Cambria" w:eastAsia="Times New Roman" w:hAnsi="Cambria" w:cs="Times New Roman"/>
-          <w:b/>
-          <w:bCs/>
-          <w:spacing w:val="-1"/>
-          <w:sz w:val="19"/>
-          <w:szCs w:val="19"/>
-        </w:rPr>
-        <w:t xml:space="preserve">           </w:t>
-      </w:r>
-      <w:r>
-        <w:rPr>
-          <w:rFonts w:ascii="Cambria" w:eastAsia="Times New Roman" w:hAnsi="Cambria" w:cs="Times New Roman"/>
-          <w:b/>
-          <w:bCs/>
-          <w:spacing w:val="-1"/>
-          <w:sz w:val="19"/>
-          <w:szCs w:val="19"/>
-        </w:rPr>
-        <w:t xml:space="preserve">              </w:t>
-      </w:r>
-      <w:r>
-        <w:rPr>
-          <w:rFonts w:ascii="Cambria" w:eastAsia="Times New Roman" w:hAnsi="Cambria" w:cs="Times New Roman"/>
-          <w:b/>
-          <w:bCs/>
-          <w:spacing w:val="-1"/>
-          <w:sz w:val="19"/>
-          <w:szCs w:val="19"/>
-        </w:rPr>
-        <w:t xml:space="preserve"> </w:t>
-      </w:r>
-      <w:r>
-        <w:rPr>
-          <w:rFonts w:ascii="Cambria" w:eastAsia="Times New Roman" w:hAnsi="Cambria" w:cs="Times New Roman"/>
-          <w:b/>
-          <w:bCs/>
-          <w:spacing w:val="-1"/>
-          <w:sz w:val="19"/>
-          <w:szCs w:val="19"/>
-        </w:rPr>
-        <w:t xml:space="preserve">              </w:t>
-      </w:r>
-      <w:r>
-        <w:rPr>
-          <w:rFonts w:ascii="Cambria" w:eastAsia="Times New Roman" w:hAnsi="Cambria" w:cs="Times New Roman"/>
-          <w:b/>
-          <w:bCs/>
-          <w:sz w:val="19"/>
-          <w:szCs w:val="19"/>
-        </w:rPr>
-        <w:t>Aug 202</w:t>
-      </w:r>
-      <w:r>
-        <w:rPr>
-          <w:rFonts w:ascii="Cambria" w:eastAsia="Times New Roman" w:hAnsi="Cambria" w:cs="Times New Roman"/>
-          <w:b/>
-          <w:bCs/>
-          <w:sz w:val="19"/>
-          <w:szCs w:val="19"/>
-        </w:rPr>
-        <w:t>1</w:t>
-      </w:r>
-      <w:r>
-        <w:rPr>
-          <w:rFonts w:ascii="Cambria" w:eastAsia="Times New Roman" w:hAnsi="Cambria" w:cs="Times New Roman"/>
-          <w:b/>
-          <w:bCs/>
-          <w:sz w:val="19"/>
-          <w:szCs w:val="19"/>
-        </w:rPr>
-        <w:t xml:space="preserve"> –</w:t>
-      </w:r>
-      <w:r>
-        <w:rPr>
-          <w:rFonts w:ascii="Cambria" w:eastAsia="Times New Roman" w:hAnsi="Cambria" w:cs="Times New Roman"/>
-          <w:b/>
-          <w:bCs/>
-          <w:sz w:val="19"/>
-          <w:szCs w:val="19"/>
-        </w:rPr>
-        <w:t xml:space="preserve"> May 2023</w:t>
-      </w:r>
-    </w:p>
-    <w:p>
-      <w:pPr>
-        <w:pStyle w:val="ListParagraph"/>
-        <w:numPr>
-          <w:ilvl w:val="0"/>
-          <w:numId w:val="36"/>
-        </w:numPr>
-        <w:tabs>
-          <w:tab w:val="left" w:pos="8240"/>
-        </w:tabs>
-        <w:spacing w:before="34" w:after="0" w:line="240" w:lineRule="auto"/>
-        <w:ind w:right="-20"/>
-        <w:rPr>
-          <w:rFonts w:ascii="Cambria" w:eastAsia="Times New Roman" w:hAnsi="Cambria" w:cs="Times New Roman"/>
-          <w:iCs/>
-          <w:sz w:val="19"/>
-          <w:szCs w:val="19"/>
-        </w:rPr>
-      </w:pPr>
-      <w:proofErr w:type="gramStart"/>
-      <w:r>
-        <w:rPr>
-          <w:rFonts w:ascii="Cambria" w:eastAsia="Times New Roman" w:hAnsi="Cambria" w:cs="Times New Roman"/>
-          <w:iCs/>
-          <w:sz w:val="19"/>
-          <w:szCs w:val="19"/>
-        </w:rPr>
-        <w:t>Video Game Development class (Spring 2023),</w:t>
-      </w:r>
-      <w:proofErr w:type="gramEnd"/>
-      <w:r>
-        <w:rPr>
-          <w:rFonts w:ascii="Cambria" w:eastAsia="Times New Roman" w:hAnsi="Cambria" w:cs="Times New Roman"/>
-          <w:iCs/>
-          <w:sz w:val="19"/>
-          <w:szCs w:val="19"/>
-        </w:rPr>
-        <w:t xml:space="preserve"> suppor</w:t>
-      </w:r>
-      <w:r>
-        <w:rPr>
-          <w:rFonts w:ascii="Cambria" w:eastAsia="Times New Roman" w:hAnsi="Cambria" w:cs="Times New Roman"/>
-          <w:iCs/>
-          <w:sz w:val="19"/>
-          <w:szCs w:val="19"/>
-        </w:rPr>
-        <w:t>ted</w:t>
-      </w:r>
-      <w:r>
-        <w:rPr>
-          <w:rFonts w:ascii="Cambria" w:eastAsia="Times New Roman" w:hAnsi="Cambria" w:cs="Times New Roman"/>
-          <w:iCs/>
-          <w:sz w:val="19"/>
-          <w:szCs w:val="19"/>
-        </w:rPr>
-        <w:t xml:space="preserve"> students as they develop games in Unreal Engine.</w:t>
-      </w:r>
-    </w:p>
-    <w:p>
-      <w:pPr>
-        <w:pStyle w:val="ListParagraph"/>
-        <w:numPr>
-          <w:ilvl w:val="0"/>
-          <w:numId w:val="36"/>
-        </w:numPr>
-        <w:tabs>
-          <w:tab w:val="left" w:pos="8240"/>
-        </w:tabs>
-        <w:spacing w:before="34" w:after="0" w:line="240" w:lineRule="auto"/>
-        <w:ind w:right="-20"/>
-        <w:rPr>
-          <w:rFonts w:ascii="Cambria" w:eastAsia="Times New Roman" w:hAnsi="Cambria" w:cs="Times New Roman"/>
-          <w:iCs/>
-          <w:sz w:val="19"/>
-          <w:szCs w:val="19"/>
-        </w:rPr>
-      </w:pPr>
-      <w:r>
-        <w:rPr>
-          <w:rFonts w:ascii="Cambria" w:eastAsia="Times New Roman" w:hAnsi="Cambria" w:cs="Times New Roman"/>
-          <w:iCs/>
-          <w:sz w:val="19"/>
-          <w:szCs w:val="19"/>
-        </w:rPr>
-        <w:t>iOS Mobile App Development class (Fall 2021), helped students as they developed iOS</w:t>
-      </w:r>
-      <w:r>
-        <w:rPr>
-          <w:rFonts w:ascii="Cambria" w:eastAsia="Times New Roman" w:hAnsi="Cambria" w:cs="Times New Roman"/>
-          <w:i/>
-          <w:sz w:val="19"/>
-          <w:szCs w:val="19"/>
-        </w:rPr>
-        <w:t xml:space="preserve"> </w:t>
-      </w:r>
-      <w:r>
-        <w:rPr>
-          <w:rFonts w:ascii="Cambria" w:eastAsia="Times New Roman" w:hAnsi="Cambria" w:cs="Times New Roman"/>
-          <w:iCs/>
-          <w:sz w:val="19"/>
-          <w:szCs w:val="19"/>
-        </w:rPr>
-        <w:t>apps in Swift.</w:t>
-      </w:r>
-    </w:p>
-    <w:p>
-      <w:pPr>
-        <w:tabs>
-          <w:tab w:val="left" w:pos="8240"/>
-        </w:tabs>
-        <w:spacing w:before="34" w:after="0" w:line="240" w:lineRule="auto"/>
-        <w:ind w:right="-20"/>
-        <w:rPr>
-          <w:rFonts w:ascii="Cambria" w:eastAsia="Times New Roman" w:hAnsi="Cambria" w:cs="Times New Roman"/>
-          <w:i/>
-          <w:iCs/>
-          <w:sz w:val="19"/>
-          <w:szCs w:val="19"/>
-        </w:rPr>
-      </w:pPr>
-      <w:r>
-        <w:rPr>
-          <w:rFonts w:ascii="Cambria" w:eastAsia="Times New Roman" w:hAnsi="Cambria" w:cs="Times New Roman"/>
-          <w:b/>
-          <w:bCs/>
-          <w:iCs/>
-          <w:spacing w:val="-1"/>
-          <w:sz w:val="19"/>
-          <w:szCs w:val="19"/>
-        </w:rPr>
-        <w:t>Media Tech Intern</w:t>
-      </w:r>
-      <w:r>
-        <w:rPr>
-          <w:rFonts w:ascii="Cambria" w:eastAsia="Times New Roman" w:hAnsi="Cambria" w:cs="Times New Roman"/>
-          <w:b/>
-          <w:bCs/>
-          <w:spacing w:val="-1"/>
-          <w:sz w:val="19"/>
-          <w:szCs w:val="19"/>
-        </w:rPr>
-        <w:t xml:space="preserve">, NBCUniversal, </w:t>
-      </w:r>
-      <w:r>
-        <w:rPr>
-          <w:rFonts w:ascii="Cambria" w:eastAsia="Times New Roman" w:hAnsi="Cambria" w:cs="Times New Roman"/>
-          <w:i/>
-          <w:iCs/>
-          <w:sz w:val="19"/>
-          <w:szCs w:val="19"/>
-        </w:rPr>
-        <w:t>Los Angeles, CA</w:t>
-      </w:r>
-      <w:r>
-        <w:rPr>
-          <w:rFonts w:ascii="Cambria" w:eastAsia="Times New Roman" w:hAnsi="Cambria" w:cs="Times New Roman"/>
-          <w:b/>
-          <w:bCs/>
-          <w:spacing w:val="-1"/>
-          <w:sz w:val="19"/>
-          <w:szCs w:val="19"/>
-        </w:rPr>
-        <w:t xml:space="preserve">                                                               </w:t>
-      </w:r>
-      <w:r>
-        <w:rPr>
-          <w:rFonts w:ascii="Cambria" w:eastAsia="Times New Roman" w:hAnsi="Cambria" w:cs="Times New Roman"/>
-          <w:b/>
-          <w:bCs/>
-          <w:spacing w:val="-1"/>
-          <w:sz w:val="19"/>
-          <w:szCs w:val="19"/>
-        </w:rPr>
-        <w:t xml:space="preserve">                     </w:t>
-      </w:r>
-      <w:r>
-        <w:rPr>
-          <w:rFonts w:ascii="Cambria" w:eastAsia="Times New Roman" w:hAnsi="Cambria" w:cs="Times New Roman"/>
-          <w:b/>
-          <w:bCs/>
-          <w:spacing w:val="-1"/>
-          <w:sz w:val="19"/>
-          <w:szCs w:val="19"/>
-        </w:rPr>
-        <w:t xml:space="preserve">           </w:t>
-      </w:r>
-      <w:r>
-        <w:rPr>
-          <w:rFonts w:ascii="Cambria" w:eastAsia="Times New Roman" w:hAnsi="Cambria" w:cs="Times New Roman"/>
-          <w:b/>
-          <w:bCs/>
-          <w:spacing w:val="-1"/>
-          <w:sz w:val="19"/>
-          <w:szCs w:val="19"/>
-        </w:rPr>
-        <w:t xml:space="preserve">             </w:t>
-      </w:r>
-      <w:r>
-        <w:rPr>
-          <w:rFonts w:ascii="Cambria" w:eastAsia="Times New Roman" w:hAnsi="Cambria" w:cs="Times New Roman"/>
-          <w:b/>
-          <w:bCs/>
-          <w:spacing w:val="-1"/>
-          <w:sz w:val="19"/>
-          <w:szCs w:val="19"/>
-        </w:rPr>
-        <w:t xml:space="preserve">             </w:t>
-      </w:r>
-      <w:r>
-        <w:rPr>
-          <w:rFonts w:ascii="Cambria" w:eastAsia="Times New Roman" w:hAnsi="Cambria" w:cs="Times New Roman"/>
-          <w:b/>
-          <w:bCs/>
-          <w:spacing w:val="-1"/>
-          <w:sz w:val="19"/>
-          <w:szCs w:val="19"/>
-        </w:rPr>
-        <w:t xml:space="preserve"> </w:t>
-      </w:r>
-      <w:r>
-        <w:rPr>
-          <w:rFonts w:ascii="Cambria" w:eastAsia="Times New Roman" w:hAnsi="Cambria" w:cs="Times New Roman"/>
-          <w:b/>
-          <w:bCs/>
-          <w:spacing w:val="-1"/>
-          <w:sz w:val="19"/>
-          <w:szCs w:val="19"/>
-        </w:rPr>
-        <w:t xml:space="preserve"> </w:t>
-      </w:r>
-      <w:r>
-        <w:rPr>
-          <w:rFonts w:ascii="Cambria" w:eastAsia="Times New Roman" w:hAnsi="Cambria" w:cs="Times New Roman"/>
-          <w:b/>
-          <w:bCs/>
-          <w:sz w:val="19"/>
-          <w:szCs w:val="19"/>
-        </w:rPr>
-        <w:t>June 2022 – Aug 2022</w:t>
-      </w:r>
-    </w:p>
-    <w:p>
-      <w:pPr>
-        <w:pStyle w:val="ListParagraph"/>
-        <w:numPr>
-          <w:ilvl w:val="0"/>
-          <w:numId w:val="37"/>
-        </w:numPr>
-        <w:tabs>
-          <w:tab w:val="left" w:pos="8240"/>
-        </w:tabs>
-        <w:spacing w:before="34"/>
-        <w:ind w:right="-20"/>
-        <w:rPr>
-          <w:rFonts w:ascii="Cambria" w:eastAsia="Times New Roman" w:hAnsi="Cambria" w:cs="Times New Roman"/>
-          <w:iCs/>
-          <w:vanish/>
-          <w:sz w:val="19"/>
-          <w:szCs w:val="19"/>
-        </w:rPr>
-      </w:pPr>
-      <w:r>
-        <w:rPr>
-          <w:rFonts w:ascii="Cambria" w:eastAsia="Times New Roman" w:hAnsi="Cambria" w:cs="Times New Roman"/>
-          <w:iCs/>
-          <w:sz w:val="19"/>
-          <w:szCs w:val="19"/>
-        </w:rPr>
-        <w:t>Created applications to automate intern alumni browsing and business verification, enhancing efficiency.</w:t>
-      </w:r>
-      <w:r>
-        <w:rPr>
-          <w:rFonts w:ascii="Cambria" w:eastAsia="Times New Roman" w:hAnsi="Cambria" w:cs="Times New Roman"/>
-          <w:iCs/>
-          <w:vanish/>
-          <w:sz w:val="19"/>
-          <w:szCs w:val="19"/>
-        </w:rPr>
-        <w:t>Top of Form</w:t>
-      </w:r>
-    </w:p>
-    <w:p>
-      <w:pPr>
-        <w:pStyle w:val="ListParagraph"/>
-        <w:numPr>
-          <w:ilvl w:val="0"/>
-          <w:numId w:val="37"/>
-        </w:numPr>
-        <w:rPr>
-          <w:rFonts w:ascii="Cambria" w:eastAsia="Times New Roman" w:hAnsi="Cambria" w:cs="Times New Roman"/>
-          <w:iCs/>
-          <w:sz w:val="19"/>
-          <w:szCs w:val="19"/>
-        </w:rPr>
-      </w:pPr>
-    </w:p>
-    <w:p>
-      <w:pPr>
-        <w:pStyle w:val="ListParagraph"/>
-        <w:numPr>
-          <w:ilvl w:val="0"/>
-          <w:numId w:val="37"/>
-        </w:numPr>
-        <w:rPr>
-          <w:rFonts w:ascii="Cambria" w:eastAsia="Times New Roman" w:hAnsi="Cambria" w:cs="Times New Roman"/>
-          <w:iCs/>
-          <w:sz w:val="19"/>
-          <w:szCs w:val="19"/>
-        </w:rPr>
-      </w:pPr>
-      <w:r>
-        <w:rPr>
-          <w:rFonts w:ascii="Cambria" w:eastAsia="Times New Roman" w:hAnsi="Cambria" w:cs="Times New Roman"/>
-          <w:iCs/>
-          <w:sz w:val="19"/>
-          <w:szCs w:val="19"/>
-        </w:rPr>
-        <w:t xml:space="preserve">Migrated and optimized an Excel sheet to </w:t>
-      </w:r>
-      <w:proofErr w:type="spellStart"/>
-      <w:r>
-        <w:rPr>
-          <w:rFonts w:ascii="Cambria" w:eastAsia="Times New Roman" w:hAnsi="Cambria" w:cs="Times New Roman"/>
-          <w:iCs/>
-          <w:sz w:val="19"/>
-          <w:szCs w:val="19"/>
-        </w:rPr>
-        <w:t>Airtable</w:t>
-      </w:r>
-      <w:proofErr w:type="spellEnd"/>
-      <w:r>
-        <w:rPr>
-          <w:rFonts w:ascii="Cambria" w:eastAsia="Times New Roman" w:hAnsi="Cambria" w:cs="Times New Roman"/>
-          <w:iCs/>
-          <w:sz w:val="19"/>
-          <w:szCs w:val="19"/>
-        </w:rPr>
-        <w:t xml:space="preserve"> for better data maintainability and analytics generation.</w:t>
-      </w:r>
-    </w:p>
-    <w:p>
-      <w:pPr>
-        <w:pStyle w:val="ListParagraph"/>
-        <w:numPr>
-          <w:ilvl w:val="0"/>
-          <w:numId w:val="14"/>
-        </w:numPr>
-        <w:tabs>
-          <w:tab w:val="left" w:pos="8240"/>
-        </w:tabs>
-        <w:spacing w:before="34"/>
-        <w:ind w:right="-20"/>
-        <w:rPr>
-          <w:rFonts w:ascii="Cambria" w:eastAsia="Times New Roman" w:hAnsi="Cambria" w:cs="Times New Roman"/>
-          <w:iCs/>
-          <w:vanish/>
-          <w:sz w:val="19"/>
-          <w:szCs w:val="19"/>
-        </w:rPr>
-      </w:pPr>
-      <w:r>
-        <w:rPr>
-          <w:rFonts w:ascii="Cambria" w:eastAsia="Times New Roman" w:hAnsi="Cambria" w:cs="Times New Roman"/>
-          <w:iCs/>
-          <w:vanish/>
-          <w:sz w:val="19"/>
-          <w:szCs w:val="19"/>
-        </w:rPr>
-        <w:t>Bottom of Form</w:t>
-      </w:r>
-    </w:p>
-    <w:p>
-      <w:pPr>
-        <w:tabs>
-          <w:tab w:val="left" w:pos="8240"/>
-        </w:tabs>
-        <w:spacing w:before="34" w:after="0" w:line="240" w:lineRule="auto"/>
-        <w:ind w:right="-20"/>
-        <w:rPr>
-          <w:rFonts w:ascii="Cambria" w:eastAsia="Times New Roman" w:hAnsi="Cambria" w:cs="Times New Roman"/>
-          <w:i/>
-          <w:iCs/>
-          <w:spacing w:val="-1"/>
-          <w:sz w:val="19"/>
-          <w:szCs w:val="19"/>
-        </w:rPr>
-      </w:pPr>
-      <w:r>
-        <w:rPr>
-          <w:rFonts w:ascii="Cambria" w:eastAsia="Times New Roman" w:hAnsi="Cambria" w:cs="Times New Roman"/>
-          <w:b/>
-          <w:bCs/>
-          <w:iCs/>
-          <w:spacing w:val="-1"/>
-          <w:sz w:val="19"/>
-          <w:szCs w:val="19"/>
-        </w:rPr>
-        <w:t>Tech and Product Intern</w:t>
-      </w:r>
-      <w:r>
-        <w:rPr>
-          <w:rFonts w:ascii="Cambria" w:eastAsia="Times New Roman" w:hAnsi="Cambria" w:cs="Times New Roman"/>
-          <w:b/>
-          <w:bCs/>
-          <w:spacing w:val="-1"/>
-          <w:sz w:val="19"/>
-          <w:szCs w:val="19"/>
-        </w:rPr>
-        <w:t>, Millie Group</w:t>
-      </w:r>
-      <w:r>
-        <w:rPr>
-          <w:rFonts w:ascii="Cambria" w:eastAsia="Times New Roman" w:hAnsi="Cambria" w:cs="Times New Roman"/>
-          <w:b/>
-          <w:bCs/>
-          <w:spacing w:val="-1"/>
-          <w:sz w:val="19"/>
-          <w:szCs w:val="19"/>
-        </w:rPr>
-        <w:t xml:space="preserve">, </w:t>
-      </w:r>
-      <w:r>
-        <w:rPr>
-          <w:rFonts w:ascii="Cambria" w:eastAsia="Times New Roman" w:hAnsi="Cambria" w:cs="Times New Roman"/>
-          <w:i/>
-          <w:iCs/>
-          <w:sz w:val="19"/>
-          <w:szCs w:val="19"/>
-        </w:rPr>
-        <w:t>New York, NY</w:t>
-      </w:r>
-      <w:r>
-        <w:rPr>
-          <w:rFonts w:ascii="Cambria" w:eastAsia="Times New Roman" w:hAnsi="Cambria" w:cs="Times New Roman"/>
-          <w:b/>
-          <w:bCs/>
-          <w:spacing w:val="-1"/>
-          <w:sz w:val="19"/>
-          <w:szCs w:val="19"/>
-        </w:rPr>
-        <w:t xml:space="preserve">                                                           </w:t>
-      </w:r>
-      <w:r>
-        <w:rPr>
-          <w:rFonts w:ascii="Cambria" w:eastAsia="Times New Roman" w:hAnsi="Cambria" w:cs="Times New Roman"/>
-          <w:b/>
-          <w:bCs/>
-          <w:spacing w:val="-1"/>
-          <w:sz w:val="19"/>
-          <w:szCs w:val="19"/>
-        </w:rPr>
-        <w:t xml:space="preserve">                   </w:t>
-      </w:r>
-      <w:r>
-        <w:rPr>
-          <w:rFonts w:ascii="Cambria" w:eastAsia="Times New Roman" w:hAnsi="Cambria" w:cs="Times New Roman"/>
-          <w:b/>
-          <w:bCs/>
-          <w:spacing w:val="-1"/>
-          <w:sz w:val="19"/>
-          <w:szCs w:val="19"/>
-        </w:rPr>
-        <w:t xml:space="preserve">            </w:t>
-      </w:r>
-      <w:r>
-        <w:rPr>
-          <w:rFonts w:ascii="Cambria" w:eastAsia="Times New Roman" w:hAnsi="Cambria" w:cs="Times New Roman"/>
-          <w:b/>
-          <w:bCs/>
-          <w:spacing w:val="-1"/>
-          <w:sz w:val="19"/>
-          <w:szCs w:val="19"/>
-        </w:rPr>
-        <w:t xml:space="preserve">              </w:t>
-      </w:r>
-      <w:r>
-        <w:rPr>
-          <w:rFonts w:ascii="Cambria" w:eastAsia="Times New Roman" w:hAnsi="Cambria" w:cs="Times New Roman"/>
-          <w:b/>
-          <w:bCs/>
-          <w:spacing w:val="-1"/>
-          <w:sz w:val="19"/>
-          <w:szCs w:val="19"/>
-        </w:rPr>
-        <w:t xml:space="preserve">             </w:t>
-      </w:r>
-      <w:r>
-        <w:rPr>
-          <w:rFonts w:ascii="Cambria" w:eastAsia="Times New Roman" w:hAnsi="Cambria" w:cs="Times New Roman"/>
-          <w:b/>
-          <w:bCs/>
-          <w:sz w:val="19"/>
-          <w:szCs w:val="19"/>
-        </w:rPr>
-        <w:t xml:space="preserve">May </w:t>
-      </w:r>
-      <w:r>
-        <w:rPr>
-          <w:rFonts w:ascii="Cambria" w:eastAsia="Times New Roman" w:hAnsi="Cambria" w:cs="Times New Roman"/>
-          <w:b/>
-          <w:bCs/>
-          <w:sz w:val="19"/>
-          <w:szCs w:val="19"/>
-        </w:rPr>
-        <w:t>2021 – Aug 2021</w:t>
-      </w:r>
-    </w:p>
-    <w:p>
-      <w:pPr>
-        <w:pStyle w:val="ListParagraph"/>
-        <w:numPr>
-          <w:ilvl w:val="0"/>
-          <w:numId w:val="38"/>
-        </w:numPr>
-        <w:tabs>
-          <w:tab w:val="left" w:pos="8240"/>
-        </w:tabs>
-        <w:spacing w:before="34" w:after="0" w:line="240" w:lineRule="auto"/>
-        <w:ind w:right="-20"/>
-        <w:rPr>
-          <w:rFonts w:ascii="Cambria" w:eastAsia="Times New Roman" w:hAnsi="Cambria" w:cs="Times New Roman"/>
-          <w:iCs/>
-          <w:sz w:val="19"/>
-          <w:szCs w:val="19"/>
-        </w:rPr>
-      </w:pPr>
-      <w:r>
-        <w:rPr>
-          <w:rFonts w:ascii="Cambria" w:eastAsia="Times New Roman" w:hAnsi="Cambria" w:cs="Times New Roman"/>
-          <w:iCs/>
-          <w:sz w:val="19"/>
-          <w:szCs w:val="19"/>
-        </w:rPr>
-        <w:t xml:space="preserve">Finalized the features of Millie’s internal website </w:t>
-      </w:r>
-      <w:r>
-        <w:rPr>
-          <w:rFonts w:ascii="Cambria" w:eastAsia="Times New Roman" w:hAnsi="Cambria" w:cs="Times New Roman"/>
-          <w:iCs/>
-          <w:sz w:val="19"/>
-          <w:szCs w:val="19"/>
-        </w:rPr>
-        <w:t>through</w:t>
-      </w:r>
-      <w:r>
-        <w:rPr>
-          <w:rFonts w:ascii="Cambria" w:eastAsia="Times New Roman" w:hAnsi="Cambria" w:cs="Times New Roman"/>
-          <w:iCs/>
-          <w:sz w:val="19"/>
-          <w:szCs w:val="19"/>
-        </w:rPr>
-        <w:t xml:space="preserve"> user </w:t>
-      </w:r>
-      <w:r>
-        <w:rPr>
-          <w:rFonts w:ascii="Cambria" w:eastAsia="Times New Roman" w:hAnsi="Cambria" w:cs="Times New Roman"/>
-          <w:iCs/>
-          <w:sz w:val="19"/>
-          <w:szCs w:val="19"/>
-        </w:rPr>
-        <w:t>research and</w:t>
-      </w:r>
-      <w:r>
-        <w:rPr>
-          <w:rFonts w:ascii="Cambria" w:eastAsia="Times New Roman" w:hAnsi="Cambria" w:cs="Times New Roman"/>
-          <w:iCs/>
-          <w:sz w:val="19"/>
-          <w:szCs w:val="19"/>
-        </w:rPr>
-        <w:t xml:space="preserve"> designed the UI/UX via Figma.</w:t>
-      </w:r>
-    </w:p>
-    <w:p>
-      <w:pPr>
-        <w:pStyle w:val="ListParagraph"/>
-        <w:numPr>
-          <w:ilvl w:val="0"/>
-          <w:numId w:val="38"/>
-        </w:numPr>
-        <w:tabs>
-          <w:tab w:val="left" w:pos="8240"/>
-        </w:tabs>
-        <w:spacing w:before="34" w:after="0" w:line="240" w:lineRule="auto"/>
-        <w:ind w:right="-20"/>
-        <w:rPr>
-          <w:rFonts w:ascii="Cambria" w:eastAsia="Times New Roman" w:hAnsi="Cambria" w:cs="Times New Roman"/>
-          <w:iCs/>
-          <w:sz w:val="19"/>
-          <w:szCs w:val="19"/>
-        </w:rPr>
-      </w:pPr>
-      <w:r>
-        <w:rPr>
-          <w:rFonts w:ascii="Cambria" w:eastAsia="Times New Roman" w:hAnsi="Cambria" w:cs="Times New Roman"/>
-          <w:iCs/>
-          <w:sz w:val="19"/>
-          <w:szCs w:val="19"/>
-        </w:rPr>
-        <w:t>Developed a</w:t>
-      </w:r>
-      <w:r>
-        <w:rPr>
-          <w:rFonts w:ascii="Cambria" w:eastAsia="Times New Roman" w:hAnsi="Cambria" w:cs="Times New Roman"/>
-          <w:iCs/>
-          <w:sz w:val="19"/>
-          <w:szCs w:val="19"/>
-        </w:rPr>
-        <w:t xml:space="preserve"> </w:t>
-      </w:r>
-      <w:r>
-        <w:rPr>
-          <w:rFonts w:ascii="Cambria" w:eastAsia="Times New Roman" w:hAnsi="Cambria" w:cs="Times New Roman"/>
-          <w:iCs/>
-          <w:sz w:val="19"/>
-          <w:szCs w:val="19"/>
-        </w:rPr>
-        <w:t>PERN Stack (PostgreSQL, Express, React, NodeJS)</w:t>
-      </w:r>
-      <w:r>
-        <w:rPr>
-          <w:rFonts w:ascii="Cambria" w:eastAsia="Times New Roman" w:hAnsi="Cambria" w:cs="Times New Roman"/>
-          <w:iCs/>
-          <w:sz w:val="19"/>
-          <w:szCs w:val="19"/>
-        </w:rPr>
-        <w:t xml:space="preserve"> app</w:t>
-      </w:r>
-      <w:r>
-        <w:rPr>
-          <w:rFonts w:ascii="Cambria" w:eastAsia="Times New Roman" w:hAnsi="Cambria" w:cs="Times New Roman"/>
-          <w:iCs/>
-          <w:sz w:val="19"/>
-          <w:szCs w:val="19"/>
-        </w:rPr>
-        <w:t>, and managed th</w:t>
-      </w:r>
-      <w:r>
-        <w:rPr>
-          <w:rFonts w:ascii="Cambria" w:eastAsia="Times New Roman" w:hAnsi="Cambria" w:cs="Times New Roman"/>
-          <w:iCs/>
-          <w:sz w:val="19"/>
-          <w:szCs w:val="19"/>
-        </w:rPr>
-        <w:t xml:space="preserve">e </w:t>
-      </w:r>
-      <w:r>
-        <w:rPr>
-          <w:rFonts w:ascii="Cambria" w:eastAsia="Times New Roman" w:hAnsi="Cambria" w:cs="Times New Roman"/>
-          <w:iCs/>
-          <w:sz w:val="19"/>
-          <w:szCs w:val="19"/>
-        </w:rPr>
-        <w:t>database through PostgreSQL &amp; AWS.</w:t>
-      </w:r>
-    </w:p>
-    <w:p>
-      <w:pPr>
-        <w:tabs>
-          <w:tab w:val="left" w:pos="8240"/>
-        </w:tabs>
-        <w:spacing w:before="34" w:after="0" w:line="240" w:lineRule="auto"/>
-        <w:ind w:right="-20"/>
-        <w:rPr>
-          <w:rFonts w:ascii="Cambria" w:eastAsia="Times New Roman" w:hAnsi="Cambria" w:cs="Times New Roman"/>
-          <w:i/>
-          <w:iCs/>
-          <w:spacing w:val="-1"/>
-          <w:sz w:val="19"/>
-          <w:szCs w:val="19"/>
-        </w:rPr>
-      </w:pPr>
-      <w:r>
-        <w:rPr>
-          <w:rFonts w:ascii="Cambria" w:eastAsia="Times New Roman" w:hAnsi="Cambria" w:cs="Times New Roman"/>
-          <w:b/>
-          <w:bCs/>
-          <w:iCs/>
-          <w:spacing w:val="-1"/>
-          <w:sz w:val="19"/>
-          <w:szCs w:val="19"/>
-        </w:rPr>
-        <w:t xml:space="preserve">IBM Accelerate Software Apprenticeship, IBM, </w:t>
-      </w:r>
-      <w:r>
-        <w:rPr>
-          <w:rFonts w:ascii="Cambria" w:eastAsia="Times New Roman" w:hAnsi="Cambria" w:cs="Times New Roman"/>
-          <w:i/>
-          <w:iCs/>
-          <w:spacing w:val="-1"/>
-          <w:sz w:val="19"/>
-          <w:szCs w:val="19"/>
-        </w:rPr>
-        <w:t>Virtual</w:t>
-      </w:r>
-      <w:r>
-        <w:rPr>
-          <w:rFonts w:ascii="Cambria" w:eastAsia="Times New Roman" w:hAnsi="Cambria" w:cs="Times New Roman"/>
-          <w:i/>
-          <w:iCs/>
-          <w:spacing w:val="-1"/>
-          <w:sz w:val="19"/>
-          <w:szCs w:val="19"/>
-        </w:rPr>
-        <w:t>, USA</w:t>
-      </w:r>
-      <w:r>
-        <w:rPr>
-          <w:rFonts w:ascii="Cambria" w:eastAsia="Times New Roman" w:hAnsi="Cambria" w:cs="Times New Roman"/>
-          <w:spacing w:val="-1"/>
-          <w:sz w:val="19"/>
-          <w:szCs w:val="19"/>
-        </w:rPr>
-        <w:t xml:space="preserve">   </w:t>
-      </w:r>
-      <w:r>
-        <w:rPr>
-          <w:rFonts w:ascii="Cambria" w:eastAsia="Times New Roman" w:hAnsi="Cambria" w:cs="Times New Roman"/>
-          <w:b/>
-          <w:bCs/>
-          <w:spacing w:val="-1"/>
-          <w:sz w:val="19"/>
-          <w:szCs w:val="19"/>
-        </w:rPr>
-        <w:t xml:space="preserve">                                                                                                    </w:t>
-      </w:r>
-      <w:r>
-        <w:rPr>
-          <w:rFonts w:ascii="Cambria" w:eastAsia="Times New Roman" w:hAnsi="Cambria" w:cs="Times New Roman"/>
-          <w:b/>
-          <w:bCs/>
-          <w:spacing w:val="-1"/>
-          <w:sz w:val="19"/>
-          <w:szCs w:val="19"/>
-        </w:rPr>
-        <w:t xml:space="preserve">  </w:t>
-      </w:r>
-      <w:r>
-        <w:rPr>
-          <w:rFonts w:ascii="Cambria" w:eastAsia="Times New Roman" w:hAnsi="Cambria" w:cs="Times New Roman"/>
-          <w:b/>
-          <w:bCs/>
-          <w:sz w:val="19"/>
-          <w:szCs w:val="19"/>
-        </w:rPr>
-        <w:t xml:space="preserve">May 2021 – </w:t>
-      </w:r>
-      <w:r>
-        <w:rPr>
-          <w:rFonts w:ascii="Cambria" w:eastAsia="Times New Roman" w:hAnsi="Cambria" w:cs="Times New Roman"/>
-          <w:b/>
-          <w:bCs/>
-          <w:sz w:val="19"/>
-          <w:szCs w:val="19"/>
-        </w:rPr>
-        <w:t>July</w:t>
-      </w:r>
-      <w:r>
-        <w:rPr>
-          <w:rFonts w:ascii="Cambria" w:eastAsia="Times New Roman" w:hAnsi="Cambria" w:cs="Times New Roman"/>
-          <w:b/>
-          <w:bCs/>
-          <w:sz w:val="19"/>
-          <w:szCs w:val="19"/>
-        </w:rPr>
-        <w:t xml:space="preserve"> 2021</w:t>
-      </w:r>
-    </w:p>
-    <w:p>
-      <w:pPr>
-        <w:pStyle w:val="ListParagraph"/>
-        <w:numPr>
-          <w:ilvl w:val="0"/>
-          <w:numId w:val="38"/>
-        </w:numPr>
-        <w:tabs>
-          <w:tab w:val="left" w:pos="8240"/>
-        </w:tabs>
-        <w:spacing w:before="34" w:after="0"/>
-        <w:ind w:right="-20"/>
-        <w:rPr>
-          <w:rFonts w:ascii="Cambria" w:eastAsia="Times New Roman" w:hAnsi="Cambria" w:cs="Times New Roman"/>
-          <w:iCs/>
-          <w:sz w:val="19"/>
-          <w:szCs w:val="19"/>
-        </w:rPr>
-      </w:pPr>
-      <w:r>
-        <w:rPr>
-          <w:rFonts w:ascii="Cambria" w:eastAsia="Times New Roman" w:hAnsi="Cambria" w:cs="Times New Roman"/>
-          <w:iCs/>
-          <w:sz w:val="19"/>
-          <w:szCs w:val="19"/>
-        </w:rPr>
-        <w:t>Completed intensive software apprenticeship, building full-stack apps while strengthening Agile collaboration and debugging skills.</w:t>
-      </w:r>
+          <w:spacing w:val="1"/>
+          <w:sz w:val="10"/>
+          <w:szCs w:val="10"/>
+        </w:rPr>
+      </w:pPr>
     </w:p>
     <w:p>
       <w:pPr>
@@ -4071,12 +3651,13 @@
         <w:spacing w:after="0" w:line="240" w:lineRule="auto"/>
         <w:ind w:right="-20"/>
         <w:rPr>
-          <w:rFonts w:ascii="Cambria" w:hAnsi="Cambria"/>
-          <w:b/>
-          <w:bCs/>
-          <w:noProof/>
-          <w:sz w:val="4"/>
-          <w:szCs w:val="4"/>
+          <w:rFonts w:ascii="Cambria" w:eastAsia="Times New Roman" w:hAnsi="Cambria" w:cs="Times New Roman"/>
+          <w:b/>
+          <w:bCs/>
+          <w:spacing w:val="1"/>
+          <w:position w:val="-1"/>
+          <w:sz w:val="6"/>
+          <w:szCs w:val="6"/>
         </w:rPr>
       </w:pPr>
     </w:p>
@@ -4107,7 +3688,7 @@
           <w:sz w:val="18"/>
           <w:szCs w:val="18"/>
         </w:rPr>
-        <w:t>PROJECTS</w:t>
+        <w:t>EXTRACURRICULAR ACTIVITIES</w:t>
       </w:r>
     </w:p>
     <w:p>
@@ -4122,12 +3703,21 @@
           <w:rFonts w:ascii="Cambria" w:eastAsia="Times New Roman" w:hAnsi="Cambria" w:cs="Times New Roman"/>
           <w:b/>
           <w:bCs/>
+          <w:sz w:val="19"/>
+          <w:szCs w:val="19"/>
+        </w:rPr>
+      </w:pPr>
+      <w:r>
+        <w:rPr>
+          <w:rFonts w:ascii="Cambria" w:eastAsia="Times New Roman" w:hAnsi="Cambria" w:cs="Times New Roman"/>
+          <w:b/>
+          <w:bCs/>
           <w:spacing w:val="1"/>
           <w:sz w:val="19"/>
           <w:szCs w:val="19"/>
         </w:rPr>
-      </w:pPr>
-      <w:proofErr w:type="spellStart"/>
+        <w:t xml:space="preserve">ShenTech </w:t>
+      </w:r>
       <w:r>
         <w:rPr>
           <w:rFonts w:ascii="Cambria" w:eastAsia="Times New Roman" w:hAnsi="Cambria" w:cs="Times New Roman"/>
@@ -4137,9 +3727,8 @@
           <w:sz w:val="19"/>
           <w:szCs w:val="19"/>
         </w:rPr>
-        <w:t>Phobigone</w:t>
-      </w:r>
-      <w:proofErr w:type="spellEnd"/>
+        <w:t>Entrepreneurship</w:t>
+      </w:r>
       <w:r>
         <w:rPr>
           <w:rFonts w:ascii="Cambria" w:eastAsia="Times New Roman" w:hAnsi="Cambria" w:cs="Times New Roman"/>
@@ -4160,19 +3749,18 @@
           <w:sz w:val="19"/>
           <w:szCs w:val="19"/>
         </w:rPr>
-        <w:tab/>
-        <w:t xml:space="preserve">                     </w:t>
-      </w:r>
-      <w:r>
-        <w:rPr>
-          <w:rFonts w:ascii="Cambria" w:eastAsia="Times New Roman" w:hAnsi="Cambria" w:cs="Times New Roman"/>
-          <w:b/>
-          <w:bCs/>
+        <w:t xml:space="preserve">Bootcamp, InnoX Academy, </w:t>
+      </w:r>
+      <w:r>
+        <w:rPr>
+          <w:rFonts w:ascii="Cambria" w:eastAsia="Times New Roman" w:hAnsi="Cambria" w:cs="Times New Roman"/>
+          <w:i/>
+          <w:iCs/>
           <w:spacing w:val="1"/>
           <w:sz w:val="19"/>
           <w:szCs w:val="19"/>
         </w:rPr>
-        <w:t xml:space="preserve">   Aug</w:t>
+        <w:t xml:space="preserve">Shenzhen, China.  </w:t>
       </w:r>
       <w:r>
         <w:rPr>
@@ -4183,7 +3771,7 @@
           <w:sz w:val="19"/>
           <w:szCs w:val="19"/>
         </w:rPr>
-        <w:t xml:space="preserve"> 2022 - </w:t>
+        <w:t xml:space="preserve">                                                                              </w:t>
       </w:r>
       <w:r>
         <w:rPr>
@@ -4194,18 +3782,17 @@
           <w:sz w:val="19"/>
           <w:szCs w:val="19"/>
         </w:rPr>
-        <w:t>Dec</w:t>
-      </w:r>
-      <w:r>
-        <w:rPr>
-          <w:rFonts w:ascii="Cambria" w:eastAsia="Times New Roman" w:hAnsi="Cambria" w:cs="Times New Roman"/>
-          <w:b/>
-          <w:bCs/>
-          <w:spacing w:val="1"/>
-          <w:sz w:val="19"/>
-          <w:szCs w:val="19"/>
-        </w:rPr>
-        <w:t xml:space="preserve"> 2022</w:t>
+        <w:t xml:space="preserve">             </w:t>
+      </w:r>
+      <w:r>
+        <w:rPr>
+          <w:rFonts w:ascii="Cambria" w:eastAsia="Times New Roman" w:hAnsi="Cambria" w:cs="Times New Roman"/>
+          <w:b/>
+          <w:bCs/>
+          <w:sz w:val="19"/>
+          <w:szCs w:val="19"/>
+        </w:rPr>
+        <w:t>Jan 2024</w:t>
       </w:r>
     </w:p>
     <w:p>
@@ -4213,17 +3800,16 @@
         <w:pStyle w:val="ListParagraph"/>
         <w:numPr>
           <w:ilvl w:val="0"/>
-          <w:numId w:val="39"/>
+          <w:numId w:val="9"/>
         </w:numPr>
         <w:tabs>
           <w:tab w:val="left" w:pos="8240"/>
           <w:tab w:val="left" w:pos="9523"/>
         </w:tabs>
-        <w:spacing w:after="0" w:line="240" w:lineRule="auto"/>
+        <w:spacing w:before="34" w:after="0" w:line="240" w:lineRule="auto"/>
         <w:ind w:right="-20"/>
         <w:rPr>
           <w:rFonts w:ascii="Cambria" w:eastAsia="Times New Roman" w:hAnsi="Cambria" w:cs="Times New Roman"/>
-          <w:iCs/>
           <w:spacing w:val="1"/>
           <w:sz w:val="19"/>
           <w:szCs w:val="19"/>
@@ -4232,104 +3818,38 @@
       <w:r>
         <w:rPr>
           <w:rFonts w:ascii="Cambria" w:eastAsia="Times New Roman" w:hAnsi="Cambria" w:cs="Times New Roman"/>
-          <w:iCs/>
           <w:spacing w:val="1"/>
           <w:sz w:val="19"/>
           <w:szCs w:val="19"/>
         </w:rPr>
-        <w:t xml:space="preserve">Designed and developed </w:t>
-      </w:r>
-      <w:r>
-        <w:rPr>
-          <w:rFonts w:ascii="Cambria" w:eastAsia="Times New Roman" w:hAnsi="Cambria" w:cs="Times New Roman"/>
-          <w:iCs/>
+        <w:t xml:space="preserve">Recognized as </w:t>
+      </w:r>
+      <w:r>
+        <w:rPr>
+          <w:rFonts w:ascii="Cambria" w:eastAsia="Times New Roman" w:hAnsi="Cambria" w:cs="Times New Roman"/>
           <w:spacing w:val="1"/>
           <w:sz w:val="19"/>
           <w:szCs w:val="19"/>
         </w:rPr>
-        <w:t xml:space="preserve">a VR game in Unity to help users overcome </w:t>
-      </w:r>
-      <w:r>
-        <w:rPr>
-          <w:rFonts w:ascii="Cambria" w:eastAsia="Times New Roman" w:hAnsi="Cambria" w:cs="Times New Roman"/>
-          <w:iCs/>
+        <w:t>a</w:t>
+      </w:r>
+      <w:r>
+        <w:rPr>
+          <w:rFonts w:ascii="Cambria" w:eastAsia="Times New Roman" w:hAnsi="Cambria" w:cs="Times New Roman"/>
           <w:spacing w:val="1"/>
           <w:sz w:val="19"/>
           <w:szCs w:val="19"/>
         </w:rPr>
-        <w:t>p</w:t>
-      </w:r>
-      <w:r>
-        <w:rPr>
-          <w:rFonts w:ascii="Cambria" w:eastAsia="Times New Roman" w:hAnsi="Cambria" w:cs="Times New Roman"/>
-          <w:iCs/>
+        <w:t xml:space="preserve"> top project</w:t>
+      </w:r>
+      <w:r>
+        <w:rPr>
+          <w:rFonts w:ascii="Cambria" w:eastAsia="Times New Roman" w:hAnsi="Cambria" w:cs="Times New Roman"/>
           <w:spacing w:val="1"/>
           <w:sz w:val="19"/>
           <w:szCs w:val="19"/>
         </w:rPr>
-        <w:t xml:space="preserve">hobias using 3D </w:t>
-      </w:r>
-      <w:proofErr w:type="gramStart"/>
-      <w:r>
-        <w:rPr>
-          <w:rFonts w:ascii="Cambria" w:eastAsia="Times New Roman" w:hAnsi="Cambria" w:cs="Times New Roman"/>
-          <w:iCs/>
-          <w:spacing w:val="1"/>
-          <w:sz w:val="19"/>
-          <w:szCs w:val="19"/>
-        </w:rPr>
-        <w:t>cityscapes</w:t>
-      </w:r>
-      <w:r>
-        <w:rPr>
-          <w:rFonts w:ascii="Cambria" w:eastAsia="Times New Roman" w:hAnsi="Cambria" w:cs="Times New Roman"/>
-          <w:iCs/>
-          <w:spacing w:val="1"/>
-          <w:sz w:val="19"/>
-          <w:szCs w:val="19"/>
-        </w:rPr>
-        <w:t>,</w:t>
-      </w:r>
-      <w:r>
-        <w:rPr>
-          <w:rFonts w:ascii="Cambria" w:eastAsia="Times New Roman" w:hAnsi="Cambria" w:cs="Times New Roman"/>
-          <w:iCs/>
-          <w:spacing w:val="1"/>
-          <w:sz w:val="19"/>
-          <w:szCs w:val="19"/>
-        </w:rPr>
-        <w:t xml:space="preserve"> and</w:t>
-      </w:r>
-      <w:proofErr w:type="gramEnd"/>
-      <w:r>
-        <w:rPr>
-          <w:rFonts w:ascii="Cambria" w:eastAsia="Times New Roman" w:hAnsi="Cambria" w:cs="Times New Roman"/>
-          <w:iCs/>
-          <w:spacing w:val="1"/>
-          <w:sz w:val="19"/>
-          <w:szCs w:val="19"/>
-        </w:rPr>
-        <w:t xml:space="preserve"> </w:t>
-      </w:r>
-      <w:r>
-        <w:rPr>
-          <w:rFonts w:ascii="Cambria" w:eastAsia="Times New Roman" w:hAnsi="Cambria" w:cs="Times New Roman"/>
-          <w:iCs/>
-          <w:spacing w:val="1"/>
-          <w:sz w:val="19"/>
-          <w:szCs w:val="19"/>
-        </w:rPr>
-        <w:t xml:space="preserve">conducted </w:t>
-      </w:r>
-      <w:r>
-        <w:rPr>
-          <w:rFonts w:ascii="Cambria" w:eastAsia="Times New Roman" w:hAnsi="Cambria" w:cs="Times New Roman"/>
-          <w:iCs/>
-          <w:spacing w:val="1"/>
-          <w:sz w:val="19"/>
-          <w:szCs w:val="19"/>
-        </w:rPr>
-        <w:t>usability testing.</w:t>
+        <w:t>; a shoe-cleaning device, designed by conducting user research, prototyping, and market analysis.</w:t>
       </w:r>
     </w:p>
     <w:p>
@@ -4344,24 +3864,32 @@
           <w:rFonts w:ascii="Cambria" w:eastAsia="Times New Roman" w:hAnsi="Cambria" w:cs="Times New Roman"/>
           <w:b/>
           <w:bCs/>
+          <w:sz w:val="19"/>
+          <w:szCs w:val="19"/>
+        </w:rPr>
+      </w:pPr>
+      <w:r>
+        <w:rPr>
+          <w:rFonts w:ascii="Cambria" w:eastAsia="Times New Roman" w:hAnsi="Cambria" w:cs="Times New Roman"/>
+          <w:b/>
+          <w:bCs/>
           <w:spacing w:val="1"/>
           <w:sz w:val="19"/>
           <w:szCs w:val="19"/>
         </w:rPr>
-      </w:pPr>
-      <w:proofErr w:type="spellStart"/>
-      <w:r>
-        <w:rPr>
-          <w:rFonts w:ascii="Cambria" w:eastAsia="Times New Roman" w:hAnsi="Cambria" w:cs="Times New Roman"/>
-          <w:b/>
-          <w:bCs/>
+        <w:t xml:space="preserve">Student Volunteer, SIGGRAPH Asia 2022, </w:t>
+      </w:r>
+      <w:r>
+        <w:rPr>
+          <w:rFonts w:ascii="Cambria" w:eastAsia="Times New Roman" w:hAnsi="Cambria" w:cs="Times New Roman"/>
+          <w:i/>
+          <w:iCs/>
           <w:spacing w:val="1"/>
           <w:sz w:val="19"/>
           <w:szCs w:val="19"/>
         </w:rPr>
-        <w:t>BalanceBuddy</w:t>
-      </w:r>
-      <w:proofErr w:type="spellEnd"/>
+        <w:t>Daegu, South Korea</w:t>
+      </w:r>
       <w:r>
         <w:rPr>
           <w:rFonts w:ascii="Cambria" w:eastAsia="Times New Roman" w:hAnsi="Cambria" w:cs="Times New Roman"/>
@@ -4371,7 +3899,7 @@
           <w:sz w:val="19"/>
           <w:szCs w:val="19"/>
         </w:rPr>
-        <w:t xml:space="preserve"> </w:t>
+        <w:t xml:space="preserve">                                                                               </w:t>
       </w:r>
       <w:r>
         <w:rPr>
@@ -4382,8 +3910,7 @@
           <w:sz w:val="19"/>
           <w:szCs w:val="19"/>
         </w:rPr>
-        <w:tab/>
-        <w:t xml:space="preserve">                     </w:t>
+        <w:t xml:space="preserve">           </w:t>
       </w:r>
       <w:r>
         <w:rPr>
@@ -4394,7 +3921,7 @@
           <w:sz w:val="19"/>
           <w:szCs w:val="19"/>
         </w:rPr>
-        <w:t xml:space="preserve">    </w:t>
+        <w:t xml:space="preserve">  </w:t>
       </w:r>
       <w:r>
         <w:rPr>
@@ -4405,7 +3932,28 @@
           <w:sz w:val="19"/>
           <w:szCs w:val="19"/>
         </w:rPr>
-        <w:t>Jan 2022 - May 2022</w:t>
+        <w:t xml:space="preserve">             </w:t>
+      </w:r>
+      <w:r>
+        <w:rPr>
+          <w:rFonts w:ascii="Cambria" w:eastAsia="Times New Roman" w:hAnsi="Cambria" w:cs="Times New Roman"/>
+          <w:b/>
+          <w:bCs/>
+          <w:spacing w:val="1"/>
+          <w:sz w:val="19"/>
+          <w:szCs w:val="19"/>
+        </w:rPr>
+        <w:t xml:space="preserve">             </w:t>
+      </w:r>
+      <w:r>
+        <w:rPr>
+          <w:rFonts w:ascii="Cambria" w:eastAsia="Times New Roman" w:hAnsi="Cambria" w:cs="Times New Roman"/>
+          <w:b/>
+          <w:bCs/>
+          <w:sz w:val="19"/>
+          <w:szCs w:val="19"/>
+        </w:rPr>
+        <w:t>Dec 2022</w:t>
       </w:r>
     </w:p>
     <w:p>
@@ -4413,13 +3961,13 @@
         <w:pStyle w:val="ListParagraph"/>
         <w:numPr>
           <w:ilvl w:val="0"/>
-          <w:numId w:val="40"/>
+          <w:numId w:val="4"/>
         </w:numPr>
         <w:tabs>
           <w:tab w:val="left" w:pos="8240"/>
           <w:tab w:val="left" w:pos="9523"/>
         </w:tabs>
-        <w:spacing w:after="0" w:line="240" w:lineRule="auto"/>
+        <w:spacing w:before="34" w:after="0" w:line="240" w:lineRule="auto"/>
         <w:ind w:right="-20"/>
         <w:rPr>
           <w:rFonts w:ascii="Cambria" w:eastAsia="Times New Roman" w:hAnsi="Cambria" w:cs="Times New Roman"/>
@@ -4435,8 +3983,380 @@
           <w:sz w:val="19"/>
           <w:szCs w:val="19"/>
         </w:rPr>
-        <w:t>Conducted user research, Figma design, and built a React + MongoDB web app with Chrome extension for student task tracking.</w:t>
-      </w:r>
+        <w:t>S</w:t>
+      </w:r>
+      <w:r>
+        <w:rPr>
+          <w:rFonts w:ascii="Cambria" w:eastAsia="Times New Roman" w:hAnsi="Cambria" w:cs="Times New Roman"/>
+          <w:spacing w:val="1"/>
+          <w:sz w:val="19"/>
+          <w:szCs w:val="19"/>
+        </w:rPr>
+        <w:t>upport</w:t>
+      </w:r>
+      <w:r>
+        <w:rPr>
+          <w:rFonts w:ascii="Cambria" w:eastAsia="Times New Roman" w:hAnsi="Cambria" w:cs="Times New Roman"/>
+          <w:spacing w:val="1"/>
+          <w:sz w:val="19"/>
+          <w:szCs w:val="19"/>
+        </w:rPr>
+        <w:t>ed</w:t>
+      </w:r>
+      <w:r>
+        <w:rPr>
+          <w:rFonts w:ascii="Cambria" w:eastAsia="Times New Roman" w:hAnsi="Cambria" w:cs="Times New Roman"/>
+          <w:spacing w:val="1"/>
+          <w:sz w:val="19"/>
+          <w:szCs w:val="19"/>
+        </w:rPr>
+        <w:t xml:space="preserve"> the conference’s </w:t>
+      </w:r>
+      <w:r>
+        <w:rPr>
+          <w:rFonts w:ascii="Cambria" w:eastAsia="Times New Roman" w:hAnsi="Cambria" w:cs="Times New Roman"/>
+          <w:spacing w:val="1"/>
+          <w:sz w:val="19"/>
+          <w:szCs w:val="19"/>
+        </w:rPr>
+        <w:t>events</w:t>
+      </w:r>
+      <w:r>
+        <w:rPr>
+          <w:rFonts w:ascii="Cambria" w:eastAsia="Times New Roman" w:hAnsi="Cambria" w:cs="Times New Roman"/>
+          <w:spacing w:val="1"/>
+          <w:sz w:val="19"/>
+          <w:szCs w:val="19"/>
+        </w:rPr>
+        <w:t xml:space="preserve"> like the Computer Animation Festival</w:t>
+      </w:r>
+      <w:r>
+        <w:rPr>
+          <w:rFonts w:ascii="Cambria" w:eastAsia="Times New Roman" w:hAnsi="Cambria" w:cs="Times New Roman"/>
+          <w:spacing w:val="1"/>
+          <w:sz w:val="19"/>
+          <w:szCs w:val="19"/>
+        </w:rPr>
+        <w:t xml:space="preserve"> &amp; </w:t>
+      </w:r>
+      <w:r>
+        <w:rPr>
+          <w:rFonts w:ascii="Cambria" w:eastAsia="Times New Roman" w:hAnsi="Cambria" w:cs="Times New Roman"/>
+          <w:spacing w:val="1"/>
+          <w:sz w:val="19"/>
+          <w:szCs w:val="19"/>
+        </w:rPr>
+        <w:t>Emerging Technologies</w:t>
+      </w:r>
+      <w:r>
+        <w:rPr>
+          <w:rFonts w:ascii="Cambria" w:eastAsia="Times New Roman" w:hAnsi="Cambria" w:cs="Times New Roman"/>
+          <w:spacing w:val="1"/>
+          <w:sz w:val="19"/>
+          <w:szCs w:val="19"/>
+        </w:rPr>
+        <w:t xml:space="preserve"> exhibition.</w:t>
+      </w:r>
+    </w:p>
+    <w:p>
+      <w:pPr>
+        <w:tabs>
+          <w:tab w:val="left" w:pos="8240"/>
+          <w:tab w:val="left" w:pos="9523"/>
+        </w:tabs>
+        <w:spacing w:before="34" w:after="0" w:line="240" w:lineRule="auto"/>
+        <w:ind w:right="-20"/>
+        <w:rPr>
+          <w:rFonts w:ascii="Cambria" w:eastAsia="Times New Roman" w:hAnsi="Cambria" w:cs="Times New Roman"/>
+          <w:b/>
+          <w:bCs/>
+          <w:sz w:val="19"/>
+          <w:szCs w:val="19"/>
+        </w:rPr>
+      </w:pPr>
+      <w:r>
+        <w:rPr>
+          <w:rFonts w:ascii="Cambria" w:eastAsia="Times New Roman" w:hAnsi="Cambria" w:cs="Times New Roman"/>
+          <w:b/>
+          <w:bCs/>
+          <w:spacing w:val="1"/>
+          <w:sz w:val="19"/>
+          <w:szCs w:val="19"/>
+        </w:rPr>
+        <w:t xml:space="preserve">Marketing </w:t>
+      </w:r>
+      <w:r>
+        <w:rPr>
+          <w:rFonts w:ascii="Cambria" w:eastAsia="Times New Roman" w:hAnsi="Cambria" w:cs="Times New Roman"/>
+          <w:b/>
+          <w:bCs/>
+          <w:spacing w:val="1"/>
+          <w:sz w:val="19"/>
+          <w:szCs w:val="19"/>
+        </w:rPr>
+        <w:t xml:space="preserve">&amp; Design </w:t>
+      </w:r>
+      <w:r>
+        <w:rPr>
+          <w:rFonts w:ascii="Cambria" w:eastAsia="Times New Roman" w:hAnsi="Cambria" w:cs="Times New Roman"/>
+          <w:b/>
+          <w:bCs/>
+          <w:spacing w:val="1"/>
+          <w:sz w:val="19"/>
+          <w:szCs w:val="19"/>
+        </w:rPr>
+        <w:t>Team Lead</w:t>
+      </w:r>
+      <w:r>
+        <w:rPr>
+          <w:rFonts w:ascii="Cambria" w:eastAsia="Times New Roman" w:hAnsi="Cambria" w:cs="Times New Roman"/>
+          <w:b/>
+          <w:bCs/>
+          <w:spacing w:val="1"/>
+          <w:sz w:val="19"/>
+          <w:szCs w:val="19"/>
+        </w:rPr>
+        <w:t xml:space="preserve">, </w:t>
+      </w:r>
+      <w:r>
+        <w:rPr>
+          <w:rFonts w:ascii="Cambria" w:eastAsia="Times New Roman" w:hAnsi="Cambria" w:cs="Times New Roman"/>
+          <w:b/>
+          <w:bCs/>
+          <w:spacing w:val="1"/>
+          <w:sz w:val="19"/>
+          <w:szCs w:val="19"/>
+        </w:rPr>
+        <w:t>DandyHacks</w:t>
+      </w:r>
+      <w:r>
+        <w:rPr>
+          <w:rFonts w:ascii="Cambria" w:eastAsia="Times New Roman" w:hAnsi="Cambria" w:cs="Times New Roman"/>
+          <w:b/>
+          <w:bCs/>
+          <w:spacing w:val="1"/>
+          <w:sz w:val="19"/>
+          <w:szCs w:val="19"/>
+        </w:rPr>
+        <w:t xml:space="preserve"> </w:t>
+      </w:r>
+      <w:r>
+        <w:rPr>
+          <w:rFonts w:ascii="Cambria" w:eastAsia="Times New Roman" w:hAnsi="Cambria" w:cs="Times New Roman"/>
+          <w:b/>
+          <w:bCs/>
+          <w:spacing w:val="1"/>
+          <w:sz w:val="19"/>
+          <w:szCs w:val="19"/>
+        </w:rPr>
+        <w:t xml:space="preserve">Hackathon </w:t>
+      </w:r>
+      <w:r>
+        <w:rPr>
+          <w:rFonts w:ascii="Cambria" w:eastAsia="Times New Roman" w:hAnsi="Cambria" w:cs="Times New Roman"/>
+          <w:b/>
+          <w:bCs/>
+          <w:spacing w:val="1"/>
+          <w:sz w:val="19"/>
+          <w:szCs w:val="19"/>
+        </w:rPr>
+        <w:t>2022</w:t>
+      </w:r>
+      <w:r>
+        <w:rPr>
+          <w:rFonts w:ascii="Cambria" w:eastAsia="Times New Roman" w:hAnsi="Cambria" w:cs="Times New Roman"/>
+          <w:b/>
+          <w:bCs/>
+          <w:spacing w:val="1"/>
+          <w:sz w:val="19"/>
+          <w:szCs w:val="19"/>
+        </w:rPr>
+        <w:t xml:space="preserve">, </w:t>
+      </w:r>
+      <w:r>
+        <w:rPr>
+          <w:rFonts w:ascii="Cambria" w:eastAsia="Times New Roman" w:hAnsi="Cambria" w:cs="Times New Roman"/>
+          <w:i/>
+          <w:iCs/>
+          <w:spacing w:val="1"/>
+          <w:sz w:val="19"/>
+          <w:szCs w:val="19"/>
+        </w:rPr>
+        <w:t>Rochester, USA</w:t>
+      </w:r>
+      <w:r>
+        <w:rPr>
+          <w:rFonts w:ascii="Cambria" w:eastAsia="Times New Roman" w:hAnsi="Cambria" w:cs="Times New Roman"/>
+          <w:b/>
+          <w:bCs/>
+          <w:spacing w:val="1"/>
+          <w:sz w:val="19"/>
+          <w:szCs w:val="19"/>
+        </w:rPr>
+        <w:t xml:space="preserve">                                             </w:t>
+      </w:r>
+      <w:r>
+        <w:rPr>
+          <w:rFonts w:ascii="Cambria" w:eastAsia="Times New Roman" w:hAnsi="Cambria" w:cs="Times New Roman"/>
+          <w:b/>
+          <w:bCs/>
+          <w:spacing w:val="1"/>
+          <w:sz w:val="19"/>
+          <w:szCs w:val="19"/>
+        </w:rPr>
+        <w:t xml:space="preserve">             </w:t>
+      </w:r>
+      <w:r>
+        <w:rPr>
+          <w:rFonts w:ascii="Cambria" w:eastAsia="Times New Roman" w:hAnsi="Cambria" w:cs="Times New Roman"/>
+          <w:b/>
+          <w:bCs/>
+          <w:spacing w:val="1"/>
+          <w:sz w:val="19"/>
+          <w:szCs w:val="19"/>
+        </w:rPr>
+        <w:t xml:space="preserve"> </w:t>
+      </w:r>
+      <w:r>
+        <w:rPr>
+          <w:rFonts w:ascii="Cambria" w:eastAsia="Times New Roman" w:hAnsi="Cambria" w:cs="Times New Roman"/>
+          <w:b/>
+          <w:bCs/>
+          <w:sz w:val="19"/>
+          <w:szCs w:val="19"/>
+        </w:rPr>
+        <w:t xml:space="preserve">Mar </w:t>
+      </w:r>
+      <w:r>
+        <w:rPr>
+          <w:rFonts w:ascii="Cambria" w:eastAsia="Times New Roman" w:hAnsi="Cambria" w:cs="Times New Roman"/>
+          <w:b/>
+          <w:bCs/>
+          <w:sz w:val="19"/>
+          <w:szCs w:val="19"/>
+        </w:rPr>
+        <w:t>202</w:t>
+      </w:r>
+      <w:r>
+        <w:rPr>
+          <w:rFonts w:ascii="Cambria" w:eastAsia="Times New Roman" w:hAnsi="Cambria" w:cs="Times New Roman"/>
+          <w:b/>
+          <w:bCs/>
+          <w:sz w:val="19"/>
+          <w:szCs w:val="19"/>
+        </w:rPr>
+        <w:t xml:space="preserve">2 </w:t>
+      </w:r>
+      <w:r>
+        <w:rPr>
+          <w:rFonts w:ascii="Cambria" w:eastAsia="Times New Roman" w:hAnsi="Cambria" w:cs="Times New Roman"/>
+          <w:b/>
+          <w:bCs/>
+          <w:sz w:val="19"/>
+          <w:szCs w:val="19"/>
+        </w:rPr>
+        <w:t>–</w:t>
+      </w:r>
+      <w:r>
+        <w:rPr>
+          <w:rFonts w:ascii="Cambria" w:eastAsia="Times New Roman" w:hAnsi="Cambria" w:cs="Times New Roman"/>
+          <w:b/>
+          <w:bCs/>
+          <w:sz w:val="19"/>
+          <w:szCs w:val="19"/>
+        </w:rPr>
+        <w:t xml:space="preserve"> </w:t>
+      </w:r>
+      <w:r>
+        <w:rPr>
+          <w:rFonts w:ascii="Cambria" w:eastAsia="Times New Roman" w:hAnsi="Cambria" w:cs="Times New Roman"/>
+          <w:b/>
+          <w:bCs/>
+          <w:sz w:val="19"/>
+          <w:szCs w:val="19"/>
+        </w:rPr>
+        <w:t>Nov 2022</w:t>
+      </w:r>
+    </w:p>
+    <w:p>
+      <w:pPr>
+        <w:pStyle w:val="ListParagraph"/>
+        <w:numPr>
+          <w:ilvl w:val="0"/>
+          <w:numId w:val="9"/>
+        </w:numPr>
+        <w:tabs>
+          <w:tab w:val="left" w:pos="8240"/>
+          <w:tab w:val="left" w:pos="9523"/>
+        </w:tabs>
+        <w:spacing w:before="34" w:after="0" w:line="240" w:lineRule="auto"/>
+        <w:ind w:right="-20"/>
+        <w:rPr>
+          <w:rFonts w:ascii="Cambria" w:eastAsia="Times New Roman" w:hAnsi="Cambria" w:cs="Times New Roman"/>
+          <w:spacing w:val="1"/>
+          <w:sz w:val="19"/>
+          <w:szCs w:val="19"/>
+        </w:rPr>
+      </w:pPr>
+      <w:r>
+        <w:rPr>
+          <w:rFonts w:ascii="Cambria" w:eastAsia="Times New Roman" w:hAnsi="Cambria" w:cs="Times New Roman"/>
+          <w:spacing w:val="1"/>
+          <w:sz w:val="19"/>
+          <w:szCs w:val="19"/>
+        </w:rPr>
+        <w:t>Led a team of 4</w:t>
+      </w:r>
+      <w:r>
+        <w:rPr>
+          <w:rFonts w:ascii="Cambria" w:eastAsia="Times New Roman" w:hAnsi="Cambria" w:cs="Times New Roman"/>
+          <w:spacing w:val="1"/>
+          <w:sz w:val="19"/>
+          <w:szCs w:val="19"/>
+        </w:rPr>
+        <w:t xml:space="preserve">, and increased </w:t>
+      </w:r>
+      <w:r>
+        <w:rPr>
+          <w:rFonts w:ascii="Cambria" w:eastAsia="Times New Roman" w:hAnsi="Cambria" w:cs="Times New Roman"/>
+          <w:spacing w:val="1"/>
+          <w:sz w:val="19"/>
+          <w:szCs w:val="19"/>
+        </w:rPr>
+        <w:t>participation by 60% and project submissions by 277% via strategic design &amp; outreach.</w:t>
+      </w:r>
+    </w:p>
+    <w:p>
+      <w:pPr>
+        <w:tabs>
+          <w:tab w:val="left" w:pos="8240"/>
+          <w:tab w:val="left" w:pos="9523"/>
+        </w:tabs>
+        <w:spacing w:before="34" w:after="0" w:line="240" w:lineRule="auto"/>
+        <w:ind w:right="-20"/>
+        <w:rPr>
+          <w:rFonts w:ascii="Cambria" w:eastAsia="Times New Roman" w:hAnsi="Cambria" w:cs="Times New Roman"/>
+          <w:spacing w:val="1"/>
+          <w:sz w:val="10"/>
+          <w:szCs w:val="10"/>
+        </w:rPr>
+      </w:pPr>
+    </w:p>
+    <w:p>
+      <w:pPr>
+        <w:tabs>
+          <w:tab w:val="left" w:pos="8240"/>
+          <w:tab w:val="left" w:pos="9523"/>
+        </w:tabs>
+        <w:spacing w:before="34" w:after="0" w:line="240" w:lineRule="auto"/>
+        <w:ind w:right="-20"/>
+        <w:rPr>
+          <w:rFonts w:ascii="Cambria" w:eastAsia="Times New Roman" w:hAnsi="Cambria" w:cs="Times New Roman"/>
+          <w:spacing w:val="1"/>
+          <w:sz w:val="4"/>
+          <w:szCs w:val="4"/>
+        </w:rPr>
+      </w:pPr>
     </w:p>
     <w:p>
       <w:pPr>
@@ -4449,758 +4369,6 @@
           <w:rFonts w:ascii="Cambria" w:eastAsia="Times New Roman" w:hAnsi="Cambria" w:cs="Times New Roman"/>
           <w:b/>
           <w:bCs/>
-          <w:spacing w:val="1"/>
-          <w:position w:val="-1"/>
-          <w:sz w:val="6"/>
-          <w:szCs w:val="6"/>
-        </w:rPr>
-      </w:pPr>
-    </w:p>
-    <w:p>
-      <w:pPr>
-        <w:pBdr>
-          <w:bottom w:val="single" w:sz="12" w:space="1" w:color="auto"/>
-        </w:pBdr>
-        <w:spacing w:after="0" w:line="240" w:lineRule="auto"/>
-        <w:ind w:right="-20"/>
-        <w:rPr>
-          <w:rFonts w:ascii="Cambria" w:eastAsia="Times New Roman" w:hAnsi="Cambria" w:cs="Times New Roman"/>
-          <w:b/>
-          <w:bCs/>
-          <w:spacing w:val="1"/>
-          <w:position w:val="-1"/>
-          <w:sz w:val="18"/>
-          <w:szCs w:val="18"/>
-        </w:rPr>
-      </w:pPr>
-      <w:proofErr w:type="spellStart"/>
-      <w:r>
-        <w:rPr>
-          <w:rFonts w:ascii="Cambria" w:eastAsia="Times New Roman" w:hAnsi="Cambria" w:cs="Times New Roman"/>
-          <w:b/>
-          <w:bCs/>
-          <w:spacing w:val="1"/>
-          <w:position w:val="-1"/>
-          <w:sz w:val="18"/>
-          <w:szCs w:val="18"/>
-        </w:rPr>
-        <w:t>EXTRACU</w:t>
-      </w:r>
-      <w:proofErr w:type="spellEnd"/>
-      <w:r>
-        <w:rPr>
-          <w:rFonts w:ascii="Cambria" w:eastAsia="Times New Roman" w:hAnsi="Cambria" w:cs="Times New Roman"/>
-          <w:b/>
-          <w:bCs/>
-          <w:spacing w:val="1"/>
-          <w:position w:val="-1"/>
-          <w:sz w:val="18"/>
-          <w:szCs w:val="18"/>
-        </w:rPr>
-        <w:t>RRICULAR ACTIVITIES</w:t>
-      </w:r>
-    </w:p>
-    <w:p>
-      <w:pPr>
-        <w:tabs>
-          <w:tab w:val="left" w:pos="8240"/>
-          <w:tab w:val="left" w:pos="9523"/>
-        </w:tabs>
-        <w:spacing w:before="34" w:after="0" w:line="240" w:lineRule="auto"/>
-        <w:ind w:right="-20"/>
-        <w:rPr>
-          <w:rFonts w:ascii="Cambria" w:eastAsia="Times New Roman" w:hAnsi="Cambria" w:cs="Times New Roman"/>
-          <w:b/>
-          <w:bCs/>
-          <w:sz w:val="19"/>
-          <w:szCs w:val="19"/>
-        </w:rPr>
-      </w:pPr>
-      <w:proofErr w:type="spellStart"/>
-      <w:r>
-        <w:rPr>
-          <w:rFonts w:ascii="Cambria" w:eastAsia="Times New Roman" w:hAnsi="Cambria" w:cs="Times New Roman"/>
-          <w:b/>
-          <w:bCs/>
-          <w:spacing w:val="1"/>
-          <w:sz w:val="19"/>
-          <w:szCs w:val="19"/>
-        </w:rPr>
-        <w:t>ShenTech</w:t>
-      </w:r>
-      <w:proofErr w:type="spellEnd"/>
-      <w:r>
-        <w:rPr>
-          <w:rFonts w:ascii="Cambria" w:eastAsia="Times New Roman" w:hAnsi="Cambria" w:cs="Times New Roman"/>
-          <w:b/>
-          <w:bCs/>
-          <w:spacing w:val="1"/>
-          <w:sz w:val="19"/>
-          <w:szCs w:val="19"/>
-        </w:rPr>
-        <w:t xml:space="preserve"> </w:t>
-      </w:r>
-      <w:r>
-        <w:rPr>
-          <w:rFonts w:ascii="Cambria" w:eastAsia="Times New Roman" w:hAnsi="Cambria" w:cs="Times New Roman"/>
-          <w:b/>
-          <w:bCs/>
-          <w:spacing w:val="1"/>
-          <w:sz w:val="19"/>
-          <w:szCs w:val="19"/>
-        </w:rPr>
-        <w:t>Entrepreneurship</w:t>
-      </w:r>
-      <w:r>
-        <w:rPr>
-          <w:rFonts w:ascii="Cambria" w:eastAsia="Times New Roman" w:hAnsi="Cambria" w:cs="Times New Roman"/>
-          <w:b/>
-          <w:bCs/>
-          <w:spacing w:val="1"/>
-          <w:sz w:val="19"/>
-          <w:szCs w:val="19"/>
-        </w:rPr>
-        <w:t xml:space="preserve"> </w:t>
-      </w:r>
-      <w:r>
-        <w:rPr>
-          <w:rFonts w:ascii="Cambria" w:eastAsia="Times New Roman" w:hAnsi="Cambria" w:cs="Times New Roman"/>
-          <w:b/>
-          <w:bCs/>
-          <w:spacing w:val="1"/>
-          <w:sz w:val="19"/>
-          <w:szCs w:val="19"/>
-        </w:rPr>
-        <w:t xml:space="preserve">Bootcamp, </w:t>
-      </w:r>
-      <w:proofErr w:type="spellStart"/>
-      <w:r>
-        <w:rPr>
-          <w:rFonts w:ascii="Cambria" w:eastAsia="Times New Roman" w:hAnsi="Cambria" w:cs="Times New Roman"/>
-          <w:b/>
-          <w:bCs/>
-          <w:spacing w:val="1"/>
-          <w:sz w:val="19"/>
-          <w:szCs w:val="19"/>
-        </w:rPr>
-        <w:t>InnoX</w:t>
-      </w:r>
-      <w:proofErr w:type="spellEnd"/>
-      <w:r>
-        <w:rPr>
-          <w:rFonts w:ascii="Cambria" w:eastAsia="Times New Roman" w:hAnsi="Cambria" w:cs="Times New Roman"/>
-          <w:b/>
-          <w:bCs/>
-          <w:spacing w:val="1"/>
-          <w:sz w:val="19"/>
-          <w:szCs w:val="19"/>
-        </w:rPr>
-        <w:t xml:space="preserve"> Academy, </w:t>
-      </w:r>
-      <w:r>
-        <w:rPr>
-          <w:rFonts w:ascii="Cambria" w:eastAsia="Times New Roman" w:hAnsi="Cambria" w:cs="Times New Roman"/>
-          <w:i/>
-          <w:iCs/>
-          <w:spacing w:val="1"/>
-          <w:sz w:val="19"/>
-          <w:szCs w:val="19"/>
-        </w:rPr>
-        <w:t xml:space="preserve">Shenzhen, China.  </w:t>
-      </w:r>
-      <w:r>
-        <w:rPr>
-          <w:rFonts w:ascii="Cambria" w:eastAsia="Times New Roman" w:hAnsi="Cambria" w:cs="Times New Roman"/>
-          <w:b/>
-          <w:bCs/>
-          <w:spacing w:val="1"/>
-          <w:sz w:val="19"/>
-          <w:szCs w:val="19"/>
-        </w:rPr>
-        <w:t xml:space="preserve">                                                                              </w:t>
-      </w:r>
-      <w:r>
-        <w:rPr>
-          <w:rFonts w:ascii="Cambria" w:eastAsia="Times New Roman" w:hAnsi="Cambria" w:cs="Times New Roman"/>
-          <w:b/>
-          <w:bCs/>
-          <w:spacing w:val="1"/>
-          <w:sz w:val="19"/>
-          <w:szCs w:val="19"/>
-        </w:rPr>
-        <w:t xml:space="preserve">             </w:t>
-      </w:r>
-      <w:r>
-        <w:rPr>
-          <w:rFonts w:ascii="Cambria" w:eastAsia="Times New Roman" w:hAnsi="Cambria" w:cs="Times New Roman"/>
-          <w:b/>
-          <w:bCs/>
-          <w:sz w:val="19"/>
-          <w:szCs w:val="19"/>
-        </w:rPr>
-        <w:t>Jan 2024</w:t>
-      </w:r>
-    </w:p>
-    <w:p>
-      <w:pPr>
-        <w:pStyle w:val="ListParagraph"/>
-        <w:numPr>
-          <w:ilvl w:val="0"/>
-          <w:numId w:val="9"/>
-        </w:numPr>
-        <w:tabs>
-          <w:tab w:val="left" w:pos="8240"/>
-          <w:tab w:val="left" w:pos="9523"/>
-        </w:tabs>
-        <w:spacing w:before="34" w:after="0" w:line="240" w:lineRule="auto"/>
-        <w:ind w:right="-20"/>
-        <w:rPr>
-          <w:rFonts w:ascii="Cambria" w:eastAsia="Times New Roman" w:hAnsi="Cambria" w:cs="Times New Roman"/>
-          <w:spacing w:val="1"/>
-          <w:sz w:val="19"/>
-          <w:szCs w:val="19"/>
-        </w:rPr>
-      </w:pPr>
-      <w:r>
-        <w:rPr>
-          <w:rFonts w:ascii="Cambria" w:eastAsia="Times New Roman" w:hAnsi="Cambria" w:cs="Times New Roman"/>
-          <w:spacing w:val="1"/>
-          <w:sz w:val="19"/>
-          <w:szCs w:val="19"/>
-        </w:rPr>
-        <w:t xml:space="preserve">Recognized as </w:t>
-      </w:r>
-      <w:r>
-        <w:rPr>
-          <w:rFonts w:ascii="Cambria" w:eastAsia="Times New Roman" w:hAnsi="Cambria" w:cs="Times New Roman"/>
-          <w:spacing w:val="1"/>
-          <w:sz w:val="19"/>
-          <w:szCs w:val="19"/>
-        </w:rPr>
-        <w:t>a</w:t>
-      </w:r>
-      <w:r>
-        <w:rPr>
-          <w:rFonts w:ascii="Cambria" w:eastAsia="Times New Roman" w:hAnsi="Cambria" w:cs="Times New Roman"/>
-          <w:spacing w:val="1"/>
-          <w:sz w:val="19"/>
-          <w:szCs w:val="19"/>
-        </w:rPr>
-        <w:t xml:space="preserve"> top project</w:t>
-      </w:r>
-      <w:r>
-        <w:rPr>
-          <w:rFonts w:ascii="Cambria" w:eastAsia="Times New Roman" w:hAnsi="Cambria" w:cs="Times New Roman"/>
-          <w:spacing w:val="1"/>
-          <w:sz w:val="19"/>
-          <w:szCs w:val="19"/>
-        </w:rPr>
-        <w:t>; a shoe-cleaning device, designed by conducting user research, prototyping, and market analysis.</w:t>
-      </w:r>
-    </w:p>
-    <w:p>
-      <w:pPr>
-        <w:tabs>
-          <w:tab w:val="left" w:pos="8240"/>
-          <w:tab w:val="left" w:pos="9523"/>
-        </w:tabs>
-        <w:spacing w:before="34" w:after="0" w:line="240" w:lineRule="auto"/>
-        <w:ind w:right="-20"/>
-        <w:rPr>
-          <w:rFonts w:ascii="Cambria" w:eastAsia="Times New Roman" w:hAnsi="Cambria" w:cs="Times New Roman"/>
-          <w:b/>
-          <w:bCs/>
-          <w:sz w:val="19"/>
-          <w:szCs w:val="19"/>
-        </w:rPr>
-      </w:pPr>
-      <w:r>
-        <w:rPr>
-          <w:rFonts w:ascii="Cambria" w:eastAsia="Times New Roman" w:hAnsi="Cambria" w:cs="Times New Roman"/>
-          <w:b/>
-          <w:bCs/>
-          <w:spacing w:val="1"/>
-          <w:sz w:val="19"/>
-          <w:szCs w:val="19"/>
-        </w:rPr>
-        <w:t xml:space="preserve">Student Volunteer, SIGGRAPH Asia 2022, </w:t>
-      </w:r>
-      <w:r>
-        <w:rPr>
-          <w:rFonts w:ascii="Cambria" w:eastAsia="Times New Roman" w:hAnsi="Cambria" w:cs="Times New Roman"/>
-          <w:i/>
-          <w:iCs/>
-          <w:spacing w:val="1"/>
-          <w:sz w:val="19"/>
-          <w:szCs w:val="19"/>
-        </w:rPr>
-        <w:t>Daegu, South Korea</w:t>
-      </w:r>
-      <w:r>
-        <w:rPr>
-          <w:rFonts w:ascii="Cambria" w:eastAsia="Times New Roman" w:hAnsi="Cambria" w:cs="Times New Roman"/>
-          <w:b/>
-          <w:bCs/>
-          <w:spacing w:val="1"/>
-          <w:sz w:val="19"/>
-          <w:szCs w:val="19"/>
-        </w:rPr>
-        <w:t xml:space="preserve">                                                                               </w:t>
-      </w:r>
-      <w:r>
-        <w:rPr>
-          <w:rFonts w:ascii="Cambria" w:eastAsia="Times New Roman" w:hAnsi="Cambria" w:cs="Times New Roman"/>
-          <w:b/>
-          <w:bCs/>
-          <w:spacing w:val="1"/>
-          <w:sz w:val="19"/>
-          <w:szCs w:val="19"/>
-        </w:rPr>
-        <w:t xml:space="preserve">           </w:t>
-      </w:r>
-      <w:r>
-        <w:rPr>
-          <w:rFonts w:ascii="Cambria" w:eastAsia="Times New Roman" w:hAnsi="Cambria" w:cs="Times New Roman"/>
-          <w:b/>
-          <w:bCs/>
-          <w:spacing w:val="1"/>
-          <w:sz w:val="19"/>
-          <w:szCs w:val="19"/>
-        </w:rPr>
-        <w:t xml:space="preserve">  </w:t>
-      </w:r>
-      <w:r>
-        <w:rPr>
-          <w:rFonts w:ascii="Cambria" w:eastAsia="Times New Roman" w:hAnsi="Cambria" w:cs="Times New Roman"/>
-          <w:b/>
-          <w:bCs/>
-          <w:spacing w:val="1"/>
-          <w:sz w:val="19"/>
-          <w:szCs w:val="19"/>
-        </w:rPr>
-        <w:t xml:space="preserve">             </w:t>
-      </w:r>
-      <w:r>
-        <w:rPr>
-          <w:rFonts w:ascii="Cambria" w:eastAsia="Times New Roman" w:hAnsi="Cambria" w:cs="Times New Roman"/>
-          <w:b/>
-          <w:bCs/>
-          <w:spacing w:val="1"/>
-          <w:sz w:val="19"/>
-          <w:szCs w:val="19"/>
-        </w:rPr>
-        <w:t xml:space="preserve">             </w:t>
-      </w:r>
-      <w:r>
-        <w:rPr>
-          <w:rFonts w:ascii="Cambria" w:eastAsia="Times New Roman" w:hAnsi="Cambria" w:cs="Times New Roman"/>
-          <w:b/>
-          <w:bCs/>
-          <w:sz w:val="19"/>
-          <w:szCs w:val="19"/>
-        </w:rPr>
-        <w:t>Dec 2022</w:t>
-      </w:r>
-    </w:p>
-    <w:p>
-      <w:pPr>
-        <w:pStyle w:val="ListParagraph"/>
-        <w:numPr>
-          <w:ilvl w:val="0"/>
-          <w:numId w:val="4"/>
-        </w:numPr>
-        <w:tabs>
-          <w:tab w:val="left" w:pos="8240"/>
-          <w:tab w:val="left" w:pos="9523"/>
-        </w:tabs>
-        <w:spacing w:before="34" w:after="0" w:line="240" w:lineRule="auto"/>
-        <w:ind w:right="-20"/>
-        <w:rPr>
-          <w:rFonts w:ascii="Cambria" w:eastAsia="Times New Roman" w:hAnsi="Cambria" w:cs="Times New Roman"/>
-          <w:spacing w:val="1"/>
-          <w:sz w:val="19"/>
-          <w:szCs w:val="19"/>
-        </w:rPr>
-      </w:pPr>
-      <w:r>
-        <w:rPr>
-          <w:rFonts w:ascii="Cambria" w:eastAsia="Times New Roman" w:hAnsi="Cambria" w:cs="Times New Roman"/>
-          <w:spacing w:val="1"/>
-          <w:sz w:val="19"/>
-          <w:szCs w:val="19"/>
-        </w:rPr>
-        <w:t>S</w:t>
-      </w:r>
-      <w:r>
-        <w:rPr>
-          <w:rFonts w:ascii="Cambria" w:eastAsia="Times New Roman" w:hAnsi="Cambria" w:cs="Times New Roman"/>
-          <w:spacing w:val="1"/>
-          <w:sz w:val="19"/>
-          <w:szCs w:val="19"/>
-        </w:rPr>
-        <w:t>upport</w:t>
-      </w:r>
-      <w:r>
-        <w:rPr>
-          <w:rFonts w:ascii="Cambria" w:eastAsia="Times New Roman" w:hAnsi="Cambria" w:cs="Times New Roman"/>
-          <w:spacing w:val="1"/>
-          <w:sz w:val="19"/>
-          <w:szCs w:val="19"/>
-        </w:rPr>
-        <w:t>ed</w:t>
-      </w:r>
-      <w:r>
-        <w:rPr>
-          <w:rFonts w:ascii="Cambria" w:eastAsia="Times New Roman" w:hAnsi="Cambria" w:cs="Times New Roman"/>
-          <w:spacing w:val="1"/>
-          <w:sz w:val="19"/>
-          <w:szCs w:val="19"/>
-        </w:rPr>
-        <w:t xml:space="preserve"> the conference’s </w:t>
-      </w:r>
-      <w:r>
-        <w:rPr>
-          <w:rFonts w:ascii="Cambria" w:eastAsia="Times New Roman" w:hAnsi="Cambria" w:cs="Times New Roman"/>
-          <w:spacing w:val="1"/>
-          <w:sz w:val="19"/>
-          <w:szCs w:val="19"/>
-        </w:rPr>
-        <w:t>events</w:t>
-      </w:r>
-      <w:r>
-        <w:rPr>
-          <w:rFonts w:ascii="Cambria" w:eastAsia="Times New Roman" w:hAnsi="Cambria" w:cs="Times New Roman"/>
-          <w:spacing w:val="1"/>
-          <w:sz w:val="19"/>
-          <w:szCs w:val="19"/>
-        </w:rPr>
-        <w:t xml:space="preserve"> like the Computer Animation Festival</w:t>
-      </w:r>
-      <w:r>
-        <w:rPr>
-          <w:rFonts w:ascii="Cambria" w:eastAsia="Times New Roman" w:hAnsi="Cambria" w:cs="Times New Roman"/>
-          <w:spacing w:val="1"/>
-          <w:sz w:val="19"/>
-          <w:szCs w:val="19"/>
-        </w:rPr>
-        <w:t xml:space="preserve"> &amp; </w:t>
-      </w:r>
-      <w:r>
-        <w:rPr>
-          <w:rFonts w:ascii="Cambria" w:eastAsia="Times New Roman" w:hAnsi="Cambria" w:cs="Times New Roman"/>
-          <w:spacing w:val="1"/>
-          <w:sz w:val="19"/>
-          <w:szCs w:val="19"/>
-        </w:rPr>
-        <w:t>Emerging Technologies</w:t>
-      </w:r>
-      <w:r>
-        <w:rPr>
-          <w:rFonts w:ascii="Cambria" w:eastAsia="Times New Roman" w:hAnsi="Cambria" w:cs="Times New Roman"/>
-          <w:spacing w:val="1"/>
-          <w:sz w:val="19"/>
-          <w:szCs w:val="19"/>
-        </w:rPr>
-        <w:t xml:space="preserve"> exhibition.</w:t>
-      </w:r>
-    </w:p>
-    <w:p>
-      <w:pPr>
-        <w:tabs>
-          <w:tab w:val="left" w:pos="8240"/>
-          <w:tab w:val="left" w:pos="9523"/>
-        </w:tabs>
-        <w:spacing w:before="34" w:after="0" w:line="240" w:lineRule="auto"/>
-        <w:ind w:right="-20"/>
-        <w:rPr>
-          <w:rFonts w:ascii="Cambria" w:eastAsia="Times New Roman" w:hAnsi="Cambria" w:cs="Times New Roman"/>
-          <w:b/>
-          <w:bCs/>
-          <w:sz w:val="19"/>
-          <w:szCs w:val="19"/>
-        </w:rPr>
-      </w:pPr>
-      <w:r>
-        <w:rPr>
-          <w:rFonts w:ascii="Cambria" w:eastAsia="Times New Roman" w:hAnsi="Cambria" w:cs="Times New Roman"/>
-          <w:b/>
-          <w:bCs/>
-          <w:spacing w:val="1"/>
-          <w:sz w:val="19"/>
-          <w:szCs w:val="19"/>
-        </w:rPr>
-        <w:t xml:space="preserve">Marketing </w:t>
-      </w:r>
-      <w:r>
-        <w:rPr>
-          <w:rFonts w:ascii="Cambria" w:eastAsia="Times New Roman" w:hAnsi="Cambria" w:cs="Times New Roman"/>
-          <w:b/>
-          <w:bCs/>
-          <w:spacing w:val="1"/>
-          <w:sz w:val="19"/>
-          <w:szCs w:val="19"/>
-        </w:rPr>
-        <w:t xml:space="preserve">&amp; Design </w:t>
-      </w:r>
-      <w:r>
-        <w:rPr>
-          <w:rFonts w:ascii="Cambria" w:eastAsia="Times New Roman" w:hAnsi="Cambria" w:cs="Times New Roman"/>
-          <w:b/>
-          <w:bCs/>
-          <w:spacing w:val="1"/>
-          <w:sz w:val="19"/>
-          <w:szCs w:val="19"/>
-        </w:rPr>
-        <w:t>Team Lead</w:t>
-      </w:r>
-      <w:r>
-        <w:rPr>
-          <w:rFonts w:ascii="Cambria" w:eastAsia="Times New Roman" w:hAnsi="Cambria" w:cs="Times New Roman"/>
-          <w:b/>
-          <w:bCs/>
-          <w:spacing w:val="1"/>
-          <w:sz w:val="19"/>
-          <w:szCs w:val="19"/>
-        </w:rPr>
-        <w:t xml:space="preserve">, </w:t>
-      </w:r>
-      <w:proofErr w:type="spellStart"/>
-      <w:r>
-        <w:rPr>
-          <w:rFonts w:ascii="Cambria" w:eastAsia="Times New Roman" w:hAnsi="Cambria" w:cs="Times New Roman"/>
-          <w:b/>
-          <w:bCs/>
-          <w:spacing w:val="1"/>
-          <w:sz w:val="19"/>
-          <w:szCs w:val="19"/>
-        </w:rPr>
-        <w:t>DandyHacks</w:t>
-      </w:r>
-      <w:proofErr w:type="spellEnd"/>
-      <w:r>
-        <w:rPr>
-          <w:rFonts w:ascii="Cambria" w:eastAsia="Times New Roman" w:hAnsi="Cambria" w:cs="Times New Roman"/>
-          <w:b/>
-          <w:bCs/>
-          <w:spacing w:val="1"/>
-          <w:sz w:val="19"/>
-          <w:szCs w:val="19"/>
-        </w:rPr>
-        <w:t xml:space="preserve"> </w:t>
-      </w:r>
-      <w:r>
-        <w:rPr>
-          <w:rFonts w:ascii="Cambria" w:eastAsia="Times New Roman" w:hAnsi="Cambria" w:cs="Times New Roman"/>
-          <w:b/>
-          <w:bCs/>
-          <w:spacing w:val="1"/>
-          <w:sz w:val="19"/>
-          <w:szCs w:val="19"/>
-        </w:rPr>
-        <w:t xml:space="preserve">Hackathon </w:t>
-      </w:r>
-      <w:r>
-        <w:rPr>
-          <w:rFonts w:ascii="Cambria" w:eastAsia="Times New Roman" w:hAnsi="Cambria" w:cs="Times New Roman"/>
-          <w:b/>
-          <w:bCs/>
-          <w:spacing w:val="1"/>
-          <w:sz w:val="19"/>
-          <w:szCs w:val="19"/>
-        </w:rPr>
-        <w:t>2022</w:t>
-      </w:r>
-      <w:r>
-        <w:rPr>
-          <w:rFonts w:ascii="Cambria" w:eastAsia="Times New Roman" w:hAnsi="Cambria" w:cs="Times New Roman"/>
-          <w:b/>
-          <w:bCs/>
-          <w:spacing w:val="1"/>
-          <w:sz w:val="19"/>
-          <w:szCs w:val="19"/>
-        </w:rPr>
-        <w:t xml:space="preserve">, </w:t>
-      </w:r>
-      <w:r>
-        <w:rPr>
-          <w:rFonts w:ascii="Cambria" w:eastAsia="Times New Roman" w:hAnsi="Cambria" w:cs="Times New Roman"/>
-          <w:i/>
-          <w:iCs/>
-          <w:spacing w:val="1"/>
-          <w:sz w:val="19"/>
-          <w:szCs w:val="19"/>
-        </w:rPr>
-        <w:t>Rochester, USA</w:t>
-      </w:r>
-      <w:r>
-        <w:rPr>
-          <w:rFonts w:ascii="Cambria" w:eastAsia="Times New Roman" w:hAnsi="Cambria" w:cs="Times New Roman"/>
-          <w:b/>
-          <w:bCs/>
-          <w:spacing w:val="1"/>
-          <w:sz w:val="19"/>
-          <w:szCs w:val="19"/>
-        </w:rPr>
-        <w:t xml:space="preserve">                                             </w:t>
-      </w:r>
-      <w:r>
-        <w:rPr>
-          <w:rFonts w:ascii="Cambria" w:eastAsia="Times New Roman" w:hAnsi="Cambria" w:cs="Times New Roman"/>
-          <w:b/>
-          <w:bCs/>
-          <w:spacing w:val="1"/>
-          <w:sz w:val="19"/>
-          <w:szCs w:val="19"/>
-        </w:rPr>
-        <w:t xml:space="preserve">             </w:t>
-      </w:r>
-      <w:r>
-        <w:rPr>
-          <w:rFonts w:ascii="Cambria" w:eastAsia="Times New Roman" w:hAnsi="Cambria" w:cs="Times New Roman"/>
-          <w:b/>
-          <w:bCs/>
-          <w:spacing w:val="1"/>
-          <w:sz w:val="19"/>
-          <w:szCs w:val="19"/>
-        </w:rPr>
-        <w:t xml:space="preserve"> </w:t>
-      </w:r>
-      <w:r>
-        <w:rPr>
-          <w:rFonts w:ascii="Cambria" w:eastAsia="Times New Roman" w:hAnsi="Cambria" w:cs="Times New Roman"/>
-          <w:b/>
-          <w:bCs/>
-          <w:sz w:val="19"/>
-          <w:szCs w:val="19"/>
-        </w:rPr>
-        <w:t xml:space="preserve">Mar </w:t>
-      </w:r>
-      <w:r>
-        <w:rPr>
-          <w:rFonts w:ascii="Cambria" w:eastAsia="Times New Roman" w:hAnsi="Cambria" w:cs="Times New Roman"/>
-          <w:b/>
-          <w:bCs/>
-          <w:sz w:val="19"/>
-          <w:szCs w:val="19"/>
-        </w:rPr>
-        <w:t>202</w:t>
-      </w:r>
-      <w:r>
-        <w:rPr>
-          <w:rFonts w:ascii="Cambria" w:eastAsia="Times New Roman" w:hAnsi="Cambria" w:cs="Times New Roman"/>
-          <w:b/>
-          <w:bCs/>
-          <w:sz w:val="19"/>
-          <w:szCs w:val="19"/>
-        </w:rPr>
-        <w:t xml:space="preserve">2 </w:t>
-      </w:r>
-      <w:r>
-        <w:rPr>
-          <w:rFonts w:ascii="Cambria" w:eastAsia="Times New Roman" w:hAnsi="Cambria" w:cs="Times New Roman"/>
-          <w:b/>
-          <w:bCs/>
-          <w:sz w:val="19"/>
-          <w:szCs w:val="19"/>
-        </w:rPr>
-        <w:t>–</w:t>
-      </w:r>
-      <w:r>
-        <w:rPr>
-          <w:rFonts w:ascii="Cambria" w:eastAsia="Times New Roman" w:hAnsi="Cambria" w:cs="Times New Roman"/>
-          <w:b/>
-          <w:bCs/>
-          <w:sz w:val="19"/>
-          <w:szCs w:val="19"/>
-        </w:rPr>
-        <w:t xml:space="preserve"> </w:t>
-      </w:r>
-      <w:r>
-        <w:rPr>
-          <w:rFonts w:ascii="Cambria" w:eastAsia="Times New Roman" w:hAnsi="Cambria" w:cs="Times New Roman"/>
-          <w:b/>
-          <w:bCs/>
-          <w:sz w:val="19"/>
-          <w:szCs w:val="19"/>
-        </w:rPr>
-        <w:t>Nov 2022</w:t>
-      </w:r>
-    </w:p>
-    <w:p>
-      <w:pPr>
-        <w:pStyle w:val="ListParagraph"/>
-        <w:numPr>
-          <w:ilvl w:val="0"/>
-          <w:numId w:val="9"/>
-        </w:numPr>
-        <w:tabs>
-          <w:tab w:val="left" w:pos="8240"/>
-          <w:tab w:val="left" w:pos="9523"/>
-        </w:tabs>
-        <w:spacing w:before="34" w:after="0" w:line="240" w:lineRule="auto"/>
-        <w:ind w:right="-20"/>
-        <w:rPr>
-          <w:rFonts w:ascii="Cambria" w:eastAsia="Times New Roman" w:hAnsi="Cambria" w:cs="Times New Roman"/>
-          <w:spacing w:val="1"/>
-          <w:sz w:val="19"/>
-          <w:szCs w:val="19"/>
-        </w:rPr>
-      </w:pPr>
-      <w:r>
-        <w:rPr>
-          <w:rFonts w:ascii="Cambria" w:eastAsia="Times New Roman" w:hAnsi="Cambria" w:cs="Times New Roman"/>
-          <w:spacing w:val="1"/>
-          <w:sz w:val="19"/>
-          <w:szCs w:val="19"/>
-        </w:rPr>
-        <w:t>Led a team of 4</w:t>
-      </w:r>
-      <w:r>
-        <w:rPr>
-          <w:rFonts w:ascii="Cambria" w:eastAsia="Times New Roman" w:hAnsi="Cambria" w:cs="Times New Roman"/>
-          <w:spacing w:val="1"/>
-          <w:sz w:val="19"/>
-          <w:szCs w:val="19"/>
-        </w:rPr>
-        <w:t xml:space="preserve">, and increased </w:t>
-      </w:r>
-      <w:r>
-        <w:rPr>
-          <w:rFonts w:ascii="Cambria" w:eastAsia="Times New Roman" w:hAnsi="Cambria" w:cs="Times New Roman"/>
-          <w:spacing w:val="1"/>
-          <w:sz w:val="19"/>
-          <w:szCs w:val="19"/>
-        </w:rPr>
-        <w:t>participation by 60% and project submissions by 277% via strategic design &amp; outreach.</w:t>
-      </w:r>
-    </w:p>
-    <w:p>
-      <w:pPr>
-        <w:tabs>
-          <w:tab w:val="left" w:pos="8240"/>
-          <w:tab w:val="left" w:pos="9523"/>
-        </w:tabs>
-        <w:spacing w:before="34" w:after="0" w:line="240" w:lineRule="auto"/>
-        <w:ind w:right="-20"/>
-        <w:rPr>
-          <w:rFonts w:ascii="Cambria" w:eastAsia="Times New Roman" w:hAnsi="Cambria" w:cs="Times New Roman"/>
-          <w:spacing w:val="1"/>
-          <w:sz w:val="4"/>
-          <w:szCs w:val="4"/>
-        </w:rPr>
-      </w:pPr>
-    </w:p>
-    <w:p>
-      <w:pPr>
-        <w:pBdr>
-          <w:bottom w:val="single" w:sz="12" w:space="1" w:color="auto"/>
-        </w:pBdr>
-        <w:spacing w:after="0" w:line="240" w:lineRule="auto"/>
-        <w:ind w:right="-20"/>
-        <w:rPr>
-          <w:rFonts w:ascii="Cambria" w:eastAsia="Times New Roman" w:hAnsi="Cambria" w:cs="Times New Roman"/>
-          <w:b/>
-          <w:bCs/>
           <w:position w:val="-1"/>
           <w:sz w:val="18"/>
           <w:szCs w:val="18"/>
@@ -5342,23 +4510,13 @@
         </w:rPr>
         <w:t xml:space="preserve">WGSL, </w:t>
       </w:r>
-      <w:proofErr w:type="spellStart"/>
-      <w:r>
-        <w:rPr>
-          <w:rFonts w:ascii="Cambria" w:eastAsia="Times New Roman" w:hAnsi="Cambria" w:cs="Times New Roman"/>
-          <w:sz w:val="19"/>
-          <w:szCs w:val="19"/>
-        </w:rPr>
-        <w:t>WebGPU</w:t>
-      </w:r>
-      <w:proofErr w:type="spellEnd"/>
-      <w:r>
-        <w:rPr>
-          <w:rFonts w:ascii="Cambria" w:eastAsia="Times New Roman" w:hAnsi="Cambria" w:cs="Times New Roman"/>
-          <w:sz w:val="19"/>
-          <w:szCs w:val="19"/>
-        </w:rPr>
-        <w:t>, OpenGL</w:t>
+      <w:r>
+        <w:rPr>
+          <w:rFonts w:ascii="Cambria" w:eastAsia="Times New Roman" w:hAnsi="Cambria" w:cs="Times New Roman"/>
+          <w:sz w:val="19"/>
+          <w:szCs w:val="19"/>
+        </w:rPr>
+        <w:t>WebGPU, OpenGL</w:t>
       </w:r>
       <w:r>
         <w:rPr>
@@ -5376,7 +4534,6 @@
         </w:rPr>
         <w:t xml:space="preserve"> Bash, GIT, </w:t>
       </w:r>
-      <w:proofErr w:type="spellStart"/>
       <w:r>
         <w:rPr>
           <w:rFonts w:ascii="Cambria" w:eastAsia="Times New Roman" w:hAnsi="Cambria" w:cs="Times New Roman"/>
@@ -5391,16 +4548,7 @@
           <w:sz w:val="19"/>
           <w:szCs w:val="19"/>
         </w:rPr>
-        <w:t>umpy</w:t>
-      </w:r>
-      <w:proofErr w:type="spellEnd"/>
-      <w:r>
-        <w:rPr>
-          <w:rFonts w:ascii="Cambria" w:eastAsia="Times New Roman" w:hAnsi="Cambria" w:cs="Times New Roman"/>
-          <w:sz w:val="19"/>
-          <w:szCs w:val="19"/>
-        </w:rPr>
-        <w:t xml:space="preserve">, </w:t>
+        <w:t xml:space="preserve">umpy, </w:t>
       </w:r>
       <w:r>
         <w:rPr>
@@ -5432,27 +4580,8 @@
           <w:sz w:val="19"/>
           <w:szCs w:val="19"/>
         </w:rPr>
-        <w:t xml:space="preserve">y, </w:t>
-      </w:r>
-      <w:proofErr w:type="spellStart"/>
-      <w:r>
-        <w:rPr>
-          <w:rFonts w:ascii="Cambria" w:eastAsia="Times New Roman" w:hAnsi="Cambria" w:cs="Times New Roman"/>
-          <w:sz w:val="19"/>
-          <w:szCs w:val="19"/>
-        </w:rPr>
-        <w:t>sklearn</w:t>
-      </w:r>
-      <w:proofErr w:type="spellEnd"/>
-      <w:r>
-        <w:rPr>
-          <w:rFonts w:ascii="Cambria" w:eastAsia="Times New Roman" w:hAnsi="Cambria" w:cs="Times New Roman"/>
-          <w:sz w:val="19"/>
-          <w:szCs w:val="19"/>
-        </w:rPr>
-        <w:t xml:space="preserve">, </w:t>
-      </w:r>
-      <w:proofErr w:type="spellStart"/>
+        <w:t xml:space="preserve">y, sklearn, </w:t>
+      </w:r>
       <w:r>
         <w:rPr>
           <w:rFonts w:ascii="Cambria" w:eastAsia="Times New Roman" w:hAnsi="Cambria" w:cs="Times New Roman"/>
@@ -5485,7 +4614,6 @@
         </w:rPr>
         <w:t>orch</w:t>
       </w:r>
-      <w:proofErr w:type="spellEnd"/>
     </w:p>
     <w:p>
       <w:pPr>
@@ -5636,7 +4764,6 @@
           <w:sz w:val="19"/>
           <w:szCs w:val="19"/>
         </w:rPr>
-        <w:lastRenderedPageBreak/>
         <w:t>Native</w:t>
       </w:r>
       <w:r>
@@ -5765,7 +4892,6 @@
         <w:szCs w:val="30"/>
       </w:rPr>
     </w:pPr>
-    <w:proofErr w:type="spellStart"/>
     <w:r>
       <w:rPr>
         <w:rFonts w:ascii="Cambria" w:hAnsi="Cambria"/>
@@ -5775,33 +4901,8 @@
         <w:sz w:val="30"/>
         <w:szCs w:val="30"/>
       </w:rPr>
-      <w:t>Besmelh</w:t>
+      <w:t>Besmelh Alshaalan</w:t>
     </w:r>
-    <w:proofErr w:type="spellEnd"/>
-    <w:r>
-      <w:rPr>
-        <w:rFonts w:ascii="Cambria" w:hAnsi="Cambria"/>
-        <w:b/>
-        <w:bCs/>
-        <w:color w:val="000000" w:themeColor="text1"/>
-        <w:sz w:val="30"/>
-        <w:szCs w:val="30"/>
-      </w:rPr>
-      <w:t xml:space="preserve"> </w:t>
-    </w:r>
-    <w:proofErr w:type="spellStart"/>
-    <w:r>
-      <w:rPr>
-        <w:rFonts w:ascii="Cambria" w:hAnsi="Cambria"/>
-        <w:b/>
-        <w:bCs/>
-        <w:color w:val="000000" w:themeColor="text1"/>
-        <w:sz w:val="30"/>
-        <w:szCs w:val="30"/>
-      </w:rPr>
-      <w:t>Alshaalan</w:t>
-    </w:r>
-    <w:proofErr w:type="spellEnd"/>
   </w:p>
   <w:p>
     <w:pPr>
@@ -5877,20 +4978,8 @@
         <w:szCs w:val="18"/>
         <w:u w:val="single"/>
       </w:rPr>
-      <w:t>github.com/</w:t>
+      <w:t>github.com/besmelh</w:t>
     </w:r>
-    <w:proofErr w:type="spellStart"/>
-    <w:r>
-      <w:rPr>
-        <w:rFonts w:ascii="Cambria" w:hAnsi="Cambria"/>
-        <w:color w:val="000000" w:themeColor="text1"/>
-        <w:sz w:val="18"/>
-        <w:szCs w:val="18"/>
-        <w:u w:val="single"/>
-      </w:rPr>
-      <w:t>besmelh</w:t>
-    </w:r>
-    <w:proofErr w:type="spellEnd"/>
     <w:r>
       <w:rPr>
         <w:rFonts w:ascii="Cambria" w:hAnsi="Cambria"/>
@@ -11664,7 +10753,7 @@
   <w:style w:type="paragraph" w:default="1" w:styleId="Normal">
     <w:name w:val="Normal"/>
     <w:qFormat/>
-    <w:rsid w:val="0023102B"/>
+    <w:rsid w:val="00403005"/>
   </w:style>
   <w:style w:type="paragraph" w:styleId="Heading1">
     <w:name w:val="heading 1"/>
@@ -11690,6 +10779,7 @@
   <w:style w:type="character" w:default="1" w:styleId="DefaultParagraphFont">
     <w:name w:val="Default Paragraph Font"/>
     <w:uiPriority w:val="1"/>
+    <w:semiHidden/>
     <w:unhideWhenUsed/>
   </w:style>
   <w:style w:type="table" w:default="1" w:styleId="TableNormal">

--- a/BesmelhAlshaalan_Resume.docx
+++ b/BesmelhAlshaalan_Resume.docx
@@ -240,6 +240,14 @@
           <w:sz w:val="20"/>
           <w:szCs w:val="20"/>
         </w:rPr>
+        <w:t>resume</w:t>
+      </w:r>
+      <w:r>
+        <w:rPr>
+          <w:rFonts w:ascii="Cambria" w:eastAsia="Times New Roman" w:hAnsi="Cambria" w:cs="Times New Roman"/>
+          <w:sz w:val="20"/>
+          <w:szCs w:val="20"/>
+        </w:rPr>
         <w:t xml:space="preserve"> </w:t>
       </w:r>
     </w:p>
@@ -299,7 +307,27 @@
           <w:sz w:val="19"/>
           <w:szCs w:val="19"/>
         </w:rPr>
-        <w:t>Skilled in graphics, VR, and game development using Unity, Unreal Engine, and WebGPU, with additional experience in React.</w:t>
+        <w:t xml:space="preserve">Skilled in graphics, VR, and game development using Unity, Unreal Engine, and </w:t>
+      </w:r>
+      <w:proofErr w:type="spellStart"/>
+      <w:r>
+        <w:rPr>
+          <w:rFonts w:ascii="Cambria" w:eastAsia="Times New Roman" w:hAnsi="Cambria" w:cs="Times New Roman"/>
+          <w:iCs/>
+          <w:sz w:val="19"/>
+          <w:szCs w:val="19"/>
+        </w:rPr>
+        <w:t>WebGPU</w:t>
+      </w:r>
+      <w:proofErr w:type="spellEnd"/>
+      <w:r>
+        <w:rPr>
+          <w:rFonts w:ascii="Cambria" w:eastAsia="Times New Roman" w:hAnsi="Cambria" w:cs="Times New Roman"/>
+          <w:iCs/>
+          <w:sz w:val="19"/>
+          <w:szCs w:val="19"/>
+        </w:rPr>
+        <w:t>, with additional experience in React.</w:t>
       </w:r>
     </w:p>
     <w:p>
@@ -524,6 +552,7 @@
         </w:rPr>
         <w:t xml:space="preserve">                      </w:t>
       </w:r>
+      <w:proofErr w:type="spellStart"/>
       <w:r>
         <w:rPr>
           <w:rFonts w:ascii="Cambria" w:eastAsia="Times New Roman" w:hAnsi="Cambria" w:cs="Times New Roman"/>
@@ -532,7 +561,18 @@
           <w:sz w:val="19"/>
           <w:szCs w:val="19"/>
         </w:rPr>
-        <w:t>Thuwal, KSA</w:t>
+        <w:t>Thuwal</w:t>
+      </w:r>
+      <w:proofErr w:type="spellEnd"/>
+      <w:r>
+        <w:rPr>
+          <w:rFonts w:ascii="Cambria" w:eastAsia="Times New Roman" w:hAnsi="Cambria" w:cs="Times New Roman"/>
+          <w:i/>
+          <w:spacing w:val="-2"/>
+          <w:sz w:val="19"/>
+          <w:szCs w:val="19"/>
+        </w:rPr>
+        <w:t>, KSA</w:t>
       </w:r>
     </w:p>
     <w:p>
@@ -550,6 +590,7 @@
           <w:szCs w:val="19"/>
         </w:rPr>
       </w:pPr>
+      <w:proofErr w:type="gramStart"/>
       <w:r>
         <w:rPr>
           <w:rFonts w:ascii="Cambria" w:eastAsia="Times New Roman" w:hAnsi="Cambria" w:cs="Times New Roman"/>
@@ -601,6 +642,7 @@
         </w:rPr>
         <w:t>in Computer Science</w:t>
       </w:r>
+      <w:proofErr w:type="gramEnd"/>
       <w:r>
         <w:rPr>
           <w:rFonts w:ascii="Cambria" w:eastAsia="Times New Roman" w:hAnsi="Cambria" w:cs="Times New Roman"/>
@@ -1003,6 +1045,7 @@
         </w:rPr>
         <w:t xml:space="preserve">  </w:t>
       </w:r>
+      <w:proofErr w:type="spellStart"/>
       <w:r>
         <w:rPr>
           <w:rFonts w:ascii="Cambria" w:eastAsia="Times New Roman" w:hAnsi="Cambria" w:cs="Times New Roman"/>
@@ -1011,7 +1054,18 @@
           <w:sz w:val="19"/>
           <w:szCs w:val="19"/>
         </w:rPr>
-        <w:t>Rochester, NY</w:t>
+        <w:t>Rochester</w:t>
+      </w:r>
+      <w:proofErr w:type="spellEnd"/>
+      <w:r>
+        <w:rPr>
+          <w:rFonts w:ascii="Cambria" w:eastAsia="Times New Roman" w:hAnsi="Cambria" w:cs="Times New Roman"/>
+          <w:i/>
+          <w:spacing w:val="-2"/>
+          <w:sz w:val="19"/>
+          <w:szCs w:val="19"/>
+        </w:rPr>
+        <w:t>, NY</w:t>
       </w:r>
       <w:r>
         <w:rPr>
@@ -1500,23 +1554,22 @@
           <w:rFonts w:ascii="Cambria" w:eastAsia="Times New Roman" w:hAnsi="Cambria" w:cs="Times New Roman"/>
           <w:b/>
           <w:bCs/>
-          <w:iCs/>
           <w:spacing w:val="-1"/>
           <w:sz w:val="19"/>
           <w:szCs w:val="19"/>
         </w:rPr>
-        <w:t xml:space="preserve"> Intern</w:t>
-      </w:r>
-      <w:r>
-        <w:rPr>
-          <w:rFonts w:ascii="Cambria" w:eastAsia="Times New Roman" w:hAnsi="Cambria" w:cs="Times New Roman"/>
-          <w:b/>
-          <w:bCs/>
+        <w:t xml:space="preserve">, Accenture, </w:t>
+      </w:r>
+      <w:r>
+        <w:rPr>
+          <w:rFonts w:ascii="Cambria" w:eastAsia="Times New Roman" w:hAnsi="Cambria" w:cs="Times New Roman"/>
+          <w:i/>
+          <w:iCs/>
           <w:spacing w:val="-1"/>
           <w:sz w:val="19"/>
           <w:szCs w:val="19"/>
         </w:rPr>
-        <w:t xml:space="preserve">, Accenture, </w:t>
+        <w:t>Riyadh</w:t>
       </w:r>
       <w:r>
         <w:rPr>
@@ -1527,18 +1580,18 @@
           <w:sz w:val="19"/>
           <w:szCs w:val="19"/>
         </w:rPr>
-        <w:t>Riyadh</w:t>
-      </w:r>
-      <w:r>
-        <w:rPr>
-          <w:rFonts w:ascii="Cambria" w:eastAsia="Times New Roman" w:hAnsi="Cambria" w:cs="Times New Roman"/>
-          <w:i/>
-          <w:iCs/>
+        <w:t>, Saudi Arabia</w:t>
+      </w:r>
+      <w:r>
+        <w:rPr>
+          <w:rFonts w:ascii="Cambria" w:eastAsia="Times New Roman" w:hAnsi="Cambria" w:cs="Times New Roman"/>
+          <w:b/>
+          <w:bCs/>
           <w:spacing w:val="-1"/>
           <w:sz w:val="19"/>
           <w:szCs w:val="19"/>
         </w:rPr>
-        <w:t>, Saudi Arabia</w:t>
+        <w:t xml:space="preserve">                                  </w:t>
       </w:r>
       <w:r>
         <w:rPr>
@@ -1549,7 +1602,7 @@
           <w:sz w:val="19"/>
           <w:szCs w:val="19"/>
         </w:rPr>
-        <w:t xml:space="preserve">                                  </w:t>
+        <w:t xml:space="preserve">          </w:t>
       </w:r>
       <w:r>
         <w:rPr>
@@ -1560,7 +1613,7 @@
           <w:sz w:val="19"/>
           <w:szCs w:val="19"/>
         </w:rPr>
-        <w:t xml:space="preserve">          </w:t>
+        <w:t xml:space="preserve"> </w:t>
       </w:r>
       <w:r>
         <w:rPr>
@@ -1632,7 +1685,7 @@
           <w:sz w:val="19"/>
           <w:szCs w:val="19"/>
         </w:rPr>
-        <w:t>Sep</w:t>
+        <w:t>Oct</w:t>
       </w:r>
       <w:r>
         <w:rPr>
@@ -1681,192 +1734,16 @@
           <w:sz w:val="19"/>
           <w:szCs w:val="19"/>
         </w:rPr>
-        <w:t>Selected for Accenture's Graduate Development Program to work on real-world cloud-native software projects using Agile methodologies, with hands-on exposure to AWS, Azure, and GCP.</w:t>
-      </w:r>
-    </w:p>
-    <w:p>
-      <w:pPr>
-        <w:tabs>
-          <w:tab w:val="left" w:pos="8240"/>
-        </w:tabs>
-        <w:spacing w:before="34" w:after="0" w:line="240" w:lineRule="auto"/>
-        <w:ind w:right="-20"/>
-        <w:rPr>
-          <w:rFonts w:ascii="Cambria" w:eastAsia="Times New Roman" w:hAnsi="Cambria" w:cs="Times New Roman"/>
-          <w:iCs/>
-          <w:sz w:val="19"/>
-          <w:szCs w:val="19"/>
-        </w:rPr>
-      </w:pPr>
-      <w:r>
-        <w:rPr>
-          <w:rFonts w:ascii="Cambria" w:eastAsia="Times New Roman" w:hAnsi="Cambria" w:cs="Times New Roman"/>
-          <w:b/>
-          <w:bCs/>
-          <w:iCs/>
-          <w:spacing w:val="-1"/>
-          <w:sz w:val="19"/>
-          <w:szCs w:val="19"/>
-        </w:rPr>
-        <w:t>VR Game Development Intern</w:t>
-      </w:r>
-      <w:r>
-        <w:rPr>
-          <w:rFonts w:ascii="Cambria" w:eastAsia="Times New Roman" w:hAnsi="Cambria" w:cs="Times New Roman"/>
-          <w:b/>
-          <w:bCs/>
-          <w:spacing w:val="-1"/>
-          <w:sz w:val="19"/>
-          <w:szCs w:val="19"/>
-        </w:rPr>
-        <w:t xml:space="preserve">, </w:t>
-      </w:r>
-      <w:r>
-        <w:rPr>
-          <w:rFonts w:ascii="Cambria" w:eastAsia="Times New Roman" w:hAnsi="Cambria" w:cs="Times New Roman"/>
-          <w:b/>
-          <w:bCs/>
-          <w:spacing w:val="-1"/>
-          <w:sz w:val="19"/>
-          <w:szCs w:val="19"/>
-        </w:rPr>
-        <w:t>Saudi Aramco</w:t>
-      </w:r>
-      <w:r>
-        <w:rPr>
-          <w:rFonts w:ascii="Cambria" w:eastAsia="Times New Roman" w:hAnsi="Cambria" w:cs="Times New Roman"/>
-          <w:b/>
-          <w:bCs/>
-          <w:spacing w:val="-1"/>
-          <w:sz w:val="19"/>
-          <w:szCs w:val="19"/>
-        </w:rPr>
-        <w:t xml:space="preserve">, </w:t>
-      </w:r>
-      <w:r>
-        <w:rPr>
-          <w:rFonts w:ascii="Cambria" w:eastAsia="Times New Roman" w:hAnsi="Cambria" w:cs="Times New Roman"/>
-          <w:i/>
-          <w:iCs/>
-          <w:spacing w:val="-1"/>
-          <w:sz w:val="19"/>
-          <w:szCs w:val="19"/>
-        </w:rPr>
-        <w:t>Dhahran</w:t>
-      </w:r>
-      <w:r>
-        <w:rPr>
-          <w:rFonts w:ascii="Cambria" w:eastAsia="Times New Roman" w:hAnsi="Cambria" w:cs="Times New Roman"/>
-          <w:i/>
-          <w:iCs/>
-          <w:spacing w:val="-1"/>
-          <w:sz w:val="19"/>
-          <w:szCs w:val="19"/>
-        </w:rPr>
-        <w:t>, Saudi Arabia</w:t>
-      </w:r>
-      <w:r>
-        <w:rPr>
-          <w:rFonts w:ascii="Cambria" w:eastAsia="Times New Roman" w:hAnsi="Cambria" w:cs="Times New Roman"/>
-          <w:b/>
-          <w:bCs/>
-          <w:spacing w:val="-1"/>
-          <w:sz w:val="19"/>
-          <w:szCs w:val="19"/>
-        </w:rPr>
-        <w:t xml:space="preserve">                                   </w:t>
-      </w:r>
-      <w:r>
-        <w:rPr>
-          <w:rFonts w:ascii="Cambria" w:eastAsia="Times New Roman" w:hAnsi="Cambria" w:cs="Times New Roman"/>
-          <w:b/>
-          <w:bCs/>
-          <w:spacing w:val="-1"/>
-          <w:sz w:val="19"/>
-          <w:szCs w:val="19"/>
-        </w:rPr>
-        <w:t xml:space="preserve">                                              </w:t>
-      </w:r>
-      <w:r>
-        <w:rPr>
-          <w:rFonts w:ascii="Cambria" w:eastAsia="Times New Roman" w:hAnsi="Cambria" w:cs="Times New Roman"/>
-          <w:b/>
-          <w:bCs/>
-          <w:spacing w:val="-1"/>
-          <w:sz w:val="19"/>
-          <w:szCs w:val="19"/>
-        </w:rPr>
-        <w:t xml:space="preserve">    </w:t>
-      </w:r>
-      <w:r>
-        <w:rPr>
-          <w:rFonts w:ascii="Cambria" w:eastAsia="Times New Roman" w:hAnsi="Cambria" w:cs="Times New Roman"/>
-          <w:b/>
-          <w:bCs/>
-          <w:sz w:val="19"/>
-          <w:szCs w:val="19"/>
-        </w:rPr>
-        <w:t>June</w:t>
-      </w:r>
-      <w:r>
-        <w:rPr>
-          <w:rFonts w:ascii="Cambria" w:eastAsia="Times New Roman" w:hAnsi="Cambria" w:cs="Times New Roman"/>
-          <w:b/>
-          <w:bCs/>
-          <w:sz w:val="19"/>
-          <w:szCs w:val="19"/>
-        </w:rPr>
-        <w:t xml:space="preserve"> 202</w:t>
-      </w:r>
-      <w:r>
-        <w:rPr>
-          <w:rFonts w:ascii="Cambria" w:eastAsia="Times New Roman" w:hAnsi="Cambria" w:cs="Times New Roman"/>
-          <w:b/>
-          <w:bCs/>
-          <w:sz w:val="19"/>
-          <w:szCs w:val="19"/>
-        </w:rPr>
-        <w:t>4</w:t>
-      </w:r>
-      <w:r>
-        <w:rPr>
-          <w:rFonts w:ascii="Cambria" w:eastAsia="Times New Roman" w:hAnsi="Cambria" w:cs="Times New Roman"/>
-          <w:b/>
-          <w:bCs/>
-          <w:sz w:val="19"/>
-          <w:szCs w:val="19"/>
-        </w:rPr>
-        <w:t xml:space="preserve"> – </w:t>
-      </w:r>
-      <w:r>
-        <w:rPr>
-          <w:rFonts w:ascii="Cambria" w:eastAsia="Times New Roman" w:hAnsi="Cambria" w:cs="Times New Roman"/>
-          <w:b/>
-          <w:bCs/>
-          <w:sz w:val="19"/>
-          <w:szCs w:val="19"/>
-        </w:rPr>
-        <w:t>Aug</w:t>
-      </w:r>
-      <w:r>
-        <w:rPr>
-          <w:rFonts w:ascii="Cambria" w:eastAsia="Times New Roman" w:hAnsi="Cambria" w:cs="Times New Roman"/>
-          <w:b/>
-          <w:bCs/>
-          <w:sz w:val="19"/>
-          <w:szCs w:val="19"/>
-        </w:rPr>
-        <w:t xml:space="preserve"> 202</w:t>
-      </w:r>
-      <w:r>
-        <w:rPr>
-          <w:rFonts w:ascii="Cambria" w:eastAsia="Times New Roman" w:hAnsi="Cambria" w:cs="Times New Roman"/>
-          <w:b/>
-          <w:bCs/>
-          <w:sz w:val="19"/>
-          <w:szCs w:val="19"/>
-        </w:rPr>
-        <w:t>4</w:t>
+        <w:t>Gaining hands-on experience in GCP and consulting skills through intensive training, certification prep, and client-aligned projects</w:t>
+      </w:r>
+      <w:r>
+        <w:rPr>
+          <w:rFonts w:ascii="Cambria" w:eastAsia="Times New Roman" w:hAnsi="Cambria"/>
+          <w:iCs/>
+          <w:sz w:val="19"/>
+          <w:szCs w:val="19"/>
+        </w:rPr>
+        <w:t>.</w:t>
       </w:r>
     </w:p>
     <w:p>
@@ -1882,38 +1759,205 @@
         <w:spacing w:before="34" w:after="0"/>
         <w:ind w:right="-20"/>
         <w:rPr>
-          <w:rFonts w:ascii="Cambria" w:eastAsia="Times New Roman" w:hAnsi="Cambria" w:cs="Times New Roman"/>
-          <w:iCs/>
-          <w:sz w:val="19"/>
-          <w:szCs w:val="19"/>
-        </w:rPr>
-      </w:pPr>
-      <w:r>
-        <w:rPr>
-          <w:rFonts w:ascii="Cambria" w:eastAsia="Times New Roman" w:hAnsi="Cambria" w:cs="Times New Roman"/>
-          <w:iCs/>
-          <w:sz w:val="19"/>
-          <w:szCs w:val="19"/>
-        </w:rPr>
-        <w:t xml:space="preserve">Conceptualized and prototyped educational oil exploration game using Figma, completing </w:t>
-      </w:r>
-      <w:r>
-        <w:rPr>
-          <w:rFonts w:ascii="Cambria" w:eastAsia="Times New Roman" w:hAnsi="Cambria" w:cs="Times New Roman"/>
-          <w:iCs/>
-          <w:sz w:val="19"/>
-          <w:szCs w:val="19"/>
-        </w:rPr>
-        <w:t>~</w:t>
-      </w:r>
-      <w:r>
-        <w:rPr>
-          <w:rFonts w:ascii="Cambria" w:eastAsia="Times New Roman" w:hAnsi="Cambria" w:cs="Times New Roman"/>
-          <w:iCs/>
-          <w:sz w:val="19"/>
-          <w:szCs w:val="19"/>
-        </w:rPr>
-        <w:t>30% of game development process.</w:t>
+          <w:rFonts w:ascii="Cambria" w:eastAsia="Times New Roman" w:hAnsi="Cambria"/>
+          <w:iCs/>
+          <w:sz w:val="19"/>
+          <w:szCs w:val="19"/>
+        </w:rPr>
+      </w:pPr>
+      <w:r>
+        <w:rPr>
+          <w:rFonts w:ascii="Cambria" w:eastAsia="Times New Roman" w:hAnsi="Cambria"/>
+          <w:iCs/>
+          <w:sz w:val="19"/>
+          <w:szCs w:val="19"/>
+        </w:rPr>
+        <w:t>Leading professional growth initiatives as Learning Chair, designing interactive class activities to build confidence and engagement.</w:t>
+      </w:r>
+    </w:p>
+    <w:p>
+      <w:pPr>
+        <w:tabs>
+          <w:tab w:val="left" w:pos="8240"/>
+        </w:tabs>
+        <w:spacing w:before="34" w:after="0" w:line="240" w:lineRule="auto"/>
+        <w:ind w:right="-20"/>
+        <w:rPr>
+          <w:rFonts w:ascii="Cambria" w:eastAsia="Times New Roman" w:hAnsi="Cambria" w:cs="Times New Roman"/>
+          <w:iCs/>
+          <w:sz w:val="19"/>
+          <w:szCs w:val="19"/>
+        </w:rPr>
+      </w:pPr>
+      <w:r>
+        <w:rPr>
+          <w:rFonts w:ascii="Cambria" w:eastAsia="Times New Roman" w:hAnsi="Cambria" w:cs="Times New Roman"/>
+          <w:b/>
+          <w:bCs/>
+          <w:iCs/>
+          <w:spacing w:val="-1"/>
+          <w:sz w:val="19"/>
+          <w:szCs w:val="19"/>
+        </w:rPr>
+        <w:t>VR Game Development Intern</w:t>
+      </w:r>
+      <w:r>
+        <w:rPr>
+          <w:rFonts w:ascii="Cambria" w:eastAsia="Times New Roman" w:hAnsi="Cambria" w:cs="Times New Roman"/>
+          <w:b/>
+          <w:bCs/>
+          <w:spacing w:val="-1"/>
+          <w:sz w:val="19"/>
+          <w:szCs w:val="19"/>
+        </w:rPr>
+        <w:t xml:space="preserve">, </w:t>
+      </w:r>
+      <w:r>
+        <w:rPr>
+          <w:rFonts w:ascii="Cambria" w:eastAsia="Times New Roman" w:hAnsi="Cambria" w:cs="Times New Roman"/>
+          <w:b/>
+          <w:bCs/>
+          <w:spacing w:val="-1"/>
+          <w:sz w:val="19"/>
+          <w:szCs w:val="19"/>
+        </w:rPr>
+        <w:t>Saudi Aramco</w:t>
+      </w:r>
+      <w:r>
+        <w:rPr>
+          <w:rFonts w:ascii="Cambria" w:eastAsia="Times New Roman" w:hAnsi="Cambria" w:cs="Times New Roman"/>
+          <w:b/>
+          <w:bCs/>
+          <w:spacing w:val="-1"/>
+          <w:sz w:val="19"/>
+          <w:szCs w:val="19"/>
+        </w:rPr>
+        <w:t xml:space="preserve">, </w:t>
+      </w:r>
+      <w:r>
+        <w:rPr>
+          <w:rFonts w:ascii="Cambria" w:eastAsia="Times New Roman" w:hAnsi="Cambria" w:cs="Times New Roman"/>
+          <w:i/>
+          <w:iCs/>
+          <w:spacing w:val="-1"/>
+          <w:sz w:val="19"/>
+          <w:szCs w:val="19"/>
+        </w:rPr>
+        <w:t>Dhahran</w:t>
+      </w:r>
+      <w:r>
+        <w:rPr>
+          <w:rFonts w:ascii="Cambria" w:eastAsia="Times New Roman" w:hAnsi="Cambria" w:cs="Times New Roman"/>
+          <w:i/>
+          <w:iCs/>
+          <w:spacing w:val="-1"/>
+          <w:sz w:val="19"/>
+          <w:szCs w:val="19"/>
+        </w:rPr>
+        <w:t>, Saudi Arabia</w:t>
+      </w:r>
+      <w:r>
+        <w:rPr>
+          <w:rFonts w:ascii="Cambria" w:eastAsia="Times New Roman" w:hAnsi="Cambria" w:cs="Times New Roman"/>
+          <w:b/>
+          <w:bCs/>
+          <w:spacing w:val="-1"/>
+          <w:sz w:val="19"/>
+          <w:szCs w:val="19"/>
+        </w:rPr>
+        <w:t xml:space="preserve">                                   </w:t>
+      </w:r>
+      <w:r>
+        <w:rPr>
+          <w:rFonts w:ascii="Cambria" w:eastAsia="Times New Roman" w:hAnsi="Cambria" w:cs="Times New Roman"/>
+          <w:b/>
+          <w:bCs/>
+          <w:spacing w:val="-1"/>
+          <w:sz w:val="19"/>
+          <w:szCs w:val="19"/>
+        </w:rPr>
+        <w:t xml:space="preserve">                                              </w:t>
+      </w:r>
+      <w:r>
+        <w:rPr>
+          <w:rFonts w:ascii="Cambria" w:eastAsia="Times New Roman" w:hAnsi="Cambria" w:cs="Times New Roman"/>
+          <w:b/>
+          <w:bCs/>
+          <w:spacing w:val="-1"/>
+          <w:sz w:val="19"/>
+          <w:szCs w:val="19"/>
+        </w:rPr>
+        <w:t xml:space="preserve">    </w:t>
+      </w:r>
+      <w:r>
+        <w:rPr>
+          <w:rFonts w:ascii="Cambria" w:eastAsia="Times New Roman" w:hAnsi="Cambria" w:cs="Times New Roman"/>
+          <w:b/>
+          <w:bCs/>
+          <w:sz w:val="19"/>
+          <w:szCs w:val="19"/>
+        </w:rPr>
+        <w:t>June</w:t>
+      </w:r>
+      <w:r>
+        <w:rPr>
+          <w:rFonts w:ascii="Cambria" w:eastAsia="Times New Roman" w:hAnsi="Cambria" w:cs="Times New Roman"/>
+          <w:b/>
+          <w:bCs/>
+          <w:sz w:val="19"/>
+          <w:szCs w:val="19"/>
+        </w:rPr>
+        <w:t xml:space="preserve"> 202</w:t>
+      </w:r>
+      <w:r>
+        <w:rPr>
+          <w:rFonts w:ascii="Cambria" w:eastAsia="Times New Roman" w:hAnsi="Cambria" w:cs="Times New Roman"/>
+          <w:b/>
+          <w:bCs/>
+          <w:sz w:val="19"/>
+          <w:szCs w:val="19"/>
+        </w:rPr>
+        <w:t>4</w:t>
+      </w:r>
+      <w:r>
+        <w:rPr>
+          <w:rFonts w:ascii="Cambria" w:eastAsia="Times New Roman" w:hAnsi="Cambria" w:cs="Times New Roman"/>
+          <w:b/>
+          <w:bCs/>
+          <w:sz w:val="19"/>
+          <w:szCs w:val="19"/>
+        </w:rPr>
+        <w:t xml:space="preserve"> – </w:t>
+      </w:r>
+      <w:r>
+        <w:rPr>
+          <w:rFonts w:ascii="Cambria" w:eastAsia="Times New Roman" w:hAnsi="Cambria" w:cs="Times New Roman"/>
+          <w:b/>
+          <w:bCs/>
+          <w:sz w:val="19"/>
+          <w:szCs w:val="19"/>
+        </w:rPr>
+        <w:t>Aug</w:t>
+      </w:r>
+      <w:r>
+        <w:rPr>
+          <w:rFonts w:ascii="Cambria" w:eastAsia="Times New Roman" w:hAnsi="Cambria" w:cs="Times New Roman"/>
+          <w:b/>
+          <w:bCs/>
+          <w:sz w:val="19"/>
+          <w:szCs w:val="19"/>
+        </w:rPr>
+        <w:t xml:space="preserve"> 202</w:t>
+      </w:r>
+      <w:r>
+        <w:rPr>
+          <w:rFonts w:ascii="Cambria" w:eastAsia="Times New Roman" w:hAnsi="Cambria" w:cs="Times New Roman"/>
+          <w:b/>
+          <w:bCs/>
+          <w:sz w:val="19"/>
+          <w:szCs w:val="19"/>
+        </w:rPr>
+        <w:t>4</w:t>
       </w:r>
     </w:p>
     <w:p>
@@ -1926,6 +1970,53 @@
         <w:tabs>
           <w:tab w:val="left" w:pos="8240"/>
         </w:tabs>
+        <w:spacing w:before="34" w:after="0"/>
+        <w:ind w:right="-20"/>
+        <w:rPr>
+          <w:rFonts w:ascii="Cambria" w:eastAsia="Times New Roman" w:hAnsi="Cambria" w:cs="Times New Roman"/>
+          <w:iCs/>
+          <w:sz w:val="19"/>
+          <w:szCs w:val="19"/>
+        </w:rPr>
+      </w:pPr>
+      <w:r>
+        <w:rPr>
+          <w:rFonts w:ascii="Cambria" w:eastAsia="Times New Roman" w:hAnsi="Cambria" w:cs="Times New Roman"/>
+          <w:iCs/>
+          <w:sz w:val="19"/>
+          <w:szCs w:val="19"/>
+        </w:rPr>
+        <w:t xml:space="preserve">Conceptualized and prototyped educational oil exploration game using Figma, completing </w:t>
+      </w:r>
+      <w:r>
+        <w:rPr>
+          <w:rFonts w:ascii="Cambria" w:eastAsia="Times New Roman" w:hAnsi="Cambria" w:cs="Times New Roman"/>
+          <w:iCs/>
+          <w:sz w:val="19"/>
+          <w:szCs w:val="19"/>
+        </w:rPr>
+        <w:t>~</w:t>
+      </w:r>
+      <w:r>
+        <w:rPr>
+          <w:rFonts w:ascii="Cambria" w:eastAsia="Times New Roman" w:hAnsi="Cambria" w:cs="Times New Roman"/>
+          <w:iCs/>
+          <w:sz w:val="19"/>
+          <w:szCs w:val="19"/>
+        </w:rPr>
+        <w:t>30% of game development process.</w:t>
+      </w:r>
+    </w:p>
+    <w:p>
+      <w:pPr>
+        <w:pStyle w:val="ListParagraph"/>
+        <w:numPr>
+          <w:ilvl w:val="0"/>
+          <w:numId w:val="34"/>
+        </w:numPr>
+        <w:tabs>
+          <w:tab w:val="left" w:pos="8240"/>
+        </w:tabs>
         <w:spacing w:before="34" w:after="0" w:line="240" w:lineRule="auto"/>
         <w:ind w:right="-20"/>
         <w:rPr>
@@ -1942,7 +2033,27 @@
           <w:sz w:val="19"/>
           <w:szCs w:val="19"/>
         </w:rPr>
-        <w:t>Developed VR project template with hand tracking to convert existing Oculus projects to Vive Focus</w:t>
+        <w:t xml:space="preserve">Developed VR project template with hand tracking to convert existing Oculus projects to </w:t>
+      </w:r>
+      <w:proofErr w:type="spellStart"/>
+      <w:r>
+        <w:rPr>
+          <w:rFonts w:ascii="Cambria" w:eastAsia="Times New Roman" w:hAnsi="Cambria" w:cs="Times New Roman"/>
+          <w:iCs/>
+          <w:sz w:val="19"/>
+          <w:szCs w:val="19"/>
+        </w:rPr>
+        <w:t>Vive</w:t>
+      </w:r>
+      <w:proofErr w:type="spellEnd"/>
+      <w:r>
+        <w:rPr>
+          <w:rFonts w:ascii="Cambria" w:eastAsia="Times New Roman" w:hAnsi="Cambria" w:cs="Times New Roman"/>
+          <w:iCs/>
+          <w:sz w:val="19"/>
+          <w:szCs w:val="19"/>
+        </w:rPr>
+        <w:t xml:space="preserve"> Focus</w:t>
       </w:r>
       <w:r>
         <w:rPr>
@@ -2087,6 +2198,7 @@
         </w:rPr>
         <w:t xml:space="preserve">, </w:t>
       </w:r>
+      <w:proofErr w:type="spellStart"/>
       <w:r>
         <w:rPr>
           <w:rFonts w:ascii="Cambria" w:eastAsia="Times New Roman" w:hAnsi="Cambria" w:cs="Times New Roman"/>
@@ -2096,7 +2208,19 @@
           <w:sz w:val="19"/>
           <w:szCs w:val="19"/>
         </w:rPr>
-        <w:t>Thuwal, Saudi Arabia</w:t>
+        <w:t>Thuwal</w:t>
+      </w:r>
+      <w:proofErr w:type="spellEnd"/>
+      <w:r>
+        <w:rPr>
+          <w:rFonts w:ascii="Cambria" w:eastAsia="Times New Roman" w:hAnsi="Cambria" w:cs="Times New Roman"/>
+          <w:i/>
+          <w:iCs/>
+          <w:spacing w:val="-1"/>
+          <w:sz w:val="19"/>
+          <w:szCs w:val="19"/>
+        </w:rPr>
+        <w:t>, Saudi Arabia</w:t>
       </w:r>
       <w:r>
         <w:rPr>
@@ -2178,7 +2302,27 @@
           <w:sz w:val="19"/>
           <w:szCs w:val="19"/>
         </w:rPr>
-        <w:t xml:space="preserve">Converting functionality of an existing OpenGL application to WebGPU, </w:t>
+        <w:t xml:space="preserve">Converting functionality of an existing OpenGL application to </w:t>
+      </w:r>
+      <w:proofErr w:type="spellStart"/>
+      <w:r>
+        <w:rPr>
+          <w:rFonts w:ascii="Cambria" w:eastAsia="Times New Roman" w:hAnsi="Cambria" w:cs="Times New Roman"/>
+          <w:iCs/>
+          <w:sz w:val="19"/>
+          <w:szCs w:val="19"/>
+        </w:rPr>
+        <w:t>WebGPU</w:t>
+      </w:r>
+      <w:proofErr w:type="spellEnd"/>
+      <w:r>
+        <w:rPr>
+          <w:rFonts w:ascii="Cambria" w:eastAsia="Times New Roman" w:hAnsi="Cambria" w:cs="Times New Roman"/>
+          <w:iCs/>
+          <w:sz w:val="19"/>
+          <w:szCs w:val="19"/>
+        </w:rPr>
+        <w:t xml:space="preserve">, </w:t>
       </w:r>
       <w:r>
         <w:rPr>
@@ -2517,14 +2661,25 @@
           <w:szCs w:val="19"/>
         </w:rPr>
       </w:pPr>
-      <w:r>
-        <w:rPr>
-          <w:rFonts w:ascii="Cambria" w:eastAsia="Times New Roman" w:hAnsi="Cambria" w:cs="Times New Roman"/>
-          <w:iCs/>
-          <w:sz w:val="19"/>
-          <w:szCs w:val="19"/>
-        </w:rPr>
-        <w:t>Video Game Development class (Spring 2023), suppor</w:t>
+      <w:proofErr w:type="gramStart"/>
+      <w:r>
+        <w:rPr>
+          <w:rFonts w:ascii="Cambria" w:eastAsia="Times New Roman" w:hAnsi="Cambria" w:cs="Times New Roman"/>
+          <w:iCs/>
+          <w:sz w:val="19"/>
+          <w:szCs w:val="19"/>
+        </w:rPr>
+        <w:t>Video Game Development class (Spring 2023),</w:t>
+      </w:r>
+      <w:proofErr w:type="gramEnd"/>
+      <w:r>
+        <w:rPr>
+          <w:rFonts w:ascii="Cambria" w:eastAsia="Times New Roman" w:hAnsi="Cambria" w:cs="Times New Roman"/>
+          <w:iCs/>
+          <w:sz w:val="19"/>
+          <w:szCs w:val="19"/>
+        </w:rPr>
+        <w:t xml:space="preserve"> suppor</w:t>
       </w:r>
       <w:r>
         <w:rPr>
@@ -2804,7 +2959,27 @@
           <w:sz w:val="19"/>
           <w:szCs w:val="19"/>
         </w:rPr>
-        <w:t>Migrated and optimized an Excel sheet to Airtable for better data maintainability and analytics generation.</w:t>
+        <w:t xml:space="preserve">Migrated and optimized an Excel sheet to </w:t>
+      </w:r>
+      <w:proofErr w:type="spellStart"/>
+      <w:r>
+        <w:rPr>
+          <w:rFonts w:ascii="Cambria" w:eastAsia="Times New Roman" w:hAnsi="Cambria" w:cs="Times New Roman"/>
+          <w:iCs/>
+          <w:sz w:val="19"/>
+          <w:szCs w:val="19"/>
+        </w:rPr>
+        <w:t>Airtable</w:t>
+      </w:r>
+      <w:proofErr w:type="spellEnd"/>
+      <w:r>
+        <w:rPr>
+          <w:rFonts w:ascii="Cambria" w:eastAsia="Times New Roman" w:hAnsi="Cambria" w:cs="Times New Roman"/>
+          <w:iCs/>
+          <w:sz w:val="19"/>
+          <w:szCs w:val="19"/>
+        </w:rPr>
+        <w:t xml:space="preserve"> for better data maintainability and analytics generation.</w:t>
       </w:r>
     </w:p>
     <w:p>
@@ -3342,6 +3517,7 @@
           <w:szCs w:val="19"/>
         </w:rPr>
       </w:pPr>
+      <w:proofErr w:type="spellStart"/>
       <w:r>
         <w:rPr>
           <w:rFonts w:ascii="Cambria" w:eastAsia="Times New Roman" w:hAnsi="Cambria" w:cs="Times New Roman"/>
@@ -3353,6 +3529,7 @@
         </w:rPr>
         <w:t>Phobigone</w:t>
       </w:r>
+      <w:proofErr w:type="spellEnd"/>
       <w:r>
         <w:rPr>
           <w:rFonts w:ascii="Cambria" w:eastAsia="Times New Roman" w:hAnsi="Cambria" w:cs="Times New Roman"/>
@@ -3480,8 +3657,9 @@
           <w:sz w:val="19"/>
           <w:szCs w:val="19"/>
         </w:rPr>
-        <w:t>hobias using 3D cityscapes</w:t>
-      </w:r>
+        <w:t xml:space="preserve">hobias using 3D </w:t>
+      </w:r>
+      <w:proofErr w:type="gramStart"/>
       <w:r>
         <w:rPr>
           <w:rFonts w:ascii="Cambria" w:eastAsia="Times New Roman" w:hAnsi="Cambria" w:cs="Times New Roman"/>
@@ -3490,6 +3668,16 @@
           <w:sz w:val="19"/>
           <w:szCs w:val="19"/>
         </w:rPr>
+        <w:t>cityscapes</w:t>
+      </w:r>
+      <w:r>
+        <w:rPr>
+          <w:rFonts w:ascii="Cambria" w:eastAsia="Times New Roman" w:hAnsi="Cambria" w:cs="Times New Roman"/>
+          <w:iCs/>
+          <w:spacing w:val="1"/>
+          <w:sz w:val="19"/>
+          <w:szCs w:val="19"/>
+        </w:rPr>
         <w:t>,</w:t>
       </w:r>
       <w:r>
@@ -3500,7 +3688,18 @@
           <w:sz w:val="19"/>
           <w:szCs w:val="19"/>
         </w:rPr>
-        <w:t xml:space="preserve"> and </w:t>
+        <w:t xml:space="preserve"> and</w:t>
+      </w:r>
+      <w:proofErr w:type="gramEnd"/>
+      <w:r>
+        <w:rPr>
+          <w:rFonts w:ascii="Cambria" w:eastAsia="Times New Roman" w:hAnsi="Cambria" w:cs="Times New Roman"/>
+          <w:iCs/>
+          <w:spacing w:val="1"/>
+          <w:sz w:val="19"/>
+          <w:szCs w:val="19"/>
+        </w:rPr>
+        <w:t xml:space="preserve"> </w:t>
       </w:r>
       <w:r>
         <w:rPr>
@@ -3540,6 +3739,7 @@
           <w:szCs w:val="19"/>
         </w:rPr>
       </w:pPr>
+      <w:proofErr w:type="spellStart"/>
       <w:r>
         <w:rPr>
           <w:rFonts w:ascii="Cambria" w:eastAsia="Times New Roman" w:hAnsi="Cambria" w:cs="Times New Roman"/>
@@ -3551,6 +3751,7 @@
         </w:rPr>
         <w:t>BalanceBuddy</w:t>
       </w:r>
+      <w:proofErr w:type="spellEnd"/>
       <w:r>
         <w:rPr>
           <w:rFonts w:ascii="Cambria" w:eastAsia="Times New Roman" w:hAnsi="Cambria" w:cs="Times New Roman"/>
@@ -3707,6 +3908,7 @@
           <w:szCs w:val="19"/>
         </w:rPr>
       </w:pPr>
+      <w:proofErr w:type="spellStart"/>
       <w:r>
         <w:rPr>
           <w:rFonts w:ascii="Cambria" w:eastAsia="Times New Roman" w:hAnsi="Cambria" w:cs="Times New Roman"/>
@@ -3716,8 +3918,9 @@
           <w:sz w:val="19"/>
           <w:szCs w:val="19"/>
         </w:rPr>
-        <w:t xml:space="preserve">ShenTech </w:t>
-      </w:r>
+        <w:t>ShenTech</w:t>
+      </w:r>
+      <w:proofErr w:type="spellEnd"/>
       <w:r>
         <w:rPr>
           <w:rFonts w:ascii="Cambria" w:eastAsia="Times New Roman" w:hAnsi="Cambria" w:cs="Times New Roman"/>
@@ -3727,6 +3930,17 @@
           <w:sz w:val="19"/>
           <w:szCs w:val="19"/>
         </w:rPr>
+        <w:t xml:space="preserve"> </w:t>
+      </w:r>
+      <w:r>
+        <w:rPr>
+          <w:rFonts w:ascii="Cambria" w:eastAsia="Times New Roman" w:hAnsi="Cambria" w:cs="Times New Roman"/>
+          <w:b/>
+          <w:bCs/>
+          <w:spacing w:val="1"/>
+          <w:sz w:val="19"/>
+          <w:szCs w:val="19"/>
+        </w:rPr>
         <w:t>Entrepreneurship</w:t>
       </w:r>
       <w:r>
@@ -3749,7 +3963,31 @@
           <w:sz w:val="19"/>
           <w:szCs w:val="19"/>
         </w:rPr>
-        <w:t xml:space="preserve">Bootcamp, InnoX Academy, </w:t>
+        <w:t xml:space="preserve">Bootcamp, </w:t>
+      </w:r>
+      <w:proofErr w:type="spellStart"/>
+      <w:r>
+        <w:rPr>
+          <w:rFonts w:ascii="Cambria" w:eastAsia="Times New Roman" w:hAnsi="Cambria" w:cs="Times New Roman"/>
+          <w:b/>
+          <w:bCs/>
+          <w:spacing w:val="1"/>
+          <w:sz w:val="19"/>
+          <w:szCs w:val="19"/>
+        </w:rPr>
+        <w:t>InnoX</w:t>
+      </w:r>
+      <w:proofErr w:type="spellEnd"/>
+      <w:r>
+        <w:rPr>
+          <w:rFonts w:ascii="Cambria" w:eastAsia="Times New Roman" w:hAnsi="Cambria" w:cs="Times New Roman"/>
+          <w:b/>
+          <w:bCs/>
+          <w:spacing w:val="1"/>
+          <w:sz w:val="19"/>
+          <w:szCs w:val="19"/>
+        </w:rPr>
+        <w:t xml:space="preserve"> Academy, </w:t>
       </w:r>
       <w:r>
         <w:rPr>
@@ -4118,6 +4356,7 @@
         </w:rPr>
         <w:t xml:space="preserve">, </w:t>
       </w:r>
+      <w:proofErr w:type="spellStart"/>
       <w:r>
         <w:rPr>
           <w:rFonts w:ascii="Cambria" w:eastAsia="Times New Roman" w:hAnsi="Cambria" w:cs="Times New Roman"/>
@@ -4129,6 +4368,7 @@
         </w:rPr>
         <w:t>DandyHacks</w:t>
       </w:r>
+      <w:proofErr w:type="spellEnd"/>
       <w:r>
         <w:rPr>
           <w:rFonts w:ascii="Cambria" w:eastAsia="Times New Roman" w:hAnsi="Cambria" w:cs="Times New Roman"/>
@@ -4510,13 +4750,23 @@
         </w:rPr>
         <w:t xml:space="preserve">WGSL, </w:t>
       </w:r>
-      <w:r>
-        <w:rPr>
-          <w:rFonts w:ascii="Cambria" w:eastAsia="Times New Roman" w:hAnsi="Cambria" w:cs="Times New Roman"/>
-          <w:sz w:val="19"/>
-          <w:szCs w:val="19"/>
-        </w:rPr>
-        <w:t>WebGPU, OpenGL</w:t>
+      <w:proofErr w:type="spellStart"/>
+      <w:r>
+        <w:rPr>
+          <w:rFonts w:ascii="Cambria" w:eastAsia="Times New Roman" w:hAnsi="Cambria" w:cs="Times New Roman"/>
+          <w:sz w:val="19"/>
+          <w:szCs w:val="19"/>
+        </w:rPr>
+        <w:t>WebGPU</w:t>
+      </w:r>
+      <w:proofErr w:type="spellEnd"/>
+      <w:r>
+        <w:rPr>
+          <w:rFonts w:ascii="Cambria" w:eastAsia="Times New Roman" w:hAnsi="Cambria" w:cs="Times New Roman"/>
+          <w:sz w:val="19"/>
+          <w:szCs w:val="19"/>
+        </w:rPr>
+        <w:t>, OpenGL</w:t>
       </w:r>
       <w:r>
         <w:rPr>
@@ -4534,6 +4784,7 @@
         </w:rPr>
         <w:t xml:space="preserve"> Bash, GIT, </w:t>
       </w:r>
+      <w:proofErr w:type="spellStart"/>
       <w:r>
         <w:rPr>
           <w:rFonts w:ascii="Cambria" w:eastAsia="Times New Roman" w:hAnsi="Cambria" w:cs="Times New Roman"/>
@@ -4548,7 +4799,16 @@
           <w:sz w:val="19"/>
           <w:szCs w:val="19"/>
         </w:rPr>
-        <w:t xml:space="preserve">umpy, </w:t>
+        <w:t>umpy</w:t>
+      </w:r>
+      <w:proofErr w:type="spellEnd"/>
+      <w:r>
+        <w:rPr>
+          <w:rFonts w:ascii="Cambria" w:eastAsia="Times New Roman" w:hAnsi="Cambria" w:cs="Times New Roman"/>
+          <w:sz w:val="19"/>
+          <w:szCs w:val="19"/>
+        </w:rPr>
+        <w:t xml:space="preserve">, </w:t>
       </w:r>
       <w:r>
         <w:rPr>
@@ -4580,8 +4840,27 @@
           <w:sz w:val="19"/>
           <w:szCs w:val="19"/>
         </w:rPr>
-        <w:t xml:space="preserve">y, sklearn, </w:t>
-      </w:r>
+        <w:t xml:space="preserve">y, </w:t>
+      </w:r>
+      <w:proofErr w:type="spellStart"/>
+      <w:r>
+        <w:rPr>
+          <w:rFonts w:ascii="Cambria" w:eastAsia="Times New Roman" w:hAnsi="Cambria" w:cs="Times New Roman"/>
+          <w:sz w:val="19"/>
+          <w:szCs w:val="19"/>
+        </w:rPr>
+        <w:t>sklearn</w:t>
+      </w:r>
+      <w:proofErr w:type="spellEnd"/>
+      <w:r>
+        <w:rPr>
+          <w:rFonts w:ascii="Cambria" w:eastAsia="Times New Roman" w:hAnsi="Cambria" w:cs="Times New Roman"/>
+          <w:sz w:val="19"/>
+          <w:szCs w:val="19"/>
+        </w:rPr>
+        <w:t xml:space="preserve">, </w:t>
+      </w:r>
+      <w:proofErr w:type="spellStart"/>
       <w:r>
         <w:rPr>
           <w:rFonts w:ascii="Cambria" w:eastAsia="Times New Roman" w:hAnsi="Cambria" w:cs="Times New Roman"/>
@@ -4614,6 +4893,7 @@
         </w:rPr>
         <w:t>orch</w:t>
       </w:r>
+      <w:proofErr w:type="spellEnd"/>
     </w:p>
     <w:p>
       <w:pPr>
@@ -4892,6 +5172,7 @@
         <w:szCs w:val="30"/>
       </w:rPr>
     </w:pPr>
+    <w:proofErr w:type="spellStart"/>
     <w:r>
       <w:rPr>
         <w:rFonts w:ascii="Cambria" w:hAnsi="Cambria"/>
@@ -4901,8 +5182,33 @@
         <w:sz w:val="30"/>
         <w:szCs w:val="30"/>
       </w:rPr>
-      <w:t>Besmelh Alshaalan</w:t>
+      <w:t>Besmelh</w:t>
     </w:r>
+    <w:proofErr w:type="spellEnd"/>
+    <w:r>
+      <w:rPr>
+        <w:rFonts w:ascii="Cambria" w:hAnsi="Cambria"/>
+        <w:b/>
+        <w:bCs/>
+        <w:color w:val="000000" w:themeColor="text1"/>
+        <w:sz w:val="30"/>
+        <w:szCs w:val="30"/>
+      </w:rPr>
+      <w:t xml:space="preserve"> </w:t>
+    </w:r>
+    <w:proofErr w:type="spellStart"/>
+    <w:r>
+      <w:rPr>
+        <w:rFonts w:ascii="Cambria" w:hAnsi="Cambria"/>
+        <w:b/>
+        <w:bCs/>
+        <w:color w:val="000000" w:themeColor="text1"/>
+        <w:sz w:val="30"/>
+        <w:szCs w:val="30"/>
+      </w:rPr>
+      <w:t>Alshaalan</w:t>
+    </w:r>
+    <w:proofErr w:type="spellEnd"/>
   </w:p>
   <w:p>
     <w:pPr>
@@ -4978,8 +5284,20 @@
         <w:szCs w:val="18"/>
         <w:u w:val="single"/>
       </w:rPr>
-      <w:t>github.com/besmelh</w:t>
+      <w:t>github.com/</w:t>
     </w:r>
+    <w:proofErr w:type="spellStart"/>
+    <w:r>
+      <w:rPr>
+        <w:rFonts w:ascii="Cambria" w:hAnsi="Cambria"/>
+        <w:color w:val="000000" w:themeColor="text1"/>
+        <w:sz w:val="18"/>
+        <w:szCs w:val="18"/>
+        <w:u w:val="single"/>
+      </w:rPr>
+      <w:t>besmelh</w:t>
+    </w:r>
+    <w:proofErr w:type="spellEnd"/>
     <w:r>
       <w:rPr>
         <w:rFonts w:ascii="Cambria" w:hAnsi="Cambria"/>
@@ -10779,7 +11097,6 @@
   <w:style w:type="character" w:default="1" w:styleId="DefaultParagraphFont">
     <w:name w:val="Default Paragraph Font"/>
     <w:uiPriority w:val="1"/>
-    <w:semiHidden/>
     <w:unhideWhenUsed/>
   </w:style>
   <w:style w:type="table" w:default="1" w:styleId="TableNormal">

--- a/BesmelhAlshaalan_Resume.docx
+++ b/BesmelhAlshaalan_Resume.docx
@@ -240,14 +240,6 @@
           <w:sz w:val="20"/>
           <w:szCs w:val="20"/>
         </w:rPr>
-        <w:t>resume</w:t>
-      </w:r>
-      <w:r>
-        <w:rPr>
-          <w:rFonts w:ascii="Cambria" w:eastAsia="Times New Roman" w:hAnsi="Cambria" w:cs="Times New Roman"/>
-          <w:sz w:val="20"/>
-          <w:szCs w:val="20"/>
-        </w:rPr>
         <w:t xml:space="preserve"> </w:t>
       </w:r>
     </w:p>
@@ -1426,22 +1418,6 @@
     </w:p>
     <w:p>
       <w:pPr>
-        <w:tabs>
-          <w:tab w:val="left" w:pos="8300"/>
-        </w:tabs>
-        <w:spacing w:after="0" w:line="240" w:lineRule="auto"/>
-        <w:ind w:right="-20"/>
-        <w:rPr>
-          <w:rFonts w:ascii="Cambria" w:eastAsia="Times New Roman" w:hAnsi="Cambria" w:cs="Times New Roman"/>
-          <w:i/>
-          <w:iCs/>
-          <w:sz w:val="10"/>
-          <w:szCs w:val="10"/>
-        </w:rPr>
-      </w:pPr>
-    </w:p>
-    <w:p>
-      <w:pPr>
         <w:pBdr>
           <w:bottom w:val="single" w:sz="12" w:space="1" w:color="auto"/>
         </w:pBdr>
@@ -1452,8 +1428,8 @@
           <w:b/>
           <w:bCs/>
           <w:noProof/>
-          <w:sz w:val="4"/>
-          <w:szCs w:val="4"/>
+          <w:sz w:val="10"/>
+          <w:szCs w:val="10"/>
         </w:rPr>
       </w:pPr>
     </w:p>
@@ -1635,6 +1611,17 @@
           <w:sz w:val="19"/>
           <w:szCs w:val="19"/>
         </w:rPr>
+        <w:t xml:space="preserve">              </w:t>
+      </w:r>
+      <w:r>
+        <w:rPr>
+          <w:rFonts w:ascii="Cambria" w:eastAsia="Times New Roman" w:hAnsi="Cambria" w:cs="Times New Roman"/>
+          <w:b/>
+          <w:bCs/>
+          <w:spacing w:val="-1"/>
+          <w:sz w:val="19"/>
+          <w:szCs w:val="19"/>
+        </w:rPr>
         <w:t>J</w:t>
       </w:r>
       <w:r>
@@ -1777,191 +1764,6 @@
     </w:p>
     <w:p>
       <w:pPr>
-        <w:tabs>
-          <w:tab w:val="left" w:pos="8240"/>
-        </w:tabs>
-        <w:spacing w:before="34" w:after="0" w:line="240" w:lineRule="auto"/>
-        <w:ind w:right="-20"/>
-        <w:rPr>
-          <w:rFonts w:ascii="Cambria" w:eastAsia="Times New Roman" w:hAnsi="Cambria" w:cs="Times New Roman"/>
-          <w:iCs/>
-          <w:sz w:val="19"/>
-          <w:szCs w:val="19"/>
-        </w:rPr>
-      </w:pPr>
-      <w:r>
-        <w:rPr>
-          <w:rFonts w:ascii="Cambria" w:eastAsia="Times New Roman" w:hAnsi="Cambria" w:cs="Times New Roman"/>
-          <w:b/>
-          <w:bCs/>
-          <w:iCs/>
-          <w:spacing w:val="-1"/>
-          <w:sz w:val="19"/>
-          <w:szCs w:val="19"/>
-        </w:rPr>
-        <w:t>VR Game Development Intern</w:t>
-      </w:r>
-      <w:r>
-        <w:rPr>
-          <w:rFonts w:ascii="Cambria" w:eastAsia="Times New Roman" w:hAnsi="Cambria" w:cs="Times New Roman"/>
-          <w:b/>
-          <w:bCs/>
-          <w:spacing w:val="-1"/>
-          <w:sz w:val="19"/>
-          <w:szCs w:val="19"/>
-        </w:rPr>
-        <w:t xml:space="preserve">, </w:t>
-      </w:r>
-      <w:r>
-        <w:rPr>
-          <w:rFonts w:ascii="Cambria" w:eastAsia="Times New Roman" w:hAnsi="Cambria" w:cs="Times New Roman"/>
-          <w:b/>
-          <w:bCs/>
-          <w:spacing w:val="-1"/>
-          <w:sz w:val="19"/>
-          <w:szCs w:val="19"/>
-        </w:rPr>
-        <w:t>Saudi Aramco</w:t>
-      </w:r>
-      <w:r>
-        <w:rPr>
-          <w:rFonts w:ascii="Cambria" w:eastAsia="Times New Roman" w:hAnsi="Cambria" w:cs="Times New Roman"/>
-          <w:b/>
-          <w:bCs/>
-          <w:spacing w:val="-1"/>
-          <w:sz w:val="19"/>
-          <w:szCs w:val="19"/>
-        </w:rPr>
-        <w:t xml:space="preserve">, </w:t>
-      </w:r>
-      <w:r>
-        <w:rPr>
-          <w:rFonts w:ascii="Cambria" w:eastAsia="Times New Roman" w:hAnsi="Cambria" w:cs="Times New Roman"/>
-          <w:i/>
-          <w:iCs/>
-          <w:spacing w:val="-1"/>
-          <w:sz w:val="19"/>
-          <w:szCs w:val="19"/>
-        </w:rPr>
-        <w:t>Dhahran</w:t>
-      </w:r>
-      <w:r>
-        <w:rPr>
-          <w:rFonts w:ascii="Cambria" w:eastAsia="Times New Roman" w:hAnsi="Cambria" w:cs="Times New Roman"/>
-          <w:i/>
-          <w:iCs/>
-          <w:spacing w:val="-1"/>
-          <w:sz w:val="19"/>
-          <w:szCs w:val="19"/>
-        </w:rPr>
-        <w:t>, Saudi Arabia</w:t>
-      </w:r>
-      <w:r>
-        <w:rPr>
-          <w:rFonts w:ascii="Cambria" w:eastAsia="Times New Roman" w:hAnsi="Cambria" w:cs="Times New Roman"/>
-          <w:b/>
-          <w:bCs/>
-          <w:spacing w:val="-1"/>
-          <w:sz w:val="19"/>
-          <w:szCs w:val="19"/>
-        </w:rPr>
-        <w:t xml:space="preserve">                                   </w:t>
-      </w:r>
-      <w:r>
-        <w:rPr>
-          <w:rFonts w:ascii="Cambria" w:eastAsia="Times New Roman" w:hAnsi="Cambria" w:cs="Times New Roman"/>
-          <w:b/>
-          <w:bCs/>
-          <w:spacing w:val="-1"/>
-          <w:sz w:val="19"/>
-          <w:szCs w:val="19"/>
-        </w:rPr>
-        <w:t xml:space="preserve">                                              </w:t>
-      </w:r>
-      <w:r>
-        <w:rPr>
-          <w:rFonts w:ascii="Cambria" w:eastAsia="Times New Roman" w:hAnsi="Cambria" w:cs="Times New Roman"/>
-          <w:b/>
-          <w:bCs/>
-          <w:spacing w:val="-1"/>
-          <w:sz w:val="19"/>
-          <w:szCs w:val="19"/>
-        </w:rPr>
-        <w:t xml:space="preserve">    </w:t>
-      </w:r>
-      <w:r>
-        <w:rPr>
-          <w:rFonts w:ascii="Cambria" w:eastAsia="Times New Roman" w:hAnsi="Cambria" w:cs="Times New Roman"/>
-          <w:b/>
-          <w:bCs/>
-          <w:sz w:val="19"/>
-          <w:szCs w:val="19"/>
-        </w:rPr>
-        <w:t>June</w:t>
-      </w:r>
-      <w:r>
-        <w:rPr>
-          <w:rFonts w:ascii="Cambria" w:eastAsia="Times New Roman" w:hAnsi="Cambria" w:cs="Times New Roman"/>
-          <w:b/>
-          <w:bCs/>
-          <w:sz w:val="19"/>
-          <w:szCs w:val="19"/>
-        </w:rPr>
-        <w:t xml:space="preserve"> 202</w:t>
-      </w:r>
-      <w:r>
-        <w:rPr>
-          <w:rFonts w:ascii="Cambria" w:eastAsia="Times New Roman" w:hAnsi="Cambria" w:cs="Times New Roman"/>
-          <w:b/>
-          <w:bCs/>
-          <w:sz w:val="19"/>
-          <w:szCs w:val="19"/>
-        </w:rPr>
-        <w:t>4</w:t>
-      </w:r>
-      <w:r>
-        <w:rPr>
-          <w:rFonts w:ascii="Cambria" w:eastAsia="Times New Roman" w:hAnsi="Cambria" w:cs="Times New Roman"/>
-          <w:b/>
-          <w:bCs/>
-          <w:sz w:val="19"/>
-          <w:szCs w:val="19"/>
-        </w:rPr>
-        <w:t xml:space="preserve"> – </w:t>
-      </w:r>
-      <w:r>
-        <w:rPr>
-          <w:rFonts w:ascii="Cambria" w:eastAsia="Times New Roman" w:hAnsi="Cambria" w:cs="Times New Roman"/>
-          <w:b/>
-          <w:bCs/>
-          <w:sz w:val="19"/>
-          <w:szCs w:val="19"/>
-        </w:rPr>
-        <w:t>Aug</w:t>
-      </w:r>
-      <w:r>
-        <w:rPr>
-          <w:rFonts w:ascii="Cambria" w:eastAsia="Times New Roman" w:hAnsi="Cambria" w:cs="Times New Roman"/>
-          <w:b/>
-          <w:bCs/>
-          <w:sz w:val="19"/>
-          <w:szCs w:val="19"/>
-        </w:rPr>
-        <w:t xml:space="preserve"> 202</w:t>
-      </w:r>
-      <w:r>
-        <w:rPr>
-          <w:rFonts w:ascii="Cambria" w:eastAsia="Times New Roman" w:hAnsi="Cambria" w:cs="Times New Roman"/>
-          <w:b/>
-          <w:bCs/>
-          <w:sz w:val="19"/>
-          <w:szCs w:val="19"/>
-        </w:rPr>
-        <w:t>4</w:t>
-      </w:r>
-    </w:p>
-    <w:p>
-      <w:pPr>
         <w:pStyle w:val="ListParagraph"/>
         <w:numPr>
           <w:ilvl w:val="0"/>
@@ -1973,38 +1775,205 @@
         <w:spacing w:before="34" w:after="0"/>
         <w:ind w:right="-20"/>
         <w:rPr>
-          <w:rFonts w:ascii="Cambria" w:eastAsia="Times New Roman" w:hAnsi="Cambria" w:cs="Times New Roman"/>
-          <w:iCs/>
-          <w:sz w:val="19"/>
-          <w:szCs w:val="19"/>
-        </w:rPr>
-      </w:pPr>
-      <w:r>
-        <w:rPr>
-          <w:rFonts w:ascii="Cambria" w:eastAsia="Times New Roman" w:hAnsi="Cambria" w:cs="Times New Roman"/>
-          <w:iCs/>
-          <w:sz w:val="19"/>
-          <w:szCs w:val="19"/>
-        </w:rPr>
-        <w:t xml:space="preserve">Conceptualized and prototyped educational oil exploration game using Figma, completing </w:t>
-      </w:r>
-      <w:r>
-        <w:rPr>
-          <w:rFonts w:ascii="Cambria" w:eastAsia="Times New Roman" w:hAnsi="Cambria" w:cs="Times New Roman"/>
-          <w:iCs/>
-          <w:sz w:val="19"/>
-          <w:szCs w:val="19"/>
-        </w:rPr>
-        <w:t>~</w:t>
-      </w:r>
-      <w:r>
-        <w:rPr>
-          <w:rFonts w:ascii="Cambria" w:eastAsia="Times New Roman" w:hAnsi="Cambria" w:cs="Times New Roman"/>
-          <w:iCs/>
-          <w:sz w:val="19"/>
-          <w:szCs w:val="19"/>
-        </w:rPr>
-        <w:t>30% of game development process.</w:t>
+          <w:rFonts w:ascii="Cambria" w:eastAsia="Times New Roman" w:hAnsi="Cambria"/>
+          <w:iCs/>
+          <w:sz w:val="19"/>
+          <w:szCs w:val="19"/>
+        </w:rPr>
+      </w:pPr>
+      <w:r>
+        <w:rPr>
+          <w:rFonts w:ascii="Cambria" w:eastAsia="Times New Roman" w:hAnsi="Cambria"/>
+          <w:iCs/>
+          <w:sz w:val="19"/>
+          <w:szCs w:val="19"/>
+        </w:rPr>
+        <w:t>Led user research and design, presenting a winning youth-first travel experience solution at Accenture’s Innovation Hub challenge.</w:t>
+      </w:r>
+    </w:p>
+    <w:p>
+      <w:pPr>
+        <w:tabs>
+          <w:tab w:val="left" w:pos="8240"/>
+        </w:tabs>
+        <w:spacing w:before="34" w:after="0" w:line="240" w:lineRule="auto"/>
+        <w:ind w:right="-20"/>
+        <w:rPr>
+          <w:rFonts w:ascii="Cambria" w:eastAsia="Times New Roman" w:hAnsi="Cambria" w:cs="Times New Roman"/>
+          <w:iCs/>
+          <w:sz w:val="19"/>
+          <w:szCs w:val="19"/>
+        </w:rPr>
+      </w:pPr>
+      <w:r>
+        <w:rPr>
+          <w:rFonts w:ascii="Cambria" w:eastAsia="Times New Roman" w:hAnsi="Cambria" w:cs="Times New Roman"/>
+          <w:b/>
+          <w:bCs/>
+          <w:iCs/>
+          <w:spacing w:val="-1"/>
+          <w:sz w:val="19"/>
+          <w:szCs w:val="19"/>
+        </w:rPr>
+        <w:t>VR Game Development Intern</w:t>
+      </w:r>
+      <w:r>
+        <w:rPr>
+          <w:rFonts w:ascii="Cambria" w:eastAsia="Times New Roman" w:hAnsi="Cambria" w:cs="Times New Roman"/>
+          <w:b/>
+          <w:bCs/>
+          <w:spacing w:val="-1"/>
+          <w:sz w:val="19"/>
+          <w:szCs w:val="19"/>
+        </w:rPr>
+        <w:t xml:space="preserve">, </w:t>
+      </w:r>
+      <w:r>
+        <w:rPr>
+          <w:rFonts w:ascii="Cambria" w:eastAsia="Times New Roman" w:hAnsi="Cambria" w:cs="Times New Roman"/>
+          <w:b/>
+          <w:bCs/>
+          <w:spacing w:val="-1"/>
+          <w:sz w:val="19"/>
+          <w:szCs w:val="19"/>
+        </w:rPr>
+        <w:t>Saudi Aramco</w:t>
+      </w:r>
+      <w:r>
+        <w:rPr>
+          <w:rFonts w:ascii="Cambria" w:eastAsia="Times New Roman" w:hAnsi="Cambria" w:cs="Times New Roman"/>
+          <w:b/>
+          <w:bCs/>
+          <w:spacing w:val="-1"/>
+          <w:sz w:val="19"/>
+          <w:szCs w:val="19"/>
+        </w:rPr>
+        <w:t xml:space="preserve">, </w:t>
+      </w:r>
+      <w:r>
+        <w:rPr>
+          <w:rFonts w:ascii="Cambria" w:eastAsia="Times New Roman" w:hAnsi="Cambria" w:cs="Times New Roman"/>
+          <w:i/>
+          <w:iCs/>
+          <w:spacing w:val="-1"/>
+          <w:sz w:val="19"/>
+          <w:szCs w:val="19"/>
+        </w:rPr>
+        <w:t>Dhahran</w:t>
+      </w:r>
+      <w:r>
+        <w:rPr>
+          <w:rFonts w:ascii="Cambria" w:eastAsia="Times New Roman" w:hAnsi="Cambria" w:cs="Times New Roman"/>
+          <w:i/>
+          <w:iCs/>
+          <w:spacing w:val="-1"/>
+          <w:sz w:val="19"/>
+          <w:szCs w:val="19"/>
+        </w:rPr>
+        <w:t>, Saudi Arabia</w:t>
+      </w:r>
+      <w:r>
+        <w:rPr>
+          <w:rFonts w:ascii="Cambria" w:eastAsia="Times New Roman" w:hAnsi="Cambria" w:cs="Times New Roman"/>
+          <w:b/>
+          <w:bCs/>
+          <w:spacing w:val="-1"/>
+          <w:sz w:val="19"/>
+          <w:szCs w:val="19"/>
+        </w:rPr>
+        <w:t xml:space="preserve">                                   </w:t>
+      </w:r>
+      <w:r>
+        <w:rPr>
+          <w:rFonts w:ascii="Cambria" w:eastAsia="Times New Roman" w:hAnsi="Cambria" w:cs="Times New Roman"/>
+          <w:b/>
+          <w:bCs/>
+          <w:spacing w:val="-1"/>
+          <w:sz w:val="19"/>
+          <w:szCs w:val="19"/>
+        </w:rPr>
+        <w:t xml:space="preserve">                                              </w:t>
+      </w:r>
+      <w:r>
+        <w:rPr>
+          <w:rFonts w:ascii="Cambria" w:eastAsia="Times New Roman" w:hAnsi="Cambria" w:cs="Times New Roman"/>
+          <w:b/>
+          <w:bCs/>
+          <w:spacing w:val="-1"/>
+          <w:sz w:val="19"/>
+          <w:szCs w:val="19"/>
+        </w:rPr>
+        <w:t xml:space="preserve">    </w:t>
+      </w:r>
+      <w:r>
+        <w:rPr>
+          <w:rFonts w:ascii="Cambria" w:eastAsia="Times New Roman" w:hAnsi="Cambria" w:cs="Times New Roman"/>
+          <w:b/>
+          <w:bCs/>
+          <w:sz w:val="19"/>
+          <w:szCs w:val="19"/>
+        </w:rPr>
+        <w:t>June</w:t>
+      </w:r>
+      <w:r>
+        <w:rPr>
+          <w:rFonts w:ascii="Cambria" w:eastAsia="Times New Roman" w:hAnsi="Cambria" w:cs="Times New Roman"/>
+          <w:b/>
+          <w:bCs/>
+          <w:sz w:val="19"/>
+          <w:szCs w:val="19"/>
+        </w:rPr>
+        <w:t xml:space="preserve"> 202</w:t>
+      </w:r>
+      <w:r>
+        <w:rPr>
+          <w:rFonts w:ascii="Cambria" w:eastAsia="Times New Roman" w:hAnsi="Cambria" w:cs="Times New Roman"/>
+          <w:b/>
+          <w:bCs/>
+          <w:sz w:val="19"/>
+          <w:szCs w:val="19"/>
+        </w:rPr>
+        <w:t>4</w:t>
+      </w:r>
+      <w:r>
+        <w:rPr>
+          <w:rFonts w:ascii="Cambria" w:eastAsia="Times New Roman" w:hAnsi="Cambria" w:cs="Times New Roman"/>
+          <w:b/>
+          <w:bCs/>
+          <w:sz w:val="19"/>
+          <w:szCs w:val="19"/>
+        </w:rPr>
+        <w:t xml:space="preserve"> – </w:t>
+      </w:r>
+      <w:r>
+        <w:rPr>
+          <w:rFonts w:ascii="Cambria" w:eastAsia="Times New Roman" w:hAnsi="Cambria" w:cs="Times New Roman"/>
+          <w:b/>
+          <w:bCs/>
+          <w:sz w:val="19"/>
+          <w:szCs w:val="19"/>
+        </w:rPr>
+        <w:t>Aug</w:t>
+      </w:r>
+      <w:r>
+        <w:rPr>
+          <w:rFonts w:ascii="Cambria" w:eastAsia="Times New Roman" w:hAnsi="Cambria" w:cs="Times New Roman"/>
+          <w:b/>
+          <w:bCs/>
+          <w:sz w:val="19"/>
+          <w:szCs w:val="19"/>
+        </w:rPr>
+        <w:t xml:space="preserve"> 202</w:t>
+      </w:r>
+      <w:r>
+        <w:rPr>
+          <w:rFonts w:ascii="Cambria" w:eastAsia="Times New Roman" w:hAnsi="Cambria" w:cs="Times New Roman"/>
+          <w:b/>
+          <w:bCs/>
+          <w:sz w:val="19"/>
+          <w:szCs w:val="19"/>
+        </w:rPr>
+        <w:t>4</w:t>
       </w:r>
     </w:p>
     <w:p>
@@ -2017,6 +1986,53 @@
         <w:tabs>
           <w:tab w:val="left" w:pos="8240"/>
         </w:tabs>
+        <w:spacing w:before="34" w:after="0"/>
+        <w:ind w:right="-20"/>
+        <w:rPr>
+          <w:rFonts w:ascii="Cambria" w:eastAsia="Times New Roman" w:hAnsi="Cambria" w:cs="Times New Roman"/>
+          <w:iCs/>
+          <w:sz w:val="19"/>
+          <w:szCs w:val="19"/>
+        </w:rPr>
+      </w:pPr>
+      <w:r>
+        <w:rPr>
+          <w:rFonts w:ascii="Cambria" w:eastAsia="Times New Roman" w:hAnsi="Cambria" w:cs="Times New Roman"/>
+          <w:iCs/>
+          <w:sz w:val="19"/>
+          <w:szCs w:val="19"/>
+        </w:rPr>
+        <w:t xml:space="preserve">Conceptualized and prototyped educational oil exploration game using Figma, completing </w:t>
+      </w:r>
+      <w:r>
+        <w:rPr>
+          <w:rFonts w:ascii="Cambria" w:eastAsia="Times New Roman" w:hAnsi="Cambria" w:cs="Times New Roman"/>
+          <w:iCs/>
+          <w:sz w:val="19"/>
+          <w:szCs w:val="19"/>
+        </w:rPr>
+        <w:t>~</w:t>
+      </w:r>
+      <w:r>
+        <w:rPr>
+          <w:rFonts w:ascii="Cambria" w:eastAsia="Times New Roman" w:hAnsi="Cambria" w:cs="Times New Roman"/>
+          <w:iCs/>
+          <w:sz w:val="19"/>
+          <w:szCs w:val="19"/>
+        </w:rPr>
+        <w:t>30% of game development process.</w:t>
+      </w:r>
+    </w:p>
+    <w:p>
+      <w:pPr>
+        <w:pStyle w:val="ListParagraph"/>
+        <w:numPr>
+          <w:ilvl w:val="0"/>
+          <w:numId w:val="34"/>
+        </w:numPr>
+        <w:tabs>
+          <w:tab w:val="left" w:pos="8240"/>
+        </w:tabs>
         <w:spacing w:before="34" w:after="0" w:line="240" w:lineRule="auto"/>
         <w:ind w:right="-20"/>
         <w:rPr>
@@ -3440,21 +3456,6 @@
     </w:p>
     <w:p>
       <w:pPr>
-        <w:tabs>
-          <w:tab w:val="left" w:pos="8240"/>
-        </w:tabs>
-        <w:spacing w:before="34" w:after="0"/>
-        <w:ind w:right="-20"/>
-        <w:rPr>
-          <w:rFonts w:ascii="Cambria" w:eastAsia="Times New Roman" w:hAnsi="Cambria" w:cs="Times New Roman"/>
-          <w:iCs/>
-          <w:sz w:val="10"/>
-          <w:szCs w:val="10"/>
-        </w:rPr>
-      </w:pPr>
-    </w:p>
-    <w:p>
-      <w:pPr>
         <w:pBdr>
           <w:bottom w:val="single" w:sz="12" w:space="1" w:color="auto"/>
         </w:pBdr>
@@ -3465,8 +3466,8 @@
           <w:b/>
           <w:bCs/>
           <w:noProof/>
-          <w:sz w:val="4"/>
-          <w:szCs w:val="4"/>
+          <w:sz w:val="10"/>
+          <w:szCs w:val="10"/>
         </w:rPr>
       </w:pPr>
     </w:p>
@@ -3830,22 +3831,6 @@
     </w:p>
     <w:p>
       <w:pPr>
-        <w:tabs>
-          <w:tab w:val="left" w:pos="8240"/>
-          <w:tab w:val="left" w:pos="9523"/>
-        </w:tabs>
-        <w:spacing w:after="0" w:line="240" w:lineRule="auto"/>
-        <w:ind w:right="-20"/>
-        <w:rPr>
-          <w:rFonts w:ascii="Cambria" w:eastAsia="Times New Roman" w:hAnsi="Cambria" w:cs="Times New Roman"/>
-          <w:spacing w:val="1"/>
-          <w:sz w:val="10"/>
-          <w:szCs w:val="10"/>
-        </w:rPr>
-      </w:pPr>
-    </w:p>
-    <w:p>
-      <w:pPr>
         <w:pBdr>
           <w:bottom w:val="single" w:sz="12" w:space="1" w:color="auto"/>
         </w:pBdr>
@@ -3857,8 +3842,8 @@
           <w:bCs/>
           <w:spacing w:val="1"/>
           <w:position w:val="-1"/>
-          <w:sz w:val="6"/>
-          <w:szCs w:val="6"/>
+          <w:sz w:val="10"/>
+          <w:szCs w:val="10"/>
         </w:rPr>
       </w:pPr>
     </w:p>
@@ -4579,22 +4564,6 @@
           <w:spacing w:val="1"/>
           <w:sz w:val="10"/>
           <w:szCs w:val="10"/>
-        </w:rPr>
-      </w:pPr>
-    </w:p>
-    <w:p>
-      <w:pPr>
-        <w:tabs>
-          <w:tab w:val="left" w:pos="8240"/>
-          <w:tab w:val="left" w:pos="9523"/>
-        </w:tabs>
-        <w:spacing w:before="34" w:after="0" w:line="240" w:lineRule="auto"/>
-        <w:ind w:right="-20"/>
-        <w:rPr>
-          <w:rFonts w:ascii="Cambria" w:eastAsia="Times New Roman" w:hAnsi="Cambria" w:cs="Times New Roman"/>
-          <w:spacing w:val="1"/>
-          <w:sz w:val="4"/>
-          <w:szCs w:val="4"/>
         </w:rPr>
       </w:pPr>
     </w:p>

--- a/BesmelhAlshaalan_Resume.docx
+++ b/BesmelhAlshaalan_Resume.docx
@@ -283,7 +283,6 @@
         <w:tabs>
           <w:tab w:val="left" w:pos="8240"/>
         </w:tabs>
-        <w:spacing w:before="34" w:after="0" w:line="240" w:lineRule="auto"/>
         <w:ind w:right="-20"/>
         <w:rPr>
           <w:rFonts w:ascii="Cambria" w:eastAsia="Times New Roman" w:hAnsi="Cambria" w:cs="Times New Roman"/>
@@ -299,27 +298,7 @@
           <w:sz w:val="19"/>
           <w:szCs w:val="19"/>
         </w:rPr>
-        <w:t xml:space="preserve">Skilled in graphics, VR, and game development using Unity, Unreal Engine, and </w:t>
-      </w:r>
-      <w:proofErr w:type="spellStart"/>
-      <w:r>
-        <w:rPr>
-          <w:rFonts w:ascii="Cambria" w:eastAsia="Times New Roman" w:hAnsi="Cambria" w:cs="Times New Roman"/>
-          <w:iCs/>
-          <w:sz w:val="19"/>
-          <w:szCs w:val="19"/>
-        </w:rPr>
-        <w:t>WebGPU</w:t>
-      </w:r>
-      <w:proofErr w:type="spellEnd"/>
-      <w:r>
-        <w:rPr>
-          <w:rFonts w:ascii="Cambria" w:eastAsia="Times New Roman" w:hAnsi="Cambria" w:cs="Times New Roman"/>
-          <w:iCs/>
-          <w:sz w:val="19"/>
-          <w:szCs w:val="19"/>
-        </w:rPr>
-        <w:t>, with additional experience in React.</w:t>
+        <w:t>Strong background in human-centered research, experience &amp; service design, usability testing, and product prototyping (web, mobile, XR, physical products), with strategic thinking applied across digital and physical products.</w:t>
       </w:r>
     </w:p>
     <w:p>
@@ -348,7 +327,27 @@
           <w:sz w:val="19"/>
           <w:szCs w:val="19"/>
         </w:rPr>
-        <w:t>Experienced with full-stack development, AI/ML, and cloud-native systems through coursework and internships.</w:t>
+        <w:t xml:space="preserve">Skilled in graphics, VR, and game development using Unity, Unreal Engine, and </w:t>
+      </w:r>
+      <w:proofErr w:type="spellStart"/>
+      <w:r>
+        <w:rPr>
+          <w:rFonts w:ascii="Cambria" w:eastAsia="Times New Roman" w:hAnsi="Cambria" w:cs="Times New Roman"/>
+          <w:iCs/>
+          <w:sz w:val="19"/>
+          <w:szCs w:val="19"/>
+        </w:rPr>
+        <w:t>WebGPU</w:t>
+      </w:r>
+      <w:proofErr w:type="spellEnd"/>
+      <w:r>
+        <w:rPr>
+          <w:rFonts w:ascii="Cambria" w:eastAsia="Times New Roman" w:hAnsi="Cambria" w:cs="Times New Roman"/>
+          <w:iCs/>
+          <w:sz w:val="19"/>
+          <w:szCs w:val="19"/>
+        </w:rPr>
+        <w:t>, with additional experience in React.</w:t>
       </w:r>
     </w:p>
     <w:p>
@@ -361,6 +360,7 @@
         <w:tabs>
           <w:tab w:val="left" w:pos="8240"/>
         </w:tabs>
+        <w:spacing w:before="34" w:after="0" w:line="240" w:lineRule="auto"/>
         <w:ind w:right="-20"/>
         <w:rPr>
           <w:rFonts w:ascii="Cambria" w:eastAsia="Times New Roman" w:hAnsi="Cambria" w:cs="Times New Roman"/>
@@ -376,7 +376,7 @@
           <w:sz w:val="19"/>
           <w:szCs w:val="19"/>
         </w:rPr>
-        <w:t xml:space="preserve">Strong background in user-centered design, usability testing, and product prototyping (web, mobile, XR, physical products). </w:t>
+        <w:t>Experienced with full-stack development, AI/ML, and cloud-native systems through coursework and internships.</w:t>
       </w:r>
     </w:p>
     <w:p>
@@ -1037,7 +1037,6 @@
         </w:rPr>
         <w:t xml:space="preserve">  </w:t>
       </w:r>
-      <w:proofErr w:type="spellStart"/>
       <w:r>
         <w:rPr>
           <w:rFonts w:ascii="Cambria" w:eastAsia="Times New Roman" w:hAnsi="Cambria" w:cs="Times New Roman"/>
@@ -1046,18 +1045,7 @@
           <w:sz w:val="19"/>
           <w:szCs w:val="19"/>
         </w:rPr>
-        <w:t>Rochester</w:t>
-      </w:r>
-      <w:proofErr w:type="spellEnd"/>
-      <w:r>
-        <w:rPr>
-          <w:rFonts w:ascii="Cambria" w:eastAsia="Times New Roman" w:hAnsi="Cambria" w:cs="Times New Roman"/>
-          <w:i/>
-          <w:spacing w:val="-2"/>
-          <w:sz w:val="19"/>
-          <w:szCs w:val="19"/>
-        </w:rPr>
-        <w:t>, NY</w:t>
+        <w:t>Rochester, NY</w:t>
       </w:r>
       <w:r>
         <w:rPr>
@@ -1424,14 +1412,35 @@
         <w:spacing w:after="0" w:line="240" w:lineRule="auto"/>
         <w:ind w:right="-20"/>
         <w:rPr>
-          <w:rFonts w:ascii="Cambria" w:hAnsi="Cambria"/>
-          <w:b/>
-          <w:bCs/>
-          <w:noProof/>
-          <w:sz w:val="10"/>
-          <w:szCs w:val="10"/>
-        </w:rPr>
-      </w:pPr>
+          <w:rFonts w:ascii="Cambria" w:eastAsia="Times New Roman" w:hAnsi="Cambria" w:cs="Times New Roman"/>
+          <w:i/>
+          <w:iCs/>
+          <w:sz w:val="19"/>
+          <w:szCs w:val="19"/>
+        </w:rPr>
+      </w:pPr>
+      <w:r>
+        <w:rPr>
+          <w:rFonts w:ascii="Cambria" w:eastAsia="Times New Roman" w:hAnsi="Cambria" w:cs="Times New Roman"/>
+          <w:b/>
+          <w:bCs/>
+          <w:i/>
+          <w:iCs/>
+          <w:sz w:val="19"/>
+          <w:szCs w:val="19"/>
+        </w:rPr>
+        <w:t>Certifications:</w:t>
+      </w:r>
+      <w:r>
+        <w:rPr>
+          <w:rFonts w:ascii="Cambria" w:eastAsia="Times New Roman" w:hAnsi="Cambria" w:cs="Times New Roman"/>
+          <w:i/>
+          <w:iCs/>
+          <w:sz w:val="19"/>
+          <w:szCs w:val="19"/>
+        </w:rPr>
+        <w:t xml:space="preserve"> Google Cloud Associate Cloud Engineer — Google Cloud, 2025</w:t>
+      </w:r>
     </w:p>
     <w:p>
       <w:pPr>
@@ -1445,6 +1454,23 @@
           <w:b/>
           <w:bCs/>
           <w:noProof/>
+          <w:sz w:val="10"/>
+          <w:szCs w:val="10"/>
+        </w:rPr>
+      </w:pPr>
+    </w:p>
+    <w:p>
+      <w:pPr>
+        <w:pBdr>
+          <w:bottom w:val="single" w:sz="12" w:space="1" w:color="auto"/>
+        </w:pBdr>
+        <w:spacing w:after="0" w:line="240" w:lineRule="auto"/>
+        <w:ind w:right="-20"/>
+        <w:rPr>
+          <w:rFonts w:ascii="Cambria" w:hAnsi="Cambria"/>
+          <w:b/>
+          <w:bCs/>
+          <w:noProof/>
           <w:sz w:val="18"/>
           <w:szCs w:val="18"/>
         </w:rPr>
@@ -1705,7 +1731,7 @@
         <w:tabs>
           <w:tab w:val="left" w:pos="8240"/>
         </w:tabs>
-        <w:spacing w:before="34" w:after="0"/>
+        <w:spacing w:before="34"/>
         <w:ind w:right="-20"/>
         <w:rPr>
           <w:rFonts w:ascii="Cambria" w:eastAsia="Times New Roman" w:hAnsi="Cambria"/>
@@ -1721,7 +1747,7 @@
           <w:sz w:val="19"/>
           <w:szCs w:val="19"/>
         </w:rPr>
-        <w:t>Gaining hands-on experience in GCP and consulting skills through intensive training, certification prep, and client-aligned projects</w:t>
+        <w:t>Gained hands-on experience in GCP</w:t>
       </w:r>
       <w:r>
         <w:rPr>
@@ -1730,7 +1756,16 @@
           <w:sz w:val="19"/>
           <w:szCs w:val="19"/>
         </w:rPr>
-        <w:t>.</w:t>
+        <w:t xml:space="preserve"> (Google Cloud Platform)</w:t>
+      </w:r>
+      <w:r>
+        <w:rPr>
+          <w:rFonts w:ascii="Cambria" w:eastAsia="Times New Roman" w:hAnsi="Cambria"/>
+          <w:iCs/>
+          <w:sz w:val="19"/>
+          <w:szCs w:val="19"/>
+        </w:rPr>
+        <w:t xml:space="preserve"> and consulting through intensive training and client-aligned projects.</w:t>
       </w:r>
     </w:p>
     <w:p>
@@ -1744,7 +1779,7 @@
           <w:tab w:val="left" w:pos="8240"/>
         </w:tabs>
         <w:spacing w:before="34" w:after="0"/>
-        <w:ind w:right="-20"/>
+        <w:ind w:right="-20160"/>
         <w:rPr>
           <w:rFonts w:ascii="Cambria" w:eastAsia="Times New Roman" w:hAnsi="Cambria"/>
           <w:iCs/>
@@ -1759,7 +1794,16 @@
           <w:sz w:val="19"/>
           <w:szCs w:val="19"/>
         </w:rPr>
-        <w:t>Leading professional growth initiatives as Learning Chair, designing interactive class activities to build confidence and engagement.</w:t>
+        <w:t>Led user research, ideation, and prototyping of a youth-first travel experience, winning 1st place at Accenture’s Innovation Hub challe</w:t>
+      </w:r>
+      <w:r>
+        <w:rPr>
+          <w:rFonts w:ascii="Cambria" w:eastAsia="Times New Roman" w:hAnsi="Cambria"/>
+          <w:iCs/>
+          <w:sz w:val="19"/>
+          <w:szCs w:val="19"/>
+        </w:rPr>
+        <w:t>nge.</w:t>
       </w:r>
     </w:p>
     <w:p>
@@ -1788,7 +1832,16 @@
           <w:sz w:val="19"/>
           <w:szCs w:val="19"/>
         </w:rPr>
-        <w:t>Led user research and design, presenting a winning youth-first travel experience solution at Accenture’s Innovation Hub challenge.</w:t>
+        <w:t>Developed an educational system with gesture-based math games and a progress dashboard, showcased at LEARN 2025 conference</w:t>
+      </w:r>
+      <w:r>
+        <w:rPr>
+          <w:rFonts w:ascii="Cambria" w:eastAsia="Times New Roman" w:hAnsi="Cambria"/>
+          <w:iCs/>
+          <w:sz w:val="19"/>
+          <w:szCs w:val="19"/>
+        </w:rPr>
+        <w:t>.</w:t>
       </w:r>
     </w:p>
     <w:p>
@@ -2002,7 +2055,34 @@
           <w:sz w:val="19"/>
           <w:szCs w:val="19"/>
         </w:rPr>
-        <w:t xml:space="preserve">Conceptualized and prototyped educational oil exploration game using Figma, completing </w:t>
+        <w:t xml:space="preserve">Researched and </w:t>
+      </w:r>
+      <w:r>
+        <w:rPr>
+          <w:rFonts w:ascii="Cambria" w:eastAsia="Times New Roman" w:hAnsi="Cambria" w:cs="Times New Roman"/>
+          <w:iCs/>
+          <w:sz w:val="19"/>
+          <w:szCs w:val="19"/>
+        </w:rPr>
+        <w:t xml:space="preserve">prototyped </w:t>
+      </w:r>
+      <w:r>
+        <w:rPr>
+          <w:rFonts w:ascii="Cambria" w:eastAsia="Times New Roman" w:hAnsi="Cambria" w:cs="Times New Roman"/>
+          <w:iCs/>
+          <w:sz w:val="19"/>
+          <w:szCs w:val="19"/>
+        </w:rPr>
+        <w:t xml:space="preserve">an </w:t>
+      </w:r>
+      <w:r>
+        <w:rPr>
+          <w:rFonts w:ascii="Cambria" w:eastAsia="Times New Roman" w:hAnsi="Cambria" w:cs="Times New Roman"/>
+          <w:iCs/>
+          <w:sz w:val="19"/>
+          <w:szCs w:val="19"/>
+        </w:rPr>
+        <w:t xml:space="preserve">educational oil exploration game using Figma, completing </w:t>
       </w:r>
       <w:r>
         <w:rPr>
@@ -2347,81 +2427,25 @@
           <w:sz w:val="19"/>
           <w:szCs w:val="19"/>
         </w:rPr>
-        <w:t>for automated camera animations in a molecular biology visualization system, enhancing documentary-style video creation.</w:t>
-      </w:r>
-    </w:p>
-    <w:p>
-      <w:pPr>
-        <w:pStyle w:val="ListParagraph"/>
-        <w:numPr>
-          <w:ilvl w:val="0"/>
-          <w:numId w:val="35"/>
-        </w:numPr>
-        <w:tabs>
-          <w:tab w:val="left" w:pos="8240"/>
-        </w:tabs>
-        <w:spacing w:before="34" w:after="0"/>
-        <w:ind w:right="-20"/>
-        <w:rPr>
-          <w:rFonts w:ascii="Cambria" w:eastAsia="Times New Roman" w:hAnsi="Cambria" w:cs="Times New Roman"/>
-          <w:iCs/>
-          <w:sz w:val="19"/>
-          <w:szCs w:val="19"/>
-        </w:rPr>
-      </w:pPr>
-      <w:r>
-        <w:rPr>
-          <w:rFonts w:ascii="Cambria" w:eastAsia="Times New Roman" w:hAnsi="Cambria" w:cs="Times New Roman"/>
-          <w:iCs/>
-          <w:sz w:val="19"/>
-          <w:szCs w:val="19"/>
-        </w:rPr>
-        <w:t>Navigated and contributed to complex GitHub project with submodules,</w:t>
-      </w:r>
-      <w:r>
-        <w:rPr>
-          <w:rFonts w:ascii="Cambria" w:eastAsia="Times New Roman" w:hAnsi="Cambria" w:cs="Times New Roman"/>
-          <w:iCs/>
-          <w:sz w:val="19"/>
-          <w:szCs w:val="19"/>
-        </w:rPr>
-        <w:t xml:space="preserve"> </w:t>
-      </w:r>
-      <w:r>
-        <w:rPr>
-          <w:rFonts w:ascii="Cambria" w:eastAsia="Times New Roman" w:hAnsi="Cambria" w:cs="Times New Roman"/>
-          <w:iCs/>
-          <w:sz w:val="19"/>
-          <w:szCs w:val="19"/>
-        </w:rPr>
-        <w:t xml:space="preserve">modifying 88 files with 26,557 insertions </w:t>
-      </w:r>
-      <w:r>
-        <w:rPr>
-          <w:rFonts w:ascii="Cambria" w:eastAsia="Times New Roman" w:hAnsi="Cambria" w:cs="Times New Roman"/>
-          <w:iCs/>
-          <w:sz w:val="19"/>
-          <w:szCs w:val="19"/>
-        </w:rPr>
-        <w:t>&amp;</w:t>
-      </w:r>
-      <w:r>
-        <w:rPr>
-          <w:rFonts w:ascii="Cambria" w:eastAsia="Times New Roman" w:hAnsi="Cambria" w:cs="Times New Roman"/>
-          <w:iCs/>
-          <w:sz w:val="19"/>
-          <w:szCs w:val="19"/>
-        </w:rPr>
-        <w:t xml:space="preserve"> 10,701 deletion</w:t>
-      </w:r>
-      <w:r>
-        <w:rPr>
-          <w:rFonts w:ascii="Cambria" w:eastAsia="Times New Roman" w:hAnsi="Cambria" w:cs="Times New Roman"/>
-          <w:iCs/>
-          <w:sz w:val="19"/>
-          <w:szCs w:val="19"/>
-        </w:rPr>
-        <w:t>s.</w:t>
+        <w:t>for automated camera animations in a molecular biology visualization system, enhancing documentary-style video creation</w:t>
+      </w:r>
+      <w:r>
+        <w:rPr>
+          <w:rFonts w:ascii="Cambria" w:eastAsia="Times New Roman" w:hAnsi="Cambria" w:cs="Times New Roman"/>
+          <w:iCs/>
+          <w:sz w:val="19"/>
+          <w:szCs w:val="19"/>
+        </w:rPr>
+        <w:t>; through n</w:t>
+      </w:r>
+      <w:r>
+        <w:rPr>
+          <w:rFonts w:ascii="Cambria" w:eastAsia="Times New Roman" w:hAnsi="Cambria" w:cs="Times New Roman"/>
+          <w:iCs/>
+          <w:sz w:val="19"/>
+          <w:szCs w:val="19"/>
+        </w:rPr>
+        <w:t>avigated and contributed to complex GitHub project.</w:t>
       </w:r>
     </w:p>
     <w:p>
@@ -3191,43 +3215,25 @@
           <w:sz w:val="19"/>
           <w:szCs w:val="19"/>
         </w:rPr>
-        <w:t xml:space="preserve">Finalized the features of Millie’s internal website </w:t>
-      </w:r>
-      <w:r>
-        <w:rPr>
-          <w:rFonts w:ascii="Cambria" w:eastAsia="Times New Roman" w:hAnsi="Cambria" w:cs="Times New Roman"/>
-          <w:iCs/>
-          <w:sz w:val="19"/>
-          <w:szCs w:val="19"/>
-        </w:rPr>
-        <w:t>through</w:t>
-      </w:r>
-      <w:r>
-        <w:rPr>
-          <w:rFonts w:ascii="Cambria" w:eastAsia="Times New Roman" w:hAnsi="Cambria" w:cs="Times New Roman"/>
-          <w:iCs/>
-          <w:sz w:val="19"/>
-          <w:szCs w:val="19"/>
-        </w:rPr>
-        <w:t xml:space="preserve"> user </w:t>
-      </w:r>
-      <w:r>
-        <w:rPr>
-          <w:rFonts w:ascii="Cambria" w:eastAsia="Times New Roman" w:hAnsi="Cambria" w:cs="Times New Roman"/>
-          <w:iCs/>
-          <w:sz w:val="19"/>
-          <w:szCs w:val="19"/>
-        </w:rPr>
-        <w:t>research and</w:t>
-      </w:r>
-      <w:r>
-        <w:rPr>
-          <w:rFonts w:ascii="Cambria" w:eastAsia="Times New Roman" w:hAnsi="Cambria" w:cs="Times New Roman"/>
-          <w:iCs/>
-          <w:sz w:val="19"/>
-          <w:szCs w:val="19"/>
-        </w:rPr>
-        <w:t xml:space="preserve"> designed the UI/UX via Figma.</w:t>
+        <w:t xml:space="preserve">Conducted user research, designed UI/UX in Figma, and applied service design principles to finalize features of </w:t>
+      </w:r>
+      <w:r>
+        <w:rPr>
+          <w:rFonts w:ascii="Cambria" w:eastAsia="Times New Roman" w:hAnsi="Cambria" w:cs="Times New Roman"/>
+          <w:iCs/>
+          <w:sz w:val="19"/>
+          <w:szCs w:val="19"/>
+        </w:rPr>
+        <w:t>an</w:t>
+      </w:r>
+      <w:r>
+        <w:rPr>
+          <w:rFonts w:ascii="Cambria" w:eastAsia="Times New Roman" w:hAnsi="Cambria" w:cs="Times New Roman"/>
+          <w:iCs/>
+          <w:sz w:val="19"/>
+          <w:szCs w:val="19"/>
+        </w:rPr>
+        <w:t xml:space="preserve"> internal platform.</w:t>
       </w:r>
     </w:p>
     <w:p>
@@ -3842,8 +3848,8 @@
           <w:bCs/>
           <w:spacing w:val="1"/>
           <w:position w:val="-1"/>
-          <w:sz w:val="10"/>
-          <w:szCs w:val="10"/>
+          <w:sz w:val="8"/>
+          <w:szCs w:val="8"/>
         </w:rPr>
       </w:pPr>
     </w:p>
@@ -4548,7 +4554,34 @@
           <w:sz w:val="19"/>
           <w:szCs w:val="19"/>
         </w:rPr>
-        <w:t>participation by 60% and project submissions by 277% via strategic design &amp; outreach.</w:t>
+        <w:t>participation by 60% and project submissions by 277% via strategic design</w:t>
+      </w:r>
+      <w:r>
+        <w:rPr>
+          <w:rFonts w:ascii="Cambria" w:eastAsia="Times New Roman" w:hAnsi="Cambria" w:cs="Times New Roman"/>
+          <w:spacing w:val="1"/>
+          <w:sz w:val="19"/>
+          <w:szCs w:val="19"/>
+        </w:rPr>
+        <w:t xml:space="preserve"> and </w:t>
+      </w:r>
+      <w:r>
+        <w:rPr>
+          <w:rFonts w:ascii="Cambria" w:eastAsia="Times New Roman" w:hAnsi="Cambria" w:cs="Times New Roman"/>
+          <w:spacing w:val="1"/>
+          <w:sz w:val="19"/>
+          <w:szCs w:val="19"/>
+        </w:rPr>
+        <w:t>growth planning</w:t>
+      </w:r>
+      <w:r>
+        <w:rPr>
+          <w:rFonts w:ascii="Cambria" w:eastAsia="Times New Roman" w:hAnsi="Cambria" w:cs="Times New Roman"/>
+          <w:spacing w:val="1"/>
+          <w:sz w:val="19"/>
+          <w:szCs w:val="19"/>
+        </w:rPr>
+        <w:t>.</w:t>
       </w:r>
     </w:p>
     <w:p>
@@ -4626,243 +4659,29 @@
       <w:r>
         <w:rPr>
           <w:rFonts w:ascii="Cambria" w:eastAsia="Times New Roman" w:hAnsi="Cambria" w:cs="Times New Roman"/>
-          <w:sz w:val="19"/>
-          <w:szCs w:val="19"/>
-        </w:rPr>
-        <w:t>Python, C,</w:t>
-      </w:r>
-      <w:r>
-        <w:rPr>
-          <w:rFonts w:ascii="Cambria" w:eastAsia="Times New Roman" w:hAnsi="Cambria" w:cs="Times New Roman"/>
-          <w:sz w:val="19"/>
-          <w:szCs w:val="19"/>
-        </w:rPr>
-        <w:t xml:space="preserve"> C++</w:t>
-      </w:r>
-      <w:r>
-        <w:rPr>
-          <w:rFonts w:ascii="Cambria" w:eastAsia="Times New Roman" w:hAnsi="Cambria" w:cs="Times New Roman"/>
-          <w:sz w:val="19"/>
-          <w:szCs w:val="19"/>
-        </w:rPr>
-        <w:t>,</w:t>
-      </w:r>
-      <w:r>
-        <w:rPr>
-          <w:rFonts w:ascii="Cambria" w:eastAsia="Times New Roman" w:hAnsi="Cambria" w:cs="Times New Roman"/>
-          <w:sz w:val="19"/>
-          <w:szCs w:val="19"/>
-        </w:rPr>
-        <w:t xml:space="preserve"> C#, </w:t>
-      </w:r>
-      <w:r>
-        <w:rPr>
-          <w:rFonts w:ascii="Cambria" w:eastAsia="Times New Roman" w:hAnsi="Cambria" w:cs="Times New Roman"/>
-          <w:sz w:val="19"/>
-          <w:szCs w:val="19"/>
-        </w:rPr>
-        <w:t xml:space="preserve">JavaScript, </w:t>
-      </w:r>
-      <w:r>
-        <w:rPr>
-          <w:rFonts w:ascii="Cambria" w:eastAsia="Times New Roman" w:hAnsi="Cambria" w:cs="Times New Roman"/>
-          <w:sz w:val="19"/>
-          <w:szCs w:val="19"/>
-        </w:rPr>
-        <w:t xml:space="preserve">Java, Swift, </w:t>
-      </w:r>
-      <w:r>
-        <w:rPr>
-          <w:rFonts w:ascii="Cambria" w:eastAsia="Times New Roman" w:hAnsi="Cambria" w:cs="Times New Roman"/>
-          <w:sz w:val="19"/>
-          <w:szCs w:val="19"/>
-        </w:rPr>
-        <w:t>React</w:t>
-      </w:r>
-      <w:r>
-        <w:rPr>
-          <w:rFonts w:ascii="Cambria" w:eastAsia="Times New Roman" w:hAnsi="Cambria" w:cs="Times New Roman"/>
-          <w:sz w:val="19"/>
-          <w:szCs w:val="19"/>
-        </w:rPr>
-        <w:t xml:space="preserve">, </w:t>
-      </w:r>
-      <w:r>
-        <w:rPr>
-          <w:rFonts w:ascii="Cambria" w:eastAsia="Times New Roman" w:hAnsi="Cambria" w:cs="Times New Roman"/>
-          <w:sz w:val="19"/>
-          <w:szCs w:val="19"/>
-        </w:rPr>
-        <w:t xml:space="preserve">Three.js, </w:t>
-      </w:r>
-      <w:r>
-        <w:rPr>
-          <w:rFonts w:ascii="Cambria" w:eastAsia="Times New Roman" w:hAnsi="Cambria" w:cs="Times New Roman"/>
-          <w:sz w:val="19"/>
-          <w:szCs w:val="19"/>
-        </w:rPr>
-        <w:t>SQL, R</w:t>
-      </w:r>
-      <w:r>
-        <w:rPr>
-          <w:rFonts w:ascii="Cambria" w:eastAsia="Times New Roman" w:hAnsi="Cambria" w:cs="Times New Roman"/>
-          <w:sz w:val="19"/>
-          <w:szCs w:val="19"/>
-        </w:rPr>
-        <w:t xml:space="preserve">, </w:t>
-      </w:r>
-      <w:r>
-        <w:rPr>
-          <w:rFonts w:ascii="Cambria" w:eastAsia="Times New Roman" w:hAnsi="Cambria" w:cs="Times New Roman"/>
-          <w:sz w:val="19"/>
-          <w:szCs w:val="19"/>
-        </w:rPr>
-        <w:t xml:space="preserve">WGSL, </w:t>
-      </w:r>
-      <w:proofErr w:type="spellStart"/>
-      <w:r>
-        <w:rPr>
-          <w:rFonts w:ascii="Cambria" w:eastAsia="Times New Roman" w:hAnsi="Cambria" w:cs="Times New Roman"/>
-          <w:sz w:val="19"/>
-          <w:szCs w:val="19"/>
-        </w:rPr>
-        <w:t>WebGPU</w:t>
-      </w:r>
-      <w:proofErr w:type="spellEnd"/>
-      <w:r>
-        <w:rPr>
-          <w:rFonts w:ascii="Cambria" w:eastAsia="Times New Roman" w:hAnsi="Cambria" w:cs="Times New Roman"/>
-          <w:sz w:val="19"/>
-          <w:szCs w:val="19"/>
-        </w:rPr>
-        <w:t>, OpenGL</w:t>
-      </w:r>
-      <w:r>
-        <w:rPr>
-          <w:rFonts w:ascii="Cambria" w:eastAsia="Times New Roman" w:hAnsi="Cambria" w:cs="Times New Roman"/>
-          <w:sz w:val="19"/>
-          <w:szCs w:val="19"/>
-        </w:rPr>
-        <w:t>,</w:t>
-      </w:r>
-      <w:r>
-        <w:rPr>
-          <w:rFonts w:ascii="Cambria" w:eastAsia="Times New Roman" w:hAnsi="Cambria" w:cs="Times New Roman"/>
-          <w:sz w:val="19"/>
-          <w:szCs w:val="19"/>
-        </w:rPr>
-        <w:t xml:space="preserve"> Bash, GIT, </w:t>
-      </w:r>
-      <w:proofErr w:type="spellStart"/>
-      <w:r>
-        <w:rPr>
-          <w:rFonts w:ascii="Cambria" w:eastAsia="Times New Roman" w:hAnsi="Cambria" w:cs="Times New Roman"/>
-          <w:sz w:val="19"/>
-          <w:szCs w:val="19"/>
-        </w:rPr>
-        <w:t>N</w:t>
-      </w:r>
-      <w:r>
-        <w:rPr>
-          <w:rFonts w:ascii="Cambria" w:eastAsia="Times New Roman" w:hAnsi="Cambria" w:cs="Times New Roman"/>
-          <w:sz w:val="19"/>
-          <w:szCs w:val="19"/>
-        </w:rPr>
-        <w:t>umpy</w:t>
-      </w:r>
-      <w:proofErr w:type="spellEnd"/>
-      <w:r>
-        <w:rPr>
-          <w:rFonts w:ascii="Cambria" w:eastAsia="Times New Roman" w:hAnsi="Cambria" w:cs="Times New Roman"/>
-          <w:sz w:val="19"/>
-          <w:szCs w:val="19"/>
-        </w:rPr>
-        <w:t xml:space="preserve">, </w:t>
-      </w:r>
-      <w:r>
-        <w:rPr>
-          <w:rFonts w:ascii="Cambria" w:eastAsia="Times New Roman" w:hAnsi="Cambria" w:cs="Times New Roman"/>
-          <w:sz w:val="19"/>
-          <w:szCs w:val="19"/>
-        </w:rPr>
-        <w:t>S</w:t>
-      </w:r>
-      <w:r>
-        <w:rPr>
-          <w:rFonts w:ascii="Cambria" w:eastAsia="Times New Roman" w:hAnsi="Cambria" w:cs="Times New Roman"/>
-          <w:sz w:val="19"/>
-          <w:szCs w:val="19"/>
-        </w:rPr>
-        <w:t>ci</w:t>
-      </w:r>
-      <w:r>
-        <w:rPr>
-          <w:rFonts w:ascii="Cambria" w:eastAsia="Times New Roman" w:hAnsi="Cambria" w:cs="Times New Roman"/>
-          <w:sz w:val="19"/>
-          <w:szCs w:val="19"/>
-        </w:rPr>
-        <w:t>P</w:t>
-      </w:r>
-      <w:r>
-        <w:rPr>
-          <w:rFonts w:ascii="Cambria" w:eastAsia="Times New Roman" w:hAnsi="Cambria" w:cs="Times New Roman"/>
-          <w:sz w:val="19"/>
-          <w:szCs w:val="19"/>
-        </w:rPr>
-        <w:t xml:space="preserve">y, </w:t>
-      </w:r>
-      <w:proofErr w:type="spellStart"/>
-      <w:r>
-        <w:rPr>
-          <w:rFonts w:ascii="Cambria" w:eastAsia="Times New Roman" w:hAnsi="Cambria" w:cs="Times New Roman"/>
-          <w:sz w:val="19"/>
-          <w:szCs w:val="19"/>
-        </w:rPr>
-        <w:t>sklearn</w:t>
-      </w:r>
-      <w:proofErr w:type="spellEnd"/>
-      <w:r>
-        <w:rPr>
-          <w:rFonts w:ascii="Cambria" w:eastAsia="Times New Roman" w:hAnsi="Cambria" w:cs="Times New Roman"/>
-          <w:sz w:val="19"/>
-          <w:szCs w:val="19"/>
-        </w:rPr>
-        <w:t xml:space="preserve">, </w:t>
-      </w:r>
-      <w:proofErr w:type="spellStart"/>
-      <w:r>
-        <w:rPr>
-          <w:rFonts w:ascii="Cambria" w:eastAsia="Times New Roman" w:hAnsi="Cambria" w:cs="Times New Roman"/>
-          <w:sz w:val="19"/>
-          <w:szCs w:val="19"/>
-        </w:rPr>
-        <w:t>P</w:t>
-      </w:r>
-      <w:r>
-        <w:rPr>
-          <w:rFonts w:ascii="Cambria" w:eastAsia="Times New Roman" w:hAnsi="Cambria" w:cs="Times New Roman"/>
-          <w:sz w:val="19"/>
-          <w:szCs w:val="19"/>
-        </w:rPr>
-        <w:t>y</w:t>
-      </w:r>
-      <w:r>
-        <w:rPr>
-          <w:rFonts w:ascii="Cambria" w:eastAsia="Times New Roman" w:hAnsi="Cambria" w:cs="Times New Roman"/>
-          <w:sz w:val="19"/>
-          <w:szCs w:val="19"/>
-        </w:rPr>
-        <w:t>T</w:t>
-      </w:r>
-      <w:r>
-        <w:rPr>
-          <w:rFonts w:ascii="Cambria" w:eastAsia="Times New Roman" w:hAnsi="Cambria" w:cs="Times New Roman"/>
-          <w:sz w:val="19"/>
-          <w:szCs w:val="19"/>
-        </w:rPr>
-        <w:t>orch</w:t>
-      </w:r>
-      <w:proofErr w:type="spellEnd"/>
+          <w:b/>
+          <w:bCs/>
+          <w:sz w:val="19"/>
+          <w:szCs w:val="19"/>
+        </w:rPr>
+        <w:t>Research &amp; Strategy:</w:t>
+      </w:r>
+      <w:r>
+        <w:rPr>
+          <w:rFonts w:ascii="Cambria" w:eastAsia="Times New Roman" w:hAnsi="Cambria" w:cs="Times New Roman"/>
+          <w:sz w:val="19"/>
+          <w:szCs w:val="19"/>
+        </w:rPr>
+        <w:t xml:space="preserve"> Human-centered research, experience &amp; service design, usability testing, strategy thinking</w:t>
+      </w:r>
+      <w:r>
+        <w:rPr>
+          <w:rFonts w:ascii="Cambria" w:eastAsia="Times New Roman" w:hAnsi="Cambria" w:cs="Times New Roman"/>
+          <w:sz w:val="19"/>
+          <w:szCs w:val="19"/>
+        </w:rPr>
+        <w:t>, UI/UX design</w:t>
+      </w:r>
     </w:p>
     <w:p>
       <w:pPr>
@@ -4884,11 +4703,31 @@
       <w:r>
         <w:rPr>
           <w:rFonts w:ascii="Cambria" w:eastAsia="Times New Roman" w:hAnsi="Cambria" w:cs="Times New Roman"/>
-          <w:sz w:val="19"/>
-          <w:szCs w:val="19"/>
-        </w:rPr>
-        <w:t>Unreal Engine, Unity</w:t>
-      </w:r>
+          <w:b/>
+          <w:bCs/>
+          <w:sz w:val="19"/>
+          <w:szCs w:val="19"/>
+        </w:rPr>
+        <w:t xml:space="preserve">Programming: </w:t>
+      </w:r>
+      <w:r>
+        <w:rPr>
+          <w:rFonts w:ascii="Cambria" w:eastAsia="Times New Roman" w:hAnsi="Cambria" w:cs="Times New Roman"/>
+          <w:sz w:val="19"/>
+          <w:szCs w:val="19"/>
+        </w:rPr>
+        <w:t xml:space="preserve">Python, C, C++, C#, Java, JavaScript, Swift, SQL, Bash, Git, React, </w:t>
+      </w:r>
+      <w:proofErr w:type="spellStart"/>
+      <w:r>
+        <w:rPr>
+          <w:rFonts w:ascii="Cambria" w:eastAsia="Times New Roman" w:hAnsi="Cambria" w:cs="Times New Roman"/>
+          <w:sz w:val="19"/>
+          <w:szCs w:val="19"/>
+        </w:rPr>
+        <w:t>WebGPU</w:t>
+      </w:r>
+      <w:proofErr w:type="spellEnd"/>
       <w:r>
         <w:rPr>
           <w:rFonts w:ascii="Cambria" w:eastAsia="Times New Roman" w:hAnsi="Cambria" w:cs="Times New Roman"/>
@@ -4897,55 +4736,59 @@
         </w:rPr>
         <w:t xml:space="preserve">, </w:t>
       </w:r>
-      <w:r>
-        <w:rPr>
-          <w:rFonts w:ascii="Cambria" w:eastAsia="Times New Roman" w:hAnsi="Cambria" w:cs="Times New Roman"/>
-          <w:sz w:val="19"/>
-          <w:szCs w:val="19"/>
-        </w:rPr>
-        <w:t xml:space="preserve">Blender, </w:t>
-      </w:r>
-      <w:r>
-        <w:rPr>
-          <w:rFonts w:ascii="Cambria" w:eastAsia="Times New Roman" w:hAnsi="Cambria" w:cs="Times New Roman"/>
-          <w:sz w:val="19"/>
-          <w:szCs w:val="19"/>
-        </w:rPr>
-        <w:t>Figma, Adobe Illustrator</w:t>
-      </w:r>
-      <w:bookmarkStart w:id="0" w:name="OLE_LINK1"/>
-      <w:r>
-        <w:rPr>
-          <w:rFonts w:ascii="Cambria" w:eastAsia="Times New Roman" w:hAnsi="Cambria" w:cs="Times New Roman"/>
-          <w:sz w:val="19"/>
-          <w:szCs w:val="19"/>
-        </w:rPr>
-        <w:t xml:space="preserve">, Adobe </w:t>
-      </w:r>
-      <w:r>
-        <w:rPr>
-          <w:rFonts w:ascii="Cambria" w:eastAsia="Times New Roman" w:hAnsi="Cambria" w:cs="Times New Roman"/>
-          <w:sz w:val="19"/>
-          <w:szCs w:val="19"/>
-        </w:rPr>
-        <w:t>Premiere Pro</w:t>
-      </w:r>
-      <w:bookmarkEnd w:id="0"/>
-      <w:r>
-        <w:rPr>
-          <w:rFonts w:ascii="Cambria" w:eastAsia="Times New Roman" w:hAnsi="Cambria" w:cs="Times New Roman"/>
-          <w:sz w:val="19"/>
-          <w:szCs w:val="19"/>
-        </w:rPr>
-        <w:t xml:space="preserve">, Adobe </w:t>
-      </w:r>
-      <w:r>
-        <w:rPr>
-          <w:rFonts w:ascii="Cambria" w:eastAsia="Times New Roman" w:hAnsi="Cambria" w:cs="Times New Roman"/>
-          <w:sz w:val="19"/>
-          <w:szCs w:val="19"/>
-        </w:rPr>
-        <w:t>Photoshop</w:t>
+      <w:proofErr w:type="spellStart"/>
+      <w:r>
+        <w:rPr>
+          <w:rFonts w:ascii="Cambria" w:eastAsia="Times New Roman" w:hAnsi="Cambria" w:cs="Times New Roman"/>
+          <w:sz w:val="19"/>
+          <w:szCs w:val="19"/>
+        </w:rPr>
+        <w:t>Numpy</w:t>
+      </w:r>
+      <w:proofErr w:type="spellEnd"/>
+      <w:r>
+        <w:rPr>
+          <w:rFonts w:ascii="Cambria" w:eastAsia="Times New Roman" w:hAnsi="Cambria" w:cs="Times New Roman"/>
+          <w:sz w:val="19"/>
+          <w:szCs w:val="19"/>
+        </w:rPr>
+        <w:t xml:space="preserve">, SciPy, </w:t>
+      </w:r>
+      <w:proofErr w:type="spellStart"/>
+      <w:r>
+        <w:rPr>
+          <w:rFonts w:ascii="Cambria" w:eastAsia="Times New Roman" w:hAnsi="Cambria" w:cs="Times New Roman"/>
+          <w:sz w:val="19"/>
+          <w:szCs w:val="19"/>
+        </w:rPr>
+        <w:t>sklearn</w:t>
+      </w:r>
+      <w:proofErr w:type="spellEnd"/>
+      <w:r>
+        <w:rPr>
+          <w:rFonts w:ascii="Cambria" w:eastAsia="Times New Roman" w:hAnsi="Cambria" w:cs="Times New Roman"/>
+          <w:sz w:val="19"/>
+          <w:szCs w:val="19"/>
+        </w:rPr>
+        <w:t xml:space="preserve">, </w:t>
+      </w:r>
+      <w:proofErr w:type="spellStart"/>
+      <w:r>
+        <w:rPr>
+          <w:rFonts w:ascii="Cambria" w:eastAsia="Times New Roman" w:hAnsi="Cambria" w:cs="Times New Roman"/>
+          <w:sz w:val="19"/>
+          <w:szCs w:val="19"/>
+        </w:rPr>
+        <w:t>PyTorch</w:t>
+      </w:r>
+      <w:proofErr w:type="spellEnd"/>
+      <w:r>
+        <w:rPr>
+          <w:rFonts w:ascii="Cambria" w:eastAsia="Times New Roman" w:hAnsi="Cambria" w:cs="Times New Roman"/>
+          <w:sz w:val="19"/>
+          <w:szCs w:val="19"/>
+        </w:rPr>
+        <w:t>, GCP</w:t>
       </w:r>
     </w:p>
     <w:p>
@@ -4968,26 +4811,28 @@
       <w:r>
         <w:rPr>
           <w:rFonts w:ascii="Cambria" w:eastAsia="Times New Roman" w:hAnsi="Cambria" w:cs="Times New Roman"/>
-          <w:sz w:val="19"/>
-          <w:szCs w:val="19"/>
-        </w:rPr>
-        <w:t>Adaptability, creativity, problem-solving</w:t>
-      </w:r>
-      <w:r>
-        <w:rPr>
-          <w:rFonts w:ascii="Cambria" w:eastAsia="Times New Roman" w:hAnsi="Cambria" w:cs="Times New Roman"/>
-          <w:sz w:val="19"/>
-          <w:szCs w:val="19"/>
-        </w:rPr>
-        <w:t>, leadershi</w:t>
-      </w:r>
-      <w:r>
-        <w:rPr>
-          <w:rFonts w:ascii="Cambria" w:eastAsia="Times New Roman" w:hAnsi="Cambria" w:cs="Times New Roman"/>
-          <w:sz w:val="19"/>
-          <w:szCs w:val="19"/>
-        </w:rPr>
-        <w:t>p</w:t>
+          <w:b/>
+          <w:bCs/>
+          <w:sz w:val="19"/>
+          <w:szCs w:val="19"/>
+        </w:rPr>
+        <w:t>Design:</w:t>
+      </w:r>
+      <w:r>
+        <w:rPr>
+          <w:rFonts w:ascii="Cambria" w:eastAsia="Times New Roman" w:hAnsi="Cambria" w:cs="Times New Roman"/>
+          <w:sz w:val="19"/>
+          <w:szCs w:val="19"/>
+        </w:rPr>
+        <w:t xml:space="preserve"> Figma, Blender, Unreal Engine, Unity, </w:t>
+      </w:r>
+      <w:r>
+        <w:rPr>
+          <w:rFonts w:ascii="Cambria" w:eastAsia="Times New Roman" w:hAnsi="Cambria" w:cs="Times New Roman"/>
+          <w:sz w:val="19"/>
+          <w:szCs w:val="19"/>
+        </w:rPr>
+        <w:t>Adobe CC (Illustrator, Photoshop, Premiere Pro)</w:t>
       </w:r>
     </w:p>
     <w:p>
@@ -5010,58 +4855,60 @@
       <w:r>
         <w:rPr>
           <w:rFonts w:ascii="Cambria" w:eastAsia="Times New Roman" w:hAnsi="Cambria" w:cs="Times New Roman"/>
-          <w:sz w:val="19"/>
-          <w:szCs w:val="19"/>
-        </w:rPr>
-        <w:t>Native</w:t>
-      </w:r>
-      <w:r>
-        <w:rPr>
-          <w:rFonts w:ascii="Cambria" w:eastAsia="Times New Roman" w:hAnsi="Cambria" w:cs="Times New Roman"/>
-          <w:sz w:val="19"/>
-          <w:szCs w:val="19"/>
-        </w:rPr>
-        <w:t>,</w:t>
-      </w:r>
-      <w:r>
-        <w:rPr>
-          <w:rFonts w:ascii="Cambria" w:eastAsia="Times New Roman" w:hAnsi="Cambria" w:cs="Times New Roman"/>
-          <w:sz w:val="19"/>
-          <w:szCs w:val="19"/>
-        </w:rPr>
-        <w:t xml:space="preserve"> Arabic</w:t>
-      </w:r>
-      <w:r>
-        <w:rPr>
-          <w:rFonts w:ascii="Cambria" w:eastAsia="Times New Roman" w:hAnsi="Cambria" w:cs="Times New Roman"/>
-          <w:sz w:val="19"/>
-          <w:szCs w:val="19"/>
-        </w:rPr>
-        <w:t>;</w:t>
-      </w:r>
-      <w:r>
-        <w:rPr>
-          <w:rFonts w:ascii="Cambria" w:eastAsia="Times New Roman" w:hAnsi="Cambria" w:cs="Times New Roman"/>
-          <w:sz w:val="19"/>
-          <w:szCs w:val="19"/>
-        </w:rPr>
-        <w:t xml:space="preserve"> Fluent</w:t>
-      </w:r>
-      <w:r>
-        <w:rPr>
-          <w:rFonts w:ascii="Cambria" w:eastAsia="Times New Roman" w:hAnsi="Cambria" w:cs="Times New Roman"/>
-          <w:sz w:val="19"/>
-          <w:szCs w:val="19"/>
-        </w:rPr>
-        <w:t>,</w:t>
-      </w:r>
-      <w:r>
-        <w:rPr>
-          <w:rFonts w:ascii="Cambria" w:eastAsia="Times New Roman" w:hAnsi="Cambria" w:cs="Times New Roman"/>
-          <w:sz w:val="19"/>
-          <w:szCs w:val="19"/>
-        </w:rPr>
-        <w:t xml:space="preserve"> English</w:t>
+          <w:b/>
+          <w:bCs/>
+          <w:sz w:val="19"/>
+          <w:szCs w:val="19"/>
+        </w:rPr>
+        <w:t>Soft Skills &amp; Languages:</w:t>
+      </w:r>
+      <w:r>
+        <w:rPr>
+          <w:rFonts w:ascii="Cambria" w:eastAsia="Times New Roman" w:hAnsi="Cambria" w:cs="Times New Roman"/>
+          <w:sz w:val="19"/>
+          <w:szCs w:val="19"/>
+        </w:rPr>
+        <w:t xml:space="preserve"> Adaptability, creativity, problem-solving, leadership; Arabic</w:t>
+      </w:r>
+      <w:r>
+        <w:rPr>
+          <w:rFonts w:ascii="Cambria" w:eastAsia="Times New Roman" w:hAnsi="Cambria" w:cs="Times New Roman"/>
+          <w:sz w:val="19"/>
+          <w:szCs w:val="19"/>
+        </w:rPr>
+        <w:t xml:space="preserve"> (Native)</w:t>
+      </w:r>
+      <w:r>
+        <w:rPr>
+          <w:rFonts w:ascii="Cambria" w:eastAsia="Times New Roman" w:hAnsi="Cambria" w:cs="Times New Roman"/>
+          <w:sz w:val="19"/>
+          <w:szCs w:val="19"/>
+        </w:rPr>
+        <w:t>, English</w:t>
+      </w:r>
+      <w:r>
+        <w:rPr>
+          <w:rFonts w:ascii="Cambria" w:eastAsia="Times New Roman" w:hAnsi="Cambria" w:cs="Times New Roman"/>
+          <w:sz w:val="19"/>
+          <w:szCs w:val="19"/>
+        </w:rPr>
+        <w:t xml:space="preserve"> (</w:t>
+      </w:r>
+      <w:r>
+        <w:rPr>
+          <w:rFonts w:ascii="Cambria" w:eastAsia="Times New Roman" w:hAnsi="Cambria" w:cs="Times New Roman"/>
+          <w:sz w:val="19"/>
+          <w:szCs w:val="19"/>
+        </w:rPr>
+        <w:t>Fluent</w:t>
+      </w:r>
+      <w:r>
+        <w:rPr>
+          <w:rFonts w:ascii="Cambria" w:eastAsia="Times New Roman" w:hAnsi="Cambria" w:cs="Times New Roman"/>
+          <w:sz w:val="19"/>
+          <w:szCs w:val="19"/>
+        </w:rPr>
+        <w:t>)</w:t>
       </w:r>
     </w:p>
     <w:sectPr>
@@ -9171,6 +9018,155 @@
     </w:lvl>
   </w:abstractNum>
   <w:abstractNum w:abstractNumId="31" w15:restartNumberingAfterBreak="0">
+    <w:nsid w:val="64A37E01"/>
+    <w:multiLevelType w:val="multilevel"/>
+    <w:tmpl w:val="9942E4F2"/>
+    <w:lvl w:ilvl="0">
+      <w:start w:val="1"/>
+      <w:numFmt w:val="bullet"/>
+      <w:lvlText w:val=""/>
+      <w:lvlJc w:val="left"/>
+      <w:pPr>
+        <w:tabs>
+          <w:tab w:val="num" w:pos="720"/>
+        </w:tabs>
+        <w:ind w:left="720" w:hanging="360"/>
+      </w:pPr>
+      <w:rPr>
+        <w:rFonts w:ascii="Symbol" w:hAnsi="Symbol" w:hint="default"/>
+        <w:sz w:val="20"/>
+      </w:rPr>
+    </w:lvl>
+    <w:lvl w:ilvl="1" w:tentative="1">
+      <w:start w:val="1"/>
+      <w:numFmt w:val="bullet"/>
+      <w:lvlText w:val="o"/>
+      <w:lvlJc w:val="left"/>
+      <w:pPr>
+        <w:tabs>
+          <w:tab w:val="num" w:pos="1440"/>
+        </w:tabs>
+        <w:ind w:left="1440" w:hanging="360"/>
+      </w:pPr>
+      <w:rPr>
+        <w:rFonts w:ascii="Courier New" w:hAnsi="Courier New" w:hint="default"/>
+        <w:sz w:val="20"/>
+      </w:rPr>
+    </w:lvl>
+    <w:lvl w:ilvl="2" w:tentative="1">
+      <w:start w:val="1"/>
+      <w:numFmt w:val="bullet"/>
+      <w:lvlText w:val=""/>
+      <w:lvlJc w:val="left"/>
+      <w:pPr>
+        <w:tabs>
+          <w:tab w:val="num" w:pos="2160"/>
+        </w:tabs>
+        <w:ind w:left="2160" w:hanging="360"/>
+      </w:pPr>
+      <w:rPr>
+        <w:rFonts w:ascii="Wingdings" w:hAnsi="Wingdings" w:hint="default"/>
+        <w:sz w:val="20"/>
+      </w:rPr>
+    </w:lvl>
+    <w:lvl w:ilvl="3" w:tentative="1">
+      <w:start w:val="1"/>
+      <w:numFmt w:val="bullet"/>
+      <w:lvlText w:val=""/>
+      <w:lvlJc w:val="left"/>
+      <w:pPr>
+        <w:tabs>
+          <w:tab w:val="num" w:pos="2880"/>
+        </w:tabs>
+        <w:ind w:left="2880" w:hanging="360"/>
+      </w:pPr>
+      <w:rPr>
+        <w:rFonts w:ascii="Wingdings" w:hAnsi="Wingdings" w:hint="default"/>
+        <w:sz w:val="20"/>
+      </w:rPr>
+    </w:lvl>
+    <w:lvl w:ilvl="4" w:tentative="1">
+      <w:start w:val="1"/>
+      <w:numFmt w:val="bullet"/>
+      <w:lvlText w:val=""/>
+      <w:lvlJc w:val="left"/>
+      <w:pPr>
+        <w:tabs>
+          <w:tab w:val="num" w:pos="3600"/>
+        </w:tabs>
+        <w:ind w:left="3600" w:hanging="360"/>
+      </w:pPr>
+      <w:rPr>
+        <w:rFonts w:ascii="Wingdings" w:hAnsi="Wingdings" w:hint="default"/>
+        <w:sz w:val="20"/>
+      </w:rPr>
+    </w:lvl>
+    <w:lvl w:ilvl="5" w:tentative="1">
+      <w:start w:val="1"/>
+      <w:numFmt w:val="bullet"/>
+      <w:lvlText w:val=""/>
+      <w:lvlJc w:val="left"/>
+      <w:pPr>
+        <w:tabs>
+          <w:tab w:val="num" w:pos="4320"/>
+        </w:tabs>
+        <w:ind w:left="4320" w:hanging="360"/>
+      </w:pPr>
+      <w:rPr>
+        <w:rFonts w:ascii="Wingdings" w:hAnsi="Wingdings" w:hint="default"/>
+        <w:sz w:val="20"/>
+      </w:rPr>
+    </w:lvl>
+    <w:lvl w:ilvl="6" w:tentative="1">
+      <w:start w:val="1"/>
+      <w:numFmt w:val="bullet"/>
+      <w:lvlText w:val=""/>
+      <w:lvlJc w:val="left"/>
+      <w:pPr>
+        <w:tabs>
+          <w:tab w:val="num" w:pos="5040"/>
+        </w:tabs>
+        <w:ind w:left="5040" w:hanging="360"/>
+      </w:pPr>
+      <w:rPr>
+        <w:rFonts w:ascii="Wingdings" w:hAnsi="Wingdings" w:hint="default"/>
+        <w:sz w:val="20"/>
+      </w:rPr>
+    </w:lvl>
+    <w:lvl w:ilvl="7" w:tentative="1">
+      <w:start w:val="1"/>
+      <w:numFmt w:val="bullet"/>
+      <w:lvlText w:val=""/>
+      <w:lvlJc w:val="left"/>
+      <w:pPr>
+        <w:tabs>
+          <w:tab w:val="num" w:pos="5760"/>
+        </w:tabs>
+        <w:ind w:left="5760" w:hanging="360"/>
+      </w:pPr>
+      <w:rPr>
+        <w:rFonts w:ascii="Wingdings" w:hAnsi="Wingdings" w:hint="default"/>
+        <w:sz w:val="20"/>
+      </w:rPr>
+    </w:lvl>
+    <w:lvl w:ilvl="8" w:tentative="1">
+      <w:start w:val="1"/>
+      <w:numFmt w:val="bullet"/>
+      <w:lvlText w:val=""/>
+      <w:lvlJc w:val="left"/>
+      <w:pPr>
+        <w:tabs>
+          <w:tab w:val="num" w:pos="6480"/>
+        </w:tabs>
+        <w:ind w:left="6480" w:hanging="360"/>
+      </w:pPr>
+      <w:rPr>
+        <w:rFonts w:ascii="Wingdings" w:hAnsi="Wingdings" w:hint="default"/>
+        <w:sz w:val="20"/>
+      </w:rPr>
+    </w:lvl>
+  </w:abstractNum>
+  <w:abstractNum w:abstractNumId="32" w15:restartNumberingAfterBreak="0">
     <w:nsid w:val="65AA7334"/>
     <w:multiLevelType w:val="multilevel"/>
     <w:tmpl w:val="A9EEC3CC"/>
@@ -9319,7 +9315,7 @@
       </w:rPr>
     </w:lvl>
   </w:abstractNum>
-  <w:abstractNum w:abstractNumId="32" w15:restartNumberingAfterBreak="0">
+  <w:abstractNum w:abstractNumId="33" w15:restartNumberingAfterBreak="0">
     <w:nsid w:val="689D0AD7"/>
     <w:multiLevelType w:val="hybridMultilevel"/>
     <w:tmpl w:val="076AC598"/>
@@ -9432,7 +9428,7 @@
       </w:rPr>
     </w:lvl>
   </w:abstractNum>
-  <w:abstractNum w:abstractNumId="33" w15:restartNumberingAfterBreak="0">
+  <w:abstractNum w:abstractNumId="34" w15:restartNumberingAfterBreak="0">
     <w:nsid w:val="68A41A9D"/>
     <w:multiLevelType w:val="hybridMultilevel"/>
     <w:tmpl w:val="3AE611F2"/>
@@ -9545,7 +9541,7 @@
       </w:rPr>
     </w:lvl>
   </w:abstractNum>
-  <w:abstractNum w:abstractNumId="34" w15:restartNumberingAfterBreak="0">
+  <w:abstractNum w:abstractNumId="35" w15:restartNumberingAfterBreak="0">
     <w:nsid w:val="69215D13"/>
     <w:multiLevelType w:val="hybridMultilevel"/>
     <w:tmpl w:val="770A45A2"/>
@@ -9658,7 +9654,7 @@
       </w:rPr>
     </w:lvl>
   </w:abstractNum>
-  <w:abstractNum w:abstractNumId="35" w15:restartNumberingAfterBreak="0">
+  <w:abstractNum w:abstractNumId="36" w15:restartNumberingAfterBreak="0">
     <w:nsid w:val="6FAD0486"/>
     <w:multiLevelType w:val="hybridMultilevel"/>
     <w:tmpl w:val="E410F18A"/>
@@ -9770,7 +9766,7 @@
       </w:rPr>
     </w:lvl>
   </w:abstractNum>
-  <w:abstractNum w:abstractNumId="36" w15:restartNumberingAfterBreak="0">
+  <w:abstractNum w:abstractNumId="37" w15:restartNumberingAfterBreak="0">
     <w:nsid w:val="76A4532B"/>
     <w:multiLevelType w:val="multilevel"/>
     <w:tmpl w:val="9B404FE8"/>
@@ -9919,7 +9915,7 @@
       </w:rPr>
     </w:lvl>
   </w:abstractNum>
-  <w:abstractNum w:abstractNumId="37" w15:restartNumberingAfterBreak="0">
+  <w:abstractNum w:abstractNumId="38" w15:restartNumberingAfterBreak="0">
     <w:nsid w:val="772777F4"/>
     <w:multiLevelType w:val="multilevel"/>
     <w:tmpl w:val="568246D8"/>
@@ -10068,7 +10064,7 @@
       </w:rPr>
     </w:lvl>
   </w:abstractNum>
-  <w:abstractNum w:abstractNumId="38" w15:restartNumberingAfterBreak="0">
+  <w:abstractNum w:abstractNumId="39" w15:restartNumberingAfterBreak="0">
     <w:nsid w:val="7AC476D9"/>
     <w:multiLevelType w:val="multilevel"/>
     <w:tmpl w:val="86A4D680"/>
@@ -10217,7 +10213,7 @@
       </w:rPr>
     </w:lvl>
   </w:abstractNum>
-  <w:abstractNum w:abstractNumId="39" w15:restartNumberingAfterBreak="0">
+  <w:abstractNum w:abstractNumId="40" w15:restartNumberingAfterBreak="0">
     <w:nsid w:val="7C53601B"/>
     <w:multiLevelType w:val="multilevel"/>
     <w:tmpl w:val="516E55D6"/>
@@ -10366,7 +10362,7 @@
       </w:rPr>
     </w:lvl>
   </w:abstractNum>
-  <w:abstractNum w:abstractNumId="40" w15:restartNumberingAfterBreak="0">
+  <w:abstractNum w:abstractNumId="41" w15:restartNumberingAfterBreak="0">
     <w:nsid w:val="7DF61116"/>
     <w:multiLevelType w:val="multilevel"/>
     <w:tmpl w:val="4C7A3EC2"/>
@@ -10516,13 +10512,13 @@
     </w:lvl>
   </w:abstractNum>
   <w:num w:numId="1" w16cid:durableId="850993057">
-    <w:abstractNumId w:val="37"/>
+    <w:abstractNumId w:val="38"/>
   </w:num>
   <w:num w:numId="2" w16cid:durableId="832255489">
     <w:abstractNumId w:val="25"/>
   </w:num>
   <w:num w:numId="3" w16cid:durableId="1766731236">
-    <w:abstractNumId w:val="33"/>
+    <w:abstractNumId w:val="34"/>
   </w:num>
   <w:num w:numId="4" w16cid:durableId="313727768">
     <w:abstractNumId w:val="30"/>
@@ -10552,19 +10548,19 @@
     <w:abstractNumId w:val="5"/>
   </w:num>
   <w:num w:numId="13" w16cid:durableId="1345328387">
-    <w:abstractNumId w:val="35"/>
+    <w:abstractNumId w:val="36"/>
   </w:num>
   <w:num w:numId="14" w16cid:durableId="1356075860">
     <w:abstractNumId w:val="15"/>
   </w:num>
   <w:num w:numId="15" w16cid:durableId="1175723738">
-    <w:abstractNumId w:val="36"/>
+    <w:abstractNumId w:val="37"/>
   </w:num>
   <w:num w:numId="16" w16cid:durableId="1756126916">
     <w:abstractNumId w:val="0"/>
   </w:num>
   <w:num w:numId="17" w16cid:durableId="1101491879">
-    <w:abstractNumId w:val="39"/>
+    <w:abstractNumId w:val="40"/>
   </w:num>
   <w:num w:numId="18" w16cid:durableId="2091345600">
     <w:abstractNumId w:val="17"/>
@@ -10573,7 +10569,7 @@
     <w:abstractNumId w:val="11"/>
   </w:num>
   <w:num w:numId="20" w16cid:durableId="2124953496">
-    <w:abstractNumId w:val="40"/>
+    <w:abstractNumId w:val="41"/>
   </w:num>
   <w:num w:numId="21" w16cid:durableId="1022245306">
     <w:abstractNumId w:val="6"/>
@@ -10585,7 +10581,7 @@
     <w:abstractNumId w:val="8"/>
   </w:num>
   <w:num w:numId="24" w16cid:durableId="1963225307">
-    <w:abstractNumId w:val="31"/>
+    <w:abstractNumId w:val="32"/>
   </w:num>
   <w:num w:numId="25" w16cid:durableId="690961294">
     <w:abstractNumId w:val="10"/>
@@ -10597,7 +10593,7 @@
     <w:abstractNumId w:val="14"/>
   </w:num>
   <w:num w:numId="28" w16cid:durableId="1376081555">
-    <w:abstractNumId w:val="38"/>
+    <w:abstractNumId w:val="39"/>
   </w:num>
   <w:num w:numId="29" w16cid:durableId="1620451683">
     <w:abstractNumId w:val="18"/>
@@ -10627,16 +10623,19 @@
     <w:abstractNumId w:val="3"/>
   </w:num>
   <w:num w:numId="38" w16cid:durableId="154106154">
-    <w:abstractNumId w:val="32"/>
+    <w:abstractNumId w:val="33"/>
   </w:num>
   <w:num w:numId="39" w16cid:durableId="1973247779">
     <w:abstractNumId w:val="4"/>
   </w:num>
   <w:num w:numId="40" w16cid:durableId="1784495592">
-    <w:abstractNumId w:val="34"/>
+    <w:abstractNumId w:val="35"/>
   </w:num>
   <w:num w:numId="41" w16cid:durableId="1554652542">
     <w:abstractNumId w:val="7"/>
+  </w:num>
+  <w:num w:numId="42" w16cid:durableId="1452626675">
+    <w:abstractNumId w:val="31"/>
   </w:num>
 </w:numbering>
 </file>
